--- a/proactive-english-a2-b2-sy/out/PE-SY_SERIES_BIBLE.docx
+++ b/proactive-english-a2-b2-sy/out/PE-SY_SERIES_BIBLE.docx
@@ -27,7 +27,7 @@
           <w:sz w:val="22"/>
           <w:szCs w:val="22"/>
         </w:rPr>
-        <w:t xml:space="preserve">Syria Edition · Version 1.1 · 17 October 2026 · Author: Mo (Mohamad Khorbatli)</w:t>
+        <w:t xml:space="preserve">Syria Edition · Version 1.2 · 18 October 2026 · Author: Mo (Mohamad Khorbatli)</w:t>
       </w:r>
     </w:p>
     <w:p>
@@ -4537,6 +4537,147 @@
           </w:p>
         </w:tc>
       </w:tr>
+      <w:tr>
+        <w:tc>
+          <w:tcPr>
+            <w:tcW w:type="dxa" w:w="2476"/>
+            <w:tcBorders>
+              <w:top w:val="single" w:color="A6A6A6" w:sz="4"/>
+              <w:left w:val="single" w:color="A6A6A6" w:sz="4"/>
+              <w:bottom w:val="single" w:color="A6A6A6" w:sz="4"/>
+              <w:right w:val="single" w:color="A6A6A6" w:sz="4"/>
+            </w:tcBorders>
+            <w:tcMar>
+              <w:top w:type="dxa" w:w="50"/>
+              <w:left w:type="dxa" w:w="90"/>
+              <w:bottom w:type="dxa" w:w="50"/>
+              <w:right w:type="dxa" w:w="90"/>
+            </w:tcMar>
+          </w:tcPr>
+          <w:p>
+            <w:r>
+              <w:rPr>
+                <w:rFonts w:ascii="Calibri" w:cs="Calibri" w:eastAsia="Calibri" w:hAnsi="Calibri"/>
+                <w:sz w:val="20"/>
+                <w:szCs w:val="20"/>
+              </w:rPr>
+              <w:t xml:space="preserve">B2 Book 2 (Units 13–24)</w:t>
+            </w:r>
+          </w:p>
+        </w:tc>
+        <w:tc>
+          <w:tcPr>
+            <w:tcW w:type="dxa" w:w="3128"/>
+            <w:tcBorders>
+              <w:top w:val="single" w:color="A6A6A6" w:sz="4"/>
+              <w:left w:val="single" w:color="A6A6A6" w:sz="4"/>
+              <w:bottom w:val="single" w:color="A6A6A6" w:sz="4"/>
+              <w:right w:val="single" w:color="A6A6A6" w:sz="4"/>
+            </w:tcBorders>
+            <w:tcMar>
+              <w:top w:type="dxa" w:w="50"/>
+              <w:left w:type="dxa" w:w="90"/>
+              <w:bottom w:type="dxa" w:w="50"/>
+              <w:right w:type="dxa" w:w="90"/>
+            </w:tcMar>
+          </w:tcPr>
+          <w:p>
+            <w:r>
+              <w:rPr>
+                <w:rFonts w:ascii="Calibri" w:cs="Calibri" w:eastAsia="Calibri" w:hAnsi="Calibri"/>
+                <w:b/>
+                <w:bCs/>
+                <w:sz w:val="20"/>
+                <w:szCs w:val="20"/>
+              </w:rPr>
+              <w:t xml:space="preserve">45–47</w:t>
+            </w:r>
+          </w:p>
+        </w:tc>
+        <w:tc>
+          <w:tcPr>
+            <w:tcW w:type="dxa" w:w="1955"/>
+            <w:tcBorders>
+              <w:top w:val="single" w:color="A6A6A6" w:sz="4"/>
+              <w:left w:val="single" w:color="A6A6A6" w:sz="4"/>
+              <w:bottom w:val="single" w:color="A6A6A6" w:sz="4"/>
+              <w:right w:val="single" w:color="A6A6A6" w:sz="4"/>
+            </w:tcBorders>
+            <w:tcMar>
+              <w:top w:type="dxa" w:w="50"/>
+              <w:left w:type="dxa" w:w="90"/>
+              <w:bottom w:type="dxa" w:w="50"/>
+              <w:right w:type="dxa" w:w="90"/>
+            </w:tcMar>
+          </w:tcPr>
+          <w:p>
+            <w:r>
+              <w:rPr>
+                <w:rFonts w:ascii="Calibri" w:cs="Calibri" w:eastAsia="Calibri" w:hAnsi="Calibri"/>
+                <w:b/>
+                <w:bCs/>
+                <w:sz w:val="20"/>
+                <w:szCs w:val="20"/>
+              </w:rPr>
+              <w:t xml:space="preserve">29–34</w:t>
+            </w:r>
+          </w:p>
+        </w:tc>
+        <w:tc>
+          <w:tcPr>
+            <w:tcW w:type="dxa" w:w="1173"/>
+            <w:tcBorders>
+              <w:top w:val="single" w:color="A6A6A6" w:sz="4"/>
+              <w:left w:val="single" w:color="A6A6A6" w:sz="4"/>
+              <w:bottom w:val="single" w:color="A6A6A6" w:sz="4"/>
+              <w:right w:val="single" w:color="A6A6A6" w:sz="4"/>
+            </w:tcBorders>
+            <w:tcMar>
+              <w:top w:type="dxa" w:w="50"/>
+              <w:left w:type="dxa" w:w="90"/>
+              <w:bottom w:type="dxa" w:w="50"/>
+              <w:right w:type="dxa" w:w="90"/>
+            </w:tcMar>
+          </w:tcPr>
+          <w:p>
+            <w:r>
+              <w:rPr>
+                <w:rFonts w:ascii="Calibri" w:cs="Calibri" w:eastAsia="Calibri" w:hAnsi="Calibri"/>
+                <w:sz w:val="20"/>
+                <w:szCs w:val="20"/>
+              </w:rPr>
+              <w:t xml:space="preserve">577</w:t>
+            </w:r>
+          </w:p>
+        </w:tc>
+        <w:tc>
+          <w:tcPr>
+            <w:tcW w:type="dxa" w:w="1174"/>
+            <w:tcBorders>
+              <w:top w:val="single" w:color="A6A6A6" w:sz="4"/>
+              <w:left w:val="single" w:color="A6A6A6" w:sz="4"/>
+              <w:bottom w:val="single" w:color="A6A6A6" w:sz="4"/>
+              <w:right w:val="single" w:color="A6A6A6" w:sz="4"/>
+            </w:tcBorders>
+            <w:tcMar>
+              <w:top w:type="dxa" w:w="50"/>
+              <w:left w:type="dxa" w:w="90"/>
+              <w:bottom w:type="dxa" w:w="50"/>
+              <w:right w:type="dxa" w:w="90"/>
+            </w:tcMar>
+          </w:tcPr>
+          <w:p>
+            <w:r>
+              <w:rPr>
+                <w:rFonts w:ascii="Calibri" w:cs="Calibri" w:eastAsia="Calibri" w:hAnsi="Calibri"/>
+                <w:sz w:val="20"/>
+                <w:szCs w:val="20"/>
+              </w:rPr>
+              <w:t xml:space="preserve">394</w:t>
+            </w:r>
+          </w:p>
+        </w:tc>
+      </w:tr>
     </w:tbl>
     <w:p>
       <w:pPr>
@@ -5183,6 +5324,147 @@
           </w:p>
         </w:tc>
       </w:tr>
+      <w:tr>
+        <w:tc>
+          <w:tcPr>
+            <w:tcW w:type="dxa" w:w="2323"/>
+            <w:tcBorders>
+              <w:top w:val="single" w:color="A6A6A6" w:sz="4"/>
+              <w:left w:val="single" w:color="A6A6A6" w:sz="4"/>
+              <w:bottom w:val="single" w:color="A6A6A6" w:sz="4"/>
+              <w:right w:val="single" w:color="A6A6A6" w:sz="4"/>
+            </w:tcBorders>
+            <w:tcMar>
+              <w:top w:type="dxa" w:w="50"/>
+              <w:left w:type="dxa" w:w="90"/>
+              <w:bottom w:type="dxa" w:w="50"/>
+              <w:right w:type="dxa" w:w="90"/>
+            </w:tcMar>
+          </w:tcPr>
+          <w:p>
+            <w:r>
+              <w:rPr>
+                <w:rFonts w:ascii="Calibri" w:cs="Calibri" w:eastAsia="Calibri" w:hAnsi="Calibri"/>
+                <w:sz w:val="20"/>
+                <w:szCs w:val="20"/>
+              </w:rPr>
+              <w:t xml:space="preserve">B2 Book 2</w:t>
+            </w:r>
+          </w:p>
+        </w:tc>
+        <w:tc>
+          <w:tcPr>
+            <w:tcW w:type="dxa" w:w="2079"/>
+            <w:tcBorders>
+              <w:top w:val="single" w:color="A6A6A6" w:sz="4"/>
+              <w:left w:val="single" w:color="A6A6A6" w:sz="4"/>
+              <w:bottom w:val="single" w:color="A6A6A6" w:sz="4"/>
+              <w:right w:val="single" w:color="A6A6A6" w:sz="4"/>
+            </w:tcBorders>
+            <w:tcMar>
+              <w:top w:type="dxa" w:w="50"/>
+              <w:left w:type="dxa" w:w="90"/>
+              <w:bottom w:type="dxa" w:w="50"/>
+              <w:right w:type="dxa" w:w="90"/>
+            </w:tcMar>
+          </w:tcPr>
+          <w:p>
+            <w:r>
+              <w:rPr>
+                <w:rFonts w:ascii="Calibri" w:cs="Calibri" w:eastAsia="Calibri" w:hAnsi="Calibri"/>
+                <w:sz w:val="20"/>
+                <w:szCs w:val="20"/>
+              </w:rPr>
+              <w:t xml:space="preserve">10 + 8</w:t>
+            </w:r>
+          </w:p>
+        </w:tc>
+        <w:tc>
+          <w:tcPr>
+            <w:tcW w:type="dxa" w:w="2323"/>
+            <w:tcBorders>
+              <w:top w:val="single" w:color="A6A6A6" w:sz="4"/>
+              <w:left w:val="single" w:color="A6A6A6" w:sz="4"/>
+              <w:bottom w:val="single" w:color="A6A6A6" w:sz="4"/>
+              <w:right w:val="single" w:color="A6A6A6" w:sz="4"/>
+            </w:tcBorders>
+            <w:tcMar>
+              <w:top w:type="dxa" w:w="50"/>
+              <w:left w:type="dxa" w:w="90"/>
+              <w:bottom w:type="dxa" w:w="50"/>
+              <w:right w:type="dxa" w:w="90"/>
+            </w:tcMar>
+          </w:tcPr>
+          <w:p>
+            <w:r>
+              <w:rPr>
+                <w:rFonts w:ascii="Calibri" w:cs="Calibri" w:eastAsia="Calibri" w:hAnsi="Calibri"/>
+                <w:b/>
+                <w:bCs/>
+                <w:sz w:val="20"/>
+                <w:szCs w:val="20"/>
+              </w:rPr>
+              <w:t xml:space="preserve">15 + 11</w:t>
+            </w:r>
+          </w:p>
+        </w:tc>
+        <w:tc>
+          <w:tcPr>
+            <w:tcW w:type="dxa" w:w="1345"/>
+            <w:tcBorders>
+              <w:top w:val="single" w:color="A6A6A6" w:sz="4"/>
+              <w:left w:val="single" w:color="A6A6A6" w:sz="4"/>
+              <w:bottom w:val="single" w:color="A6A6A6" w:sz="4"/>
+              <w:right w:val="single" w:color="A6A6A6" w:sz="4"/>
+            </w:tcBorders>
+            <w:tcMar>
+              <w:top w:type="dxa" w:w="50"/>
+              <w:left w:type="dxa" w:w="90"/>
+              <w:bottom w:type="dxa" w:w="50"/>
+              <w:right w:type="dxa" w:w="90"/>
+            </w:tcMar>
+          </w:tcPr>
+          <w:p>
+            <w:r>
+              <w:rPr>
+                <w:rFonts w:ascii="Calibri" w:cs="Calibri" w:eastAsia="Calibri" w:hAnsi="Calibri"/>
+                <w:sz w:val="20"/>
+                <w:szCs w:val="20"/>
+              </w:rPr>
+              <w:t xml:space="preserve">60 / 100</w:t>
+            </w:r>
+          </w:p>
+        </w:tc>
+        <w:tc>
+          <w:tcPr>
+            <w:tcW w:type="dxa" w:w="1836"/>
+            <w:tcBorders>
+              <w:top w:val="single" w:color="A6A6A6" w:sz="4"/>
+              <w:left w:val="single" w:color="A6A6A6" w:sz="4"/>
+              <w:bottom w:val="single" w:color="A6A6A6" w:sz="4"/>
+              <w:right w:val="single" w:color="A6A6A6" w:sz="4"/>
+            </w:tcBorders>
+            <w:tcMar>
+              <w:top w:type="dxa" w:w="50"/>
+              <w:left w:type="dxa" w:w="90"/>
+              <w:bottom w:type="dxa" w:w="50"/>
+              <w:right w:type="dxa" w:w="90"/>
+            </w:tcMar>
+          </w:tcPr>
+          <w:p>
+            <w:r>
+              <w:rPr>
+                <w:rFonts w:ascii="Calibri" w:cs="Calibri" w:eastAsia="Calibri" w:hAnsi="Calibri"/>
+                <w:b/>
+                <w:bCs/>
+                <w:sz w:val="20"/>
+                <w:szCs w:val="20"/>
+              </w:rPr>
+              <w:t xml:space="preserve">40 · 25 · 25 · 10</w:t>
+            </w:r>
+          </w:p>
+        </w:tc>
+      </w:tr>
     </w:tbl>
     <w:p>
       <w:pPr>
@@ -5368,6 +5650,106 @@
       <w:r>
         <w:rPr>
           <w:rFonts w:ascii="Calibri" w:cs="Calibri" w:eastAsia="Calibri" w:hAnsi="Calibri"/>
+          <w:sz w:val="22"/>
+          <w:szCs w:val="22"/>
+        </w:rPr>
+        <w:t xml:space="preserve">⚠ </w:t>
+      </w:r>
+      <w:r>
+        <w:rPr>
+          <w:rFonts w:ascii="Calibri" w:cs="Calibri" w:eastAsia="Calibri" w:hAnsi="Calibri"/>
+          <w:b/>
+          <w:bCs/>
+          <w:sz w:val="22"/>
+          <w:szCs w:val="22"/>
+        </w:rPr>
+        <w:t xml:space="preserve">The lesson of B2 Book 2, and it is the most useful thing in this section.</w:t>
+      </w:r>
+      <w:r>
+        <w:rPr>
+          <w:rFonts w:ascii="Calibri" w:cs="Calibri" w:eastAsia="Calibri" w:hAnsi="Calibri"/>
+          <w:sz w:val="22"/>
+          <w:szCs w:val="22"/>
+        </w:rPr>
+        <w:t xml:space="preserve"> </w:t>
+      </w:r>
+      <w:r>
+        <w:rPr>
+          <w:rFonts w:ascii="Calibri" w:cs="Calibri" w:eastAsia="Calibri" w:hAnsi="Calibri"/>
+          <w:b/>
+          <w:bCs/>
+          <w:sz w:val="22"/>
+          <w:szCs w:val="22"/>
+        </w:rPr>
+        <w:t xml:space="preserve">Four of the six word-count bands projected for it were a step up from Book 1 and all four came back identical</w:t>
+      </w:r>
+      <w:r>
+        <w:rPr>
+          <w:rFonts w:ascii="Calibri" w:cs="Calibri" w:eastAsia="Calibri" w:hAnsi="Calibri"/>
+          <w:sz w:val="22"/>
+          <w:szCs w:val="22"/>
+        </w:rPr>
+        <w:t xml:space="preserve"> — free writing, model length, dialogue turns and answer-key pages. </w:t>
+      </w:r>
+      <w:r>
+        <w:rPr>
+          <w:rFonts w:ascii="Calibri" w:cs="Calibri" w:eastAsia="Calibri" w:hAnsi="Calibri"/>
+          <w:b/>
+          <w:bCs/>
+          <w:sz w:val="22"/>
+          <w:szCs w:val="22"/>
+        </w:rPr>
+        <w:t xml:space="preserve">The reason is the examination: B2 First asks for 140–190 words in both writing parts and does not ask for more in the second year of a course.</w:t>
+      </w:r>
+      <w:r>
+        <w:rPr>
+          <w:rFonts w:ascii="Calibri" w:cs="Calibri" w:eastAsia="Calibri" w:hAnsi="Calibri"/>
+          <w:sz w:val="22"/>
+          <w:szCs w:val="22"/>
+        </w:rPr>
+        <w:t xml:space="preserve"> </w:t>
+      </w:r>
+      <w:r>
+        <w:rPr>
+          <w:rFonts w:ascii="Calibri" w:cs="Calibri" w:eastAsia="Calibri" w:hAnsi="Calibri"/>
+          <w:b/>
+          <w:bCs/>
+          <w:sz w:val="22"/>
+          <w:szCs w:val="22"/>
+        </w:rPr>
+        <w:t xml:space="preserve">So step up only the figures the examination does not fix, and establish which those are before projecting any of them.</w:t>
+      </w:r>
+      <w:r>
+        <w:rPr>
+          <w:rFonts w:ascii="Calibri" w:cs="Calibri" w:eastAsia="Calibri" w:hAnsi="Calibri"/>
+          <w:sz w:val="22"/>
+          <w:szCs w:val="22"/>
+        </w:rPr>
+        <w:t xml:space="preserve"> </w:t>
+      </w:r>
+      <w:r>
+        <w:rPr>
+          <w:rFonts w:ascii="Calibri" w:cs="Calibri" w:eastAsia="Calibri" w:hAnsi="Calibri"/>
+          <w:b/>
+          <w:bCs/>
+          <w:sz w:val="22"/>
+          <w:szCs w:val="22"/>
+        </w:rPr>
+        <w:t xml:space="preserve">The two that did move are the ones the examination says nothing about: the Student's Book band, because Book 2 carries no front matter, and the test length.</w:t>
+      </w:r>
+    </w:p>
+    <w:p>
+      <w:pPr>
+        <w:pStyle w:val="ListParagraph"/>
+        <w:numPr>
+          <w:ilvl w:val="0"/>
+          <w:numId w:val="2"/>
+        </w:numPr>
+        <w:spacing w:after="60"/>
+      </w:pPr>
+      <w:r>
+        <w:rPr>
+          <w:rFonts w:ascii="Calibri" w:cs="Calibri" w:eastAsia="Calibri" w:hAnsi="Calibri"/>
           <w:b/>
           <w:bCs/>
           <w:sz w:val="22"/>
@@ -5424,7 +5806,33 @@
           <w:sz w:val="22"/>
           <w:szCs w:val="22"/>
         </w:rPr>
-        <w:t xml:space="preserve">B2 Book 1: free 180–220 · models 350–480 · dialogues 16–20 turns · 4R reports 335–460 · writer's boxes 180–250 · 3R listener tasks 35–78 · 7R shares 55–88.</w:t>
+        <w:t xml:space="preserve">B2, both books: free 180–220 · models 350–480 · dialogues 16–20 turns · 4R reports 335–460 · writer's boxes 180–250 · 3R listener tasks 35–78 · 7R shares 55–88.</w:t>
+      </w:r>
+      <w:r>
+        <w:rPr>
+          <w:rFonts w:ascii="Calibri" w:cs="Calibri" w:eastAsia="Calibri" w:hAnsi="Calibri"/>
+          <w:sz w:val="22"/>
+          <w:szCs w:val="22"/>
+        </w:rPr>
+        <w:t xml:space="preserve"> ⚠ </w:t>
+      </w:r>
+      <w:r>
+        <w:rPr>
+          <w:rFonts w:ascii="Calibri" w:cs="Calibri" w:eastAsia="Calibri" w:hAnsi="Calibri"/>
+          <w:b/>
+          <w:bCs/>
+          <w:sz w:val="22"/>
+          <w:szCs w:val="22"/>
+        </w:rPr>
+        <w:t xml:space="preserve">Book 2 held every one of these unchanged</w:t>
+      </w:r>
+      <w:r>
+        <w:rPr>
+          <w:rFonts w:ascii="Calibri" w:cs="Calibri" w:eastAsia="Calibri" w:hAnsi="Calibri"/>
+          <w:sz w:val="22"/>
+          <w:szCs w:val="22"/>
+        </w:rPr>
+        <w:t xml:space="preserve">, against a plan that projected a step up in four of them; see the note below.</w:t>
       </w:r>
     </w:p>
     <w:p>
@@ -5485,7 +5893,7 @@
           <w:sz w:val="22"/>
           <w:szCs w:val="22"/>
         </w:rPr>
-        <w:t xml:space="preserve">; B1 Book 2 and the whole of B2 Book 1 were built at exactly </w:t>
+        <w:t xml:space="preserve">; B1 Book 2 and the whole of B2, both books, were built at exactly </w:t>
       </w:r>
       <w:r>
         <w:rPr>
@@ -5540,6 +5948,223 @@
           <w:szCs w:val="22"/>
         </w:rPr>
         <w:t xml:space="preserve"> lines inside answer commentary.</w:t>
+      </w:r>
+    </w:p>
+    <w:p>
+      <w:pPr>
+        <w:spacing w:after="100"/>
+      </w:pPr>
+      <w:r>
+        <w:rPr>
+          <w:rFonts w:ascii="Calibri" w:cs="Calibri" w:eastAsia="Calibri" w:hAnsi="Calibri"/>
+          <w:b/>
+          <w:bCs/>
+          <w:sz w:val="22"/>
+          <w:szCs w:val="22"/>
+        </w:rPr>
+        <w:t xml:space="preserve">The declared lexis sets are a level-wide constraint and not a book-wide one.</w:t>
+      </w:r>
+      <w:r>
+        <w:rPr>
+          <w:rFonts w:ascii="Calibri" w:cs="Calibri" w:eastAsia="Calibri" w:hAnsi="Calibri"/>
+          <w:sz w:val="22"/>
+          <w:szCs w:val="22"/>
+        </w:rPr>
+        <w:t xml:space="preserve"> </w:t>
+      </w:r>
+      <w:r>
+        <w:rPr>
+          <w:rFonts w:ascii="Calibri" w:cs="Calibri" w:eastAsia="Calibri" w:hAnsi="Calibri"/>
+          <w:b/>
+          <w:bCs/>
+          <w:sz w:val="22"/>
+          <w:szCs w:val="22"/>
+        </w:rPr>
+        <w:t xml:space="preserve">B2 declares 12 phrasal verbs and 9 word-formation pairs in every unit of Book 2 and 10–12 and 8–10 in Book 1, and no item is repeated in any of the 24 units.</w:t>
+      </w:r>
+      <w:r>
+        <w:rPr>
+          <w:rFonts w:ascii="Calibri" w:cs="Calibri" w:eastAsia="Calibri" w:hAnsi="Calibri"/>
+          <w:sz w:val="22"/>
+          <w:szCs w:val="22"/>
+        </w:rPr>
+        <w:t xml:space="preserve"> ⚠ </w:t>
+      </w:r>
+      <w:r>
+        <w:rPr>
+          <w:rFonts w:ascii="Calibri" w:cs="Calibri" w:eastAsia="Calibri" w:hAnsi="Calibri"/>
+          <w:b/>
+          <w:bCs/>
+          <w:sz w:val="22"/>
+          <w:szCs w:val="22"/>
+        </w:rPr>
+        <w:t xml:space="preserve">The pre-check that enforces it must not truncate the list.</w:t>
+      </w:r>
+      <w:r>
+        <w:rPr>
+          <w:rFonts w:ascii="Calibri" w:cs="Calibri" w:eastAsia="Calibri" w:hAnsi="Calibri"/>
+          <w:sz w:val="22"/>
+          <w:szCs w:val="22"/>
+        </w:rPr>
+        <w:t xml:space="preserve"> </w:t>
+      </w:r>
+      <w:r>
+        <w:rPr>
+          <w:rFonts w:ascii="Calibri" w:cs="Calibri" w:eastAsia="Calibri" w:hAnsi="Calibri"/>
+          <w:b/>
+          <w:bCs/>
+          <w:sz w:val="22"/>
+          <w:szCs w:val="22"/>
+        </w:rPr>
+        <w:t xml:space="preserve">A </w:t>
+      </w:r>
+      <w:r>
+        <w:rPr>
+          <w:rFonts w:ascii="Consolas" w:cs="Consolas" w:eastAsia="Consolas" w:hAnsi="Consolas"/>
+          <w:b/>
+          <w:bCs/>
+          <w:sz w:val="20"/>
+          <w:szCs w:val="20"/>
+        </w:rPr>
+        <w:t xml:space="preserve">sed</w:t>
+      </w:r>
+      <w:r>
+        <w:rPr>
+          <w:rFonts w:ascii="Calibri" w:cs="Calibri" w:eastAsia="Calibri" w:hAnsi="Calibri"/>
+          <w:b/>
+          <w:bCs/>
+          <w:sz w:val="22"/>
+          <w:szCs w:val="22"/>
+        </w:rPr>
+        <w:t xml:space="preserve"> that strips at the first underscore drops the last item of every declared set, and two collisions reached a built unit that way</w:t>
+      </w:r>
+      <w:r>
+        <w:rPr>
+          <w:rFonts w:ascii="Calibri" w:cs="Calibri" w:eastAsia="Calibri" w:hAnsi="Calibri"/>
+          <w:sz w:val="22"/>
+          <w:szCs w:val="22"/>
+        </w:rPr>
+        <w:t xml:space="preserve"> — </w:t>
+      </w:r>
+      <w:r>
+        <w:rPr>
+          <w:rFonts w:ascii="Consolas" w:cs="Consolas" w:eastAsia="Consolas" w:hAnsi="Consolas"/>
+          <w:sz w:val="20"/>
+          <w:szCs w:val="20"/>
+        </w:rPr>
+        <w:t xml:space="preserve">come down to</w:t>
+      </w:r>
+      <w:r>
+        <w:rPr>
+          <w:rFonts w:ascii="Calibri" w:cs="Calibri" w:eastAsia="Calibri" w:hAnsi="Calibri"/>
+          <w:sz w:val="22"/>
+          <w:szCs w:val="22"/>
+        </w:rPr>
+        <w:t xml:space="preserve"> </w:t>
+      </w:r>
+      <w:r>
+        <w:rPr>
+          <w:rFonts w:ascii="Calibri" w:cs="Calibri" w:eastAsia="Calibri" w:hAnsi="Calibri"/>
+          <w:b/>
+          <w:bCs/>
+          <w:sz w:val="22"/>
+          <w:szCs w:val="22"/>
+        </w:rPr>
+        <w:t xml:space="preserve">and</w:t>
+      </w:r>
+      <w:r>
+        <w:rPr>
+          <w:rFonts w:ascii="Calibri" w:cs="Calibri" w:eastAsia="Calibri" w:hAnsi="Calibri"/>
+          <w:sz w:val="22"/>
+          <w:szCs w:val="22"/>
+        </w:rPr>
+        <w:t xml:space="preserve"> </w:t>
+      </w:r>
+      <w:r>
+        <w:rPr>
+          <w:rFonts w:ascii="Consolas" w:cs="Consolas" w:eastAsia="Consolas" w:hAnsi="Consolas"/>
+          <w:sz w:val="20"/>
+          <w:szCs w:val="20"/>
+        </w:rPr>
+        <w:t xml:space="preserve">conform</w:t>
+      </w:r>
+      <w:r>
+        <w:rPr>
+          <w:rFonts w:ascii="Calibri" w:cs="Calibri" w:eastAsia="Calibri" w:hAnsi="Calibri"/>
+          <w:sz w:val="22"/>
+          <w:szCs w:val="22"/>
+        </w:rPr>
+        <w:t xml:space="preserve">, </w:t>
+      </w:r>
+      <w:r>
+        <w:rPr>
+          <w:rFonts w:ascii="Calibri" w:cs="Calibri" w:eastAsia="Calibri" w:hAnsi="Calibri"/>
+          <w:b/>
+          <w:bCs/>
+          <w:sz w:val="22"/>
+          <w:szCs w:val="22"/>
+        </w:rPr>
+        <w:t xml:space="preserve">both caught by </w:t>
+      </w:r>
+      <w:r>
+        <w:rPr>
+          <w:rFonts w:ascii="Consolas" w:cs="Consolas" w:eastAsia="Consolas" w:hAnsi="Consolas"/>
+          <w:b/>
+          <w:bCs/>
+          <w:sz w:val="20"/>
+          <w:szCs w:val="20"/>
+        </w:rPr>
+        <w:t xml:space="preserve">qa.sh</w:t>
+      </w:r>
+      <w:r>
+        <w:rPr>
+          <w:rFonts w:ascii="Calibri" w:cs="Calibri" w:eastAsia="Calibri" w:hAnsi="Calibri"/>
+          <w:b/>
+          <w:bCs/>
+          <w:sz w:val="22"/>
+          <w:szCs w:val="22"/>
+        </w:rPr>
+        <w:t xml:space="preserve"> and not by the pre-check.</w:t>
+      </w:r>
+      <w:r>
+        <w:rPr>
+          <w:rFonts w:ascii="Calibri" w:cs="Calibri" w:eastAsia="Calibri" w:hAnsi="Calibri"/>
+          <w:sz w:val="22"/>
+          <w:szCs w:val="22"/>
+        </w:rPr>
+        <w:t xml:space="preserve"> **Extract with </w:t>
+      </w:r>
+      <w:r>
+        <w:rPr>
+          <w:rFonts w:ascii="Consolas" w:cs="Consolas" w:eastAsia="Consolas" w:hAnsi="Consolas"/>
+          <w:sz w:val="20"/>
+          <w:szCs w:val="20"/>
+        </w:rPr>
+        <w:t xml:space="preserve">tr '·' '\n'</w:t>
+      </w:r>
+      <w:r>
+        <w:rPr>
+          <w:rFonts w:ascii="Calibri" w:cs="Calibri" w:eastAsia="Calibri" w:hAnsi="Calibri"/>
+          <w:sz w:val="22"/>
+          <w:szCs w:val="22"/>
+        </w:rPr>
+        <w:t xml:space="preserve"> and finish with </w:t>
+      </w:r>
+      <w:r>
+        <w:rPr>
+          <w:rFonts w:ascii="Consolas" w:cs="Consolas" w:eastAsia="Consolas" w:hAnsi="Consolas"/>
+          <w:sz w:val="20"/>
+          <w:szCs w:val="20"/>
+        </w:rPr>
+        <w:t xml:space="preserve">sort | uniq -d</w:t>
+      </w:r>
+      <w:r>
+        <w:rPr>
+          <w:rFonts w:ascii="Calibri" w:cs="Calibri" w:eastAsia="Calibri" w:hAnsi="Calibri"/>
+          <w:sz w:val="22"/>
+          <w:szCs w:val="22"/>
+        </w:rPr>
+        <w:t xml:space="preserve">.</w:t>
       </w:r>
     </w:p>
     <w:p>

--- a/proactive-english-a2-b2-sy/out/PE-SY_SERIES_BIBLE.docx
+++ b/proactive-english-a2-b2-sy/out/PE-SY_SERIES_BIBLE.docx
@@ -27,7 +27,7 @@
           <w:sz w:val="22"/>
           <w:szCs w:val="22"/>
         </w:rPr>
-        <w:t xml:space="preserve">Syria Edition · Version 1.2 · 18 October 2026 · Author: Mo (Mohamad Khorbatli)</w:t>
+        <w:t xml:space="preserve">Syria Edition · Version 1.3 · 19 October 2026 · Author: Mo (Mohamad Khorbatli)</w:t>
       </w:r>
     </w:p>
     <w:p>
@@ -504,7 +504,7 @@
                 <w:sz w:val="20"/>
                 <w:szCs w:val="20"/>
               </w:rPr>
-              <w:t xml:space="preserve">B2 Book 1 (Units 1–12)</w:t>
+              <w:t xml:space="preserve">B2 (Books 1–2, 24 units)</w:t>
             </w:r>
           </w:p>
         </w:tc>
@@ -562,14 +562,6 @@
               </w:rPr>
               <w:t xml:space="preserve">DELIVERED</w:t>
             </w:r>
-            <w:r>
-              <w:rPr>
-                <w:rFonts w:ascii="Calibri" w:cs="Calibri" w:eastAsia="Calibri" w:hAnsi="Calibri"/>
-                <w:sz w:val="20"/>
-                <w:szCs w:val="20"/>
-              </w:rPr>
-              <w:t xml:space="preserve"> · Book 2 planned, not written</w:t>
-            </w:r>
           </w:p>
         </w:tc>
       </w:tr>
@@ -624,7 +616,7 @@
                 <w:sz w:val="20"/>
                 <w:szCs w:val="20"/>
               </w:rPr>
-              <w:t xml:space="preserve">A2 (Books 1–2)</w:t>
+              <w:t xml:space="preserve">C1 Book 1 (Units 1–12)</w:t>
             </w:r>
           </w:p>
         </w:tc>
@@ -651,7 +643,7 @@
                 <w:sz w:val="20"/>
                 <w:szCs w:val="20"/>
               </w:rPr>
-              <w:t xml:space="preserve">International Edition (same spine, new cast and setting)</w:t>
+              <w:t xml:space="preserve">Syria Edition</w:t>
             </w:r>
           </w:p>
         </w:tc>
@@ -675,10 +667,20 @@
             <w:r>
               <w:rPr>
                 <w:rFonts w:ascii="Calibri" w:cs="Calibri" w:eastAsia="Calibri" w:hAnsi="Calibri"/>
-                <w:sz w:val="20"/>
-                <w:szCs w:val="20"/>
-              </w:rPr>
-              <w:t xml:space="preserve">Planned</w:t>
+                <w:b/>
+                <w:bCs/>
+                <w:sz w:val="20"/>
+                <w:szCs w:val="20"/>
+              </w:rPr>
+              <w:t xml:space="preserve">DELIVERED</w:t>
+            </w:r>
+            <w:r>
+              <w:rPr>
+                <w:rFonts w:ascii="Calibri" w:cs="Calibri" w:eastAsia="Calibri" w:hAnsi="Calibri"/>
+                <w:sz w:val="20"/>
+                <w:szCs w:val="20"/>
+              </w:rPr>
+              <w:t xml:space="preserve"> · Book 2 planned, not written</w:t>
             </w:r>
           </w:p>
         </w:tc>
@@ -734,7 +736,117 @@
                 <w:sz w:val="20"/>
                 <w:szCs w:val="20"/>
               </w:rPr>
-              <w:t xml:space="preserve">C1 → C2</w:t>
+              <w:t xml:space="preserve">A2 (Books 1–2)</w:t>
+            </w:r>
+          </w:p>
+        </w:tc>
+        <w:tc>
+          <w:tcPr>
+            <w:tcW w:type="dxa" w:w="3602"/>
+            <w:tcBorders>
+              <w:top w:val="single" w:color="A6A6A6" w:sz="4"/>
+              <w:left w:val="single" w:color="A6A6A6" w:sz="4"/>
+              <w:bottom w:val="single" w:color="A6A6A6" w:sz="4"/>
+              <w:right w:val="single" w:color="A6A6A6" w:sz="4"/>
+            </w:tcBorders>
+            <w:tcMar>
+              <w:top w:type="dxa" w:w="50"/>
+              <w:left w:type="dxa" w:w="90"/>
+              <w:bottom w:type="dxa" w:w="50"/>
+              <w:right w:type="dxa" w:w="90"/>
+            </w:tcMar>
+          </w:tcPr>
+          <w:p>
+            <w:r>
+              <w:rPr>
+                <w:rFonts w:ascii="Calibri" w:cs="Calibri" w:eastAsia="Calibri" w:hAnsi="Calibri"/>
+                <w:sz w:val="20"/>
+                <w:szCs w:val="20"/>
+              </w:rPr>
+              <w:t xml:space="preserve">International Edition (same spine, new cast and setting)</w:t>
+            </w:r>
+          </w:p>
+        </w:tc>
+        <w:tc>
+          <w:tcPr>
+            <w:tcW w:type="dxa" w:w="2703"/>
+            <w:tcBorders>
+              <w:top w:val="single" w:color="A6A6A6" w:sz="4"/>
+              <w:left w:val="single" w:color="A6A6A6" w:sz="4"/>
+              <w:bottom w:val="single" w:color="A6A6A6" w:sz="4"/>
+              <w:right w:val="single" w:color="A6A6A6" w:sz="4"/>
+            </w:tcBorders>
+            <w:tcMar>
+              <w:top w:type="dxa" w:w="50"/>
+              <w:left w:type="dxa" w:w="90"/>
+              <w:bottom w:type="dxa" w:w="50"/>
+              <w:right w:type="dxa" w:w="90"/>
+            </w:tcMar>
+          </w:tcPr>
+          <w:p>
+            <w:r>
+              <w:rPr>
+                <w:rFonts w:ascii="Calibri" w:cs="Calibri" w:eastAsia="Calibri" w:hAnsi="Calibri"/>
+                <w:sz w:val="20"/>
+                <w:szCs w:val="20"/>
+              </w:rPr>
+              <w:t xml:space="preserve">Planned</w:t>
+            </w:r>
+          </w:p>
+        </w:tc>
+      </w:tr>
+      <w:tr>
+        <w:tc>
+          <w:tcPr>
+            <w:tcW w:type="dxa" w:w="900"/>
+            <w:tcBorders>
+              <w:top w:val="single" w:color="A6A6A6" w:sz="4"/>
+              <w:left w:val="single" w:color="A6A6A6" w:sz="4"/>
+              <w:bottom w:val="single" w:color="A6A6A6" w:sz="4"/>
+              <w:right w:val="single" w:color="A6A6A6" w:sz="4"/>
+            </w:tcBorders>
+            <w:tcMar>
+              <w:top w:type="dxa" w:w="50"/>
+              <w:left w:type="dxa" w:w="90"/>
+              <w:bottom w:type="dxa" w:w="50"/>
+              <w:right w:type="dxa" w:w="90"/>
+            </w:tcMar>
+          </w:tcPr>
+          <w:p>
+            <w:r>
+              <w:rPr>
+                <w:rFonts w:ascii="Calibri" w:cs="Calibri" w:eastAsia="Calibri" w:hAnsi="Calibri"/>
+                <w:sz w:val="20"/>
+                <w:szCs w:val="20"/>
+              </w:rPr>
+              <w:t xml:space="preserve">6</w:t>
+            </w:r>
+          </w:p>
+        </w:tc>
+        <w:tc>
+          <w:tcPr>
+            <w:tcW w:type="dxa" w:w="2701"/>
+            <w:tcBorders>
+              <w:top w:val="single" w:color="A6A6A6" w:sz="4"/>
+              <w:left w:val="single" w:color="A6A6A6" w:sz="4"/>
+              <w:bottom w:val="single" w:color="A6A6A6" w:sz="4"/>
+              <w:right w:val="single" w:color="A6A6A6" w:sz="4"/>
+            </w:tcBorders>
+            <w:tcMar>
+              <w:top w:type="dxa" w:w="50"/>
+              <w:left w:type="dxa" w:w="90"/>
+              <w:bottom w:type="dxa" w:w="50"/>
+              <w:right w:type="dxa" w:w="90"/>
+            </w:tcMar>
+          </w:tcPr>
+          <w:p>
+            <w:r>
+              <w:rPr>
+                <w:rFonts w:ascii="Calibri" w:cs="Calibri" w:eastAsia="Calibri" w:hAnsi="Calibri"/>
+                <w:sz w:val="20"/>
+                <w:szCs w:val="20"/>
+              </w:rPr>
+              <w:t xml:space="preserve">C1 Book 2, then C2</w:t>
             </w:r>
           </w:p>
         </w:tc>
@@ -4678,6 +4790,151 @@
           </w:p>
         </w:tc>
       </w:tr>
+      <w:tr>
+        <w:tc>
+          <w:tcPr>
+            <w:tcW w:type="dxa" w:w="2476"/>
+            <w:tcBorders>
+              <w:top w:val="single" w:color="A6A6A6" w:sz="4"/>
+              <w:left w:val="single" w:color="A6A6A6" w:sz="4"/>
+              <w:bottom w:val="single" w:color="A6A6A6" w:sz="4"/>
+              <w:right w:val="single" w:color="A6A6A6" w:sz="4"/>
+            </w:tcBorders>
+            <w:tcMar>
+              <w:top w:type="dxa" w:w="50"/>
+              <w:left w:type="dxa" w:w="90"/>
+              <w:bottom w:type="dxa" w:w="50"/>
+              <w:right w:type="dxa" w:w="90"/>
+            </w:tcMar>
+          </w:tcPr>
+          <w:p>
+            <w:r>
+              <w:rPr>
+                <w:rFonts w:ascii="Calibri" w:cs="Calibri" w:eastAsia="Calibri" w:hAnsi="Calibri"/>
+                <w:sz w:val="20"/>
+                <w:szCs w:val="20"/>
+              </w:rPr>
+              <w:t xml:space="preserve">C1 Book 1 (Units 1–12)</w:t>
+            </w:r>
+          </w:p>
+        </w:tc>
+        <w:tc>
+          <w:tcPr>
+            <w:tcW w:type="dxa" w:w="3128"/>
+            <w:tcBorders>
+              <w:top w:val="single" w:color="A6A6A6" w:sz="4"/>
+              <w:left w:val="single" w:color="A6A6A6" w:sz="4"/>
+              <w:bottom w:val="single" w:color="A6A6A6" w:sz="4"/>
+              <w:right w:val="single" w:color="A6A6A6" w:sz="4"/>
+            </w:tcBorders>
+            <w:tcMar>
+              <w:top w:type="dxa" w:w="50"/>
+              <w:left w:type="dxa" w:w="90"/>
+              <w:bottom w:type="dxa" w:w="50"/>
+              <w:right w:type="dxa" w:w="90"/>
+            </w:tcMar>
+          </w:tcPr>
+          <w:p>
+            <w:r>
+              <w:rPr>
+                <w:rFonts w:ascii="Calibri" w:cs="Calibri" w:eastAsia="Calibri" w:hAnsi="Calibri"/>
+                <w:b/>
+                <w:bCs/>
+                <w:sz w:val="20"/>
+                <w:szCs w:val="20"/>
+              </w:rPr>
+              <w:t xml:space="preserve">45–50</w:t>
+            </w:r>
+          </w:p>
+        </w:tc>
+        <w:tc>
+          <w:tcPr>
+            <w:tcW w:type="dxa" w:w="1955"/>
+            <w:tcBorders>
+              <w:top w:val="single" w:color="A6A6A6" w:sz="4"/>
+              <w:left w:val="single" w:color="A6A6A6" w:sz="4"/>
+              <w:bottom w:val="single" w:color="A6A6A6" w:sz="4"/>
+              <w:right w:val="single" w:color="A6A6A6" w:sz="4"/>
+            </w:tcBorders>
+            <w:tcMar>
+              <w:top w:type="dxa" w:w="50"/>
+              <w:left w:type="dxa" w:w="90"/>
+              <w:bottom w:type="dxa" w:w="50"/>
+              <w:right w:type="dxa" w:w="90"/>
+            </w:tcMar>
+          </w:tcPr>
+          <w:p>
+            <w:r>
+              <w:rPr>
+                <w:rFonts w:ascii="Calibri" w:cs="Calibri" w:eastAsia="Calibri" w:hAnsi="Calibri"/>
+                <w:b/>
+                <w:bCs/>
+                <w:sz w:val="20"/>
+                <w:szCs w:val="20"/>
+              </w:rPr>
+              <w:t xml:space="preserve">33–37</w:t>
+            </w:r>
+          </w:p>
+        </w:tc>
+        <w:tc>
+          <w:tcPr>
+            <w:tcW w:type="dxa" w:w="1173"/>
+            <w:tcBorders>
+              <w:top w:val="single" w:color="A6A6A6" w:sz="4"/>
+              <w:left w:val="single" w:color="A6A6A6" w:sz="4"/>
+              <w:bottom w:val="single" w:color="A6A6A6" w:sz="4"/>
+              <w:right w:val="single" w:color="A6A6A6" w:sz="4"/>
+            </w:tcBorders>
+            <w:tcMar>
+              <w:top w:type="dxa" w:w="50"/>
+              <w:left w:type="dxa" w:w="90"/>
+              <w:bottom w:type="dxa" w:w="50"/>
+              <w:right w:type="dxa" w:w="90"/>
+            </w:tcMar>
+          </w:tcPr>
+          <w:p>
+            <w:r>
+              <w:rPr>
+                <w:rFonts w:ascii="Calibri" w:cs="Calibri" w:eastAsia="Calibri" w:hAnsi="Calibri"/>
+                <w:b/>
+                <w:bCs/>
+                <w:sz w:val="20"/>
+                <w:szCs w:val="20"/>
+              </w:rPr>
+              <w:t xml:space="preserve">593</w:t>
+            </w:r>
+          </w:p>
+        </w:tc>
+        <w:tc>
+          <w:tcPr>
+            <w:tcW w:type="dxa" w:w="1174"/>
+            <w:tcBorders>
+              <w:top w:val="single" w:color="A6A6A6" w:sz="4"/>
+              <w:left w:val="single" w:color="A6A6A6" w:sz="4"/>
+              <w:bottom w:val="single" w:color="A6A6A6" w:sz="4"/>
+              <w:right w:val="single" w:color="A6A6A6" w:sz="4"/>
+            </w:tcBorders>
+            <w:tcMar>
+              <w:top w:type="dxa" w:w="50"/>
+              <w:left w:type="dxa" w:w="90"/>
+              <w:bottom w:type="dxa" w:w="50"/>
+              <w:right w:type="dxa" w:w="90"/>
+            </w:tcMar>
+          </w:tcPr>
+          <w:p>
+            <w:r>
+              <w:rPr>
+                <w:rFonts w:ascii="Calibri" w:cs="Calibri" w:eastAsia="Calibri" w:hAnsi="Calibri"/>
+                <w:b/>
+                <w:bCs/>
+                <w:sz w:val="20"/>
+                <w:szCs w:val="20"/>
+              </w:rPr>
+              <w:t xml:space="preserve">429</w:t>
+            </w:r>
+          </w:p>
+        </w:tc>
+      </w:tr>
     </w:tbl>
     <w:p>
       <w:pPr>
@@ -5465,6 +5722,147 @@
           </w:p>
         </w:tc>
       </w:tr>
+      <w:tr>
+        <w:tc>
+          <w:tcPr>
+            <w:tcW w:type="dxa" w:w="2323"/>
+            <w:tcBorders>
+              <w:top w:val="single" w:color="A6A6A6" w:sz="4"/>
+              <w:left w:val="single" w:color="A6A6A6" w:sz="4"/>
+              <w:bottom w:val="single" w:color="A6A6A6" w:sz="4"/>
+              <w:right w:val="single" w:color="A6A6A6" w:sz="4"/>
+            </w:tcBorders>
+            <w:tcMar>
+              <w:top w:type="dxa" w:w="50"/>
+              <w:left w:type="dxa" w:w="90"/>
+              <w:bottom w:type="dxa" w:w="50"/>
+              <w:right w:type="dxa" w:w="90"/>
+            </w:tcMar>
+          </w:tcPr>
+          <w:p>
+            <w:r>
+              <w:rPr>
+                <w:rFonts w:ascii="Calibri" w:cs="Calibri" w:eastAsia="Calibri" w:hAnsi="Calibri"/>
+                <w:sz w:val="20"/>
+                <w:szCs w:val="20"/>
+              </w:rPr>
+              <w:t xml:space="preserve">C1 Book 1</w:t>
+            </w:r>
+          </w:p>
+        </w:tc>
+        <w:tc>
+          <w:tcPr>
+            <w:tcW w:type="dxa" w:w="2079"/>
+            <w:tcBorders>
+              <w:top w:val="single" w:color="A6A6A6" w:sz="4"/>
+              <w:left w:val="single" w:color="A6A6A6" w:sz="4"/>
+              <w:bottom w:val="single" w:color="A6A6A6" w:sz="4"/>
+              <w:right w:val="single" w:color="A6A6A6" w:sz="4"/>
+            </w:tcBorders>
+            <w:tcMar>
+              <w:top w:type="dxa" w:w="50"/>
+              <w:left w:type="dxa" w:w="90"/>
+              <w:bottom w:type="dxa" w:w="50"/>
+              <w:right w:type="dxa" w:w="90"/>
+            </w:tcMar>
+          </w:tcPr>
+          <w:p>
+            <w:r>
+              <w:rPr>
+                <w:rFonts w:ascii="Calibri" w:cs="Calibri" w:eastAsia="Calibri" w:hAnsi="Calibri"/>
+                <w:sz w:val="20"/>
+                <w:szCs w:val="20"/>
+              </w:rPr>
+              <w:t xml:space="preserve">11 + 10</w:t>
+            </w:r>
+          </w:p>
+        </w:tc>
+        <w:tc>
+          <w:tcPr>
+            <w:tcW w:type="dxa" w:w="2323"/>
+            <w:tcBorders>
+              <w:top w:val="single" w:color="A6A6A6" w:sz="4"/>
+              <w:left w:val="single" w:color="A6A6A6" w:sz="4"/>
+              <w:bottom w:val="single" w:color="A6A6A6" w:sz="4"/>
+              <w:right w:val="single" w:color="A6A6A6" w:sz="4"/>
+            </w:tcBorders>
+            <w:tcMar>
+              <w:top w:type="dxa" w:w="50"/>
+              <w:left w:type="dxa" w:w="90"/>
+              <w:bottom w:type="dxa" w:w="50"/>
+              <w:right w:type="dxa" w:w="90"/>
+            </w:tcMar>
+          </w:tcPr>
+          <w:p>
+            <w:r>
+              <w:rPr>
+                <w:rFonts w:ascii="Calibri" w:cs="Calibri" w:eastAsia="Calibri" w:hAnsi="Calibri"/>
+                <w:b/>
+                <w:bCs/>
+                <w:sz w:val="20"/>
+                <w:szCs w:val="20"/>
+              </w:rPr>
+              <w:t xml:space="preserve">15 + 12</w:t>
+            </w:r>
+          </w:p>
+        </w:tc>
+        <w:tc>
+          <w:tcPr>
+            <w:tcW w:type="dxa" w:w="1345"/>
+            <w:tcBorders>
+              <w:top w:val="single" w:color="A6A6A6" w:sz="4"/>
+              <w:left w:val="single" w:color="A6A6A6" w:sz="4"/>
+              <w:bottom w:val="single" w:color="A6A6A6" w:sz="4"/>
+              <w:right w:val="single" w:color="A6A6A6" w:sz="4"/>
+            </w:tcBorders>
+            <w:tcMar>
+              <w:top w:type="dxa" w:w="50"/>
+              <w:left w:type="dxa" w:w="90"/>
+              <w:bottom w:type="dxa" w:w="50"/>
+              <w:right w:type="dxa" w:w="90"/>
+            </w:tcMar>
+          </w:tcPr>
+          <w:p>
+            <w:r>
+              <w:rPr>
+                <w:rFonts w:ascii="Calibri" w:cs="Calibri" w:eastAsia="Calibri" w:hAnsi="Calibri"/>
+                <w:sz w:val="20"/>
+                <w:szCs w:val="20"/>
+              </w:rPr>
+              <w:t xml:space="preserve">60 / 100</w:t>
+            </w:r>
+          </w:p>
+        </w:tc>
+        <w:tc>
+          <w:tcPr>
+            <w:tcW w:type="dxa" w:w="1836"/>
+            <w:tcBorders>
+              <w:top w:val="single" w:color="A6A6A6" w:sz="4"/>
+              <w:left w:val="single" w:color="A6A6A6" w:sz="4"/>
+              <w:bottom w:val="single" w:color="A6A6A6" w:sz="4"/>
+              <w:right w:val="single" w:color="A6A6A6" w:sz="4"/>
+            </w:tcBorders>
+            <w:tcMar>
+              <w:top w:type="dxa" w:w="50"/>
+              <w:left w:type="dxa" w:w="90"/>
+              <w:bottom w:type="dxa" w:w="50"/>
+              <w:right w:type="dxa" w:w="90"/>
+            </w:tcMar>
+          </w:tcPr>
+          <w:p>
+            <w:r>
+              <w:rPr>
+                <w:rFonts w:ascii="Calibri" w:cs="Calibri" w:eastAsia="Calibri" w:hAnsi="Calibri"/>
+                <w:b/>
+                <w:bCs/>
+                <w:sz w:val="20"/>
+                <w:szCs w:val="20"/>
+              </w:rPr>
+              <w:t xml:space="preserve">40 · 20 · 20 · 20</w:t>
+            </w:r>
+          </w:p>
+        </w:tc>
+      </w:tr>
     </w:tbl>
     <w:p>
       <w:pPr>
@@ -5750,6 +6148,786 @@
       <w:r>
         <w:rPr>
           <w:rFonts w:ascii="Calibri" w:cs="Calibri" w:eastAsia="Calibri" w:hAnsi="Calibri"/>
+          <w:sz w:val="22"/>
+          <w:szCs w:val="22"/>
+        </w:rPr>
+        <w:t xml:space="preserve">⚠ </w:t>
+      </w:r>
+      <w:r>
+        <w:rPr>
+          <w:rFonts w:ascii="Calibri" w:cs="Calibri" w:eastAsia="Calibri" w:hAnsi="Calibri"/>
+          <w:b/>
+          <w:bCs/>
+          <w:sz w:val="22"/>
+          <w:szCs w:val="22"/>
+        </w:rPr>
+        <w:t xml:space="preserve">The C1 correction, and it is a different kind from B1's and B2's.</w:t>
+      </w:r>
+      <w:r>
+        <w:rPr>
+          <w:rFonts w:ascii="Calibri" w:cs="Calibri" w:eastAsia="Calibri" w:hAnsi="Calibri"/>
+          <w:sz w:val="22"/>
+          <w:szCs w:val="22"/>
+        </w:rPr>
+        <w:t xml:space="preserve"> </w:t>
+      </w:r>
+      <w:r>
+        <w:rPr>
+          <w:rFonts w:ascii="Calibri" w:cs="Calibri" w:eastAsia="Calibri" w:hAnsi="Calibri"/>
+          <w:b/>
+          <w:bCs/>
+          <w:sz w:val="22"/>
+          <w:szCs w:val="22"/>
+        </w:rPr>
+        <w:t xml:space="preserve">The C1 plan projected the Student's Book at 45–49 and the band was widened twice, at Unit 4 and again at Unit 9, to 45–50.</w:t>
+      </w:r>
+      <w:r>
+        <w:rPr>
+          <w:rFonts w:ascii="Calibri" w:cs="Calibri" w:eastAsia="Calibri" w:hAnsi="Calibri"/>
+          <w:sz w:val="22"/>
+          <w:szCs w:val="22"/>
+        </w:rPr>
+        <w:t xml:space="preserve"> </w:t>
+      </w:r>
+      <w:r>
+        <w:rPr>
+          <w:rFonts w:ascii="Calibri" w:cs="Calibri" w:eastAsia="Calibri" w:hAnsi="Calibri"/>
+          <w:b/>
+          <w:bCs/>
+          <w:sz w:val="22"/>
+          <w:szCs w:val="22"/>
+        </w:rPr>
+        <w:t xml:space="preserve">The Answer Key's projected 33–37 held for all twelve units without one amendment.</w:t>
+      </w:r>
+      <w:r>
+        <w:rPr>
+          <w:rFonts w:ascii="Calibri" w:cs="Calibri" w:eastAsia="Calibri" w:hAnsi="Calibri"/>
+          <w:sz w:val="22"/>
+          <w:szCs w:val="22"/>
+        </w:rPr>
+        <w:t xml:space="preserve"> </w:t>
+      </w:r>
+      <w:r>
+        <w:rPr>
+          <w:rFonts w:ascii="Calibri" w:cs="Calibri" w:eastAsia="Calibri" w:hAnsi="Calibri"/>
+          <w:b/>
+          <w:bCs/>
+          <w:sz w:val="22"/>
+          <w:szCs w:val="22"/>
+        </w:rPr>
+        <w:t xml:space="preserve">The asymmetry is the finding: at C1 a page is priced in unsplittable blocks and not in words.</w:t>
+      </w:r>
+      <w:r>
+        <w:rPr>
+          <w:rFonts w:ascii="Calibri" w:cs="Calibri" w:eastAsia="Calibri" w:hAnsi="Calibri"/>
+          <w:sz w:val="22"/>
+          <w:szCs w:val="22"/>
+        </w:rPr>
+        <w:t xml:space="preserve"> </w:t>
+      </w:r>
+      <w:r>
+        <w:rPr>
+          <w:rFonts w:ascii="Calibri" w:cs="Calibri" w:eastAsia="Calibri" w:hAnsi="Calibri"/>
+          <w:b/>
+          <w:bCs/>
+          <w:sz w:val="22"/>
+          <w:szCs w:val="22"/>
+        </w:rPr>
+        <w:t xml:space="preserve">About 250 words came out of Unit 9's audio script and the unit did not lose a page</w:t>
+      </w:r>
+      <w:r>
+        <w:rPr>
+          <w:rFonts w:ascii="Calibri" w:cs="Calibri" w:eastAsia="Calibri" w:hAnsi="Calibri"/>
+          <w:sz w:val="22"/>
+          <w:szCs w:val="22"/>
+        </w:rPr>
+        <w:t xml:space="preserve">, because </w:t>
+      </w:r>
+      <w:r>
+        <w:rPr>
+          <w:rFonts w:ascii="Consolas" w:cs="Consolas" w:eastAsia="Consolas" w:hAnsi="Consolas"/>
+          <w:sz w:val="20"/>
+          <w:szCs w:val="20"/>
+        </w:rPr>
+        <w:t xml:space="preserve">box()</w:t>
+      </w:r>
+      <w:r>
+        <w:rPr>
+          <w:rFonts w:ascii="Calibri" w:cs="Calibri" w:eastAsia="Calibri" w:hAnsi="Calibri"/>
+          <w:sz w:val="22"/>
+          <w:szCs w:val="22"/>
+        </w:rPr>
+        <w:t xml:space="preserve"> is </w:t>
+      </w:r>
+      <w:r>
+        <w:rPr>
+          <w:rFonts w:ascii="Consolas" w:cs="Consolas" w:eastAsia="Consolas" w:hAnsi="Consolas"/>
+          <w:sz w:val="20"/>
+          <w:szCs w:val="20"/>
+        </w:rPr>
+        <w:t xml:space="preserve">cantSplit</w:t>
+      </w:r>
+      <w:r>
+        <w:rPr>
+          <w:rFonts w:ascii="Calibri" w:cs="Calibri" w:eastAsia="Calibri" w:hAnsi="Calibri"/>
+          <w:sz w:val="22"/>
+          <w:szCs w:val="22"/>
+        </w:rPr>
+        <w:t xml:space="preserve"> and the closing vocabulary box takes a page of its own on any unit that has reached 49. ⚠ </w:t>
+      </w:r>
+      <w:r>
+        <w:rPr>
+          <w:rFonts w:ascii="Calibri" w:cs="Calibri" w:eastAsia="Calibri" w:hAnsi="Calibri"/>
+          <w:b/>
+          <w:bCs/>
+          <w:sz w:val="22"/>
+          <w:szCs w:val="22"/>
+        </w:rPr>
+        <w:t xml:space="preserve">Unit 9 was trimmed three times before the band moved.</w:t>
+      </w:r>
+      <w:r>
+        <w:rPr>
+          <w:rFonts w:ascii="Calibri" w:cs="Calibri" w:eastAsia="Calibri" w:hAnsi="Calibri"/>
+          <w:sz w:val="22"/>
+          <w:szCs w:val="22"/>
+        </w:rPr>
+        <w:t xml:space="preserve"> </w:t>
+      </w:r>
+      <w:r>
+        <w:rPr>
+          <w:rFonts w:ascii="Calibri" w:cs="Calibri" w:eastAsia="Calibri" w:hAnsi="Calibri"/>
+          <w:b/>
+          <w:bCs/>
+          <w:sz w:val="22"/>
+          <w:szCs w:val="22"/>
+        </w:rPr>
+        <w:t xml:space="preserve">The Answer Key has no such closing block and its content is paragraphs, which is why its band never moved.</w:t>
+      </w:r>
+      <w:r>
+        <w:rPr>
+          <w:rFonts w:ascii="Calibri" w:cs="Calibri" w:eastAsia="Calibri" w:hAnsi="Calibri"/>
+          <w:sz w:val="22"/>
+          <w:szCs w:val="22"/>
+        </w:rPr>
+        <w:t xml:space="preserve"> </w:t>
+      </w:r>
+      <w:r>
+        <w:rPr>
+          <w:rFonts w:ascii="Calibri" w:cs="Calibri" w:eastAsia="Calibri" w:hAnsi="Calibri"/>
+          <w:b/>
+          <w:bCs/>
+          <w:sz w:val="22"/>
+          <w:szCs w:val="22"/>
+        </w:rPr>
+        <w:t xml:space="preserve">At and above C1, project the Student's Book band a page wider than the arithmetic suggests, and do not gut a cycle to hit a projection.</w:t>
+      </w:r>
+    </w:p>
+    <w:p>
+      <w:pPr>
+        <w:pStyle w:val="ListParagraph"/>
+        <w:numPr>
+          <w:ilvl w:val="0"/>
+          <w:numId w:val="2"/>
+        </w:numPr>
+        <w:spacing w:after="60"/>
+      </w:pPr>
+      <w:r>
+        <w:rPr>
+          <w:rFonts w:ascii="Calibri" w:cs="Calibri" w:eastAsia="Calibri" w:hAnsi="Calibri"/>
+          <w:sz w:val="22"/>
+          <w:szCs w:val="22"/>
+        </w:rPr>
+        <w:t xml:space="preserve">⚠ </w:t>
+      </w:r>
+      <w:r>
+        <w:rPr>
+          <w:rFonts w:ascii="Calibri" w:cs="Calibri" w:eastAsia="Calibri" w:hAnsi="Calibri"/>
+          <w:b/>
+          <w:bCs/>
+          <w:sz w:val="22"/>
+          <w:szCs w:val="22"/>
+        </w:rPr>
+        <w:t xml:space="preserve">Speaking doubles at C1 and it is forced, not chosen.</w:t>
+      </w:r>
+      <w:r>
+        <w:rPr>
+          <w:rFonts w:ascii="Calibri" w:cs="Calibri" w:eastAsia="Calibri" w:hAnsi="Calibri"/>
+          <w:sz w:val="22"/>
+          <w:szCs w:val="22"/>
+        </w:rPr>
+        <w:t xml:space="preserve"> </w:t>
+      </w:r>
+      <w:r>
+        <w:rPr>
+          <w:rFonts w:ascii="Calibri" w:cs="Calibri" w:eastAsia="Calibri" w:hAnsi="Calibri"/>
+          <w:b/>
+          <w:bCs/>
+          <w:sz w:val="22"/>
+          <w:szCs w:val="22"/>
+        </w:rPr>
+        <w:t xml:space="preserve">Cambridge marks C1 Advanced by averaging five equally weighted components — Reading, Writing, Listening, Speaking and Use of English — and takes Reading and Use of English as one paper.</w:t>
+      </w:r>
+      <w:r>
+        <w:rPr>
+          <w:rFonts w:ascii="Calibri" w:cs="Calibri" w:eastAsia="Calibri" w:hAnsi="Calibri"/>
+          <w:sz w:val="22"/>
+          <w:szCs w:val="22"/>
+        </w:rPr>
+        <w:t xml:space="preserve"> </w:t>
+      </w:r>
+      <w:r>
+        <w:rPr>
+          <w:rFonts w:ascii="Calibri" w:cs="Calibri" w:eastAsia="Calibri" w:hAnsi="Calibri"/>
+          <w:b/>
+          <w:bCs/>
+          <w:sz w:val="22"/>
+          <w:szCs w:val="22"/>
+        </w:rPr>
+        <w:t xml:space="preserve">That is 40 · 20 · 20 · 20.</w:t>
+      </w:r>
+      <w:r>
+        <w:rPr>
+          <w:rFonts w:ascii="Calibri" w:cs="Calibri" w:eastAsia="Calibri" w:hAnsi="Calibri"/>
+          <w:sz w:val="22"/>
+          <w:szCs w:val="22"/>
+        </w:rPr>
+        <w:t xml:space="preserve"> </w:t>
+      </w:r>
+      <w:r>
+        <w:rPr>
+          <w:rFonts w:ascii="Calibri" w:cs="Calibri" w:eastAsia="Calibri" w:hAnsi="Calibri"/>
+          <w:b/>
+          <w:bCs/>
+          <w:sz w:val="22"/>
+          <w:szCs w:val="22"/>
+        </w:rPr>
+        <w:t xml:space="preserve">A Speaking paper worth a fifth of the whole cannot be four prompts and a rubric</w:t>
+      </w:r>
+      <w:r>
+        <w:rPr>
+          <w:rFonts w:ascii="Calibri" w:cs="Calibri" w:eastAsia="Calibri" w:hAnsi="Calibri"/>
+          <w:sz w:val="22"/>
+          <w:szCs w:val="22"/>
+        </w:rPr>
+        <w:t xml:space="preserve">: it needs four parts with their own materials — an interview frame with the follow-ups printed, three described photographs per candidate of which two are taken, a five-option prompt sheet, and five discussion questions each with the examiner's follow-up. </w:t>
+      </w:r>
+      <w:r>
+        <w:rPr>
+          <w:rFonts w:ascii="Calibri" w:cs="Calibri" w:eastAsia="Calibri" w:hAnsi="Calibri"/>
+          <w:b/>
+          <w:bCs/>
+          <w:sz w:val="22"/>
+          <w:szCs w:val="22"/>
+        </w:rPr>
+        <w:t xml:space="preserve">The C1 projection allowed for that cost and still over-estimated the paper by a page</w:t>
+      </w:r>
+      <w:r>
+        <w:rPr>
+          <w:rFonts w:ascii="Calibri" w:cs="Calibri" w:eastAsia="Calibri" w:hAnsi="Calibri"/>
+          <w:sz w:val="22"/>
+          <w:szCs w:val="22"/>
+        </w:rPr>
+        <w:t xml:space="preserve">, because Reading and Use of English at 40 marks fits eight parts in fewer pages than six parts at 24 did: </w:t>
+      </w:r>
+      <w:r>
+        <w:rPr>
+          <w:rFonts w:ascii="Calibri" w:cs="Calibri" w:eastAsia="Calibri" w:hAnsi="Calibri"/>
+          <w:b/>
+          <w:bCs/>
+          <w:sz w:val="22"/>
+          <w:szCs w:val="22"/>
+        </w:rPr>
+        <w:t xml:space="preserve">the per-part rubric is the fixed cost and the texts are shared.</w:t>
+      </w:r>
+    </w:p>
+    <w:p>
+      <w:pPr>
+        <w:pStyle w:val="ListParagraph"/>
+        <w:numPr>
+          <w:ilvl w:val="0"/>
+          <w:numId w:val="2"/>
+        </w:numPr>
+        <w:spacing w:after="60"/>
+      </w:pPr>
+      <w:r>
+        <w:rPr>
+          <w:rFonts w:ascii="Calibri" w:cs="Calibri" w:eastAsia="Calibri" w:hAnsi="Calibri"/>
+          <w:b/>
+          <w:bCs/>
+          <w:sz w:val="22"/>
+          <w:szCs w:val="22"/>
+        </w:rPr>
+        <w:t xml:space="preserve">Three structural counts became house figures at C1 and should be carried upwards.</w:t>
+      </w:r>
+      <w:r>
+        <w:rPr>
+          <w:rFonts w:ascii="Calibri" w:cs="Calibri" w:eastAsia="Calibri" w:hAnsi="Calibri"/>
+          <w:sz w:val="22"/>
+          <w:szCs w:val="22"/>
+        </w:rPr>
+        <w:t xml:space="preserve"> ⚠ </w:t>
+      </w:r>
+      <w:r>
+        <w:rPr>
+          <w:rFonts w:ascii="Calibri" w:cs="Calibri" w:eastAsia="Calibri" w:hAnsi="Calibri"/>
+          <w:b/>
+          <w:bCs/>
+          <w:sz w:val="22"/>
+          <w:szCs w:val="22"/>
+        </w:rPr>
+        <w:t xml:space="preserve">Exactly eight </w:t>
+      </w:r>
+      <w:r>
+        <w:rPr>
+          <w:rFonts w:ascii="Consolas" w:cs="Consolas" w:eastAsia="Consolas" w:hAnsi="Consolas"/>
+          <w:b/>
+          <w:bCs/>
+          <w:sz w:val="20"/>
+          <w:szCs w:val="20"/>
+        </w:rPr>
+        <w:t xml:space="preserve">dlg()</w:t>
+      </w:r>
+      <w:r>
+        <w:rPr>
+          <w:rFonts w:ascii="Calibri" w:cs="Calibri" w:eastAsia="Calibri" w:hAnsi="Calibri"/>
+          <w:b/>
+          <w:bCs/>
+          <w:sz w:val="22"/>
+          <w:szCs w:val="22"/>
+        </w:rPr>
+        <w:t xml:space="preserve"> per unit</w:t>
+      </w:r>
+      <w:r>
+        <w:rPr>
+          <w:rFonts w:ascii="Calibri" w:cs="Calibri" w:eastAsia="Calibri" w:hAnsi="Calibri"/>
+          <w:sz w:val="22"/>
+          <w:szCs w:val="22"/>
+        </w:rPr>
+        <w:t xml:space="preserve"> — seven cycle dialogues and one audio script — </w:t>
+      </w:r>
+      <w:r>
+        <w:rPr>
+          <w:rFonts w:ascii="Calibri" w:cs="Calibri" w:eastAsia="Calibri" w:hAnsi="Calibri"/>
+          <w:b/>
+          <w:bCs/>
+          <w:sz w:val="22"/>
+          <w:szCs w:val="22"/>
+        </w:rPr>
+        <w:t xml:space="preserve">which is what holds a unit at seven cycles without an eighth creeping in.</w:t>
+      </w:r>
+      <w:r>
+        <w:rPr>
+          <w:rFonts w:ascii="Calibri" w:cs="Calibri" w:eastAsia="Calibri" w:hAnsi="Calibri"/>
+          <w:sz w:val="22"/>
+          <w:szCs w:val="22"/>
+        </w:rPr>
+        <w:t xml:space="preserve"> ⚠ </w:t>
+      </w:r>
+      <w:r>
+        <w:rPr>
+          <w:rFonts w:ascii="Calibri" w:cs="Calibri" w:eastAsia="Calibri" w:hAnsi="Calibri"/>
+          <w:b/>
+          <w:bCs/>
+          <w:sz w:val="22"/>
+          <w:szCs w:val="22"/>
+        </w:rPr>
+        <w:t xml:space="preserve">Exactly six </w:t>
+      </w:r>
+      <w:r>
+        <w:rPr>
+          <w:rFonts w:ascii="Consolas" w:cs="Consolas" w:eastAsia="Consolas" w:hAnsi="Consolas"/>
+          <w:b/>
+          <w:bCs/>
+          <w:sz w:val="20"/>
+          <w:szCs w:val="20"/>
+        </w:rPr>
+        <w:t xml:space="preserve">pb()</w:t>
+      </w:r>
+      <w:r>
+        <w:rPr>
+          <w:rFonts w:ascii="Calibri" w:cs="Calibri" w:eastAsia="Calibri" w:hAnsi="Calibri"/>
+          <w:b/>
+          <w:bCs/>
+          <w:sz w:val="22"/>
+          <w:szCs w:val="22"/>
+        </w:rPr>
+        <w:t xml:space="preserve"> per unit</w:t>
+      </w:r>
+      <w:r>
+        <w:rPr>
+          <w:rFonts w:ascii="Calibri" w:cs="Calibri" w:eastAsia="Calibri" w:hAnsi="Calibri"/>
+          <w:sz w:val="22"/>
+          <w:szCs w:val="22"/>
+        </w:rPr>
+        <w:t xml:space="preserve">, before x.1 to x.5 and before the unit check, and none before x.6 or x.7. ⚠ </w:t>
+      </w:r>
+      <w:r>
+        <w:rPr>
+          <w:rFonts w:ascii="Calibri" w:cs="Calibri" w:eastAsia="Calibri" w:hAnsi="Calibri"/>
+          <w:b/>
+          <w:bCs/>
+          <w:sz w:val="22"/>
+          <w:szCs w:val="22"/>
+        </w:rPr>
+        <w:t xml:space="preserve">Exactly ten </w:t>
+      </w:r>
+      <w:r>
+        <w:rPr>
+          <w:rFonts w:ascii="Consolas" w:cs="Consolas" w:eastAsia="Consolas" w:hAnsi="Consolas"/>
+          <w:b/>
+          <w:bCs/>
+          <w:sz w:val="20"/>
+          <w:szCs w:val="20"/>
+        </w:rPr>
+        <w:t xml:space="preserve">NOTE()</w:t>
+      </w:r>
+      <w:r>
+        <w:rPr>
+          <w:rFonts w:ascii="Calibri" w:cs="Calibri" w:eastAsia="Calibri" w:hAnsi="Calibri"/>
+          <w:b/>
+          <w:bCs/>
+          <w:sz w:val="22"/>
+          <w:szCs w:val="22"/>
+        </w:rPr>
+        <w:t xml:space="preserve"> boxes per Answer Key</w:t>
+      </w:r>
+      <w:r>
+        <w:rPr>
+          <w:rFonts w:ascii="Calibri" w:cs="Calibri" w:eastAsia="Calibri" w:hAnsi="Calibri"/>
+          <w:sz w:val="22"/>
+          <w:szCs w:val="22"/>
+        </w:rPr>
+        <w:t xml:space="preserve">, which eleven of the twelve C1 keys needed a correction to reach; the repair is always to turn the examination-mechanics note into a paragraph inside the answer block, which is where a teacher looks for it anyway. </w:t>
+      </w:r>
+      <w:r>
+        <w:rPr>
+          <w:rFonts w:ascii="Calibri" w:cs="Calibri" w:eastAsia="Calibri" w:hAnsi="Calibri"/>
+          <w:b/>
+          <w:bCs/>
+          <w:sz w:val="22"/>
+          <w:szCs w:val="22"/>
+        </w:rPr>
+        <w:t xml:space="preserve">And every unit and key script must end with both </w:t>
+      </w:r>
+      <w:r>
+        <w:rPr>
+          <w:rFonts w:ascii="Consolas" w:cs="Consolas" w:eastAsia="Consolas" w:hAnsi="Consolas"/>
+          <w:b/>
+          <w:bCs/>
+          <w:sz w:val="20"/>
+          <w:szCs w:val="20"/>
+        </w:rPr>
+        <w:t xml:space="preserve">module.exports = out;</w:t>
+      </w:r>
+      <w:r>
+        <w:rPr>
+          <w:rFonts w:ascii="Calibri" w:cs="Calibri" w:eastAsia="Calibri" w:hAnsi="Calibri"/>
+          <w:b/>
+          <w:bCs/>
+          <w:sz w:val="22"/>
+          <w:szCs w:val="22"/>
+        </w:rPr>
+        <w:t xml:space="preserve"> and the </w:t>
+      </w:r>
+      <w:r>
+        <w:rPr>
+          <w:rFonts w:ascii="Consolas" w:cs="Consolas" w:eastAsia="Consolas" w:hAnsi="Consolas"/>
+          <w:b/>
+          <w:bCs/>
+          <w:sz w:val="20"/>
+          <w:szCs w:val="20"/>
+        </w:rPr>
+        <w:t xml:space="preserve">require.main</w:t>
+      </w:r>
+      <w:r>
+        <w:rPr>
+          <w:rFonts w:ascii="Calibri" w:cs="Calibri" w:eastAsia="Calibri" w:hAnsi="Calibri"/>
+          <w:b/>
+          <w:bCs/>
+          <w:sz w:val="22"/>
+          <w:szCs w:val="22"/>
+        </w:rPr>
+        <w:t xml:space="preserve"> build line</w:t>
+      </w:r>
+      <w:r>
+        <w:rPr>
+          <w:rFonts w:ascii="Calibri" w:cs="Calibri" w:eastAsia="Calibri" w:hAnsi="Calibri"/>
+          <w:sz w:val="22"/>
+          <w:szCs w:val="22"/>
+        </w:rPr>
+        <w:t xml:space="preserve"> — without the second, the build writes no file and exits silently.</w:t>
+      </w:r>
+    </w:p>
+    <w:p>
+      <w:pPr>
+        <w:pStyle w:val="ListParagraph"/>
+        <w:numPr>
+          <w:ilvl w:val="0"/>
+          <w:numId w:val="2"/>
+        </w:numPr>
+        <w:spacing w:after="60"/>
+      </w:pPr>
+      <w:r>
+        <w:rPr>
+          <w:rFonts w:ascii="Calibri" w:cs="Calibri" w:eastAsia="Calibri" w:hAnsi="Calibri"/>
+          <w:sz w:val="22"/>
+          <w:szCs w:val="22"/>
+        </w:rPr>
+        <w:t xml:space="preserve">⚠ </w:t>
+      </w:r>
+      <w:r>
+        <w:rPr>
+          <w:rFonts w:ascii="Calibri" w:cs="Calibri" w:eastAsia="Calibri" w:hAnsi="Calibri"/>
+          <w:b/>
+          <w:bCs/>
+          <w:sz w:val="22"/>
+          <w:szCs w:val="22"/>
+        </w:rPr>
+        <w:t xml:space="preserve">C1 adds a third declared lexis line and the rule behind it is worth having at every level above B2.</w:t>
+      </w:r>
+      <w:r>
+        <w:rPr>
+          <w:rFonts w:ascii="Calibri" w:cs="Calibri" w:eastAsia="Calibri" w:hAnsi="Calibri"/>
+          <w:sz w:val="22"/>
+          <w:szCs w:val="22"/>
+        </w:rPr>
+        <w:t xml:space="preserve"> </w:t>
+      </w:r>
+      <w:r>
+        <w:rPr>
+          <w:rFonts w:ascii="Calibri" w:cs="Calibri" w:eastAsia="Calibri" w:hAnsi="Calibri"/>
+          <w:b/>
+          <w:bCs/>
+          <w:sz w:val="22"/>
+          <w:szCs w:val="22"/>
+        </w:rPr>
+        <w:t xml:space="preserve">Two obvious answers to the cross-level repeat question are both wrong</w:t>
+      </w:r>
+      <w:r>
+        <w:rPr>
+          <w:rFonts w:ascii="Calibri" w:cs="Calibri" w:eastAsia="Calibri" w:hAnsi="Calibri"/>
+          <w:sz w:val="22"/>
+          <w:szCs w:val="22"/>
+        </w:rPr>
+        <w:t xml:space="preserve">: forbidding every A2 and B1 item pushes a level towards the rare and the ornamental, and permitting repeats freely lets a unit recycle last year's list. </w:t>
+      </w:r>
+      <w:r>
+        <w:rPr>
+          <w:rFonts w:ascii="Calibri" w:cs="Calibri" w:eastAsia="Calibri" w:hAnsi="Calibri"/>
+          <w:b/>
+          <w:bCs/>
+          <w:sz w:val="22"/>
+          <w:szCs w:val="22"/>
+        </w:rPr>
+        <w:t xml:space="preserve">The C1 rule is three-part</w:t>
+      </w:r>
+      <w:r>
+        <w:rPr>
+          <w:rFonts w:ascii="Calibri" w:cs="Calibri" w:eastAsia="Calibri" w:hAnsi="Calibri"/>
+          <w:sz w:val="22"/>
+          <w:szCs w:val="22"/>
+        </w:rPr>
+        <w:t xml:space="preserve"> — no repeat inside the level's own 24 units; no repeat against the level immediately beneath; </w:t>
+      </w:r>
+      <w:r>
+        <w:rPr>
+          <w:rFonts w:ascii="Calibri" w:cs="Calibri" w:eastAsia="Calibri" w:hAnsi="Calibri"/>
+          <w:b/>
+          <w:bCs/>
+          <w:sz w:val="22"/>
+          <w:szCs w:val="22"/>
+        </w:rPr>
+        <w:t xml:space="preserve">and A2 or B1 items permitted only on a third declared line of two or three items called </w:t>
+      </w:r>
+      <w:r>
+        <w:rPr>
+          <w:rFonts w:ascii="Calibri" w:cs="Calibri" w:eastAsia="Calibri" w:hAnsi="Calibri"/>
+          <w:b/>
+          <w:bCs/>
+          <w:i/>
+          <w:iCs/>
+          <w:sz w:val="22"/>
+          <w:szCs w:val="22"/>
+        </w:rPr>
+        <w:t xml:space="preserve">Back at C1</w:t>
+      </w:r>
+      <w:r>
+        <w:rPr>
+          <w:rFonts w:ascii="Calibri" w:cs="Calibri" w:eastAsia="Calibri" w:hAnsi="Calibri"/>
+          <w:b/>
+          <w:bCs/>
+          <w:sz w:val="22"/>
+          <w:szCs w:val="22"/>
+        </w:rPr>
+        <w:t xml:space="preserve">, each taught for a sense or register it did not then have.</w:t>
+      </w:r>
+      <w:r>
+        <w:rPr>
+          <w:rFonts w:ascii="Calibri" w:cs="Calibri" w:eastAsia="Calibri" w:hAnsi="Calibri"/>
+          <w:sz w:val="22"/>
+          <w:szCs w:val="22"/>
+        </w:rPr>
+        <w:t xml:space="preserve"> </w:t>
+      </w:r>
+      <w:r>
+        <w:rPr>
+          <w:rFonts w:ascii="Calibri" w:cs="Calibri" w:eastAsia="Calibri" w:hAnsi="Calibri"/>
+          <w:i/>
+          <w:iCs/>
+          <w:sz w:val="22"/>
+          <w:szCs w:val="22"/>
+        </w:rPr>
+        <w:t xml:space="preserve">go through a door</w:t>
+      </w:r>
+      <w:r>
+        <w:rPr>
+          <w:rFonts w:ascii="Calibri" w:cs="Calibri" w:eastAsia="Calibri" w:hAnsi="Calibri"/>
+          <w:sz w:val="22"/>
+          <w:szCs w:val="22"/>
+        </w:rPr>
+        <w:t xml:space="preserve"> → </w:t>
+      </w:r>
+      <w:r>
+        <w:rPr>
+          <w:rFonts w:ascii="Calibri" w:cs="Calibri" w:eastAsia="Calibri" w:hAnsi="Calibri"/>
+          <w:i/>
+          <w:iCs/>
+          <w:sz w:val="22"/>
+          <w:szCs w:val="22"/>
+        </w:rPr>
+        <w:t xml:space="preserve">go through the correspondence file</w:t>
+      </w:r>
+      <w:r>
+        <w:rPr>
+          <w:rFonts w:ascii="Calibri" w:cs="Calibri" w:eastAsia="Calibri" w:hAnsi="Calibri"/>
+          <w:sz w:val="22"/>
+          <w:szCs w:val="22"/>
+        </w:rPr>
+        <w:t xml:space="preserve">. </w:t>
+      </w:r>
+      <w:r>
+        <w:rPr>
+          <w:rFonts w:ascii="Calibri" w:cs="Calibri" w:eastAsia="Calibri" w:hAnsi="Calibri"/>
+          <w:b/>
+          <w:bCs/>
+          <w:sz w:val="22"/>
+          <w:szCs w:val="22"/>
+        </w:rPr>
+        <w:t xml:space="preserve">The check runs in both directions and rejected items in four of the twelve units.</w:t>
+      </w:r>
+      <w:r>
+        <w:rPr>
+          <w:rFonts w:ascii="Calibri" w:cs="Calibri" w:eastAsia="Calibri" w:hAnsi="Calibri"/>
+          <w:sz w:val="22"/>
+          <w:szCs w:val="22"/>
+        </w:rPr>
+        <w:t xml:space="preserve"> ⚠ </w:t>
+      </w:r>
+      <w:r>
+        <w:rPr>
+          <w:rFonts w:ascii="Calibri" w:cs="Calibri" w:eastAsia="Calibri" w:hAnsi="Calibri"/>
+          <w:b/>
+          <w:bCs/>
+          <w:sz w:val="22"/>
+          <w:szCs w:val="22"/>
+        </w:rPr>
+        <w:t xml:space="preserve">Run it before a cycle is written, not after.</w:t>
+      </w:r>
+    </w:p>
+    <w:p>
+      <w:pPr>
+        <w:pStyle w:val="ListParagraph"/>
+        <w:numPr>
+          <w:ilvl w:val="0"/>
+          <w:numId w:val="2"/>
+        </w:numPr>
+        <w:spacing w:after="60"/>
+      </w:pPr>
+      <w:r>
+        <w:rPr>
+          <w:rFonts w:ascii="Calibri" w:cs="Calibri" w:eastAsia="Calibri" w:hAnsi="Calibri"/>
+          <w:sz w:val="22"/>
+          <w:szCs w:val="22"/>
+        </w:rPr>
+        <w:t xml:space="preserve">⚠ </w:t>
+      </w:r>
+      <w:r>
+        <w:rPr>
+          <w:rFonts w:ascii="Calibri" w:cs="Calibri" w:eastAsia="Calibri" w:hAnsi="Calibri"/>
+          <w:b/>
+          <w:bCs/>
+          <w:sz w:val="22"/>
+          <w:szCs w:val="22"/>
+        </w:rPr>
+        <w:t xml:space="preserve">The mediation-ordinal fault has now shipped at two levels in a row and is the series' most reliable continuity defect.</w:t>
+      </w:r>
+      <w:r>
+        <w:rPr>
+          <w:rFonts w:ascii="Calibri" w:cs="Calibri" w:eastAsia="Calibri" w:hAnsi="Calibri"/>
+          <w:sz w:val="22"/>
+          <w:szCs w:val="22"/>
+        </w:rPr>
+        <w:t xml:space="preserve"> </w:t>
+      </w:r>
+      <w:r>
+        <w:rPr>
+          <w:rFonts w:ascii="Calibri" w:cs="Calibri" w:eastAsia="Calibri" w:hAnsi="Calibri"/>
+          <w:b/>
+          <w:bCs/>
+          <w:sz w:val="22"/>
+          <w:szCs w:val="22"/>
+        </w:rPr>
+        <w:t xml:space="preserve">B2 shipped four Student's Books and three keys with wrong ordinals; C1 shipped one Student's Book and eight keys, with three keys all claiming to be the seventh and two claiming to be the last.</w:t>
+      </w:r>
+      <w:r>
+        <w:rPr>
+          <w:rFonts w:ascii="Calibri" w:cs="Calibri" w:eastAsia="Calibri" w:hAnsi="Calibri"/>
+          <w:sz w:val="22"/>
+          <w:szCs w:val="22"/>
+        </w:rPr>
+        <w:t xml:space="preserve"> </w:t>
+      </w:r>
+      <w:r>
+        <w:rPr>
+          <w:rFonts w:ascii="Calibri" w:cs="Calibri" w:eastAsia="Calibri" w:hAnsi="Calibri"/>
+          <w:b/>
+          <w:bCs/>
+          <w:sz w:val="22"/>
+          <w:szCs w:val="22"/>
+        </w:rPr>
+        <w:t xml:space="preserve">The cause is the same both times: each x.7 names its own place in a series, and a unit written out of order inherits its neighbour's number.</w:t>
+      </w:r>
+      <w:r>
+        <w:rPr>
+          <w:rFonts w:ascii="Calibri" w:cs="Calibri" w:eastAsia="Calibri" w:hAnsi="Calibri"/>
+          <w:sz w:val="22"/>
+          <w:szCs w:val="22"/>
+        </w:rPr>
+        <w:t xml:space="preserve"> </w:t>
+      </w:r>
+      <w:r>
+        <w:rPr>
+          <w:rFonts w:ascii="Calibri" w:cs="Calibri" w:eastAsia="Calibri" w:hAnsi="Calibri"/>
+          <w:b/>
+          <w:bCs/>
+          <w:sz w:val="22"/>
+          <w:szCs w:val="22"/>
+        </w:rPr>
+        <w:t xml:space="preserve">Grep the ordinals across the whole book whenever a unit is added to a series, and again before the book is closed.</w:t>
+      </w:r>
+    </w:p>
+    <w:p>
+      <w:pPr>
+        <w:pStyle w:val="ListParagraph"/>
+        <w:numPr>
+          <w:ilvl w:val="0"/>
+          <w:numId w:val="2"/>
+        </w:numPr>
+        <w:spacing w:after="60"/>
+      </w:pPr>
+      <w:r>
+        <w:rPr>
+          <w:rFonts w:ascii="Calibri" w:cs="Calibri" w:eastAsia="Calibri" w:hAnsi="Calibri"/>
           <w:b/>
           <w:bCs/>
           <w:sz w:val="22"/>
@@ -5763,7 +6941,7 @@
           <w:sz w:val="22"/>
           <w:szCs w:val="22"/>
         </w:rPr>
-        <w:t xml:space="preserve"> It follows the examination the level is anchored to — A2 Key and B1 Preliminary at 30·30·20·20, B2 First at 40·25·25·10 — and C1 Advanced will have its own. </w:t>
+        <w:t xml:space="preserve"> It follows the examination the level is anchored to — A2 Key and B1 Preliminary at 30·30·20·20, B2 First at 40·25·25·10, C1 Advanced at 40·20·20·20. </w:t>
       </w:r>
       <w:r>
         <w:rPr>

--- a/proactive-english-a2-b2-sy/out/PE-SY_SERIES_BIBLE.docx
+++ b/proactive-english-a2-b2-sy/out/PE-SY_SERIES_BIBLE.docx
@@ -27,7 +27,7 @@
           <w:sz w:val="22"/>
           <w:szCs w:val="22"/>
         </w:rPr>
-        <w:t xml:space="preserve">Syria Edition · Version 1.3 · 19 October 2026 · Author: Mo (Mohamad Khorbatli)</w:t>
+        <w:t xml:space="preserve">Syria Edition · Version 1.4 · 23 October 2026 · Author: Mo (Mohamad Khorbatli)</w:t>
       </w:r>
     </w:p>
     <w:p>
@@ -616,7 +616,7 @@
                 <w:sz w:val="20"/>
                 <w:szCs w:val="20"/>
               </w:rPr>
-              <w:t xml:space="preserve">C1 Book 1 (Units 1–12)</w:t>
+              <w:t xml:space="preserve">C1 (Books 1–2, 24 units)</w:t>
             </w:r>
           </w:p>
         </w:tc>
@@ -680,7 +680,7 @@
                 <w:sz w:val="20"/>
                 <w:szCs w:val="20"/>
               </w:rPr>
-              <w:t xml:space="preserve"> · Book 2 planned, not written</w:t>
+              <w:t xml:space="preserve"> · the level is closed</w:t>
             </w:r>
           </w:p>
         </w:tc>
@@ -846,7 +846,7 @@
                 <w:sz w:val="20"/>
                 <w:szCs w:val="20"/>
               </w:rPr>
-              <w:t xml:space="preserve">C1 Book 2, then C2</w:t>
+              <w:t xml:space="preserve">C2</w:t>
             </w:r>
           </w:p>
         </w:tc>
@@ -4935,6 +4935,159 @@
           </w:p>
         </w:tc>
       </w:tr>
+      <w:tr>
+        <w:tc>
+          <w:tcPr>
+            <w:tcW w:type="dxa" w:w="2476"/>
+            <w:tcBorders>
+              <w:top w:val="single" w:color="A6A6A6" w:sz="4"/>
+              <w:left w:val="single" w:color="A6A6A6" w:sz="4"/>
+              <w:bottom w:val="single" w:color="A6A6A6" w:sz="4"/>
+              <w:right w:val="single" w:color="A6A6A6" w:sz="4"/>
+            </w:tcBorders>
+            <w:tcMar>
+              <w:top w:type="dxa" w:w="50"/>
+              <w:left w:type="dxa" w:w="90"/>
+              <w:bottom w:type="dxa" w:w="50"/>
+              <w:right w:type="dxa" w:w="90"/>
+            </w:tcMar>
+          </w:tcPr>
+          <w:p>
+            <w:r>
+              <w:rPr>
+                <w:rFonts w:ascii="Calibri" w:cs="Calibri" w:eastAsia="Calibri" w:hAnsi="Calibri"/>
+                <w:sz w:val="20"/>
+                <w:szCs w:val="20"/>
+              </w:rPr>
+              <w:t xml:space="preserve">C1 Book 2 (Units 13–24)</w:t>
+            </w:r>
+          </w:p>
+        </w:tc>
+        <w:tc>
+          <w:tcPr>
+            <w:tcW w:type="dxa" w:w="3128"/>
+            <w:tcBorders>
+              <w:top w:val="single" w:color="A6A6A6" w:sz="4"/>
+              <w:left w:val="single" w:color="A6A6A6" w:sz="4"/>
+              <w:bottom w:val="single" w:color="A6A6A6" w:sz="4"/>
+              <w:right w:val="single" w:color="A6A6A6" w:sz="4"/>
+            </w:tcBorders>
+            <w:tcMar>
+              <w:top w:type="dxa" w:w="50"/>
+              <w:left w:type="dxa" w:w="90"/>
+              <w:bottom w:type="dxa" w:w="50"/>
+              <w:right w:type="dxa" w:w="90"/>
+            </w:tcMar>
+          </w:tcPr>
+          <w:p>
+            <w:r>
+              <w:rPr>
+                <w:rFonts w:ascii="Calibri" w:cs="Calibri" w:eastAsia="Calibri" w:hAnsi="Calibri"/>
+                <w:sz w:val="20"/>
+                <w:szCs w:val="20"/>
+              </w:rPr>
+              <w:t xml:space="preserve">⚠ </w:t>
+            </w:r>
+            <w:r>
+              <w:rPr>
+                <w:rFonts w:ascii="Calibri" w:cs="Calibri" w:eastAsia="Calibri" w:hAnsi="Calibri"/>
+                <w:b/>
+                <w:bCs/>
+                <w:sz w:val="20"/>
+                <w:szCs w:val="20"/>
+              </w:rPr>
+              <w:t xml:space="preserve">45–52</w:t>
+            </w:r>
+          </w:p>
+        </w:tc>
+        <w:tc>
+          <w:tcPr>
+            <w:tcW w:type="dxa" w:w="1955"/>
+            <w:tcBorders>
+              <w:top w:val="single" w:color="A6A6A6" w:sz="4"/>
+              <w:left w:val="single" w:color="A6A6A6" w:sz="4"/>
+              <w:bottom w:val="single" w:color="A6A6A6" w:sz="4"/>
+              <w:right w:val="single" w:color="A6A6A6" w:sz="4"/>
+            </w:tcBorders>
+            <w:tcMar>
+              <w:top w:type="dxa" w:w="50"/>
+              <w:left w:type="dxa" w:w="90"/>
+              <w:bottom w:type="dxa" w:w="50"/>
+              <w:right w:type="dxa" w:w="90"/>
+            </w:tcMar>
+          </w:tcPr>
+          <w:p>
+            <w:r>
+              <w:rPr>
+                <w:rFonts w:ascii="Calibri" w:cs="Calibri" w:eastAsia="Calibri" w:hAnsi="Calibri"/>
+                <w:b/>
+                <w:bCs/>
+                <w:sz w:val="20"/>
+                <w:szCs w:val="20"/>
+              </w:rPr>
+              <w:t xml:space="preserve">33–37</w:t>
+            </w:r>
+          </w:p>
+        </w:tc>
+        <w:tc>
+          <w:tcPr>
+            <w:tcW w:type="dxa" w:w="1173"/>
+            <w:tcBorders>
+              <w:top w:val="single" w:color="A6A6A6" w:sz="4"/>
+              <w:left w:val="single" w:color="A6A6A6" w:sz="4"/>
+              <w:bottom w:val="single" w:color="A6A6A6" w:sz="4"/>
+              <w:right w:val="single" w:color="A6A6A6" w:sz="4"/>
+            </w:tcBorders>
+            <w:tcMar>
+              <w:top w:type="dxa" w:w="50"/>
+              <w:left w:type="dxa" w:w="90"/>
+              <w:bottom w:type="dxa" w:w="50"/>
+              <w:right w:type="dxa" w:w="90"/>
+            </w:tcMar>
+          </w:tcPr>
+          <w:p>
+            <w:r>
+              <w:rPr>
+                <w:rFonts w:ascii="Calibri" w:cs="Calibri" w:eastAsia="Calibri" w:hAnsi="Calibri"/>
+                <w:b/>
+                <w:bCs/>
+                <w:sz w:val="20"/>
+                <w:szCs w:val="20"/>
+              </w:rPr>
+              <w:t xml:space="preserve">631</w:t>
+            </w:r>
+          </w:p>
+        </w:tc>
+        <w:tc>
+          <w:tcPr>
+            <w:tcW w:type="dxa" w:w="1174"/>
+            <w:tcBorders>
+              <w:top w:val="single" w:color="A6A6A6" w:sz="4"/>
+              <w:left w:val="single" w:color="A6A6A6" w:sz="4"/>
+              <w:bottom w:val="single" w:color="A6A6A6" w:sz="4"/>
+              <w:right w:val="single" w:color="A6A6A6" w:sz="4"/>
+            </w:tcBorders>
+            <w:tcMar>
+              <w:top w:type="dxa" w:w="50"/>
+              <w:left w:type="dxa" w:w="90"/>
+              <w:bottom w:type="dxa" w:w="50"/>
+              <w:right w:type="dxa" w:w="90"/>
+            </w:tcMar>
+          </w:tcPr>
+          <w:p>
+            <w:r>
+              <w:rPr>
+                <w:rFonts w:ascii="Calibri" w:cs="Calibri" w:eastAsia="Calibri" w:hAnsi="Calibri"/>
+                <w:b/>
+                <w:bCs/>
+                <w:sz w:val="20"/>
+                <w:szCs w:val="20"/>
+              </w:rPr>
+              <w:t xml:space="preserve">440</w:t>
+            </w:r>
+          </w:p>
+        </w:tc>
+      </w:tr>
     </w:tbl>
     <w:p>
       <w:pPr>
@@ -5863,6 +6016,147 @@
           </w:p>
         </w:tc>
       </w:tr>
+      <w:tr>
+        <w:tc>
+          <w:tcPr>
+            <w:tcW w:type="dxa" w:w="2323"/>
+            <w:tcBorders>
+              <w:top w:val="single" w:color="A6A6A6" w:sz="4"/>
+              <w:left w:val="single" w:color="A6A6A6" w:sz="4"/>
+              <w:bottom w:val="single" w:color="A6A6A6" w:sz="4"/>
+              <w:right w:val="single" w:color="A6A6A6" w:sz="4"/>
+            </w:tcBorders>
+            <w:tcMar>
+              <w:top w:type="dxa" w:w="50"/>
+              <w:left w:type="dxa" w:w="90"/>
+              <w:bottom w:type="dxa" w:w="50"/>
+              <w:right w:type="dxa" w:w="90"/>
+            </w:tcMar>
+          </w:tcPr>
+          <w:p>
+            <w:r>
+              <w:rPr>
+                <w:rFonts w:ascii="Calibri" w:cs="Calibri" w:eastAsia="Calibri" w:hAnsi="Calibri"/>
+                <w:sz w:val="20"/>
+                <w:szCs w:val="20"/>
+              </w:rPr>
+              <w:t xml:space="preserve">C1 Book 2</w:t>
+            </w:r>
+          </w:p>
+        </w:tc>
+        <w:tc>
+          <w:tcPr>
+            <w:tcW w:type="dxa" w:w="2079"/>
+            <w:tcBorders>
+              <w:top w:val="single" w:color="A6A6A6" w:sz="4"/>
+              <w:left w:val="single" w:color="A6A6A6" w:sz="4"/>
+              <w:bottom w:val="single" w:color="A6A6A6" w:sz="4"/>
+              <w:right w:val="single" w:color="A6A6A6" w:sz="4"/>
+            </w:tcBorders>
+            <w:tcMar>
+              <w:top w:type="dxa" w:w="50"/>
+              <w:left w:type="dxa" w:w="90"/>
+              <w:bottom w:type="dxa" w:w="50"/>
+              <w:right w:type="dxa" w:w="90"/>
+            </w:tcMar>
+          </w:tcPr>
+          <w:p>
+            <w:r>
+              <w:rPr>
+                <w:rFonts w:ascii="Calibri" w:cs="Calibri" w:eastAsia="Calibri" w:hAnsi="Calibri"/>
+                <w:sz w:val="20"/>
+                <w:szCs w:val="20"/>
+              </w:rPr>
+              <w:t xml:space="preserve">11 + 8</w:t>
+            </w:r>
+          </w:p>
+        </w:tc>
+        <w:tc>
+          <w:tcPr>
+            <w:tcW w:type="dxa" w:w="2323"/>
+            <w:tcBorders>
+              <w:top w:val="single" w:color="A6A6A6" w:sz="4"/>
+              <w:left w:val="single" w:color="A6A6A6" w:sz="4"/>
+              <w:bottom w:val="single" w:color="A6A6A6" w:sz="4"/>
+              <w:right w:val="single" w:color="A6A6A6" w:sz="4"/>
+            </w:tcBorders>
+            <w:tcMar>
+              <w:top w:type="dxa" w:w="50"/>
+              <w:left w:type="dxa" w:w="90"/>
+              <w:bottom w:type="dxa" w:w="50"/>
+              <w:right w:type="dxa" w:w="90"/>
+            </w:tcMar>
+          </w:tcPr>
+          <w:p>
+            <w:r>
+              <w:rPr>
+                <w:rFonts w:ascii="Calibri" w:cs="Calibri" w:eastAsia="Calibri" w:hAnsi="Calibri"/>
+                <w:b/>
+                <w:bCs/>
+                <w:sz w:val="20"/>
+                <w:szCs w:val="20"/>
+              </w:rPr>
+              <w:t xml:space="preserve">15 + 10</w:t>
+            </w:r>
+          </w:p>
+        </w:tc>
+        <w:tc>
+          <w:tcPr>
+            <w:tcW w:type="dxa" w:w="1345"/>
+            <w:tcBorders>
+              <w:top w:val="single" w:color="A6A6A6" w:sz="4"/>
+              <w:left w:val="single" w:color="A6A6A6" w:sz="4"/>
+              <w:bottom w:val="single" w:color="A6A6A6" w:sz="4"/>
+              <w:right w:val="single" w:color="A6A6A6" w:sz="4"/>
+            </w:tcBorders>
+            <w:tcMar>
+              <w:top w:type="dxa" w:w="50"/>
+              <w:left w:type="dxa" w:w="90"/>
+              <w:bottom w:type="dxa" w:w="50"/>
+              <w:right w:type="dxa" w:w="90"/>
+            </w:tcMar>
+          </w:tcPr>
+          <w:p>
+            <w:r>
+              <w:rPr>
+                <w:rFonts w:ascii="Calibri" w:cs="Calibri" w:eastAsia="Calibri" w:hAnsi="Calibri"/>
+                <w:sz w:val="20"/>
+                <w:szCs w:val="20"/>
+              </w:rPr>
+              <w:t xml:space="preserve">60 / 100</w:t>
+            </w:r>
+          </w:p>
+        </w:tc>
+        <w:tc>
+          <w:tcPr>
+            <w:tcW w:type="dxa" w:w="1836"/>
+            <w:tcBorders>
+              <w:top w:val="single" w:color="A6A6A6" w:sz="4"/>
+              <w:left w:val="single" w:color="A6A6A6" w:sz="4"/>
+              <w:bottom w:val="single" w:color="A6A6A6" w:sz="4"/>
+              <w:right w:val="single" w:color="A6A6A6" w:sz="4"/>
+            </w:tcBorders>
+            <w:tcMar>
+              <w:top w:type="dxa" w:w="50"/>
+              <w:left w:type="dxa" w:w="90"/>
+              <w:bottom w:type="dxa" w:w="50"/>
+              <w:right w:type="dxa" w:w="90"/>
+            </w:tcMar>
+          </w:tcPr>
+          <w:p>
+            <w:r>
+              <w:rPr>
+                <w:rFonts w:ascii="Calibri" w:cs="Calibri" w:eastAsia="Calibri" w:hAnsi="Calibri"/>
+                <w:b/>
+                <w:bCs/>
+                <w:sz w:val="20"/>
+                <w:szCs w:val="20"/>
+              </w:rPr>
+              <w:t xml:space="preserve">40 · 20 · 20 · 20</w:t>
+            </w:r>
+          </w:p>
+        </w:tc>
+      </w:tr>
     </w:tbl>
     <w:p>
       <w:pPr>
@@ -6914,6 +7208,802 @@
           <w:szCs w:val="22"/>
         </w:rPr>
         <w:t xml:space="preserve">Grep the ordinals across the whole book whenever a unit is added to a series, and again before the book is closed.</w:t>
+      </w:r>
+    </w:p>
+    <w:p>
+      <w:pPr>
+        <w:pStyle w:val="ListParagraph"/>
+        <w:numPr>
+          <w:ilvl w:val="0"/>
+          <w:numId w:val="2"/>
+        </w:numPr>
+        <w:spacing w:after="60"/>
+      </w:pPr>
+      <w:r>
+        <w:rPr>
+          <w:rFonts w:ascii="Calibri" w:cs="Calibri" w:eastAsia="Calibri" w:hAnsi="Calibri"/>
+          <w:sz w:val="22"/>
+          <w:szCs w:val="22"/>
+        </w:rPr>
+        <w:t xml:space="preserve">⚠ </w:t>
+      </w:r>
+      <w:r>
+        <w:rPr>
+          <w:rFonts w:ascii="Calibri" w:cs="Calibri" w:eastAsia="Calibri" w:hAnsi="Calibri"/>
+          <w:b/>
+          <w:bCs/>
+          <w:sz w:val="22"/>
+          <w:szCs w:val="22"/>
+        </w:rPr>
+        <w:t xml:space="preserve">The C1 Student's Book band moved a third time, in Book 2, and 45–52 is where it stopped.</w:t>
+      </w:r>
+      <w:r>
+        <w:rPr>
+          <w:rFonts w:ascii="Calibri" w:cs="Calibri" w:eastAsia="Calibri" w:hAnsi="Calibri"/>
+          <w:sz w:val="22"/>
+          <w:szCs w:val="22"/>
+        </w:rPr>
+        <w:t xml:space="preserve"> </w:t>
+      </w:r>
+      <w:r>
+        <w:rPr>
+          <w:rFonts w:ascii="Calibri" w:cs="Calibri" w:eastAsia="Calibri" w:hAnsi="Calibri"/>
+          <w:b/>
+          <w:bCs/>
+          <w:sz w:val="22"/>
+          <w:szCs w:val="22"/>
+        </w:rPr>
+        <w:t xml:space="preserve">Six of the twelve units went over the widened 45–50</w:t>
+      </w:r>
+      <w:r>
+        <w:rPr>
+          <w:rFonts w:ascii="Calibri" w:cs="Calibri" w:eastAsia="Calibri" w:hAnsi="Calibri"/>
+          <w:sz w:val="22"/>
+          <w:szCs w:val="22"/>
+        </w:rPr>
+        <w:t xml:space="preserve"> — two at 52 and four at 51 — </w:t>
+      </w:r>
+      <w:r>
+        <w:rPr>
+          <w:rFonts w:ascii="Calibri" w:cs="Calibri" w:eastAsia="Calibri" w:hAnsi="Calibri"/>
+          <w:b/>
+          <w:bCs/>
+          <w:sz w:val="22"/>
+          <w:szCs w:val="22"/>
+        </w:rPr>
+        <w:t xml:space="preserve">and the cause was the same every time and is not verbal: the seventh cycle prints an examination text whose options have to stand as separate paragraphs, and a gapped text broken across a page is an unanswerable task.</w:t>
+      </w:r>
+      <w:r>
+        <w:rPr>
+          <w:rFonts w:ascii="Calibri" w:cs="Calibri" w:eastAsia="Calibri" w:hAnsi="Calibri"/>
+          <w:sz w:val="22"/>
+          <w:szCs w:val="22"/>
+        </w:rPr>
+        <w:t xml:space="preserve"> </w:t>
+      </w:r>
+      <w:r>
+        <w:rPr>
+          <w:rFonts w:ascii="Calibri" w:cs="Calibri" w:eastAsia="Calibri" w:hAnsi="Calibri"/>
+          <w:b/>
+          <w:bCs/>
+          <w:sz w:val="22"/>
+          <w:szCs w:val="22"/>
+        </w:rPr>
+        <w:t xml:space="preserve">Unit 16 was trimmed by 150 words and did not lose a page.</w:t>
+      </w:r>
+      <w:r>
+        <w:rPr>
+          <w:rFonts w:ascii="Calibri" w:cs="Calibri" w:eastAsia="Calibri" w:hAnsi="Calibri"/>
+          <w:sz w:val="22"/>
+          <w:szCs w:val="22"/>
+        </w:rPr>
+        <w:t xml:space="preserve"> </w:t>
+      </w:r>
+      <w:r>
+        <w:rPr>
+          <w:rFonts w:ascii="Calibri" w:cs="Calibri" w:eastAsia="Calibri" w:hAnsi="Calibri"/>
+          <w:b/>
+          <w:bCs/>
+          <w:sz w:val="22"/>
+          <w:szCs w:val="22"/>
+        </w:rPr>
+        <w:t xml:space="preserve">The Answer Key's 33–37 held for all twenty-four units of the level without one amendment.</w:t>
+      </w:r>
+      <w:r>
+        <w:rPr>
+          <w:rFonts w:ascii="Calibri" w:cs="Calibri" w:eastAsia="Calibri" w:hAnsi="Calibri"/>
+          <w:sz w:val="22"/>
+          <w:szCs w:val="22"/>
+        </w:rPr>
+        <w:t xml:space="preserve"> </w:t>
+      </w:r>
+      <w:r>
+        <w:rPr>
+          <w:rFonts w:ascii="Calibri" w:cs="Calibri" w:eastAsia="Calibri" w:hAnsi="Calibri"/>
+          <w:b/>
+          <w:bCs/>
+          <w:sz w:val="22"/>
+          <w:szCs w:val="22"/>
+        </w:rPr>
+        <w:t xml:space="preserve">At C1 and above, price the Student's Book in blocks, give the band two pages of room, and measure the bound volume rather than the sum of the units</w:t>
+      </w:r>
+      <w:r>
+        <w:rPr>
+          <w:rFonts w:ascii="Calibri" w:cs="Calibri" w:eastAsia="Calibri" w:hAnsi="Calibri"/>
+          <w:sz w:val="22"/>
+          <w:szCs w:val="22"/>
+        </w:rPr>
+        <w:t xml:space="preserve"> — </w:t>
+      </w:r>
+      <w:r>
+        <w:rPr>
+          <w:rFonts w:ascii="Calibri" w:cs="Calibri" w:eastAsia="Calibri" w:hAnsi="Calibri"/>
+          <w:b/>
+          <w:bCs/>
+          <w:sz w:val="22"/>
+          <w:szCs w:val="22"/>
+        </w:rPr>
+        <w:t xml:space="preserve">one C1 unit measured 50 alone and 51 bound, because </w:t>
+      </w:r>
+      <w:r>
+        <w:rPr>
+          <w:rFonts w:ascii="Consolas" w:cs="Consolas" w:eastAsia="Consolas" w:hAnsi="Consolas"/>
+          <w:b/>
+          <w:bCs/>
+          <w:sz w:val="20"/>
+          <w:szCs w:val="20"/>
+        </w:rPr>
+        <w:t xml:space="preserve">bound.js</w:t>
+      </w:r>
+      <w:r>
+        <w:rPr>
+          <w:rFonts w:ascii="Calibri" w:cs="Calibri" w:eastAsia="Calibri" w:hAnsi="Calibri"/>
+          <w:b/>
+          <w:bCs/>
+          <w:sz w:val="22"/>
+          <w:szCs w:val="22"/>
+        </w:rPr>
+        <w:t xml:space="preserve"> puts a page break before every file and the extra line at the top of the first page was enough to push a </w:t>
+      </w:r>
+      <w:r>
+        <w:rPr>
+          <w:rFonts w:ascii="Consolas" w:cs="Consolas" w:eastAsia="Consolas" w:hAnsi="Consolas"/>
+          <w:b/>
+          <w:bCs/>
+          <w:sz w:val="20"/>
+          <w:szCs w:val="20"/>
+        </w:rPr>
+        <w:t xml:space="preserve">cantSplit</w:t>
+      </w:r>
+      <w:r>
+        <w:rPr>
+          <w:rFonts w:ascii="Calibri" w:cs="Calibri" w:eastAsia="Calibri" w:hAnsi="Calibri"/>
+          <w:b/>
+          <w:bCs/>
+          <w:sz w:val="22"/>
+          <w:szCs w:val="22"/>
+        </w:rPr>
+        <w:t xml:space="preserve"> block over.</w:t>
+      </w:r>
+    </w:p>
+    <w:p>
+      <w:pPr>
+        <w:pStyle w:val="ListParagraph"/>
+        <w:numPr>
+          <w:ilvl w:val="0"/>
+          <w:numId w:val="2"/>
+        </w:numPr>
+        <w:spacing w:after="60"/>
+      </w:pPr>
+      <w:r>
+        <w:rPr>
+          <w:rFonts w:ascii="Calibri" w:cs="Calibri" w:eastAsia="Calibri" w:hAnsi="Calibri"/>
+          <w:sz w:val="22"/>
+          <w:szCs w:val="22"/>
+        </w:rPr>
+        <w:t xml:space="preserve">⚠ </w:t>
+      </w:r>
+      <w:r>
+        <w:rPr>
+          <w:rFonts w:ascii="Calibri" w:cs="Calibri" w:eastAsia="Calibri" w:hAnsi="Calibri"/>
+          <w:b/>
+          <w:bCs/>
+          <w:sz w:val="22"/>
+          <w:szCs w:val="22"/>
+        </w:rPr>
+        <w:t xml:space="preserve">A fault no word-count check can see, found at C1 Book 2 and now the first thing to check in a dialogue: one speaker asking a question and answering it himself.</w:t>
+      </w:r>
+      <w:r>
+        <w:rPr>
+          <w:rFonts w:ascii="Calibri" w:cs="Calibri" w:eastAsia="Calibri" w:hAnsi="Calibri"/>
+          <w:sz w:val="22"/>
+          <w:szCs w:val="22"/>
+        </w:rPr>
+        <w:t xml:space="preserve"> </w:t>
+      </w:r>
+      <w:r>
+        <w:rPr>
+          <w:rFonts w:ascii="Calibri" w:cs="Calibri" w:eastAsia="Calibri" w:hAnsi="Calibri"/>
+          <w:b/>
+          <w:bCs/>
+          <w:sz w:val="22"/>
+          <w:szCs w:val="22"/>
+        </w:rPr>
+        <w:t xml:space="preserve">Eleven exchanges across four units.</w:t>
+      </w:r>
+      <w:r>
+        <w:rPr>
+          <w:rFonts w:ascii="Calibri" w:cs="Calibri" w:eastAsia="Calibri" w:hAnsi="Calibri"/>
+          <w:sz w:val="22"/>
+          <w:szCs w:val="22"/>
+        </w:rPr>
+        <w:t xml:space="preserve"> </w:t>
+      </w:r>
+      <w:r>
+        <w:rPr>
+          <w:rFonts w:ascii="Calibri" w:cs="Calibri" w:eastAsia="Calibri" w:hAnsi="Calibri"/>
+          <w:b/>
+          <w:bCs/>
+          <w:sz w:val="22"/>
+          <w:szCs w:val="22"/>
+        </w:rPr>
+        <w:t xml:space="preserve">It reads as a monologue broken in two, every house figure passes, and the 4R report that attributes the question is wrong with it.</w:t>
+      </w:r>
+      <w:r>
+        <w:rPr>
+          <w:rFonts w:ascii="Calibri" w:cs="Calibri" w:eastAsia="Calibri" w:hAnsi="Calibri"/>
+          <w:sz w:val="22"/>
+          <w:szCs w:val="22"/>
+        </w:rPr>
+        <w:t xml:space="preserve"> </w:t>
+      </w:r>
+      <w:r>
+        <w:rPr>
+          <w:rFonts w:ascii="Calibri" w:cs="Calibri" w:eastAsia="Calibri" w:hAnsi="Calibri"/>
+          <w:b/>
+          <w:bCs/>
+          <w:sz w:val="22"/>
+          <w:szCs w:val="22"/>
+        </w:rPr>
+        <w:t xml:space="preserve">The tool is a parser over the </w:t>
+      </w:r>
+      <w:r>
+        <w:rPr>
+          <w:rFonts w:ascii="Consolas" w:cs="Consolas" w:eastAsia="Consolas" w:hAnsi="Consolas"/>
+          <w:b/>
+          <w:bCs/>
+          <w:sz w:val="20"/>
+          <w:szCs w:val="20"/>
+        </w:rPr>
+        <w:t xml:space="preserve">dlg()</w:t>
+      </w:r>
+      <w:r>
+        <w:rPr>
+          <w:rFonts w:ascii="Calibri" w:cs="Calibri" w:eastAsia="Calibri" w:hAnsi="Calibri"/>
+          <w:b/>
+          <w:bCs/>
+          <w:sz w:val="22"/>
+          <w:szCs w:val="22"/>
+        </w:rPr>
+        <w:t xml:space="preserve"> blocks that reports consecutive identical speakers and any speaker who is not in the cast</w:t>
+      </w:r>
+      <w:r>
+        <w:rPr>
+          <w:rFonts w:ascii="Calibri" w:cs="Calibri" w:eastAsia="Calibri" w:hAnsi="Calibri"/>
+          <w:sz w:val="22"/>
+          <w:szCs w:val="22"/>
+        </w:rPr>
+        <w:t xml:space="preserve"> — </w:t>
+      </w:r>
+      <w:r>
+        <w:rPr>
+          <w:rFonts w:ascii="Calibri" w:cs="Calibri" w:eastAsia="Calibri" w:hAnsi="Calibri"/>
+          <w:b/>
+          <w:bCs/>
+          <w:sz w:val="22"/>
+          <w:szCs w:val="22"/>
+        </w:rPr>
+        <w:t xml:space="preserve">consecutive same-speaker turns are a house device, so the check reports and the writer judges, but the ask-and-self-answer pair is always a fault.</w:t>
+      </w:r>
+      <w:r>
+        <w:rPr>
+          <w:rFonts w:ascii="Calibri" w:cs="Calibri" w:eastAsia="Calibri" w:hAnsi="Calibri"/>
+          <w:sz w:val="22"/>
+          <w:szCs w:val="22"/>
+        </w:rPr>
+        <w:t xml:space="preserve"> </w:t>
+      </w:r>
+      <w:r>
+        <w:rPr>
+          <w:rFonts w:ascii="Calibri" w:cs="Calibri" w:eastAsia="Calibri" w:hAnsi="Calibri"/>
+          <w:b/>
+          <w:bCs/>
+          <w:sz w:val="22"/>
+          <w:szCs w:val="22"/>
+        </w:rPr>
+        <w:t xml:space="preserve">The same check catches the other half of it: giving classroom dialogue to a person who belongs to the unit's fiction and not to the room. Hand their words to a student as reported speech.</w:t>
+      </w:r>
+    </w:p>
+    <w:p>
+      <w:pPr>
+        <w:pStyle w:val="ListParagraph"/>
+        <w:numPr>
+          <w:ilvl w:val="0"/>
+          <w:numId w:val="2"/>
+        </w:numPr>
+        <w:spacing w:after="60"/>
+      </w:pPr>
+      <w:r>
+        <w:rPr>
+          <w:rFonts w:ascii="Calibri" w:cs="Calibri" w:eastAsia="Calibri" w:hAnsi="Calibri"/>
+          <w:sz w:val="22"/>
+          <w:szCs w:val="22"/>
+        </w:rPr>
+        <w:t xml:space="preserve">⚠ </w:t>
+      </w:r>
+      <w:r>
+        <w:rPr>
+          <w:rFonts w:ascii="Calibri" w:cs="Calibri" w:eastAsia="Calibri" w:hAnsi="Calibri"/>
+          <w:b/>
+          <w:bCs/>
+          <w:sz w:val="22"/>
+          <w:szCs w:val="22"/>
+        </w:rPr>
+        <w:t xml:space="preserve">A house count that passes an empty list is not a check.</w:t>
+      </w:r>
+      <w:r>
+        <w:rPr>
+          <w:rFonts w:ascii="Calibri" w:cs="Calibri" w:eastAsia="Calibri" w:hAnsi="Calibri"/>
+          <w:sz w:val="22"/>
+          <w:szCs w:val="22"/>
+        </w:rPr>
+        <w:t xml:space="preserve"> </w:t>
+      </w:r>
+      <w:r>
+        <w:rPr>
+          <w:rFonts w:ascii="Calibri" w:cs="Calibri" w:eastAsia="Calibri" w:hAnsi="Calibri"/>
+          <w:b/>
+          <w:bCs/>
+          <w:sz w:val="22"/>
+          <w:szCs w:val="22"/>
+        </w:rPr>
+        <w:t xml:space="preserve">One C1 Book 2 unit was built with no writer's box at all and the harness printed </w:t>
+      </w:r>
+      <w:r>
+        <w:rPr>
+          <w:rFonts w:ascii="Consolas" w:cs="Consolas" w:eastAsia="Consolas" w:hAnsi="Consolas"/>
+          <w:b/>
+          <w:bCs/>
+          <w:sz w:val="20"/>
+          <w:szCs w:val="20"/>
+        </w:rPr>
+        <w:t xml:space="preserve">writers box : [] OK</w:t>
+      </w:r>
+      <w:r>
+        <w:rPr>
+          <w:rFonts w:ascii="Calibri" w:cs="Calibri" w:eastAsia="Calibri" w:hAnsi="Calibri"/>
+          <w:sz w:val="22"/>
+          <w:szCs w:val="22"/>
+        </w:rPr>
+        <w:t xml:space="preserve">, because a check that measures the words in each box has nothing to object to when there are no boxes. </w:t>
+      </w:r>
+      <w:r>
+        <w:rPr>
+          <w:rFonts w:ascii="Calibri" w:cs="Calibri" w:eastAsia="Calibri" w:hAnsi="Calibri"/>
+          <w:b/>
+          <w:bCs/>
+          <w:sz w:val="22"/>
+          <w:szCs w:val="22"/>
+        </w:rPr>
+        <w:t xml:space="preserve">The unit was six pages short and read correctly line by line; it was found by reading it against the house pattern and not by any script.</w:t>
+      </w:r>
+      <w:r>
+        <w:rPr>
+          <w:rFonts w:ascii="Calibri" w:cs="Calibri" w:eastAsia="Calibri" w:hAnsi="Calibri"/>
+          <w:sz w:val="22"/>
+          <w:szCs w:val="22"/>
+        </w:rPr>
+        <w:t xml:space="preserve"> </w:t>
+      </w:r>
+      <w:r>
+        <w:rPr>
+          <w:rFonts w:ascii="Calibri" w:cs="Calibri" w:eastAsia="Calibri" w:hAnsi="Calibri"/>
+          <w:b/>
+          <w:bCs/>
+          <w:sz w:val="22"/>
+          <w:szCs w:val="22"/>
+        </w:rPr>
+        <w:t xml:space="preserve">Assert the count before measuring the contents — six boxes, eight dialogues, six page breaks, ten key notes — and read each finished unit against the pattern: the cast list, the boxes, the reports, the dialogues.</w:t>
+      </w:r>
+    </w:p>
+    <w:p>
+      <w:pPr>
+        <w:pStyle w:val="ListParagraph"/>
+        <w:numPr>
+          <w:ilvl w:val="0"/>
+          <w:numId w:val="2"/>
+        </w:numPr>
+        <w:spacing w:after="60"/>
+      </w:pPr>
+      <w:r>
+        <w:rPr>
+          <w:rFonts w:ascii="Calibri" w:cs="Calibri" w:eastAsia="Calibri" w:hAnsi="Calibri"/>
+          <w:sz w:val="22"/>
+          <w:szCs w:val="22"/>
+        </w:rPr>
+        <w:t xml:space="preserve">⚠ </w:t>
+      </w:r>
+      <w:r>
+        <w:rPr>
+          <w:rFonts w:ascii="Calibri" w:cs="Calibri" w:eastAsia="Calibri" w:hAnsi="Calibri"/>
+          <w:b/>
+          <w:bCs/>
+          <w:sz w:val="22"/>
+          <w:szCs w:val="22"/>
+        </w:rPr>
+        <w:t xml:space="preserve">When the genre is shorter than the model band, lengthen the writer and not the document.</w:t>
+      </w:r>
+      <w:r>
+        <w:rPr>
+          <w:rFonts w:ascii="Calibri" w:cs="Calibri" w:eastAsia="Calibri" w:hAnsi="Calibri"/>
+          <w:sz w:val="22"/>
+          <w:szCs w:val="22"/>
+        </w:rPr>
+        <w:t xml:space="preserve"> </w:t>
+      </w:r>
+      <w:r>
+        <w:rPr>
+          <w:rFonts w:ascii="Calibri" w:cs="Calibri" w:eastAsia="Calibri" w:hAnsi="Calibri"/>
+          <w:b/>
+          <w:bCs/>
+          <w:sz w:val="22"/>
+          <w:szCs w:val="22"/>
+        </w:rPr>
+        <w:t xml:space="preserve">Nine of twelve C1 Book 2 models came in 50 to 170 words short, because the book's genres are short documents — a two-page note, a one-page report, a refusal, a scope paragraph — and an authentic one does not reach 480 words.</w:t>
+      </w:r>
+      <w:r>
+        <w:rPr>
+          <w:rFonts w:ascii="Calibri" w:cs="Calibri" w:eastAsia="Calibri" w:hAnsi="Calibri"/>
+          <w:sz w:val="22"/>
+          <w:szCs w:val="22"/>
+        </w:rPr>
+        <w:t xml:space="preserve"> </w:t>
+      </w:r>
+      <w:r>
+        <w:rPr>
+          <w:rFonts w:ascii="Calibri" w:cs="Calibri" w:eastAsia="Calibri" w:hAnsi="Calibri"/>
+          <w:b/>
+          <w:bCs/>
+          <w:sz w:val="22"/>
+          <w:szCs w:val="22"/>
+        </w:rPr>
+        <w:t xml:space="preserve">The repair that worked every time is a further paragraph in the same box and the same hand</w:t>
+      </w:r>
+      <w:r>
+        <w:rPr>
+          <w:rFonts w:ascii="Calibri" w:cs="Calibri" w:eastAsia="Calibri" w:hAnsi="Calibri"/>
+          <w:sz w:val="22"/>
+          <w:szCs w:val="22"/>
+        </w:rPr>
+        <w:t xml:space="preserve"> — </w:t>
+      </w:r>
+      <w:r>
+        <w:rPr>
+          <w:rFonts w:ascii="Calibri" w:cs="Calibri" w:eastAsia="Calibri" w:hAnsi="Calibri"/>
+          <w:i/>
+          <w:iCs/>
+          <w:sz w:val="22"/>
+          <w:szCs w:val="22"/>
+        </w:rPr>
+        <w:t xml:space="preserve">the thing I had not expected</w:t>
+      </w:r>
+      <w:r>
+        <w:rPr>
+          <w:rFonts w:ascii="Calibri" w:cs="Calibri" w:eastAsia="Calibri" w:hAnsi="Calibri"/>
+          <w:sz w:val="22"/>
+          <w:szCs w:val="22"/>
+        </w:rPr>
+        <w:t xml:space="preserve">, </w:t>
+      </w:r>
+      <w:r>
+        <w:rPr>
+          <w:rFonts w:ascii="Calibri" w:cs="Calibri" w:eastAsia="Calibri" w:hAnsi="Calibri"/>
+          <w:i/>
+          <w:iCs/>
+          <w:sz w:val="22"/>
+          <w:szCs w:val="22"/>
+        </w:rPr>
+        <w:t xml:space="preserve">what I am not claiming</w:t>
+      </w:r>
+      <w:r>
+        <w:rPr>
+          <w:rFonts w:ascii="Calibri" w:cs="Calibri" w:eastAsia="Calibri" w:hAnsi="Calibri"/>
+          <w:sz w:val="22"/>
+          <w:szCs w:val="22"/>
+        </w:rPr>
+        <w:t xml:space="preserve">, </w:t>
+      </w:r>
+      <w:r>
+        <w:rPr>
+          <w:rFonts w:ascii="Calibri" w:cs="Calibri" w:eastAsia="Calibri" w:hAnsi="Calibri"/>
+          <w:i/>
+          <w:iCs/>
+          <w:sz w:val="22"/>
+          <w:szCs w:val="22"/>
+        </w:rPr>
+        <w:t xml:space="preserve">note on my own copy</w:t>
+      </w:r>
+      <w:r>
+        <w:rPr>
+          <w:rFonts w:ascii="Calibri" w:cs="Calibri" w:eastAsia="Calibri" w:hAnsi="Calibri"/>
+          <w:sz w:val="22"/>
+          <w:szCs w:val="22"/>
+        </w:rPr>
+        <w:t xml:space="preserve"> — </w:t>
+      </w:r>
+      <w:r>
+        <w:rPr>
+          <w:rFonts w:ascii="Calibri" w:cs="Calibri" w:eastAsia="Calibri" w:hAnsi="Calibri"/>
+          <w:b/>
+          <w:bCs/>
+          <w:sz w:val="22"/>
+          <w:szCs w:val="22"/>
+        </w:rPr>
+        <w:t xml:space="preserve">and for a gapped text, a declared continuation the rubric names: </w:t>
+      </w:r>
+      <w:r>
+        <w:rPr>
+          <w:rFonts w:ascii="Calibri" w:cs="Calibri" w:eastAsia="Calibri" w:hAnsi="Calibri"/>
+          <w:b/>
+          <w:bCs/>
+          <w:i/>
+          <w:iCs/>
+          <w:sz w:val="22"/>
+          <w:szCs w:val="22"/>
+        </w:rPr>
+        <w:t xml:space="preserve">then read the rest of the note, which has no gaps in it</w:t>
+      </w:r>
+      <w:r>
+        <w:rPr>
+          <w:rFonts w:ascii="Calibri" w:cs="Calibri" w:eastAsia="Calibri" w:hAnsi="Calibri"/>
+          <w:b/>
+          <w:bCs/>
+          <w:sz w:val="22"/>
+          <w:szCs w:val="22"/>
+        </w:rPr>
+        <w:t xml:space="preserve">.</w:t>
+      </w:r>
+      <w:r>
+        <w:rPr>
+          <w:rFonts w:ascii="Calibri" w:cs="Calibri" w:eastAsia="Calibri" w:hAnsi="Calibri"/>
+          <w:sz w:val="22"/>
+          <w:szCs w:val="22"/>
+        </w:rPr>
+        <w:t xml:space="preserve"> </w:t>
+      </w:r>
+      <w:r>
+        <w:rPr>
+          <w:rFonts w:ascii="Calibri" w:cs="Calibri" w:eastAsia="Calibri" w:hAnsi="Calibri"/>
+          <w:b/>
+          <w:bCs/>
+          <w:sz w:val="22"/>
+          <w:szCs w:val="22"/>
+        </w:rPr>
+        <w:t xml:space="preserve">Never inflate the document itself; a padded genre teaches the wrong length.</w:t>
+      </w:r>
+    </w:p>
+    <w:p>
+      <w:pPr>
+        <w:pStyle w:val="ListParagraph"/>
+        <w:numPr>
+          <w:ilvl w:val="0"/>
+          <w:numId w:val="2"/>
+        </w:numPr>
+        <w:spacing w:after="60"/>
+      </w:pPr>
+      <w:r>
+        <w:rPr>
+          <w:rFonts w:ascii="Calibri" w:cs="Calibri" w:eastAsia="Calibri" w:hAnsi="Calibri"/>
+          <w:b/>
+          <w:bCs/>
+          <w:sz w:val="22"/>
+          <w:szCs w:val="22"/>
+        </w:rPr>
+        <w:t xml:space="preserve">The peer-review progression is complete at C1 and band 4 is the only band in the series that can be refused.</w:t>
+      </w:r>
+      <w:r>
+        <w:rPr>
+          <w:rFonts w:ascii="Calibri" w:cs="Calibri" w:eastAsia="Calibri" w:hAnsi="Calibri"/>
+          <w:sz w:val="22"/>
+          <w:szCs w:val="22"/>
+        </w:rPr>
+        <w:t xml:space="preserve"> </w:t>
+      </w:r>
+      <w:r>
+        <w:rPr>
+          <w:rFonts w:ascii="Calibri" w:cs="Calibri" w:eastAsia="Calibri" w:hAnsi="Calibri"/>
+          <w:b/>
+          <w:bCs/>
+          <w:sz w:val="22"/>
+          <w:szCs w:val="22"/>
+        </w:rPr>
+        <w:t xml:space="preserve">Band 3 runs Units 13–18 and band 4 Units 19–24:</w:t>
+      </w:r>
+      <w:r>
+        <w:rPr>
+          <w:rFonts w:ascii="Calibri" w:cs="Calibri" w:eastAsia="Calibri" w:hAnsi="Calibri"/>
+          <w:sz w:val="22"/>
+          <w:szCs w:val="22"/>
+        </w:rPr>
+        <w:t xml:space="preserve"> </w:t>
+      </w:r>
+      <w:r>
+        <w:rPr>
+          <w:rFonts w:ascii="Calibri" w:cs="Calibri" w:eastAsia="Calibri" w:hAnsi="Calibri"/>
+          <w:i/>
+          <w:iCs/>
+          <w:sz w:val="22"/>
+          <w:szCs w:val="22"/>
+        </w:rPr>
+        <w:t xml:space="preserve">name the reader you are being, name what is absent, give the criterion with the line copied, hand it over unsigned — and then write the one sentence you would put in the writer's place.</w:t>
+      </w:r>
+      <w:r>
+        <w:rPr>
+          <w:rFonts w:ascii="Calibri" w:cs="Calibri" w:eastAsia="Calibri" w:hAnsi="Calibri"/>
+          <w:sz w:val="22"/>
+          <w:szCs w:val="22"/>
+        </w:rPr>
+        <w:t xml:space="preserve"> </w:t>
+      </w:r>
+      <w:r>
+        <w:rPr>
+          <w:rFonts w:ascii="Calibri" w:cs="Calibri" w:eastAsia="Calibri" w:hAnsi="Calibri"/>
+          <w:b/>
+          <w:bCs/>
+          <w:sz w:val="22"/>
+          <w:szCs w:val="22"/>
+        </w:rPr>
+        <w:t xml:space="preserve">The writer answers whether that sentence is theirs and may refuse it, and the key treats four refusals in ten as the correct rate</w:t>
+      </w:r>
+      <w:r>
+        <w:rPr>
+          <w:rFonts w:ascii="Calibri" w:cs="Calibri" w:eastAsia="Calibri" w:hAnsi="Calibri"/>
+          <w:sz w:val="22"/>
+          <w:szCs w:val="22"/>
+        </w:rPr>
+        <w:t xml:space="preserve"> — </w:t>
+      </w:r>
+      <w:r>
+        <w:rPr>
+          <w:rFonts w:ascii="Calibri" w:cs="Calibri" w:eastAsia="Calibri" w:hAnsi="Calibri"/>
+          <w:b/>
+          <w:bCs/>
+          <w:sz w:val="22"/>
+          <w:szCs w:val="22"/>
+        </w:rPr>
+        <w:t xml:space="preserve">the first number the series has printed for disagreement.</w:t>
+      </w:r>
+    </w:p>
+    <w:p>
+      <w:pPr>
+        <w:pStyle w:val="ListParagraph"/>
+        <w:numPr>
+          <w:ilvl w:val="0"/>
+          <w:numId w:val="2"/>
+        </w:numPr>
+        <w:spacing w:after="60"/>
+      </w:pPr>
+      <w:r>
+        <w:rPr>
+          <w:rFonts w:ascii="Calibri" w:cs="Calibri" w:eastAsia="Calibri" w:hAnsi="Calibri"/>
+          <w:sz w:val="22"/>
+          <w:szCs w:val="22"/>
+        </w:rPr>
+        <w:t xml:space="preserve">⚠ </w:t>
+      </w:r>
+      <w:r>
+        <w:rPr>
+          <w:rFonts w:ascii="Calibri" w:cs="Calibri" w:eastAsia="Calibri" w:hAnsi="Calibri"/>
+          <w:b/>
+          <w:bCs/>
+          <w:sz w:val="22"/>
+          <w:szCs w:val="22"/>
+        </w:rPr>
+        <w:t xml:space="preserve">The mediation-ordinal fault has now been found at three levels in a row, and at C1 Book 2 it was found by the grep this section tells you to run.</w:t>
+      </w:r>
+      <w:r>
+        <w:rPr>
+          <w:rFonts w:ascii="Calibri" w:cs="Calibri" w:eastAsia="Calibri" w:hAnsi="Calibri"/>
+          <w:sz w:val="22"/>
+          <w:szCs w:val="22"/>
+        </w:rPr>
+        <w:t xml:space="preserve"> </w:t>
+      </w:r>
+      <w:r>
+        <w:rPr>
+          <w:rFonts w:ascii="Calibri" w:cs="Calibri" w:eastAsia="Calibri" w:hAnsi="Calibri"/>
+          <w:b/>
+          <w:bCs/>
+          <w:sz w:val="22"/>
+          <w:szCs w:val="22"/>
+        </w:rPr>
+        <w:t xml:space="preserve">Eight of the twelve keys were wrong in one drift: Unit 15's key never declared its ordinal at all, so Unit 16 called itself the third while also calling itself the sixteenth of the level, and every key after it was a step low until two keys both claimed the ninth.</w:t>
+      </w:r>
+      <w:r>
+        <w:rPr>
+          <w:rFonts w:ascii="Calibri" w:cs="Calibri" w:eastAsia="Calibri" w:hAnsi="Calibri"/>
+          <w:sz w:val="22"/>
+          <w:szCs w:val="22"/>
+        </w:rPr>
+        <w:t xml:space="preserve"> ⚠ </w:t>
+      </w:r>
+      <w:r>
+        <w:rPr>
+          <w:rFonts w:ascii="Calibri" w:cs="Calibri" w:eastAsia="Calibri" w:hAnsi="Calibri"/>
+          <w:b/>
+          <w:bCs/>
+          <w:sz w:val="22"/>
+          <w:szCs w:val="22"/>
+        </w:rPr>
+        <w:t xml:space="preserve">The cause is one step further back than the last two levels suggested: the drift begins at the cycle that omits the claim, not at the cycle that writes it wrongly.</w:t>
+      </w:r>
+      <w:r>
+        <w:rPr>
+          <w:rFonts w:ascii="Calibri" w:cs="Calibri" w:eastAsia="Calibri" w:hAnsi="Calibri"/>
+          <w:sz w:val="22"/>
+          <w:szCs w:val="22"/>
+        </w:rPr>
+        <w:t xml:space="preserve"> </w:t>
+      </w:r>
+      <w:r>
+        <w:rPr>
+          <w:rFonts w:ascii="Calibri" w:cs="Calibri" w:eastAsia="Calibri" w:hAnsi="Calibri"/>
+          <w:b/>
+          <w:bCs/>
+          <w:sz w:val="22"/>
+          <w:szCs w:val="22"/>
+        </w:rPr>
+        <w:t xml:space="preserve">So grep for the ordinal in every key and check that the sequence has no gap, rather than checking the numbers that are present</w:t>
+      </w:r>
+      <w:r>
+        <w:rPr>
+          <w:rFonts w:ascii="Calibri" w:cs="Calibri" w:eastAsia="Calibri" w:hAnsi="Calibri"/>
+          <w:sz w:val="22"/>
+          <w:szCs w:val="22"/>
+        </w:rPr>
+        <w:t xml:space="preserve"> — </w:t>
+      </w:r>
+      <w:r>
+        <w:rPr>
+          <w:rFonts w:ascii="Calibri" w:cs="Calibri" w:eastAsia="Calibri" w:hAnsi="Calibri"/>
+          <w:b/>
+          <w:bCs/>
+          <w:sz w:val="22"/>
+          <w:szCs w:val="22"/>
+        </w:rPr>
+        <w:t xml:space="preserve">and check each key's own two claims against each other, because </w:t>
+      </w:r>
+      <w:r>
+        <w:rPr>
+          <w:rFonts w:ascii="Calibri" w:cs="Calibri" w:eastAsia="Calibri" w:hAnsi="Calibri"/>
+          <w:b/>
+          <w:bCs/>
+          <w:i/>
+          <w:iCs/>
+          <w:sz w:val="22"/>
+          <w:szCs w:val="22"/>
+        </w:rPr>
+        <w:t xml:space="preserve">the third of Book 2 and the sixteenth of the level</w:t>
+      </w:r>
+      <w:r>
+        <w:rPr>
+          <w:rFonts w:ascii="Calibri" w:cs="Calibri" w:eastAsia="Calibri" w:hAnsi="Calibri"/>
+          <w:b/>
+          <w:bCs/>
+          <w:sz w:val="22"/>
+          <w:szCs w:val="22"/>
+        </w:rPr>
+        <w:t xml:space="preserve"> is a fault visible inside one sentence.</w:t>
       </w:r>
     </w:p>
     <w:p>

--- a/proactive-english-a2-b2-sy/out/PE-SY_SERIES_BIBLE.docx
+++ b/proactive-english-a2-b2-sy/out/PE-SY_SERIES_BIBLE.docx
@@ -27,7 +27,7 @@
           <w:sz w:val="22"/>
           <w:szCs w:val="22"/>
         </w:rPr>
-        <w:t xml:space="preserve">Syria Edition · Version 1.4 · 23 October 2026 · Author: Mo (Mohamad Khorbatli)</w:t>
+        <w:t xml:space="preserve">Syria Edition · Version 1.5 · 23 October 2026 · Author: Mo (Mohamad Khorbatli)</w:t>
       </w:r>
     </w:p>
     <w:p>
@@ -1011,6 +1011,136 @@
                 <w:szCs w:val="20"/>
               </w:rPr>
               <w:t xml:space="preserve">Planned</w:t>
+            </w:r>
+          </w:p>
+        </w:tc>
+      </w:tr>
+      <w:tr>
+        <w:tc>
+          <w:tcPr>
+            <w:tcW w:type="dxa" w:w="900"/>
+            <w:tcBorders>
+              <w:top w:val="single" w:color="A6A6A6" w:sz="4"/>
+              <w:left w:val="single" w:color="A6A6A6" w:sz="4"/>
+              <w:bottom w:val="single" w:color="A6A6A6" w:sz="4"/>
+              <w:right w:val="single" w:color="A6A6A6" w:sz="4"/>
+            </w:tcBorders>
+            <w:tcMar>
+              <w:top w:type="dxa" w:w="50"/>
+              <w:left w:type="dxa" w:w="90"/>
+              <w:bottom w:type="dxa" w:w="50"/>
+              <w:right w:type="dxa" w:w="90"/>
+            </w:tcMar>
+          </w:tcPr>
+          <w:p>
+            <w:r>
+              <w:rPr>
+                <w:rFonts w:ascii="Calibri" w:cs="Calibri" w:eastAsia="Calibri" w:hAnsi="Calibri"/>
+                <w:sz w:val="20"/>
+                <w:szCs w:val="20"/>
+              </w:rPr>
+              <w:t xml:space="preserve">—</w:t>
+            </w:r>
+          </w:p>
+        </w:tc>
+        <w:tc>
+          <w:tcPr>
+            <w:tcW w:type="dxa" w:w="2701"/>
+            <w:tcBorders>
+              <w:top w:val="single" w:color="A6A6A6" w:sz="4"/>
+              <w:left w:val="single" w:color="A6A6A6" w:sz="4"/>
+              <w:bottom w:val="single" w:color="A6A6A6" w:sz="4"/>
+              <w:right w:val="single" w:color="A6A6A6" w:sz="4"/>
+            </w:tcBorders>
+            <w:tcMar>
+              <w:top w:type="dxa" w:w="50"/>
+              <w:left w:type="dxa" w:w="90"/>
+              <w:bottom w:type="dxa" w:w="50"/>
+              <w:right w:type="dxa" w:w="90"/>
+            </w:tcMar>
+          </w:tcPr>
+          <w:p>
+            <w:r>
+              <w:rPr>
+                <w:rFonts w:ascii="Calibri" w:cs="Calibri" w:eastAsia="Calibri" w:hAnsi="Calibri"/>
+                <w:b/>
+                <w:bCs/>
+                <w:sz w:val="20"/>
+                <w:szCs w:val="20"/>
+              </w:rPr>
+              <w:t xml:space="preserve">Proactive Business English A2</w:t>
+            </w:r>
+            <w:r>
+              <w:rPr>
+                <w:rFonts w:ascii="Calibri" w:cs="Calibri" w:eastAsia="Calibri" w:hAnsi="Calibri"/>
+                <w:sz w:val="20"/>
+                <w:szCs w:val="20"/>
+              </w:rPr>
+              <w:t xml:space="preserve"> (Books 1–2, 24 units)</w:t>
+            </w:r>
+          </w:p>
+        </w:tc>
+        <w:tc>
+          <w:tcPr>
+            <w:tcW w:type="dxa" w:w="3602"/>
+            <w:tcBorders>
+              <w:top w:val="single" w:color="A6A6A6" w:sz="4"/>
+              <w:left w:val="single" w:color="A6A6A6" w:sz="4"/>
+              <w:bottom w:val="single" w:color="A6A6A6" w:sz="4"/>
+              <w:right w:val="single" w:color="A6A6A6" w:sz="4"/>
+            </w:tcBorders>
+            <w:tcMar>
+              <w:top w:type="dxa" w:w="50"/>
+              <w:left w:type="dxa" w:w="90"/>
+              <w:bottom w:type="dxa" w:w="50"/>
+              <w:right w:type="dxa" w:w="90"/>
+            </w:tcMar>
+          </w:tcPr>
+          <w:p>
+            <w:r>
+              <w:rPr>
+                <w:rFonts w:ascii="Calibri" w:cs="Calibri" w:eastAsia="Calibri" w:hAnsi="Calibri"/>
+                <w:sz w:val="20"/>
+                <w:szCs w:val="20"/>
+              </w:rPr>
+              <w:t xml:space="preserve">Syria Edition — the first ESP strand built on this spine</w:t>
+            </w:r>
+          </w:p>
+        </w:tc>
+        <w:tc>
+          <w:tcPr>
+            <w:tcW w:type="dxa" w:w="2703"/>
+            <w:tcBorders>
+              <w:top w:val="single" w:color="A6A6A6" w:sz="4"/>
+              <w:left w:val="single" w:color="A6A6A6" w:sz="4"/>
+              <w:bottom w:val="single" w:color="A6A6A6" w:sz="4"/>
+              <w:right w:val="single" w:color="A6A6A6" w:sz="4"/>
+            </w:tcBorders>
+            <w:tcMar>
+              <w:top w:type="dxa" w:w="50"/>
+              <w:left w:type="dxa" w:w="90"/>
+              <w:bottom w:type="dxa" w:w="50"/>
+              <w:right w:type="dxa" w:w="90"/>
+            </w:tcMar>
+          </w:tcPr>
+          <w:p>
+            <w:r>
+              <w:rPr>
+                <w:rFonts w:ascii="Calibri" w:cs="Calibri" w:eastAsia="Calibri" w:hAnsi="Calibri"/>
+                <w:b/>
+                <w:bCs/>
+                <w:sz w:val="20"/>
+                <w:szCs w:val="20"/>
+              </w:rPr>
+              <w:t xml:space="preserve">DELIVERED</w:t>
+            </w:r>
+            <w:r>
+              <w:rPr>
+                <w:rFonts w:ascii="Calibri" w:cs="Calibri" w:eastAsia="Calibri" w:hAnsi="Calibri"/>
+                <w:sz w:val="20"/>
+                <w:szCs w:val="20"/>
+              </w:rPr>
+              <w:t xml:space="preserve"> · both books closed</w:t>
             </w:r>
           </w:p>
         </w:tc>
@@ -5088,7 +5218,422 @@
           </w:p>
         </w:tc>
       </w:tr>
+      <w:tr>
+        <w:tc>
+          <w:tcPr>
+            <w:tcW w:type="dxa" w:w="2476"/>
+            <w:tcBorders>
+              <w:top w:val="single" w:color="A6A6A6" w:sz="4"/>
+              <w:left w:val="single" w:color="A6A6A6" w:sz="4"/>
+              <w:bottom w:val="single" w:color="A6A6A6" w:sz="4"/>
+              <w:right w:val="single" w:color="A6A6A6" w:sz="4"/>
+            </w:tcBorders>
+            <w:tcMar>
+              <w:top w:type="dxa" w:w="50"/>
+              <w:left w:type="dxa" w:w="90"/>
+              <w:bottom w:type="dxa" w:w="50"/>
+              <w:right w:type="dxa" w:w="90"/>
+            </w:tcMar>
+          </w:tcPr>
+          <w:p>
+            <w:r>
+              <w:rPr>
+                <w:rFonts w:ascii="Calibri" w:cs="Calibri" w:eastAsia="Calibri" w:hAnsi="Calibri"/>
+                <w:b/>
+                <w:bCs/>
+                <w:sz w:val="20"/>
+                <w:szCs w:val="20"/>
+              </w:rPr>
+              <w:t xml:space="preserve">Business A2 Book 1</w:t>
+            </w:r>
+            <w:r>
+              <w:rPr>
+                <w:rFonts w:ascii="Calibri" w:cs="Calibri" w:eastAsia="Calibri" w:hAnsi="Calibri"/>
+                <w:sz w:val="20"/>
+                <w:szCs w:val="20"/>
+              </w:rPr>
+              <w:t xml:space="preserve"> (Units 1–12)</w:t>
+            </w:r>
+          </w:p>
+        </w:tc>
+        <w:tc>
+          <w:tcPr>
+            <w:tcW w:type="dxa" w:w="3128"/>
+            <w:tcBorders>
+              <w:top w:val="single" w:color="A6A6A6" w:sz="4"/>
+              <w:left w:val="single" w:color="A6A6A6" w:sz="4"/>
+              <w:bottom w:val="single" w:color="A6A6A6" w:sz="4"/>
+              <w:right w:val="single" w:color="A6A6A6" w:sz="4"/>
+            </w:tcBorders>
+            <w:tcMar>
+              <w:top w:type="dxa" w:w="50"/>
+              <w:left w:type="dxa" w:w="90"/>
+              <w:bottom w:type="dxa" w:w="50"/>
+              <w:right w:type="dxa" w:w="90"/>
+            </w:tcMar>
+          </w:tcPr>
+          <w:p>
+            <w:r>
+              <w:rPr>
+                <w:rFonts w:ascii="Calibri" w:cs="Calibri" w:eastAsia="Calibri" w:hAnsi="Calibri"/>
+                <w:sz w:val="20"/>
+                <w:szCs w:val="20"/>
+              </w:rPr>
+              <w:t xml:space="preserve">⚠ </w:t>
+            </w:r>
+            <w:r>
+              <w:rPr>
+                <w:rFonts w:ascii="Calibri" w:cs="Calibri" w:eastAsia="Calibri" w:hAnsi="Calibri"/>
+                <w:b/>
+                <w:bCs/>
+                <w:sz w:val="20"/>
+                <w:szCs w:val="20"/>
+              </w:rPr>
+              <w:t xml:space="preserve">29–32</w:t>
+            </w:r>
+            <w:r>
+              <w:rPr>
+                <w:rFonts w:ascii="Calibri" w:cs="Calibri" w:eastAsia="Calibri" w:hAnsi="Calibri"/>
+                <w:sz w:val="20"/>
+                <w:szCs w:val="20"/>
+              </w:rPr>
+              <w:t xml:space="preserve"> (Unit 12 = 33)</w:t>
+            </w:r>
+          </w:p>
+        </w:tc>
+        <w:tc>
+          <w:tcPr>
+            <w:tcW w:type="dxa" w:w="1955"/>
+            <w:tcBorders>
+              <w:top w:val="single" w:color="A6A6A6" w:sz="4"/>
+              <w:left w:val="single" w:color="A6A6A6" w:sz="4"/>
+              <w:bottom w:val="single" w:color="A6A6A6" w:sz="4"/>
+              <w:right w:val="single" w:color="A6A6A6" w:sz="4"/>
+            </w:tcBorders>
+            <w:tcMar>
+              <w:top w:type="dxa" w:w="50"/>
+              <w:left w:type="dxa" w:w="90"/>
+              <w:bottom w:type="dxa" w:w="50"/>
+              <w:right w:type="dxa" w:w="90"/>
+            </w:tcMar>
+          </w:tcPr>
+          <w:p>
+            <w:r>
+              <w:rPr>
+                <w:rFonts w:ascii="Calibri" w:cs="Calibri" w:eastAsia="Calibri" w:hAnsi="Calibri"/>
+                <w:b/>
+                <w:bCs/>
+                <w:sz w:val="20"/>
+                <w:szCs w:val="20"/>
+              </w:rPr>
+              <w:t xml:space="preserve">15–17</w:t>
+            </w:r>
+            <w:r>
+              <w:rPr>
+                <w:rFonts w:ascii="Calibri" w:cs="Calibri" w:eastAsia="Calibri" w:hAnsi="Calibri"/>
+                <w:sz w:val="20"/>
+                <w:szCs w:val="20"/>
+              </w:rPr>
+              <w:t xml:space="preserve"> (Unit 12 = 18)</w:t>
+            </w:r>
+          </w:p>
+        </w:tc>
+        <w:tc>
+          <w:tcPr>
+            <w:tcW w:type="dxa" w:w="1173"/>
+            <w:tcBorders>
+              <w:top w:val="single" w:color="A6A6A6" w:sz="4"/>
+              <w:left w:val="single" w:color="A6A6A6" w:sz="4"/>
+              <w:bottom w:val="single" w:color="A6A6A6" w:sz="4"/>
+              <w:right w:val="single" w:color="A6A6A6" w:sz="4"/>
+            </w:tcBorders>
+            <w:tcMar>
+              <w:top w:type="dxa" w:w="50"/>
+              <w:left w:type="dxa" w:w="90"/>
+              <w:bottom w:type="dxa" w:w="50"/>
+              <w:right w:type="dxa" w:w="90"/>
+            </w:tcMar>
+          </w:tcPr>
+          <w:p>
+            <w:r>
+              <w:rPr>
+                <w:rFonts w:ascii="Calibri" w:cs="Calibri" w:eastAsia="Calibri" w:hAnsi="Calibri"/>
+                <w:b/>
+                <w:bCs/>
+                <w:sz w:val="20"/>
+                <w:szCs w:val="20"/>
+              </w:rPr>
+              <w:t xml:space="preserve">383</w:t>
+            </w:r>
+          </w:p>
+        </w:tc>
+        <w:tc>
+          <w:tcPr>
+            <w:tcW w:type="dxa" w:w="1174"/>
+            <w:tcBorders>
+              <w:top w:val="single" w:color="A6A6A6" w:sz="4"/>
+              <w:left w:val="single" w:color="A6A6A6" w:sz="4"/>
+              <w:bottom w:val="single" w:color="A6A6A6" w:sz="4"/>
+              <w:right w:val="single" w:color="A6A6A6" w:sz="4"/>
+            </w:tcBorders>
+            <w:tcMar>
+              <w:top w:type="dxa" w:w="50"/>
+              <w:left w:type="dxa" w:w="90"/>
+              <w:bottom w:type="dxa" w:w="50"/>
+              <w:right w:type="dxa" w:w="90"/>
+            </w:tcMar>
+          </w:tcPr>
+          <w:p>
+            <w:r>
+              <w:rPr>
+                <w:rFonts w:ascii="Calibri" w:cs="Calibri" w:eastAsia="Calibri" w:hAnsi="Calibri"/>
+                <w:sz w:val="20"/>
+                <w:szCs w:val="20"/>
+              </w:rPr>
+              <w:t xml:space="preserve">213 (one blank)</w:t>
+            </w:r>
+          </w:p>
+        </w:tc>
+      </w:tr>
+      <w:tr>
+        <w:tc>
+          <w:tcPr>
+            <w:tcW w:type="dxa" w:w="2476"/>
+            <w:tcBorders>
+              <w:top w:val="single" w:color="A6A6A6" w:sz="4"/>
+              <w:left w:val="single" w:color="A6A6A6" w:sz="4"/>
+              <w:bottom w:val="single" w:color="A6A6A6" w:sz="4"/>
+              <w:right w:val="single" w:color="A6A6A6" w:sz="4"/>
+            </w:tcBorders>
+            <w:tcMar>
+              <w:top w:type="dxa" w:w="50"/>
+              <w:left w:type="dxa" w:w="90"/>
+              <w:bottom w:type="dxa" w:w="50"/>
+              <w:right w:type="dxa" w:w="90"/>
+            </w:tcMar>
+          </w:tcPr>
+          <w:p>
+            <w:r>
+              <w:rPr>
+                <w:rFonts w:ascii="Calibri" w:cs="Calibri" w:eastAsia="Calibri" w:hAnsi="Calibri"/>
+                <w:b/>
+                <w:bCs/>
+                <w:sz w:val="20"/>
+                <w:szCs w:val="20"/>
+              </w:rPr>
+              <w:t xml:space="preserve">Business A2 Book 2</w:t>
+            </w:r>
+            <w:r>
+              <w:rPr>
+                <w:rFonts w:ascii="Calibri" w:cs="Calibri" w:eastAsia="Calibri" w:hAnsi="Calibri"/>
+                <w:sz w:val="20"/>
+                <w:szCs w:val="20"/>
+              </w:rPr>
+              <w:t xml:space="preserve"> (Units 13–24)</w:t>
+            </w:r>
+          </w:p>
+        </w:tc>
+        <w:tc>
+          <w:tcPr>
+            <w:tcW w:type="dxa" w:w="3128"/>
+            <w:tcBorders>
+              <w:top w:val="single" w:color="A6A6A6" w:sz="4"/>
+              <w:left w:val="single" w:color="A6A6A6" w:sz="4"/>
+              <w:bottom w:val="single" w:color="A6A6A6" w:sz="4"/>
+              <w:right w:val="single" w:color="A6A6A6" w:sz="4"/>
+            </w:tcBorders>
+            <w:tcMar>
+              <w:top w:type="dxa" w:w="50"/>
+              <w:left w:type="dxa" w:w="90"/>
+              <w:bottom w:type="dxa" w:w="50"/>
+              <w:right w:type="dxa" w:w="90"/>
+            </w:tcMar>
+          </w:tcPr>
+          <w:p>
+            <w:r>
+              <w:rPr>
+                <w:rFonts w:ascii="Calibri" w:cs="Calibri" w:eastAsia="Calibri" w:hAnsi="Calibri"/>
+                <w:sz w:val="20"/>
+                <w:szCs w:val="20"/>
+              </w:rPr>
+              <w:t xml:space="preserve">⚠ </w:t>
+            </w:r>
+            <w:r>
+              <w:rPr>
+                <w:rFonts w:ascii="Calibri" w:cs="Calibri" w:eastAsia="Calibri" w:hAnsi="Calibri"/>
+                <w:b/>
+                <w:bCs/>
+                <w:sz w:val="20"/>
+                <w:szCs w:val="20"/>
+              </w:rPr>
+              <w:t xml:space="preserve">35–36</w:t>
+            </w:r>
+            <w:r>
+              <w:rPr>
+                <w:rFonts w:ascii="Calibri" w:cs="Calibri" w:eastAsia="Calibri" w:hAnsi="Calibri"/>
+                <w:sz w:val="20"/>
+                <w:szCs w:val="20"/>
+              </w:rPr>
+              <w:t xml:space="preserve"> (Unit 24 = 37)</w:t>
+            </w:r>
+          </w:p>
+        </w:tc>
+        <w:tc>
+          <w:tcPr>
+            <w:tcW w:type="dxa" w:w="1955"/>
+            <w:tcBorders>
+              <w:top w:val="single" w:color="A6A6A6" w:sz="4"/>
+              <w:left w:val="single" w:color="A6A6A6" w:sz="4"/>
+              <w:bottom w:val="single" w:color="A6A6A6" w:sz="4"/>
+              <w:right w:val="single" w:color="A6A6A6" w:sz="4"/>
+            </w:tcBorders>
+            <w:tcMar>
+              <w:top w:type="dxa" w:w="50"/>
+              <w:left w:type="dxa" w:w="90"/>
+              <w:bottom w:type="dxa" w:w="50"/>
+              <w:right w:type="dxa" w:w="90"/>
+            </w:tcMar>
+          </w:tcPr>
+          <w:p>
+            <w:r>
+              <w:rPr>
+                <w:rFonts w:ascii="Calibri" w:cs="Calibri" w:eastAsia="Calibri" w:hAnsi="Calibri"/>
+                <w:b/>
+                <w:bCs/>
+                <w:sz w:val="20"/>
+                <w:szCs w:val="20"/>
+              </w:rPr>
+              <w:t xml:space="preserve">18–21</w:t>
+            </w:r>
+            <w:r>
+              <w:rPr>
+                <w:rFonts w:ascii="Calibri" w:cs="Calibri" w:eastAsia="Calibri" w:hAnsi="Calibri"/>
+                <w:sz w:val="20"/>
+                <w:szCs w:val="20"/>
+              </w:rPr>
+              <w:t xml:space="preserve"> (Unit 24 = 22)</w:t>
+            </w:r>
+          </w:p>
+        </w:tc>
+        <w:tc>
+          <w:tcPr>
+            <w:tcW w:type="dxa" w:w="1173"/>
+            <w:tcBorders>
+              <w:top w:val="single" w:color="A6A6A6" w:sz="4"/>
+              <w:left w:val="single" w:color="A6A6A6" w:sz="4"/>
+              <w:bottom w:val="single" w:color="A6A6A6" w:sz="4"/>
+              <w:right w:val="single" w:color="A6A6A6" w:sz="4"/>
+            </w:tcBorders>
+            <w:tcMar>
+              <w:top w:type="dxa" w:w="50"/>
+              <w:left w:type="dxa" w:w="90"/>
+              <w:bottom w:type="dxa" w:w="50"/>
+              <w:right w:type="dxa" w:w="90"/>
+            </w:tcMar>
+          </w:tcPr>
+          <w:p>
+            <w:r>
+              <w:rPr>
+                <w:rFonts w:ascii="Calibri" w:cs="Calibri" w:eastAsia="Calibri" w:hAnsi="Calibri"/>
+                <w:b/>
+                <w:bCs/>
+                <w:sz w:val="20"/>
+                <w:szCs w:val="20"/>
+              </w:rPr>
+              <w:t xml:space="preserve">451</w:t>
+            </w:r>
+          </w:p>
+        </w:tc>
+        <w:tc>
+          <w:tcPr>
+            <w:tcW w:type="dxa" w:w="1174"/>
+            <w:tcBorders>
+              <w:top w:val="single" w:color="A6A6A6" w:sz="4"/>
+              <w:left w:val="single" w:color="A6A6A6" w:sz="4"/>
+              <w:bottom w:val="single" w:color="A6A6A6" w:sz="4"/>
+              <w:right w:val="single" w:color="A6A6A6" w:sz="4"/>
+            </w:tcBorders>
+            <w:tcMar>
+              <w:top w:type="dxa" w:w="50"/>
+              <w:left w:type="dxa" w:w="90"/>
+              <w:bottom w:type="dxa" w:w="50"/>
+              <w:right w:type="dxa" w:w="90"/>
+            </w:tcMar>
+          </w:tcPr>
+          <w:p>
+            <w:r>
+              <w:rPr>
+                <w:rFonts w:ascii="Calibri" w:cs="Calibri" w:eastAsia="Calibri" w:hAnsi="Calibri"/>
+                <w:b/>
+                <w:bCs/>
+                <w:sz w:val="20"/>
+                <w:szCs w:val="20"/>
+              </w:rPr>
+              <w:t xml:space="preserve">253</w:t>
+            </w:r>
+          </w:p>
+        </w:tc>
+      </w:tr>
     </w:tbl>
+    <w:p>
+      <w:pPr>
+        <w:spacing w:after="100"/>
+      </w:pPr>
+      <w:r>
+        <w:rPr>
+          <w:rFonts w:ascii="Calibri" w:cs="Calibri" w:eastAsia="Calibri" w:hAnsi="Calibri"/>
+          <w:sz w:val="22"/>
+          <w:szCs w:val="22"/>
+        </w:rPr>
+        <w:t xml:space="preserve">⚠ </w:t>
+      </w:r>
+      <w:r>
+        <w:rPr>
+          <w:rFonts w:ascii="Calibri" w:cs="Calibri" w:eastAsia="Calibri" w:hAnsi="Calibri"/>
+          <w:b/>
+          <w:bCs/>
+          <w:sz w:val="22"/>
+          <w:szCs w:val="22"/>
+        </w:rPr>
+        <w:t xml:space="preserve">The general A2 band does not reproduce in the Business strand, and the two Business books differ from each other by five pages a unit on identical structure.</w:t>
+      </w:r>
+      <w:r>
+        <w:rPr>
+          <w:rFonts w:ascii="Calibri" w:cs="Calibri" w:eastAsia="Calibri" w:hAnsi="Calibri"/>
+          <w:sz w:val="22"/>
+          <w:szCs w:val="22"/>
+        </w:rPr>
+        <w:t xml:space="preserve"> The cause is the word counts, not the content: Business Book 1 asks for guided ≥25 / free 35–60 and Book 2 for </w:t>
+      </w:r>
+      <w:r>
+        <w:rPr>
+          <w:rFonts w:ascii="Calibri" w:cs="Calibri" w:eastAsia="Calibri" w:hAnsi="Calibri"/>
+          <w:b/>
+          <w:bCs/>
+          <w:sz w:val="22"/>
+          <w:szCs w:val="22"/>
+        </w:rPr>
+        <w:t xml:space="preserve">guided ≥35 / free 60–100</w:t>
+      </w:r>
+      <w:r>
+        <w:rPr>
+          <w:rFonts w:ascii="Calibri" w:cs="Calibri" w:eastAsia="Calibri" w:hAnsi="Calibri"/>
+          <w:sz w:val="22"/>
+          <w:szCs w:val="22"/>
+        </w:rPr>
+        <w:t xml:space="preserve">, with models at 100–180. </w:t>
+      </w:r>
+      <w:r>
+        <w:rPr>
+          <w:rFonts w:ascii="Calibri" w:cs="Calibri" w:eastAsia="Calibri" w:hAnsi="Calibri"/>
+          <w:b/>
+          <w:bCs/>
+          <w:sz w:val="22"/>
+          <w:szCs w:val="22"/>
+        </w:rPr>
+        <w:t xml:space="preserve">A strand that changes the word counts has changed its page band, and the band has to be re-measured at the first unit of each book rather than inherited from the book before it.</w:t>
+      </w:r>
+    </w:p>
     <w:p>
       <w:pPr>
         <w:spacing w:after="100"/>
@@ -6157,6 +6702,288 @@
           </w:p>
         </w:tc>
       </w:tr>
+      <w:tr>
+        <w:tc>
+          <w:tcPr>
+            <w:tcW w:type="dxa" w:w="2323"/>
+            <w:tcBorders>
+              <w:top w:val="single" w:color="A6A6A6" w:sz="4"/>
+              <w:left w:val="single" w:color="A6A6A6" w:sz="4"/>
+              <w:bottom w:val="single" w:color="A6A6A6" w:sz="4"/>
+              <w:right w:val="single" w:color="A6A6A6" w:sz="4"/>
+            </w:tcBorders>
+            <w:tcMar>
+              <w:top w:type="dxa" w:w="50"/>
+              <w:left w:type="dxa" w:w="90"/>
+              <w:bottom w:type="dxa" w:w="50"/>
+              <w:right w:type="dxa" w:w="90"/>
+            </w:tcMar>
+          </w:tcPr>
+          <w:p>
+            <w:r>
+              <w:rPr>
+                <w:rFonts w:ascii="Calibri" w:cs="Calibri" w:eastAsia="Calibri" w:hAnsi="Calibri"/>
+                <w:b/>
+                <w:bCs/>
+                <w:sz w:val="20"/>
+                <w:szCs w:val="20"/>
+              </w:rPr>
+              <w:t xml:space="preserve">Business A2 Book 1</w:t>
+            </w:r>
+          </w:p>
+        </w:tc>
+        <w:tc>
+          <w:tcPr>
+            <w:tcW w:type="dxa" w:w="2079"/>
+            <w:tcBorders>
+              <w:top w:val="single" w:color="A6A6A6" w:sz="4"/>
+              <w:left w:val="single" w:color="A6A6A6" w:sz="4"/>
+              <w:bottom w:val="single" w:color="A6A6A6" w:sz="4"/>
+              <w:right w:val="single" w:color="A6A6A6" w:sz="4"/>
+            </w:tcBorders>
+            <w:tcMar>
+              <w:top w:type="dxa" w:w="50"/>
+              <w:left w:type="dxa" w:w="90"/>
+              <w:bottom w:type="dxa" w:w="50"/>
+              <w:right w:type="dxa" w:w="90"/>
+            </w:tcMar>
+          </w:tcPr>
+          <w:p>
+            <w:r>
+              <w:rPr>
+                <w:rFonts w:ascii="Calibri" w:cs="Calibri" w:eastAsia="Calibri" w:hAnsi="Calibri"/>
+                <w:sz w:val="20"/>
+                <w:szCs w:val="20"/>
+              </w:rPr>
+              <w:t xml:space="preserve">8 + 6</w:t>
+            </w:r>
+          </w:p>
+        </w:tc>
+        <w:tc>
+          <w:tcPr>
+            <w:tcW w:type="dxa" w:w="2323"/>
+            <w:tcBorders>
+              <w:top w:val="single" w:color="A6A6A6" w:sz="4"/>
+              <w:left w:val="single" w:color="A6A6A6" w:sz="4"/>
+              <w:bottom w:val="single" w:color="A6A6A6" w:sz="4"/>
+              <w:right w:val="single" w:color="A6A6A6" w:sz="4"/>
+            </w:tcBorders>
+            <w:tcMar>
+              <w:top w:type="dxa" w:w="50"/>
+              <w:left w:type="dxa" w:w="90"/>
+              <w:bottom w:type="dxa" w:w="50"/>
+              <w:right w:type="dxa" w:w="90"/>
+            </w:tcMar>
+          </w:tcPr>
+          <w:p>
+            <w:r>
+              <w:rPr>
+                <w:rFonts w:ascii="Calibri" w:cs="Calibri" w:eastAsia="Calibri" w:hAnsi="Calibri"/>
+                <w:sz w:val="20"/>
+                <w:szCs w:val="20"/>
+              </w:rPr>
+              <w:t xml:space="preserve">9 + 8</w:t>
+            </w:r>
+          </w:p>
+        </w:tc>
+        <w:tc>
+          <w:tcPr>
+            <w:tcW w:type="dxa" w:w="1345"/>
+            <w:tcBorders>
+              <w:top w:val="single" w:color="A6A6A6" w:sz="4"/>
+              <w:left w:val="single" w:color="A6A6A6" w:sz="4"/>
+              <w:bottom w:val="single" w:color="A6A6A6" w:sz="4"/>
+              <w:right w:val="single" w:color="A6A6A6" w:sz="4"/>
+            </w:tcBorders>
+            <w:tcMar>
+              <w:top w:type="dxa" w:w="50"/>
+              <w:left w:type="dxa" w:w="90"/>
+              <w:bottom w:type="dxa" w:w="50"/>
+              <w:right w:type="dxa" w:w="90"/>
+            </w:tcMar>
+          </w:tcPr>
+          <w:p>
+            <w:r>
+              <w:rPr>
+                <w:rFonts w:ascii="Calibri" w:cs="Calibri" w:eastAsia="Calibri" w:hAnsi="Calibri"/>
+                <w:sz w:val="20"/>
+                <w:szCs w:val="20"/>
+              </w:rPr>
+              <w:t xml:space="preserve">60 / 100</w:t>
+            </w:r>
+          </w:p>
+        </w:tc>
+        <w:tc>
+          <w:tcPr>
+            <w:tcW w:type="dxa" w:w="1836"/>
+            <w:tcBorders>
+              <w:top w:val="single" w:color="A6A6A6" w:sz="4"/>
+              <w:left w:val="single" w:color="A6A6A6" w:sz="4"/>
+              <w:bottom w:val="single" w:color="A6A6A6" w:sz="4"/>
+              <w:right w:val="single" w:color="A6A6A6" w:sz="4"/>
+            </w:tcBorders>
+            <w:tcMar>
+              <w:top w:type="dxa" w:w="50"/>
+              <w:left w:type="dxa" w:w="90"/>
+              <w:bottom w:type="dxa" w:w="50"/>
+              <w:right w:type="dxa" w:w="90"/>
+            </w:tcMar>
+          </w:tcPr>
+          <w:p>
+            <w:r>
+              <w:rPr>
+                <w:rFonts w:ascii="Calibri" w:cs="Calibri" w:eastAsia="Calibri" w:hAnsi="Calibri"/>
+                <w:sz w:val="20"/>
+                <w:szCs w:val="20"/>
+              </w:rPr>
+              <w:t xml:space="preserve">30 · 30 · 20 · 20</w:t>
+            </w:r>
+          </w:p>
+        </w:tc>
+      </w:tr>
+      <w:tr>
+        <w:tc>
+          <w:tcPr>
+            <w:tcW w:type="dxa" w:w="2323"/>
+            <w:tcBorders>
+              <w:top w:val="single" w:color="A6A6A6" w:sz="4"/>
+              <w:left w:val="single" w:color="A6A6A6" w:sz="4"/>
+              <w:bottom w:val="single" w:color="A6A6A6" w:sz="4"/>
+              <w:right w:val="single" w:color="A6A6A6" w:sz="4"/>
+            </w:tcBorders>
+            <w:tcMar>
+              <w:top w:type="dxa" w:w="50"/>
+              <w:left w:type="dxa" w:w="90"/>
+              <w:bottom w:type="dxa" w:w="50"/>
+              <w:right w:type="dxa" w:w="90"/>
+            </w:tcMar>
+          </w:tcPr>
+          <w:p>
+            <w:r>
+              <w:rPr>
+                <w:rFonts w:ascii="Calibri" w:cs="Calibri" w:eastAsia="Calibri" w:hAnsi="Calibri"/>
+                <w:b/>
+                <w:bCs/>
+                <w:sz w:val="20"/>
+                <w:szCs w:val="20"/>
+              </w:rPr>
+              <w:t xml:space="preserve">Business A2 Book 2</w:t>
+            </w:r>
+          </w:p>
+        </w:tc>
+        <w:tc>
+          <w:tcPr>
+            <w:tcW w:type="dxa" w:w="2079"/>
+            <w:tcBorders>
+              <w:top w:val="single" w:color="A6A6A6" w:sz="4"/>
+              <w:left w:val="single" w:color="A6A6A6" w:sz="4"/>
+              <w:bottom w:val="single" w:color="A6A6A6" w:sz="4"/>
+              <w:right w:val="single" w:color="A6A6A6" w:sz="4"/>
+            </w:tcBorders>
+            <w:tcMar>
+              <w:top w:type="dxa" w:w="50"/>
+              <w:left w:type="dxa" w:w="90"/>
+              <w:bottom w:type="dxa" w:w="50"/>
+              <w:right w:type="dxa" w:w="90"/>
+            </w:tcMar>
+          </w:tcPr>
+          <w:p>
+            <w:r>
+              <w:rPr>
+                <w:rFonts w:ascii="Calibri" w:cs="Calibri" w:eastAsia="Calibri" w:hAnsi="Calibri"/>
+                <w:b/>
+                <w:bCs/>
+                <w:sz w:val="20"/>
+                <w:szCs w:val="20"/>
+              </w:rPr>
+              <w:t xml:space="preserve">8 + 7</w:t>
+            </w:r>
+          </w:p>
+        </w:tc>
+        <w:tc>
+          <w:tcPr>
+            <w:tcW w:type="dxa" w:w="2323"/>
+            <w:tcBorders>
+              <w:top w:val="single" w:color="A6A6A6" w:sz="4"/>
+              <w:left w:val="single" w:color="A6A6A6" w:sz="4"/>
+              <w:bottom w:val="single" w:color="A6A6A6" w:sz="4"/>
+              <w:right w:val="single" w:color="A6A6A6" w:sz="4"/>
+            </w:tcBorders>
+            <w:tcMar>
+              <w:top w:type="dxa" w:w="50"/>
+              <w:left w:type="dxa" w:w="90"/>
+              <w:bottom w:type="dxa" w:w="50"/>
+              <w:right w:type="dxa" w:w="90"/>
+            </w:tcMar>
+          </w:tcPr>
+          <w:p>
+            <w:r>
+              <w:rPr>
+                <w:rFonts w:ascii="Calibri" w:cs="Calibri" w:eastAsia="Calibri" w:hAnsi="Calibri"/>
+                <w:b/>
+                <w:bCs/>
+                <w:sz w:val="20"/>
+                <w:szCs w:val="20"/>
+              </w:rPr>
+              <w:t xml:space="preserve">10 + 7</w:t>
+            </w:r>
+          </w:p>
+        </w:tc>
+        <w:tc>
+          <w:tcPr>
+            <w:tcW w:type="dxa" w:w="1345"/>
+            <w:tcBorders>
+              <w:top w:val="single" w:color="A6A6A6" w:sz="4"/>
+              <w:left w:val="single" w:color="A6A6A6" w:sz="4"/>
+              <w:bottom w:val="single" w:color="A6A6A6" w:sz="4"/>
+              <w:right w:val="single" w:color="A6A6A6" w:sz="4"/>
+            </w:tcBorders>
+            <w:tcMar>
+              <w:top w:type="dxa" w:w="50"/>
+              <w:left w:type="dxa" w:w="90"/>
+              <w:bottom w:type="dxa" w:w="50"/>
+              <w:right w:type="dxa" w:w="90"/>
+            </w:tcMar>
+          </w:tcPr>
+          <w:p>
+            <w:r>
+              <w:rPr>
+                <w:rFonts w:ascii="Calibri" w:cs="Calibri" w:eastAsia="Calibri" w:hAnsi="Calibri"/>
+                <w:sz w:val="20"/>
+                <w:szCs w:val="20"/>
+              </w:rPr>
+              <w:t xml:space="preserve">60 / 100</w:t>
+            </w:r>
+          </w:p>
+        </w:tc>
+        <w:tc>
+          <w:tcPr>
+            <w:tcW w:type="dxa" w:w="1836"/>
+            <w:tcBorders>
+              <w:top w:val="single" w:color="A6A6A6" w:sz="4"/>
+              <w:left w:val="single" w:color="A6A6A6" w:sz="4"/>
+              <w:bottom w:val="single" w:color="A6A6A6" w:sz="4"/>
+              <w:right w:val="single" w:color="A6A6A6" w:sz="4"/>
+            </w:tcBorders>
+            <w:tcMar>
+              <w:top w:type="dxa" w:w="50"/>
+              <w:left w:type="dxa" w:w="90"/>
+              <w:bottom w:type="dxa" w:w="50"/>
+              <w:right w:type="dxa" w:w="90"/>
+            </w:tcMar>
+          </w:tcPr>
+          <w:p>
+            <w:r>
+              <w:rPr>
+                <w:rFonts w:ascii="Calibri" w:cs="Calibri" w:eastAsia="Calibri" w:hAnsi="Calibri"/>
+                <w:sz w:val="20"/>
+                <w:szCs w:val="20"/>
+              </w:rPr>
+              <w:t xml:space="preserve">30 · 30 · 20 · 20</w:t>
+            </w:r>
+          </w:p>
+        </w:tc>
+      </w:tr>
     </w:tbl>
     <w:p>
       <w:pPr>
@@ -8042,6 +8869,1104 @@
           <w:szCs w:val="22"/>
         </w:rPr>
         <w:t xml:space="preserve">Read the examination's own weighting before writing a test.</w:t>
+      </w:r>
+    </w:p>
+    <w:p>
+      <w:pPr>
+        <w:pStyle w:val="ListParagraph"/>
+        <w:numPr>
+          <w:ilvl w:val="0"/>
+          <w:numId w:val="2"/>
+        </w:numPr>
+        <w:spacing w:after="60"/>
+      </w:pPr>
+      <w:r>
+        <w:rPr>
+          <w:rFonts w:ascii="Calibri" w:cs="Calibri" w:eastAsia="Calibri" w:hAnsi="Calibri"/>
+          <w:sz w:val="22"/>
+          <w:szCs w:val="22"/>
+        </w:rPr>
+        <w:t xml:space="preserve">⚠ </w:t>
+      </w:r>
+      <w:r>
+        <w:rPr>
+          <w:rFonts w:ascii="Calibri" w:cs="Calibri" w:eastAsia="Calibri" w:hAnsi="Calibri"/>
+          <w:b/>
+          <w:bCs/>
+          <w:sz w:val="22"/>
+          <w:szCs w:val="22"/>
+        </w:rPr>
+        <w:t xml:space="preserve">The page-break conventions differ by component AND by book, and both were wrong in the first draft of the Business strand.</w:t>
+      </w:r>
+      <w:r>
+        <w:rPr>
+          <w:rFonts w:ascii="Calibri" w:cs="Calibri" w:eastAsia="Calibri" w:hAnsi="Calibri"/>
+          <w:sz w:val="22"/>
+          <w:szCs w:val="22"/>
+        </w:rPr>
+        <w:t xml:space="preserve"> A </w:t>
+      </w:r>
+      <w:r>
+        <w:rPr>
+          <w:rFonts w:ascii="Calibri" w:cs="Calibri" w:eastAsia="Calibri" w:hAnsi="Calibri"/>
+          <w:b/>
+          <w:bCs/>
+          <w:sz w:val="22"/>
+          <w:szCs w:val="22"/>
+        </w:rPr>
+        <w:t xml:space="preserve">unit</w:t>
+      </w:r>
+      <w:r>
+        <w:rPr>
+          <w:rFonts w:ascii="Calibri" w:cs="Calibri" w:eastAsia="Calibri" w:hAnsi="Calibri"/>
+          <w:sz w:val="22"/>
+          <w:szCs w:val="22"/>
+        </w:rPr>
+        <w:t xml:space="preserve"> key puts a </w:t>
+      </w:r>
+      <w:r>
+        <w:rPr>
+          <w:rFonts w:ascii="Consolas" w:cs="Consolas" w:eastAsia="Consolas" w:hAnsi="Consolas"/>
+          <w:sz w:val="20"/>
+          <w:szCs w:val="20"/>
+        </w:rPr>
+        <w:t xml:space="preserve">pb()</w:t>
+      </w:r>
+      <w:r>
+        <w:rPr>
+          <w:rFonts w:ascii="Calibri" w:cs="Calibri" w:eastAsia="Calibri" w:hAnsi="Calibri"/>
+          <w:sz w:val="22"/>
+          <w:szCs w:val="22"/>
+        </w:rPr>
+        <w:t xml:space="preserve"> before each cycle after the first; a </w:t>
+      </w:r>
+      <w:r>
+        <w:rPr>
+          <w:rFonts w:ascii="Calibri" w:cs="Calibri" w:eastAsia="Calibri" w:hAnsi="Calibri"/>
+          <w:b/>
+          <w:bCs/>
+          <w:sz w:val="22"/>
+          <w:szCs w:val="22"/>
+        </w:rPr>
+        <w:t xml:space="preserve">Mid-Book</w:t>
+      </w:r>
+      <w:r>
+        <w:rPr>
+          <w:rFonts w:ascii="Calibri" w:cs="Calibri" w:eastAsia="Calibri" w:hAnsi="Calibri"/>
+          <w:sz w:val="22"/>
+          <w:szCs w:val="22"/>
+        </w:rPr>
+        <w:t xml:space="preserve"> key uses </w:t>
+      </w:r>
+      <w:r>
+        <w:rPr>
+          <w:rFonts w:ascii="Calibri" w:cs="Calibri" w:eastAsia="Calibri" w:hAnsi="Calibri"/>
+          <w:b/>
+          <w:bCs/>
+          <w:sz w:val="22"/>
+          <w:szCs w:val="22"/>
+        </w:rPr>
+        <w:t xml:space="preserve">three</w:t>
+      </w:r>
+      <w:r>
+        <w:rPr>
+          <w:rFonts w:ascii="Calibri" w:cs="Calibri" w:eastAsia="Calibri" w:hAnsi="Calibri"/>
+          <w:sz w:val="22"/>
+          <w:szCs w:val="22"/>
+        </w:rPr>
+        <w:t xml:space="preserve">; an </w:t>
+      </w:r>
+      <w:r>
+        <w:rPr>
+          <w:rFonts w:ascii="Calibri" w:cs="Calibri" w:eastAsia="Calibri" w:hAnsi="Calibri"/>
+          <w:b/>
+          <w:bCs/>
+          <w:sz w:val="22"/>
+          <w:szCs w:val="22"/>
+        </w:rPr>
+        <w:t xml:space="preserve">End-of-Book</w:t>
+      </w:r>
+      <w:r>
+        <w:rPr>
+          <w:rFonts w:ascii="Calibri" w:cs="Calibri" w:eastAsia="Calibri" w:hAnsi="Calibri"/>
+          <w:sz w:val="22"/>
+          <w:szCs w:val="22"/>
+        </w:rPr>
+        <w:t xml:space="preserve"> key uses </w:t>
+      </w:r>
+      <w:r>
+        <w:rPr>
+          <w:rFonts w:ascii="Calibri" w:cs="Calibri" w:eastAsia="Calibri" w:hAnsi="Calibri"/>
+          <w:b/>
+          <w:bCs/>
+          <w:sz w:val="22"/>
+          <w:szCs w:val="22"/>
+        </w:rPr>
+        <w:t xml:space="preserve">five</w:t>
+      </w:r>
+      <w:r>
+        <w:rPr>
+          <w:rFonts w:ascii="Calibri" w:cs="Calibri" w:eastAsia="Calibri" w:hAnsi="Calibri"/>
+          <w:sz w:val="22"/>
+          <w:szCs w:val="22"/>
+        </w:rPr>
+        <w:t xml:space="preserve"> — before each of the four papers and before the closing band table. </w:t>
+      </w:r>
+      <w:r>
+        <w:rPr>
+          <w:rFonts w:ascii="Calibri" w:cs="Calibri" w:eastAsia="Calibri" w:hAnsi="Calibri"/>
+          <w:b/>
+          <w:bCs/>
+          <w:sz w:val="22"/>
+          <w:szCs w:val="22"/>
+        </w:rPr>
+        <w:t xml:space="preserve">And the unit itself is book-dependent: a Business A2 Book 1 unit has 7 </w:t>
+      </w:r>
+      <w:r>
+        <w:rPr>
+          <w:rFonts w:ascii="Consolas" w:cs="Consolas" w:eastAsia="Consolas" w:hAnsi="Consolas"/>
+          <w:b/>
+          <w:bCs/>
+          <w:sz w:val="20"/>
+          <w:szCs w:val="20"/>
+        </w:rPr>
+        <w:t xml:space="preserve">pb()</w:t>
+      </w:r>
+      <w:r>
+        <w:rPr>
+          <w:rFonts w:ascii="Calibri" w:cs="Calibri" w:eastAsia="Calibri" w:hAnsi="Calibri"/>
+          <w:b/>
+          <w:bCs/>
+          <w:sz w:val="22"/>
+          <w:szCs w:val="22"/>
+        </w:rPr>
+        <w:t xml:space="preserve"> and its key 6, where a Book 2 unit has 8 and 7, the extra one in each being the unit check opening on a fresh page.</w:t>
+      </w:r>
+      <w:r>
+        <w:rPr>
+          <w:rFonts w:ascii="Calibri" w:cs="Calibri" w:eastAsia="Calibri" w:hAnsi="Calibri"/>
+          <w:sz w:val="22"/>
+          <w:szCs w:val="22"/>
+        </w:rPr>
+        <w:t xml:space="preserve"> Phase 0 missed the unit-key convention and the keys came out three pages short of the series; the end key came out one short for the same reason. </w:t>
+      </w:r>
+      <w:r>
+        <w:rPr>
+          <w:rFonts w:ascii="Calibri" w:cs="Calibri" w:eastAsia="Calibri" w:hAnsi="Calibri"/>
+          <w:b/>
+          <w:bCs/>
+          <w:sz w:val="22"/>
+          <w:szCs w:val="22"/>
+        </w:rPr>
+        <w:t xml:space="preserve">Measure both counts in the series' own first unit of each book, then let the harness derive the expected count from the unit number</w:t>
+      </w:r>
+      <w:r>
+        <w:rPr>
+          <w:rFonts w:ascii="Calibri" w:cs="Calibri" w:eastAsia="Calibri" w:hAnsi="Calibri"/>
+          <w:sz w:val="22"/>
+          <w:szCs w:val="22"/>
+        </w:rPr>
+        <w:t xml:space="preserve"> — </w:t>
+      </w:r>
+      <w:r>
+        <w:rPr>
+          <w:rFonts w:ascii="Consolas" w:cs="Consolas" w:eastAsia="Consolas" w:hAnsi="Consolas"/>
+          <w:sz w:val="20"/>
+          <w:szCs w:val="20"/>
+        </w:rPr>
+        <w:t xml:space="preserve">UNIT_BREAKS = n =&gt; (n &gt;= 13 ? 8 : 7)</w:t>
+      </w:r>
+      <w:r>
+        <w:rPr>
+          <w:rFonts w:ascii="Calibri" w:cs="Calibri" w:eastAsia="Calibri" w:hAnsi="Calibri"/>
+          <w:sz w:val="22"/>
+          <w:szCs w:val="22"/>
+        </w:rPr>
+        <w:t xml:space="preserve"> — </w:t>
+      </w:r>
+      <w:r>
+        <w:rPr>
+          <w:rFonts w:ascii="Calibri" w:cs="Calibri" w:eastAsia="Calibri" w:hAnsi="Calibri"/>
+          <w:b/>
+          <w:bCs/>
+          <w:sz w:val="22"/>
+          <w:szCs w:val="22"/>
+        </w:rPr>
+        <w:t xml:space="preserve">and no unit can be written with the wrong one.</w:t>
+      </w:r>
+    </w:p>
+    <w:p>
+      <w:pPr>
+        <w:pStyle w:val="ListParagraph"/>
+        <w:numPr>
+          <w:ilvl w:val="0"/>
+          <w:numId w:val="2"/>
+        </w:numPr>
+        <w:spacing w:after="60"/>
+      </w:pPr>
+      <w:r>
+        <w:rPr>
+          <w:rFonts w:ascii="Calibri" w:cs="Calibri" w:eastAsia="Calibri" w:hAnsi="Calibri"/>
+          <w:sz w:val="22"/>
+          <w:szCs w:val="22"/>
+        </w:rPr>
+        <w:t xml:space="preserve">⚠ </w:t>
+      </w:r>
+      <w:r>
+        <w:rPr>
+          <w:rFonts w:ascii="Calibri" w:cs="Calibri" w:eastAsia="Calibri" w:hAnsi="Calibri"/>
+          <w:b/>
+          <w:bCs/>
+          <w:sz w:val="22"/>
+          <w:szCs w:val="22"/>
+        </w:rPr>
+        <w:t xml:space="preserve">Block pricing is now measured at A2 as well as at C1, which makes it a property of the renderer and not of a level.</w:t>
+      </w:r>
+      <w:r>
+        <w:rPr>
+          <w:rFonts w:ascii="Calibri" w:cs="Calibri" w:eastAsia="Calibri" w:hAnsi="Calibri"/>
+          <w:sz w:val="22"/>
+          <w:szCs w:val="22"/>
+        </w:rPr>
+        <w:t xml:space="preserve"> Five occasions in one strand: two units, both End-of-Book Tests and one Mid-Book key, each with a final page carrying nothing but a </w:t>
+      </w:r>
+      <w:r>
+        <w:rPr>
+          <w:rFonts w:ascii="Consolas" w:cs="Consolas" w:eastAsia="Consolas" w:hAnsi="Consolas"/>
+          <w:sz w:val="20"/>
+          <w:szCs w:val="20"/>
+        </w:rPr>
+        <w:t xml:space="preserve">cantSplit</w:t>
+      </w:r>
+      <w:r>
+        <w:rPr>
+          <w:rFonts w:ascii="Calibri" w:cs="Calibri" w:eastAsia="Calibri" w:hAnsi="Calibri"/>
+          <w:sz w:val="22"/>
+          <w:szCs w:val="22"/>
+        </w:rPr>
+        <w:t xml:space="preserve"> box. </w:t>
+      </w:r>
+      <w:r>
+        <w:rPr>
+          <w:rFonts w:ascii="Calibri" w:cs="Calibri" w:eastAsia="Calibri" w:hAnsi="Calibri"/>
+          <w:b/>
+          <w:bCs/>
+          <w:sz w:val="22"/>
+          <w:szCs w:val="22"/>
+        </w:rPr>
+        <w:t xml:space="preserve">Two of the five were bought back and three were not</w:t>
+      </w:r>
+      <w:r>
+        <w:rPr>
+          <w:rFonts w:ascii="Calibri" w:cs="Calibri" w:eastAsia="Calibri" w:hAnsi="Calibri"/>
+          <w:sz w:val="22"/>
+          <w:szCs w:val="22"/>
+        </w:rPr>
+        <w:t xml:space="preserve">, and the ones that moved were bought </w:t>
+      </w:r>
+      <w:r>
+        <w:rPr>
+          <w:rFonts w:ascii="Calibri" w:cs="Calibri" w:eastAsia="Calibri" w:hAnsi="Calibri"/>
+          <w:b/>
+          <w:bCs/>
+          <w:sz w:val="22"/>
+          <w:szCs w:val="22"/>
+        </w:rPr>
+        <w:t xml:space="preserve">one line at a time</w:t>
+      </w:r>
+      <w:r>
+        <w:rPr>
+          <w:rFonts w:ascii="Calibri" w:cs="Calibri" w:eastAsia="Calibri" w:hAnsi="Calibri"/>
+          <w:sz w:val="22"/>
+          <w:szCs w:val="22"/>
+        </w:rPr>
+        <w:t xml:space="preserve"> — merging two paragraphs of a task, merging two role cards. </w:t>
+      </w:r>
+      <w:r>
+        <w:rPr>
+          <w:rFonts w:ascii="Calibri" w:cs="Calibri" w:eastAsia="Calibri" w:hAnsi="Calibri"/>
+          <w:b/>
+          <w:bCs/>
+          <w:sz w:val="22"/>
+          <w:szCs w:val="22"/>
+        </w:rPr>
+        <w:t xml:space="preserve">The new rule, and it is the useful half: a trim that does not move a page is reverted.</w:t>
+      </w:r>
+      <w:r>
+        <w:rPr>
+          <w:rFonts w:ascii="Calibri" w:cs="Calibri" w:eastAsia="Calibri" w:hAnsi="Calibri"/>
+          <w:sz w:val="22"/>
+          <w:szCs w:val="22"/>
+        </w:rPr>
+        <w:t xml:space="preserve"> A cut that buys nothing has not improved the text; it has only shortened it, and the material goes back. </w:t>
+      </w:r>
+      <w:r>
+        <w:rPr>
+          <w:rFonts w:ascii="Calibri" w:cs="Calibri" w:eastAsia="Calibri" w:hAnsi="Calibri"/>
+          <w:b/>
+          <w:bCs/>
+          <w:sz w:val="22"/>
+          <w:szCs w:val="22"/>
+        </w:rPr>
+        <w:t xml:space="preserve">Trim once, measure, and restore if the page did not move.</w:t>
+      </w:r>
+    </w:p>
+    <w:p>
+      <w:pPr>
+        <w:pStyle w:val="ListParagraph"/>
+        <w:numPr>
+          <w:ilvl w:val="0"/>
+          <w:numId w:val="2"/>
+        </w:numPr>
+        <w:spacing w:after="60"/>
+      </w:pPr>
+      <w:r>
+        <w:rPr>
+          <w:rFonts w:ascii="Calibri" w:cs="Calibri" w:eastAsia="Calibri" w:hAnsi="Calibri"/>
+          <w:sz w:val="22"/>
+          <w:szCs w:val="22"/>
+        </w:rPr>
+        <w:t xml:space="preserve">⚠ </w:t>
+      </w:r>
+      <w:r>
+        <w:rPr>
+          <w:rFonts w:ascii="Calibri" w:cs="Calibri" w:eastAsia="Calibri" w:hAnsi="Calibri"/>
+          <w:b/>
+          <w:bCs/>
+          <w:sz w:val="22"/>
+          <w:szCs w:val="22"/>
+        </w:rPr>
+        <w:t xml:space="preserve">The fault that writes no file.</w:t>
+      </w:r>
+      <w:r>
+        <w:rPr>
+          <w:rFonts w:ascii="Calibri" w:cs="Calibri" w:eastAsia="Calibri" w:hAnsi="Calibri"/>
+          <w:sz w:val="22"/>
+          <w:szCs w:val="22"/>
+        </w:rPr>
+        <w:t xml:space="preserve"> A </w:t>
+      </w:r>
+      <w:r>
+        <w:rPr>
+          <w:rFonts w:ascii="Consolas" w:cs="Consolas" w:eastAsia="Consolas" w:hAnsi="Consolas"/>
+          <w:sz w:val="20"/>
+          <w:szCs w:val="20"/>
+        </w:rPr>
+        <w:t xml:space="preserve">table()</w:t>
+      </w:r>
+      <w:r>
+        <w:rPr>
+          <w:rFonts w:ascii="Calibri" w:cs="Calibri" w:eastAsia="Calibri" w:hAnsi="Calibri"/>
+          <w:sz w:val="22"/>
+          <w:szCs w:val="22"/>
+        </w:rPr>
+        <w:t xml:space="preserve"> whose widths array is one shorter than its headings throws from inside </w:t>
+      </w:r>
+      <w:r>
+        <w:rPr>
+          <w:rFonts w:ascii="Consolas" w:cs="Consolas" w:eastAsia="Consolas" w:hAnsi="Consolas"/>
+          <w:sz w:val="20"/>
+          <w:szCs w:val="20"/>
+        </w:rPr>
+        <w:t xml:space="preserve">docx</w:t>
+      </w:r>
+      <w:r>
+        <w:rPr>
+          <w:rFonts w:ascii="Calibri" w:cs="Calibri" w:eastAsia="Calibri" w:hAnsi="Calibri"/>
+          <w:sz w:val="22"/>
+          <w:szCs w:val="22"/>
+        </w:rPr>
+        <w:t xml:space="preserve"> with </w:t>
+      </w:r>
+      <w:r>
+        <w:rPr>
+          <w:rFonts w:ascii="Consolas" w:cs="Consolas" w:eastAsia="Consolas" w:hAnsi="Consolas"/>
+          <w:sz w:val="20"/>
+          <w:szCs w:val="20"/>
+        </w:rPr>
+        <w:t xml:space="preserve">Cannot read properties of undefined (reading slice)</w:t>
+      </w:r>
+      <w:r>
+        <w:rPr>
+          <w:rFonts w:ascii="Calibri" w:cs="Calibri" w:eastAsia="Calibri" w:hAnsi="Calibri"/>
+          <w:sz w:val="22"/>
+          <w:szCs w:val="22"/>
+        </w:rPr>
+        <w:t xml:space="preserve">, writes nothing, and </w:t>
+      </w:r>
+      <w:r>
+        <w:rPr>
+          <w:rFonts w:ascii="Calibri" w:cs="Calibri" w:eastAsia="Calibri" w:hAnsi="Calibri"/>
+          <w:b/>
+          <w:bCs/>
+          <w:sz w:val="22"/>
+          <w:szCs w:val="22"/>
+        </w:rPr>
+        <w:t xml:space="preserve">a text-only harness calls the tree clean</w:t>
+      </w:r>
+      <w:r>
+        <w:rPr>
+          <w:rFonts w:ascii="Calibri" w:cs="Calibri" w:eastAsia="Calibri" w:hAnsi="Calibri"/>
+          <w:sz w:val="22"/>
+          <w:szCs w:val="22"/>
+        </w:rPr>
+        <w:t xml:space="preserve">. It occurred three times in one strand — once in an end key, twice in a mid key — and was invisible every time until the harness </w:t>
+      </w:r>
+      <w:r>
+        <w:rPr>
+          <w:rFonts w:ascii="Calibri" w:cs="Calibri" w:eastAsia="Calibri" w:hAnsi="Calibri"/>
+          <w:b/>
+          <w:bCs/>
+          <w:sz w:val="22"/>
+          <w:szCs w:val="22"/>
+        </w:rPr>
+        <w:t xml:space="preserve">loaded every script, the test papers included</w:t>
+      </w:r>
+      <w:r>
+        <w:rPr>
+          <w:rFonts w:ascii="Calibri" w:cs="Calibri" w:eastAsia="Calibri" w:hAnsi="Calibri"/>
+          <w:sz w:val="22"/>
+          <w:szCs w:val="22"/>
+        </w:rPr>
+        <w:t xml:space="preserve">, and rewrote that message into one readable sentence: </w:t>
+      </w:r>
+      <w:r>
+        <w:rPr>
+          <w:rFonts w:ascii="Calibri" w:cs="Calibri" w:eastAsia="Calibri" w:hAnsi="Calibri"/>
+          <w:i/>
+          <w:iCs/>
+          <w:sz w:val="22"/>
+          <w:szCs w:val="22"/>
+        </w:rPr>
+        <w:t xml:space="preserve">a table's widths array is shorter than its headings — count both</w:t>
+      </w:r>
+      <w:r>
+        <w:rPr>
+          <w:rFonts w:ascii="Calibri" w:cs="Calibri" w:eastAsia="Calibri" w:hAnsi="Calibri"/>
+          <w:sz w:val="22"/>
+          <w:szCs w:val="22"/>
+        </w:rPr>
+        <w:t xml:space="preserve">. </w:t>
+      </w:r>
+      <w:r>
+        <w:rPr>
+          <w:rFonts w:ascii="Calibri" w:cs="Calibri" w:eastAsia="Calibri" w:hAnsi="Calibri"/>
+          <w:b/>
+          <w:bCs/>
+          <w:sz w:val="22"/>
+          <w:szCs w:val="22"/>
+        </w:rPr>
+        <w:t xml:space="preserve">Load and execute every script; a check that only reads source cannot see a renderer fault.</w:t>
+      </w:r>
+    </w:p>
+    <w:p>
+      <w:pPr>
+        <w:pStyle w:val="ListParagraph"/>
+        <w:numPr>
+          <w:ilvl w:val="0"/>
+          <w:numId w:val="2"/>
+        </w:numPr>
+        <w:spacing w:after="60"/>
+      </w:pPr>
+      <w:r>
+        <w:rPr>
+          <w:rFonts w:ascii="Calibri" w:cs="Calibri" w:eastAsia="Calibri" w:hAnsi="Calibri"/>
+          <w:sz w:val="22"/>
+          <w:szCs w:val="22"/>
+        </w:rPr>
+        <w:t xml:space="preserve">⚠ </w:t>
+      </w:r>
+      <w:r>
+        <w:rPr>
+          <w:rFonts w:ascii="Calibri" w:cs="Calibri" w:eastAsia="Calibri" w:hAnsi="Calibri"/>
+          <w:b/>
+          <w:bCs/>
+          <w:sz w:val="22"/>
+          <w:szCs w:val="22"/>
+        </w:rPr>
+        <w:t xml:space="preserve">Declared lexis is a level-wide constraint across books written months apart, and that is where it earns its keep.</w:t>
+      </w:r>
+      <w:r>
+        <w:rPr>
+          <w:rFonts w:ascii="Calibri" w:cs="Calibri" w:eastAsia="Calibri" w:hAnsi="Calibri"/>
+          <w:sz w:val="22"/>
+          <w:szCs w:val="22"/>
+        </w:rPr>
+        <w:t xml:space="preserve"> The Business strand declares 26 items a unit, 624 across the level, and </w:t>
+      </w:r>
+      <w:r>
+        <w:rPr>
+          <w:rFonts w:ascii="Calibri" w:cs="Calibri" w:eastAsia="Calibri" w:hAnsi="Calibri"/>
+          <w:b/>
+          <w:bCs/>
+          <w:sz w:val="22"/>
+          <w:szCs w:val="22"/>
+        </w:rPr>
+        <w:t xml:space="preserve">thirteen collisions were caught — every single one against a unit in the other book.</w:t>
+      </w:r>
+      <w:r>
+        <w:rPr>
+          <w:rFonts w:ascii="Calibri" w:cs="Calibri" w:eastAsia="Calibri" w:hAnsi="Calibri"/>
+          <w:sz w:val="22"/>
+          <w:szCs w:val="22"/>
+        </w:rPr>
+        <w:t xml:space="preserve"> None was caught by reading; all by the check. </w:t>
+      </w:r>
+      <w:r>
+        <w:rPr>
+          <w:rFonts w:ascii="Calibri" w:cs="Calibri" w:eastAsia="Calibri" w:hAnsi="Calibri"/>
+          <w:b/>
+          <w:bCs/>
+          <w:sz w:val="22"/>
+          <w:szCs w:val="22"/>
+        </w:rPr>
+        <w:t xml:space="preserve">Run the collision check across the whole level on every build, not across the book being written.</w:t>
+      </w:r>
+    </w:p>
+    <w:p>
+      <w:pPr>
+        <w:pStyle w:val="ListParagraph"/>
+        <w:numPr>
+          <w:ilvl w:val="0"/>
+          <w:numId w:val="2"/>
+        </w:numPr>
+        <w:spacing w:after="60"/>
+      </w:pPr>
+      <w:r>
+        <w:rPr>
+          <w:rFonts w:ascii="Calibri" w:cs="Calibri" w:eastAsia="Calibri" w:hAnsi="Calibri"/>
+          <w:sz w:val="22"/>
+          <w:szCs w:val="22"/>
+        </w:rPr>
+        <w:t xml:space="preserve">⚠ </w:t>
+      </w:r>
+      <w:r>
+        <w:rPr>
+          <w:rFonts w:ascii="Calibri" w:cs="Calibri" w:eastAsia="Calibri" w:hAnsi="Calibri"/>
+          <w:b/>
+          <w:bCs/>
+          <w:sz w:val="22"/>
+          <w:szCs w:val="22"/>
+        </w:rPr>
+        <w:t xml:space="preserve">Two small checks that each caught a fault nothing else would have.</w:t>
+      </w:r>
+      <w:r>
+        <w:rPr>
+          <w:rFonts w:ascii="Calibri" w:cs="Calibri" w:eastAsia="Calibri" w:hAnsi="Calibri"/>
+          <w:sz w:val="22"/>
+          <w:szCs w:val="22"/>
+        </w:rPr>
+        <w:t xml:space="preserve"> </w:t>
+      </w:r>
+      <w:r>
+        <w:rPr>
+          <w:rFonts w:ascii="Calibri" w:cs="Calibri" w:eastAsia="Calibri" w:hAnsi="Calibri"/>
+          <w:b/>
+          <w:bCs/>
+          <w:sz w:val="22"/>
+          <w:szCs w:val="22"/>
+        </w:rPr>
+        <w:t xml:space="preserve">(1) Cast surnames:</w:t>
+      </w:r>
+      <w:r>
+        <w:rPr>
+          <w:rFonts w:ascii="Calibri" w:cs="Calibri" w:eastAsia="Calibri" w:hAnsi="Calibri"/>
+          <w:sz w:val="22"/>
+          <w:szCs w:val="22"/>
+        </w:rPr>
+        <w:t xml:space="preserve"> assert the first-name-to-surname map, because a writing sample in an answer key gave a character the wrong family name and nine similar bylines had already shipped at B1. </w:t>
+      </w:r>
+      <w:r>
+        <w:rPr>
+          <w:rFonts w:ascii="Calibri" w:cs="Calibri" w:eastAsia="Calibri" w:hAnsi="Calibri"/>
+          <w:b/>
+          <w:bCs/>
+          <w:sz w:val="22"/>
+          <w:szCs w:val="22"/>
+        </w:rPr>
+        <w:t xml:space="preserve">(2) Institutional voices:</w:t>
+      </w:r>
+      <w:r>
+        <w:rPr>
+          <w:rFonts w:ascii="Calibri" w:cs="Calibri" w:eastAsia="Calibri" w:hAnsi="Calibri"/>
+          <w:sz w:val="22"/>
+          <w:szCs w:val="22"/>
+        </w:rPr>
+        <w:t xml:space="preserve"> a speaker with a job and no history — </w:t>
+      </w:r>
+      <w:r>
+        <w:rPr>
+          <w:rFonts w:ascii="Calibri" w:cs="Calibri" w:eastAsia="Calibri" w:hAnsi="Calibri"/>
+          <w:i/>
+          <w:iCs/>
+          <w:sz w:val="22"/>
+          <w:szCs w:val="22"/>
+        </w:rPr>
+        <w:t xml:space="preserve">Customer</w:t>
+      </w:r>
+      <w:r>
+        <w:rPr>
+          <w:rFonts w:ascii="Calibri" w:cs="Calibri" w:eastAsia="Calibri" w:hAnsi="Calibri"/>
+          <w:sz w:val="22"/>
+          <w:szCs w:val="22"/>
+        </w:rPr>
+        <w:t xml:space="preserve">, </w:t>
+      </w:r>
+      <w:r>
+        <w:rPr>
+          <w:rFonts w:ascii="Calibri" w:cs="Calibri" w:eastAsia="Calibri" w:hAnsi="Calibri"/>
+          <w:i/>
+          <w:iCs/>
+          <w:sz w:val="22"/>
+          <w:szCs w:val="22"/>
+        </w:rPr>
+        <w:t xml:space="preserve">Driver</w:t>
+      </w:r>
+      <w:r>
+        <w:rPr>
+          <w:rFonts w:ascii="Calibri" w:cs="Calibri" w:eastAsia="Calibri" w:hAnsi="Calibri"/>
+          <w:sz w:val="22"/>
+          <w:szCs w:val="22"/>
+        </w:rPr>
+        <w:t xml:space="preserve">, </w:t>
+      </w:r>
+      <w:r>
+        <w:rPr>
+          <w:rFonts w:ascii="Calibri" w:cs="Calibri" w:eastAsia="Calibri" w:hAnsi="Calibri"/>
+          <w:i/>
+          <w:iCs/>
+          <w:sz w:val="22"/>
+          <w:szCs w:val="22"/>
+        </w:rPr>
+        <w:t xml:space="preserve">Technician</w:t>
+      </w:r>
+      <w:r>
+        <w:rPr>
+          <w:rFonts w:ascii="Calibri" w:cs="Calibri" w:eastAsia="Calibri" w:hAnsi="Calibri"/>
+          <w:sz w:val="22"/>
+          <w:szCs w:val="22"/>
+        </w:rPr>
+        <w:t xml:space="preserve">, </w:t>
+      </w:r>
+      <w:r>
+        <w:rPr>
+          <w:rFonts w:ascii="Calibri" w:cs="Calibri" w:eastAsia="Calibri" w:hAnsi="Calibri"/>
+          <w:i/>
+          <w:iCs/>
+          <w:sz w:val="22"/>
+          <w:szCs w:val="22"/>
+        </w:rPr>
+        <w:t xml:space="preserve">Visitor</w:t>
+      </w:r>
+      <w:r>
+        <w:rPr>
+          <w:rFonts w:ascii="Calibri" w:cs="Calibri" w:eastAsia="Calibri" w:hAnsi="Calibri"/>
+          <w:sz w:val="22"/>
+          <w:szCs w:val="22"/>
+        </w:rPr>
+        <w:t xml:space="preserve"> — must be </w:t>
+      </w:r>
+      <w:r>
+        <w:rPr>
+          <w:rFonts w:ascii="Calibri" w:cs="Calibri" w:eastAsia="Calibri" w:hAnsi="Calibri"/>
+          <w:b/>
+          <w:bCs/>
+          <w:sz w:val="22"/>
+          <w:szCs w:val="22"/>
+        </w:rPr>
+        <w:t xml:space="preserve">declared</w:t>
+      </w:r>
+      <w:r>
+        <w:rPr>
+          <w:rFonts w:ascii="Calibri" w:cs="Calibri" w:eastAsia="Calibri" w:hAnsi="Calibri"/>
+          <w:sz w:val="22"/>
+          <w:szCs w:val="22"/>
+        </w:rPr>
+        <w:t xml:space="preserve"> in the cast when first used, with a comment saying where and why. Three were refused on first use in the Business strand and all three were declared rather than renamed. </w:t>
+      </w:r>
+      <w:r>
+        <w:rPr>
+          <w:rFonts w:ascii="Calibri" w:cs="Calibri" w:eastAsia="Calibri" w:hAnsi="Calibri"/>
+          <w:b/>
+          <w:bCs/>
+          <w:sz w:val="22"/>
+          <w:szCs w:val="22"/>
+        </w:rPr>
+        <w:t xml:space="preserve">A refusal is the right outcome: it forces the decision to be recorded.</w:t>
+      </w:r>
+    </w:p>
+    <w:p>
+      <w:pPr>
+        <w:pStyle w:val="ListParagraph"/>
+        <w:numPr>
+          <w:ilvl w:val="0"/>
+          <w:numId w:val="2"/>
+        </w:numPr>
+        <w:spacing w:after="60"/>
+      </w:pPr>
+      <w:r>
+        <w:rPr>
+          <w:rFonts w:ascii="Calibri" w:cs="Calibri" w:eastAsia="Calibri" w:hAnsi="Calibri"/>
+          <w:sz w:val="22"/>
+          <w:szCs w:val="22"/>
+        </w:rPr>
+        <w:t xml:space="preserve">⚠ </w:t>
+      </w:r>
+      <w:r>
+        <w:rPr>
+          <w:rFonts w:ascii="Calibri" w:cs="Calibri" w:eastAsia="Calibri" w:hAnsi="Calibri"/>
+          <w:b/>
+          <w:bCs/>
+          <w:sz w:val="22"/>
+          <w:szCs w:val="22"/>
+        </w:rPr>
+        <w:t xml:space="preserve">An answer-coverage check needs a convention to check against.</w:t>
+      </w:r>
+      <w:r>
+        <w:rPr>
+          <w:rFonts w:ascii="Calibri" w:cs="Calibri" w:eastAsia="Calibri" w:hAnsi="Calibri"/>
+          <w:sz w:val="22"/>
+          <w:szCs w:val="22"/>
+        </w:rPr>
+        <w:t xml:space="preserve"> The rule that every numbered question has an answer in the key reads both the answer rows of the key itself and the </w:t>
+      </w:r>
+      <w:r>
+        <w:rPr>
+          <w:rFonts w:ascii="Calibri" w:cs="Calibri" w:eastAsia="Calibri" w:hAnsi="Calibri"/>
+          <w:b/>
+          <w:bCs/>
+          <w:sz w:val="22"/>
+          <w:szCs w:val="22"/>
+        </w:rPr>
+        <w:t xml:space="preserve">numeric-headed</w:t>
+      </w:r>
+      <w:r>
+        <w:rPr>
+          <w:rFonts w:ascii="Calibri" w:cs="Calibri" w:eastAsia="Calibri" w:hAnsi="Calibri"/>
+          <w:sz w:val="22"/>
+          <w:szCs w:val="22"/>
+        </w:rPr>
+        <w:t xml:space="preserve"> gap tables. A key that put its question numbers in the table </w:t>
+      </w:r>
+      <w:r>
+        <w:rPr>
+          <w:rFonts w:ascii="Calibri" w:cs="Calibri" w:eastAsia="Calibri" w:hAnsi="Calibri"/>
+          <w:b/>
+          <w:bCs/>
+          <w:sz w:val="22"/>
+          <w:szCs w:val="22"/>
+        </w:rPr>
+        <w:t xml:space="preserve">cells</w:t>
+      </w:r>
+      <w:r>
+        <w:rPr>
+          <w:rFonts w:ascii="Calibri" w:cs="Calibri" w:eastAsia="Calibri" w:hAnsi="Calibri"/>
+          <w:sz w:val="22"/>
+          <w:szCs w:val="22"/>
+        </w:rPr>
+        <w:t xml:space="preserve"> instead of the headings hid six answers from it. </w:t>
+      </w:r>
+      <w:r>
+        <w:rPr>
+          <w:rFonts w:ascii="Calibri" w:cs="Calibri" w:eastAsia="Calibri" w:hAnsi="Calibri"/>
+          <w:b/>
+          <w:bCs/>
+          <w:sz w:val="22"/>
+          <w:szCs w:val="22"/>
+        </w:rPr>
+        <w:t xml:space="preserve">The key was wrong, not the check</w:t>
+      </w:r>
+      <w:r>
+        <w:rPr>
+          <w:rFonts w:ascii="Calibri" w:cs="Calibri" w:eastAsia="Calibri" w:hAnsi="Calibri"/>
+          <w:sz w:val="22"/>
+          <w:szCs w:val="22"/>
+        </w:rPr>
+        <w:t xml:space="preserve"> — but write the convention down, because the next person will reach for the cells.</w:t>
+      </w:r>
+    </w:p>
+    <w:p>
+      <w:pPr>
+        <w:pStyle w:val="ListParagraph"/>
+        <w:numPr>
+          <w:ilvl w:val="0"/>
+          <w:numId w:val="2"/>
+        </w:numPr>
+        <w:spacing w:after="60"/>
+      </w:pPr>
+      <w:r>
+        <w:rPr>
+          <w:rFonts w:ascii="Calibri" w:cs="Calibri" w:eastAsia="Calibri" w:hAnsi="Calibri"/>
+          <w:b/>
+          <w:bCs/>
+          <w:sz w:val="22"/>
+          <w:szCs w:val="22"/>
+        </w:rPr>
+        <w:t xml:space="preserve">A test may mark one thing the units do not, if it is declared.</w:t>
+      </w:r>
+      <w:r>
+        <w:rPr>
+          <w:rFonts w:ascii="Calibri" w:cs="Calibri" w:eastAsia="Calibri" w:hAnsi="Calibri"/>
+          <w:sz w:val="22"/>
+          <w:szCs w:val="22"/>
+        </w:rPr>
+        <w:t xml:space="preserve"> The Business A2 Book 2 End-of-Book Writing Part 2 puts </w:t>
+      </w:r>
+      <w:r>
+        <w:rPr>
+          <w:rFonts w:ascii="Calibri" w:cs="Calibri" w:eastAsia="Calibri" w:hAnsi="Calibri"/>
+          <w:b/>
+          <w:bCs/>
+          <w:sz w:val="22"/>
+          <w:szCs w:val="22"/>
+        </w:rPr>
+        <w:t xml:space="preserve">5 of its 20 marks on the exit</w:t>
+      </w:r>
+      <w:r>
+        <w:rPr>
+          <w:rFonts w:ascii="Calibri" w:cs="Calibri" w:eastAsia="Calibri" w:hAnsi="Calibri"/>
+          <w:sz w:val="22"/>
+          <w:szCs w:val="22"/>
+        </w:rPr>
+        <w:t xml:space="preserve"> — how a proposed trial would be stopped and what stopping would cost. The unit teaches it and no unit marks it. </w:t>
+      </w:r>
+      <w:r>
+        <w:rPr>
+          <w:rFonts w:ascii="Calibri" w:cs="Calibri" w:eastAsia="Calibri" w:hAnsi="Calibri"/>
+          <w:b/>
+          <w:bCs/>
+          <w:sz w:val="22"/>
+          <w:szCs w:val="22"/>
+        </w:rPr>
+        <w:t xml:space="preserve">That is the deliberate exception to "the test tests only what the book taught", and it is in the plan so that the next level inherits it or drops it on purpose.</w:t>
+      </w:r>
+    </w:p>
+    <w:p>
+      <w:pPr>
+        <w:pStyle w:val="ListParagraph"/>
+        <w:numPr>
+          <w:ilvl w:val="0"/>
+          <w:numId w:val="2"/>
+        </w:numPr>
+        <w:spacing w:after="60"/>
+      </w:pPr>
+      <w:r>
+        <w:rPr>
+          <w:rFonts w:ascii="Calibri" w:cs="Calibri" w:eastAsia="Calibri" w:hAnsi="Calibri"/>
+          <w:b/>
+          <w:bCs/>
+          <w:sz w:val="22"/>
+          <w:szCs w:val="22"/>
+        </w:rPr>
+        <w:t xml:space="preserve">The peer-review progression may start lower in an ESP strand than in the general course, and should.</w:t>
+      </w:r>
+      <w:r>
+        <w:rPr>
+          <w:rFonts w:ascii="Calibri" w:cs="Calibri" w:eastAsia="Calibri" w:hAnsi="Calibri"/>
+          <w:sz w:val="22"/>
+          <w:szCs w:val="22"/>
+        </w:rPr>
+        <w:t xml:space="preserve"> The Business A2 strand runs </w:t>
+      </w:r>
+      <w:r>
+        <w:rPr>
+          <w:rFonts w:ascii="Calibri" w:cs="Calibri" w:eastAsia="Calibri" w:hAnsi="Calibri"/>
+          <w:b/>
+          <w:bCs/>
+          <w:sz w:val="22"/>
+          <w:szCs w:val="22"/>
+        </w:rPr>
+        <w:t xml:space="preserve">bands 1–2 across the whole of Book 1</w:t>
+      </w:r>
+      <w:r>
+        <w:rPr>
+          <w:rFonts w:ascii="Calibri" w:cs="Calibri" w:eastAsia="Calibri" w:hAnsi="Calibri"/>
+          <w:sz w:val="22"/>
+          <w:szCs w:val="22"/>
+        </w:rPr>
+        <w:t xml:space="preserve"> and </w:t>
+      </w:r>
+      <w:r>
+        <w:rPr>
+          <w:rFonts w:ascii="Calibri" w:cs="Calibri" w:eastAsia="Calibri" w:hAnsi="Calibri"/>
+          <w:b/>
+          <w:bCs/>
+          <w:sz w:val="22"/>
+          <w:szCs w:val="22"/>
+        </w:rPr>
+        <w:t xml:space="preserve">band 3 across the whole of Book 2</w:t>
+      </w:r>
+      <w:r>
+        <w:rPr>
+          <w:rFonts w:ascii="Calibri" w:cs="Calibri" w:eastAsia="Calibri" w:hAnsi="Calibri"/>
+          <w:sz w:val="22"/>
+          <w:szCs w:val="22"/>
+        </w:rPr>
+        <w:t xml:space="preserve"> — </w:t>
+      </w:r>
+      <w:r>
+        <w:rPr>
+          <w:rFonts w:ascii="Calibri" w:cs="Calibri" w:eastAsia="Calibri" w:hAnsi="Calibri"/>
+          <w:i/>
+          <w:iCs/>
+          <w:sz w:val="22"/>
+          <w:szCs w:val="22"/>
+        </w:rPr>
+        <w:t xml:space="preserve">quote the criterion from the Writer's box, ask a question, and do not rewrite the sentence for the writer</w:t>
+      </w:r>
+      <w:r>
+        <w:rPr>
+          <w:rFonts w:ascii="Calibri" w:cs="Calibri" w:eastAsia="Calibri" w:hAnsi="Calibri"/>
+          <w:sz w:val="22"/>
+          <w:szCs w:val="22"/>
+        </w:rPr>
+        <w:t xml:space="preserve"> — where the general A2 moves through all four bands in two books. </w:t>
+      </w:r>
+      <w:r>
+        <w:rPr>
+          <w:rFonts w:ascii="Calibri" w:cs="Calibri" w:eastAsia="Calibri" w:hAnsi="Calibri"/>
+          <w:b/>
+          <w:bCs/>
+          <w:sz w:val="22"/>
+          <w:szCs w:val="22"/>
+        </w:rPr>
+        <w:t xml:space="preserve">An ESP learner is at work and is being asked to criticise a colleague's document; one band, done properly, for a whole book is worth more than four bands rehearsed.</w:t>
+      </w:r>
+    </w:p>
+    <w:p>
+      <w:pPr>
+        <w:pStyle w:val="ListParagraph"/>
+        <w:numPr>
+          <w:ilvl w:val="0"/>
+          <w:numId w:val="2"/>
+        </w:numPr>
+        <w:spacing w:after="60"/>
+      </w:pPr>
+      <w:r>
+        <w:rPr>
+          <w:rFonts w:ascii="Calibri" w:cs="Calibri" w:eastAsia="Calibri" w:hAnsi="Calibri"/>
+          <w:sz w:val="22"/>
+          <w:szCs w:val="22"/>
+        </w:rPr>
+        <w:t xml:space="preserve">⚠ </w:t>
+      </w:r>
+      <w:r>
+        <w:rPr>
+          <w:rFonts w:ascii="Calibri" w:cs="Calibri" w:eastAsia="Calibri" w:hAnsi="Calibri"/>
+          <w:b/>
+          <w:bCs/>
+          <w:sz w:val="22"/>
+          <w:szCs w:val="22"/>
+        </w:rPr>
+        <w:t xml:space="preserve">The ordinal check needs two fixes before it is trustworthy, and the Business strand found the second one.</w:t>
+      </w:r>
+      <w:r>
+        <w:rPr>
+          <w:rFonts w:ascii="Calibri" w:cs="Calibri" w:eastAsia="Calibri" w:hAnsi="Calibri"/>
+          <w:sz w:val="22"/>
+          <w:szCs w:val="22"/>
+        </w:rPr>
+        <w:t xml:space="preserve"> It must </w:t>
+      </w:r>
+      <w:r>
+        <w:rPr>
+          <w:rFonts w:ascii="Calibri" w:cs="Calibri" w:eastAsia="Calibri" w:hAnsi="Calibri"/>
+          <w:b/>
+          <w:bCs/>
+          <w:sz w:val="22"/>
+          <w:szCs w:val="22"/>
+        </w:rPr>
+        <w:t xml:space="preserve">count within the book</w:t>
+      </w:r>
+      <w:r>
+        <w:rPr>
+          <w:rFonts w:ascii="Calibri" w:cs="Calibri" w:eastAsia="Calibri" w:hAnsi="Calibri"/>
+          <w:sz w:val="22"/>
+          <w:szCs w:val="22"/>
+        </w:rPr>
+        <w:t xml:space="preserve"> (</w:t>
+      </w:r>
+      <w:r>
+        <w:rPr>
+          <w:rFonts w:ascii="Consolas" w:cs="Consolas" w:eastAsia="Consolas" w:hAnsi="Consolas"/>
+          <w:sz w:val="20"/>
+          <w:szCs w:val="20"/>
+        </w:rPr>
+        <w:t xml:space="preserve">ORD[(n - 1) % 12]</w:t>
+      </w:r>
+      <w:r>
+        <w:rPr>
+          <w:rFonts w:ascii="Calibri" w:cs="Calibri" w:eastAsia="Calibri" w:hAnsi="Calibri"/>
+          <w:sz w:val="22"/>
+          <w:szCs w:val="22"/>
+        </w:rPr>
+        <w:t xml:space="preserve">, so Unit 13 is the first of Book 2 and not the thirteenth of anything) </w:t>
+      </w:r>
+      <w:r>
+        <w:rPr>
+          <w:rFonts w:ascii="Calibri" w:cs="Calibri" w:eastAsia="Calibri" w:hAnsi="Calibri"/>
+          <w:b/>
+          <w:bCs/>
+          <w:sz w:val="22"/>
+          <w:szCs w:val="22"/>
+        </w:rPr>
+        <w:t xml:space="preserve">and it must read only from </w:t>
+      </w:r>
+      <w:r>
+        <w:rPr>
+          <w:rFonts w:ascii="Consolas" w:cs="Consolas" w:eastAsia="Consolas" w:hAnsi="Consolas"/>
+          <w:b/>
+          <w:bCs/>
+          <w:sz w:val="20"/>
+          <w:szCs w:val="20"/>
+        </w:rPr>
+        <w:t xml:space="preserve">CYCLE n.7</w:t>
+      </w:r>
+      <w:r>
+        <w:rPr>
+          <w:rFonts w:ascii="Calibri" w:cs="Calibri" w:eastAsia="Calibri" w:hAnsi="Calibri"/>
+          <w:b/>
+          <w:bCs/>
+          <w:sz w:val="22"/>
+          <w:szCs w:val="22"/>
+        </w:rPr>
+        <w:t xml:space="preserve"> onwards.</w:t>
+      </w:r>
+      <w:r>
+        <w:rPr>
+          <w:rFonts w:ascii="Calibri" w:cs="Calibri" w:eastAsia="Calibri" w:hAnsi="Calibri"/>
+          <w:sz w:val="22"/>
+          <w:szCs w:val="22"/>
+        </w:rPr>
+        <w:t xml:space="preserve"> Prose earlier in a unit — </w:t>
+      </w:r>
+      <w:r>
+        <w:rPr>
+          <w:rFonts w:ascii="Calibri" w:cs="Calibri" w:eastAsia="Calibri" w:hAnsi="Calibri"/>
+          <w:i/>
+          <w:iCs/>
+          <w:sz w:val="22"/>
+          <w:szCs w:val="22"/>
+        </w:rPr>
+        <w:t xml:space="preserve">this is the third unit in which that rule has done real work</w:t>
+      </w:r>
+      <w:r>
+        <w:rPr>
+          <w:rFonts w:ascii="Calibri" w:cs="Calibri" w:eastAsia="Calibri" w:hAnsi="Calibri"/>
+          <w:sz w:val="22"/>
+          <w:szCs w:val="22"/>
+        </w:rPr>
+        <w:t xml:space="preserve"> — satisfies a whole-file regex and hides a wrong claim in cycle 7. </w:t>
+      </w:r>
+      <w:r>
+        <w:rPr>
+          <w:rFonts w:ascii="Calibri" w:cs="Calibri" w:eastAsia="Calibri" w:hAnsi="Calibri"/>
+          <w:b/>
+          <w:bCs/>
+          <w:sz w:val="22"/>
+          <w:szCs w:val="22"/>
+        </w:rPr>
+        <w:t xml:space="preserve">Scope the check to the cycle that makes the claim, and re-prove both failure modes afterwards: the wrong ordinal and the omitted one.</w:t>
       </w:r>
     </w:p>
     <w:p>

--- a/proactive-english-a2-b2-sy/out/PE-SY_SERIES_BIBLE.docx
+++ b/proactive-english-a2-b2-sy/out/PE-SY_SERIES_BIBLE.docx
@@ -27,7 +27,7 @@
           <w:sz w:val="22"/>
           <w:szCs w:val="22"/>
         </w:rPr>
-        <w:t xml:space="preserve">Syria Edition · Version 1.5 · 23 October 2026 · Author: Mo (Mohamad Khorbatli)</w:t>
+        <w:t xml:space="preserve">Syria Edition · Version 1.6 · 23 October 2026 · Author: Mo (Mohamad Khorbatli)</w:t>
       </w:r>
     </w:p>
     <w:p>
@@ -1141,6 +1141,136 @@
                 <w:szCs w:val="20"/>
               </w:rPr>
               <w:t xml:space="preserve"> · both books closed</w:t>
+            </w:r>
+          </w:p>
+        </w:tc>
+      </w:tr>
+      <w:tr>
+        <w:tc>
+          <w:tcPr>
+            <w:tcW w:type="dxa" w:w="900"/>
+            <w:tcBorders>
+              <w:top w:val="single" w:color="A6A6A6" w:sz="4"/>
+              <w:left w:val="single" w:color="A6A6A6" w:sz="4"/>
+              <w:bottom w:val="single" w:color="A6A6A6" w:sz="4"/>
+              <w:right w:val="single" w:color="A6A6A6" w:sz="4"/>
+            </w:tcBorders>
+            <w:tcMar>
+              <w:top w:type="dxa" w:w="50"/>
+              <w:left w:type="dxa" w:w="90"/>
+              <w:bottom w:type="dxa" w:w="50"/>
+              <w:right w:type="dxa" w:w="90"/>
+            </w:tcMar>
+          </w:tcPr>
+          <w:p>
+            <w:r>
+              <w:rPr>
+                <w:rFonts w:ascii="Calibri" w:cs="Calibri" w:eastAsia="Calibri" w:hAnsi="Calibri"/>
+                <w:sz w:val="20"/>
+                <w:szCs w:val="20"/>
+              </w:rPr>
+              <w:t xml:space="preserve">—</w:t>
+            </w:r>
+          </w:p>
+        </w:tc>
+        <w:tc>
+          <w:tcPr>
+            <w:tcW w:type="dxa" w:w="2701"/>
+            <w:tcBorders>
+              <w:top w:val="single" w:color="A6A6A6" w:sz="4"/>
+              <w:left w:val="single" w:color="A6A6A6" w:sz="4"/>
+              <w:bottom w:val="single" w:color="A6A6A6" w:sz="4"/>
+              <w:right w:val="single" w:color="A6A6A6" w:sz="4"/>
+            </w:tcBorders>
+            <w:tcMar>
+              <w:top w:type="dxa" w:w="50"/>
+              <w:left w:type="dxa" w:w="90"/>
+              <w:bottom w:type="dxa" w:w="50"/>
+              <w:right w:type="dxa" w:w="90"/>
+            </w:tcMar>
+          </w:tcPr>
+          <w:p>
+            <w:r>
+              <w:rPr>
+                <w:rFonts w:ascii="Calibri" w:cs="Calibri" w:eastAsia="Calibri" w:hAnsi="Calibri"/>
+                <w:b/>
+                <w:bCs/>
+                <w:sz w:val="20"/>
+                <w:szCs w:val="20"/>
+              </w:rPr>
+              <w:t xml:space="preserve">Proactive Business English B1</w:t>
+            </w:r>
+            <w:r>
+              <w:rPr>
+                <w:rFonts w:ascii="Calibri" w:cs="Calibri" w:eastAsia="Calibri" w:hAnsi="Calibri"/>
+                <w:sz w:val="20"/>
+                <w:szCs w:val="20"/>
+              </w:rPr>
+              <w:t xml:space="preserve"> (Books 1–2, 24 units)</w:t>
+            </w:r>
+          </w:p>
+        </w:tc>
+        <w:tc>
+          <w:tcPr>
+            <w:tcW w:type="dxa" w:w="3602"/>
+            <w:tcBorders>
+              <w:top w:val="single" w:color="A6A6A6" w:sz="4"/>
+              <w:left w:val="single" w:color="A6A6A6" w:sz="4"/>
+              <w:bottom w:val="single" w:color="A6A6A6" w:sz="4"/>
+              <w:right w:val="single" w:color="A6A6A6" w:sz="4"/>
+            </w:tcBorders>
+            <w:tcMar>
+              <w:top w:type="dxa" w:w="50"/>
+              <w:left w:type="dxa" w:w="90"/>
+              <w:bottom w:type="dxa" w:w="50"/>
+              <w:right w:type="dxa" w:w="90"/>
+            </w:tcMar>
+          </w:tcPr>
+          <w:p>
+            <w:r>
+              <w:rPr>
+                <w:rFonts w:ascii="Calibri" w:cs="Calibri" w:eastAsia="Calibri" w:hAnsi="Calibri"/>
+                <w:sz w:val="20"/>
+                <w:szCs w:val="20"/>
+              </w:rPr>
+              <w:t xml:space="preserve">Syria Edition — the ESP strand at B1</w:t>
+            </w:r>
+          </w:p>
+        </w:tc>
+        <w:tc>
+          <w:tcPr>
+            <w:tcW w:type="dxa" w:w="2703"/>
+            <w:tcBorders>
+              <w:top w:val="single" w:color="A6A6A6" w:sz="4"/>
+              <w:left w:val="single" w:color="A6A6A6" w:sz="4"/>
+              <w:bottom w:val="single" w:color="A6A6A6" w:sz="4"/>
+              <w:right w:val="single" w:color="A6A6A6" w:sz="4"/>
+            </w:tcBorders>
+            <w:tcMar>
+              <w:top w:type="dxa" w:w="50"/>
+              <w:left w:type="dxa" w:w="90"/>
+              <w:bottom w:type="dxa" w:w="50"/>
+              <w:right w:type="dxa" w:w="90"/>
+            </w:tcMar>
+          </w:tcPr>
+          <w:p>
+            <w:r>
+              <w:rPr>
+                <w:rFonts w:ascii="Calibri" w:cs="Calibri" w:eastAsia="Calibri" w:hAnsi="Calibri"/>
+                <w:b/>
+                <w:bCs/>
+                <w:sz w:val="20"/>
+                <w:szCs w:val="20"/>
+              </w:rPr>
+              <w:t xml:space="preserve">Book 1 DELIVERED</w:t>
+            </w:r>
+            <w:r>
+              <w:rPr>
+                <w:rFonts w:ascii="Calibri" w:cs="Calibri" w:eastAsia="Calibri" w:hAnsi="Calibri"/>
+                <w:sz w:val="20"/>
+                <w:szCs w:val="20"/>
+              </w:rPr>
+              <w:t xml:space="preserve"> · Book 2 planned, Unit 13 next</w:t>
             </w:r>
           </w:p>
         </w:tc>
@@ -5574,6 +5704,193 @@
           </w:p>
         </w:tc>
       </w:tr>
+      <w:tr>
+        <w:tc>
+          <w:tcPr>
+            <w:tcW w:type="dxa" w:w="2476"/>
+            <w:tcBorders>
+              <w:top w:val="single" w:color="A6A6A6" w:sz="4"/>
+              <w:left w:val="single" w:color="A6A6A6" w:sz="4"/>
+              <w:bottom w:val="single" w:color="A6A6A6" w:sz="4"/>
+              <w:right w:val="single" w:color="A6A6A6" w:sz="4"/>
+            </w:tcBorders>
+            <w:tcMar>
+              <w:top w:type="dxa" w:w="50"/>
+              <w:left w:type="dxa" w:w="90"/>
+              <w:bottom w:type="dxa" w:w="50"/>
+              <w:right w:type="dxa" w:w="90"/>
+            </w:tcMar>
+          </w:tcPr>
+          <w:p>
+            <w:r>
+              <w:rPr>
+                <w:rFonts w:ascii="Calibri" w:cs="Calibri" w:eastAsia="Calibri" w:hAnsi="Calibri"/>
+                <w:b/>
+                <w:bCs/>
+                <w:sz w:val="20"/>
+                <w:szCs w:val="20"/>
+              </w:rPr>
+              <w:t xml:space="preserve">Business B1 Book 1</w:t>
+            </w:r>
+            <w:r>
+              <w:rPr>
+                <w:rFonts w:ascii="Calibri" w:cs="Calibri" w:eastAsia="Calibri" w:hAnsi="Calibri"/>
+                <w:sz w:val="20"/>
+                <w:szCs w:val="20"/>
+              </w:rPr>
+              <w:t xml:space="preserve"> (Units 1–12)</w:t>
+            </w:r>
+          </w:p>
+        </w:tc>
+        <w:tc>
+          <w:tcPr>
+            <w:tcW w:type="dxa" w:w="3128"/>
+            <w:tcBorders>
+              <w:top w:val="single" w:color="A6A6A6" w:sz="4"/>
+              <w:left w:val="single" w:color="A6A6A6" w:sz="4"/>
+              <w:bottom w:val="single" w:color="A6A6A6" w:sz="4"/>
+              <w:right w:val="single" w:color="A6A6A6" w:sz="4"/>
+            </w:tcBorders>
+            <w:tcMar>
+              <w:top w:type="dxa" w:w="50"/>
+              <w:left w:type="dxa" w:w="90"/>
+              <w:bottom w:type="dxa" w:w="50"/>
+              <w:right w:type="dxa" w:w="90"/>
+            </w:tcMar>
+          </w:tcPr>
+          <w:p>
+            <w:r>
+              <w:rPr>
+                <w:rFonts w:ascii="Calibri" w:cs="Calibri" w:eastAsia="Calibri" w:hAnsi="Calibri"/>
+                <w:sz w:val="20"/>
+                <w:szCs w:val="20"/>
+              </w:rPr>
+              <w:t xml:space="preserve">⚠ </w:t>
+            </w:r>
+            <w:r>
+              <w:rPr>
+                <w:rFonts w:ascii="Calibri" w:cs="Calibri" w:eastAsia="Calibri" w:hAnsi="Calibri"/>
+                <w:b/>
+                <w:bCs/>
+                <w:sz w:val="20"/>
+                <w:szCs w:val="20"/>
+              </w:rPr>
+              <w:t xml:space="preserve">36–41</w:t>
+            </w:r>
+            <w:r>
+              <w:rPr>
+                <w:rFonts w:ascii="Calibri" w:cs="Calibri" w:eastAsia="Calibri" w:hAnsi="Calibri"/>
+                <w:sz w:val="20"/>
+                <w:szCs w:val="20"/>
+              </w:rPr>
+              <w:t xml:space="preserve"> (widened at Unit 9)</w:t>
+            </w:r>
+          </w:p>
+        </w:tc>
+        <w:tc>
+          <w:tcPr>
+            <w:tcW w:type="dxa" w:w="1955"/>
+            <w:tcBorders>
+              <w:top w:val="single" w:color="A6A6A6" w:sz="4"/>
+              <w:left w:val="single" w:color="A6A6A6" w:sz="4"/>
+              <w:bottom w:val="single" w:color="A6A6A6" w:sz="4"/>
+              <w:right w:val="single" w:color="A6A6A6" w:sz="4"/>
+            </w:tcBorders>
+            <w:tcMar>
+              <w:top w:type="dxa" w:w="50"/>
+              <w:left w:type="dxa" w:w="90"/>
+              <w:bottom w:type="dxa" w:w="50"/>
+              <w:right w:type="dxa" w:w="90"/>
+            </w:tcMar>
+          </w:tcPr>
+          <w:p>
+            <w:r>
+              <w:rPr>
+                <w:rFonts w:ascii="Calibri" w:cs="Calibri" w:eastAsia="Calibri" w:hAnsi="Calibri"/>
+                <w:b/>
+                <w:bCs/>
+                <w:sz w:val="20"/>
+                <w:szCs w:val="20"/>
+              </w:rPr>
+              <w:t xml:space="preserve">21–25</w:t>
+            </w:r>
+          </w:p>
+        </w:tc>
+        <w:tc>
+          <w:tcPr>
+            <w:tcW w:type="dxa" w:w="1173"/>
+            <w:tcBorders>
+              <w:top w:val="single" w:color="A6A6A6" w:sz="4"/>
+              <w:left w:val="single" w:color="A6A6A6" w:sz="4"/>
+              <w:bottom w:val="single" w:color="A6A6A6" w:sz="4"/>
+              <w:right w:val="single" w:color="A6A6A6" w:sz="4"/>
+            </w:tcBorders>
+            <w:tcMar>
+              <w:top w:type="dxa" w:w="50"/>
+              <w:left w:type="dxa" w:w="90"/>
+              <w:bottom w:type="dxa" w:w="50"/>
+              <w:right w:type="dxa" w:w="90"/>
+            </w:tcMar>
+          </w:tcPr>
+          <w:p>
+            <w:r>
+              <w:rPr>
+                <w:rFonts w:ascii="Calibri" w:cs="Calibri" w:eastAsia="Calibri" w:hAnsi="Calibri"/>
+                <w:b/>
+                <w:bCs/>
+                <w:sz w:val="20"/>
+                <w:szCs w:val="20"/>
+              </w:rPr>
+              <w:t xml:space="preserve">487</w:t>
+            </w:r>
+            <w:r>
+              <w:rPr>
+                <w:rFonts w:ascii="Calibri" w:cs="Calibri" w:eastAsia="Calibri" w:hAnsi="Calibri"/>
+                <w:sz w:val="20"/>
+                <w:szCs w:val="20"/>
+              </w:rPr>
+              <w:t xml:space="preserve"> (⚠ 486 by arithmetic)</w:t>
+            </w:r>
+          </w:p>
+        </w:tc>
+        <w:tc>
+          <w:tcPr>
+            <w:tcW w:type="dxa" w:w="1174"/>
+            <w:tcBorders>
+              <w:top w:val="single" w:color="A6A6A6" w:sz="4"/>
+              <w:left w:val="single" w:color="A6A6A6" w:sz="4"/>
+              <w:bottom w:val="single" w:color="A6A6A6" w:sz="4"/>
+              <w:right w:val="single" w:color="A6A6A6" w:sz="4"/>
+            </w:tcBorders>
+            <w:tcMar>
+              <w:top w:type="dxa" w:w="50"/>
+              <w:left w:type="dxa" w:w="90"/>
+              <w:bottom w:type="dxa" w:w="50"/>
+              <w:right w:type="dxa" w:w="90"/>
+            </w:tcMar>
+          </w:tcPr>
+          <w:p>
+            <w:r>
+              <w:rPr>
+                <w:rFonts w:ascii="Calibri" w:cs="Calibri" w:eastAsia="Calibri" w:hAnsi="Calibri"/>
+                <w:b/>
+                <w:bCs/>
+                <w:sz w:val="20"/>
+                <w:szCs w:val="20"/>
+              </w:rPr>
+              <w:t xml:space="preserve">298</w:t>
+            </w:r>
+            <w:r>
+              <w:rPr>
+                <w:rFonts w:ascii="Calibri" w:cs="Calibri" w:eastAsia="Calibri" w:hAnsi="Calibri"/>
+                <w:sz w:val="20"/>
+                <w:szCs w:val="20"/>
+              </w:rPr>
+              <w:t xml:space="preserve"> (exact)</w:t>
+            </w:r>
+          </w:p>
+        </w:tc>
+      </w:tr>
     </w:tbl>
     <w:p>
       <w:pPr>
@@ -6984,6 +7301,159 @@
           </w:p>
         </w:tc>
       </w:tr>
+      <w:tr>
+        <w:tc>
+          <w:tcPr>
+            <w:tcW w:type="dxa" w:w="2323"/>
+            <w:tcBorders>
+              <w:top w:val="single" w:color="A6A6A6" w:sz="4"/>
+              <w:left w:val="single" w:color="A6A6A6" w:sz="4"/>
+              <w:bottom w:val="single" w:color="A6A6A6" w:sz="4"/>
+              <w:right w:val="single" w:color="A6A6A6" w:sz="4"/>
+            </w:tcBorders>
+            <w:tcMar>
+              <w:top w:type="dxa" w:w="50"/>
+              <w:left w:type="dxa" w:w="90"/>
+              <w:bottom w:type="dxa" w:w="50"/>
+              <w:right w:type="dxa" w:w="90"/>
+            </w:tcMar>
+          </w:tcPr>
+          <w:p>
+            <w:r>
+              <w:rPr>
+                <w:rFonts w:ascii="Calibri" w:cs="Calibri" w:eastAsia="Calibri" w:hAnsi="Calibri"/>
+                <w:b/>
+                <w:bCs/>
+                <w:sz w:val="20"/>
+                <w:szCs w:val="20"/>
+              </w:rPr>
+              <w:t xml:space="preserve">Business B1 Book 1</w:t>
+            </w:r>
+          </w:p>
+        </w:tc>
+        <w:tc>
+          <w:tcPr>
+            <w:tcW w:type="dxa" w:w="2079"/>
+            <w:tcBorders>
+              <w:top w:val="single" w:color="A6A6A6" w:sz="4"/>
+              <w:left w:val="single" w:color="A6A6A6" w:sz="4"/>
+              <w:bottom w:val="single" w:color="A6A6A6" w:sz="4"/>
+              <w:right w:val="single" w:color="A6A6A6" w:sz="4"/>
+            </w:tcBorders>
+            <w:tcMar>
+              <w:top w:type="dxa" w:w="50"/>
+              <w:left w:type="dxa" w:w="90"/>
+              <w:bottom w:type="dxa" w:w="50"/>
+              <w:right w:type="dxa" w:w="90"/>
+            </w:tcMar>
+          </w:tcPr>
+          <w:p>
+            <w:r>
+              <w:rPr>
+                <w:rFonts w:ascii="Calibri" w:cs="Calibri" w:eastAsia="Calibri" w:hAnsi="Calibri"/>
+                <w:b/>
+                <w:bCs/>
+                <w:sz w:val="20"/>
+                <w:szCs w:val="20"/>
+              </w:rPr>
+              <w:t xml:space="preserve">8 + 7</w:t>
+            </w:r>
+          </w:p>
+        </w:tc>
+        <w:tc>
+          <w:tcPr>
+            <w:tcW w:type="dxa" w:w="2323"/>
+            <w:tcBorders>
+              <w:top w:val="single" w:color="A6A6A6" w:sz="4"/>
+              <w:left w:val="single" w:color="A6A6A6" w:sz="4"/>
+              <w:bottom w:val="single" w:color="A6A6A6" w:sz="4"/>
+              <w:right w:val="single" w:color="A6A6A6" w:sz="4"/>
+            </w:tcBorders>
+            <w:tcMar>
+              <w:top w:type="dxa" w:w="50"/>
+              <w:left w:type="dxa" w:w="90"/>
+              <w:bottom w:type="dxa" w:w="50"/>
+              <w:right w:type="dxa" w:w="90"/>
+            </w:tcMar>
+          </w:tcPr>
+          <w:p>
+            <w:r>
+              <w:rPr>
+                <w:rFonts w:ascii="Calibri" w:cs="Calibri" w:eastAsia="Calibri" w:hAnsi="Calibri"/>
+                <w:b/>
+                <w:bCs/>
+                <w:sz w:val="20"/>
+                <w:szCs w:val="20"/>
+              </w:rPr>
+              <w:t xml:space="preserve">12 + 8</w:t>
+            </w:r>
+          </w:p>
+        </w:tc>
+        <w:tc>
+          <w:tcPr>
+            <w:tcW w:type="dxa" w:w="1345"/>
+            <w:tcBorders>
+              <w:top w:val="single" w:color="A6A6A6" w:sz="4"/>
+              <w:left w:val="single" w:color="A6A6A6" w:sz="4"/>
+              <w:bottom w:val="single" w:color="A6A6A6" w:sz="4"/>
+              <w:right w:val="single" w:color="A6A6A6" w:sz="4"/>
+            </w:tcBorders>
+            <w:tcMar>
+              <w:top w:type="dxa" w:w="50"/>
+              <w:left w:type="dxa" w:w="90"/>
+              <w:bottom w:type="dxa" w:w="50"/>
+              <w:right w:type="dxa" w:w="90"/>
+            </w:tcMar>
+          </w:tcPr>
+          <w:p>
+            <w:r>
+              <w:rPr>
+                <w:rFonts w:ascii="Calibri" w:cs="Calibri" w:eastAsia="Calibri" w:hAnsi="Calibri"/>
+                <w:sz w:val="20"/>
+                <w:szCs w:val="20"/>
+              </w:rPr>
+              <w:t xml:space="preserve">60 / 100</w:t>
+            </w:r>
+          </w:p>
+        </w:tc>
+        <w:tc>
+          <w:tcPr>
+            <w:tcW w:type="dxa" w:w="1836"/>
+            <w:tcBorders>
+              <w:top w:val="single" w:color="A6A6A6" w:sz="4"/>
+              <w:left w:val="single" w:color="A6A6A6" w:sz="4"/>
+              <w:bottom w:val="single" w:color="A6A6A6" w:sz="4"/>
+              <w:right w:val="single" w:color="A6A6A6" w:sz="4"/>
+            </w:tcBorders>
+            <w:tcMar>
+              <w:top w:type="dxa" w:w="50"/>
+              <w:left w:type="dxa" w:w="90"/>
+              <w:bottom w:type="dxa" w:w="50"/>
+              <w:right w:type="dxa" w:w="90"/>
+            </w:tcMar>
+          </w:tcPr>
+          <w:p>
+            <w:r>
+              <w:rPr>
+                <w:rFonts w:ascii="Calibri" w:cs="Calibri" w:eastAsia="Calibri" w:hAnsi="Calibri"/>
+                <w:sz w:val="20"/>
+                <w:szCs w:val="20"/>
+              </w:rPr>
+              <w:t xml:space="preserve">⚠ </w:t>
+            </w:r>
+            <w:r>
+              <w:rPr>
+                <w:rFonts w:ascii="Calibri" w:cs="Calibri" w:eastAsia="Calibri" w:hAnsi="Calibri"/>
+                <w:b/>
+                <w:bCs/>
+                <w:sz w:val="20"/>
+                <w:szCs w:val="20"/>
+              </w:rPr>
+              <w:t xml:space="preserve">25 · 25 · 25 · 25</w:t>
+            </w:r>
+          </w:p>
+        </w:tc>
+      </w:tr>
     </w:tbl>
     <w:p>
       <w:pPr>
@@ -9967,6 +10437,544 @@
           <w:szCs w:val="22"/>
         </w:rPr>
         <w:t xml:space="preserve">Scope the check to the cycle that makes the claim, and re-prove both failure modes afterwards: the wrong ordinal and the omitted one.</w:t>
+      </w:r>
+    </w:p>
+    <w:p>
+      <w:pPr>
+        <w:pStyle w:val="ListParagraph"/>
+        <w:numPr>
+          <w:ilvl w:val="0"/>
+          <w:numId w:val="2"/>
+        </w:numPr>
+        <w:spacing w:after="60"/>
+      </w:pPr>
+      <w:r>
+        <w:rPr>
+          <w:rFonts w:ascii="Calibri" w:cs="Calibri" w:eastAsia="Calibri" w:hAnsi="Calibri"/>
+          <w:sz w:val="22"/>
+          <w:szCs w:val="22"/>
+        </w:rPr>
+        <w:t xml:space="preserve">⚠ </w:t>
+      </w:r>
+      <w:r>
+        <w:rPr>
+          <w:rFonts w:ascii="Calibri" w:cs="Calibri" w:eastAsia="Calibri" w:hAnsi="Calibri"/>
+          <w:b/>
+          <w:bCs/>
+          <w:sz w:val="22"/>
+          <w:szCs w:val="22"/>
+        </w:rPr>
+        <w:t xml:space="preserve">An examination anchor must be looked up, not recalled — and the Business B1 anchor changed the shape of every test in the level.</w:t>
+      </w:r>
+      <w:r>
+        <w:rPr>
+          <w:rFonts w:ascii="Calibri" w:cs="Calibri" w:eastAsia="Calibri" w:hAnsi="Calibri"/>
+          <w:sz w:val="22"/>
+          <w:szCs w:val="22"/>
+        </w:rPr>
+        <w:t xml:space="preserve"> B1 Business Preliminary scores Reading &amp; Writing as one 90-minute paper at 50 per cent, Listening 25 and Speaking 25, </w:t>
+      </w:r>
+      <w:r>
+        <w:rPr>
+          <w:rFonts w:ascii="Calibri" w:cs="Calibri" w:eastAsia="Calibri" w:hAnsi="Calibri"/>
+          <w:b/>
+          <w:bCs/>
+          <w:sz w:val="22"/>
+          <w:szCs w:val="22"/>
+        </w:rPr>
+        <w:t xml:space="preserve">and reports the overall result as the average of the four skill scores.</w:t>
+      </w:r>
+      <w:r>
+        <w:rPr>
+          <w:rFonts w:ascii="Calibri" w:cs="Calibri" w:eastAsia="Calibri" w:hAnsi="Calibri"/>
+          <w:sz w:val="22"/>
+          <w:szCs w:val="22"/>
+        </w:rPr>
+        <w:t xml:space="preserve"> So the Business B1 tests are four printed papers at </w:t>
+      </w:r>
+      <w:r>
+        <w:rPr>
+          <w:rFonts w:ascii="Calibri" w:cs="Calibri" w:eastAsia="Calibri" w:hAnsi="Calibri"/>
+          <w:b/>
+          <w:bCs/>
+          <w:sz w:val="22"/>
+          <w:szCs w:val="22"/>
+        </w:rPr>
+        <w:t xml:space="preserve">25 · 25 · 25 · 25</w:t>
+      </w:r>
+      <w:r>
+        <w:rPr>
+          <w:rFonts w:ascii="Calibri" w:cs="Calibri" w:eastAsia="Calibri" w:hAnsi="Calibri"/>
+          <w:sz w:val="22"/>
+          <w:szCs w:val="22"/>
+        </w:rPr>
+        <w:t xml:space="preserve"> — not the 30 · 30 · 20 · 20 the A2 Key anchor gives — and both keys instruct the teacher to write the four scores and </w:t>
+      </w:r>
+      <w:r>
+        <w:rPr>
+          <w:rFonts w:ascii="Calibri" w:cs="Calibri" w:eastAsia="Calibri" w:hAnsi="Calibri"/>
+          <w:b/>
+          <w:bCs/>
+          <w:sz w:val="22"/>
+          <w:szCs w:val="22"/>
+        </w:rPr>
+        <w:t xml:space="preserve">the average</w:t>
+      </w:r>
+      <w:r>
+        <w:rPr>
+          <w:rFonts w:ascii="Calibri" w:cs="Calibri" w:eastAsia="Calibri" w:hAnsi="Calibri"/>
+          <w:sz w:val="22"/>
+          <w:szCs w:val="22"/>
+        </w:rPr>
+        <w:t xml:space="preserve">, never the total. ⚠ </w:t>
+      </w:r>
+      <w:r>
+        <w:rPr>
+          <w:rFonts w:ascii="Calibri" w:cs="Calibri" w:eastAsia="Calibri" w:hAnsi="Calibri"/>
+          <w:b/>
+          <w:bCs/>
+          <w:sz w:val="22"/>
+          <w:szCs w:val="22"/>
+        </w:rPr>
+        <w:t xml:space="preserve">A learner shown only a total will optimise the total, which is exactly the habit a four-skill average exists to break.</w:t>
+      </w:r>
+      <w:r>
+        <w:rPr>
+          <w:rFonts w:ascii="Calibri" w:cs="Calibri" w:eastAsia="Calibri" w:hAnsi="Calibri"/>
+          <w:sz w:val="22"/>
+          <w:szCs w:val="22"/>
+        </w:rPr>
+        <w:t xml:space="preserve"> Verify the anchor by search at the start of a strand and put the finding in the plan.</w:t>
+      </w:r>
+    </w:p>
+    <w:p>
+      <w:pPr>
+        <w:pStyle w:val="ListParagraph"/>
+        <w:numPr>
+          <w:ilvl w:val="0"/>
+          <w:numId w:val="2"/>
+        </w:numPr>
+        <w:spacing w:after="60"/>
+      </w:pPr>
+      <w:r>
+        <w:rPr>
+          <w:rFonts w:ascii="Calibri" w:cs="Calibri" w:eastAsia="Calibri" w:hAnsi="Calibri"/>
+          <w:sz w:val="22"/>
+          <w:szCs w:val="22"/>
+        </w:rPr>
+        <w:t xml:space="preserve">⚠ </w:t>
+      </w:r>
+      <w:r>
+        <w:rPr>
+          <w:rFonts w:ascii="Calibri" w:cs="Calibri" w:eastAsia="Calibri" w:hAnsi="Calibri"/>
+          <w:b/>
+          <w:bCs/>
+          <w:sz w:val="22"/>
+          <w:szCs w:val="22"/>
+        </w:rPr>
+        <w:t xml:space="preserve">Clear a lexis list before writing the unit, not after.</w:t>
+      </w:r>
+      <w:r>
+        <w:rPr>
+          <w:rFonts w:ascii="Calibri" w:cs="Calibri" w:eastAsia="Calibri" w:hAnsi="Calibri"/>
+          <w:sz w:val="22"/>
+          <w:szCs w:val="22"/>
+        </w:rPr>
+        <w:t xml:space="preserve"> The cross-level check is right and it is expensive to satisfy late: Business B1 Unit 7 cost </w:t>
+      </w:r>
+      <w:r>
+        <w:rPr>
+          <w:rFonts w:ascii="Calibri" w:cs="Calibri" w:eastAsia="Calibri" w:hAnsi="Calibri"/>
+          <w:b/>
+          <w:bCs/>
+          <w:sz w:val="22"/>
+          <w:szCs w:val="22"/>
+        </w:rPr>
+        <w:t xml:space="preserve">seven</w:t>
+      </w:r>
+      <w:r>
+        <w:rPr>
+          <w:rFonts w:ascii="Calibri" w:cs="Calibri" w:eastAsia="Calibri" w:hAnsi="Calibri"/>
+          <w:sz w:val="22"/>
+          <w:szCs w:val="22"/>
+        </w:rPr>
+        <w:t xml:space="preserve"> collisions found after the unit had been written and measured, each needing a substitution and a rebuild. A twenty-line helper (</w:t>
+      </w:r>
+      <w:r>
+        <w:rPr>
+          <w:rFonts w:ascii="Consolas" w:cs="Consolas" w:eastAsia="Consolas" w:hAnsi="Consolas"/>
+          <w:sz w:val="20"/>
+          <w:szCs w:val="20"/>
+        </w:rPr>
+        <w:t xml:space="preserve">freecheck.js</w:t>
+      </w:r>
+      <w:r>
+        <w:rPr>
+          <w:rFonts w:ascii="Calibri" w:cs="Calibri" w:eastAsia="Calibri" w:hAnsi="Calibri"/>
+          <w:sz w:val="22"/>
+          <w:szCs w:val="22"/>
+        </w:rPr>
+        <w:t xml:space="preserve">) that takes a candidate list and reports collisions against both the level being written and the level below turned that into one call before a word existed — </w:t>
+      </w:r>
+      <w:r>
+        <w:rPr>
+          <w:rFonts w:ascii="Calibri" w:cs="Calibri" w:eastAsia="Calibri" w:hAnsi="Calibri"/>
+          <w:b/>
+          <w:bCs/>
+          <w:sz w:val="22"/>
+          <w:szCs w:val="22"/>
+        </w:rPr>
+        <w:t xml:space="preserve">Unit 8 was clean on its first build and so were four of the five units after it.</w:t>
+      </w:r>
+      <w:r>
+        <w:rPr>
+          <w:rFonts w:ascii="Calibri" w:cs="Calibri" w:eastAsia="Calibri" w:hAnsi="Calibri"/>
+          <w:sz w:val="22"/>
+          <w:szCs w:val="22"/>
+        </w:rPr>
+        <w:t xml:space="preserve"> ⚠ </w:t>
+      </w:r>
+      <w:r>
+        <w:rPr>
+          <w:rFonts w:ascii="Calibri" w:cs="Calibri" w:eastAsia="Calibri" w:hAnsi="Calibri"/>
+          <w:b/>
+          <w:bCs/>
+          <w:sz w:val="22"/>
+          <w:szCs w:val="22"/>
+        </w:rPr>
+        <w:t xml:space="preserve">And run the whole tree, never the unit: a per-unit pass cannot see collisions inside the book at all</w:t>
+      </w:r>
+      <w:r>
+        <w:rPr>
+          <w:rFonts w:ascii="Calibri" w:cs="Calibri" w:eastAsia="Calibri" w:hAnsi="Calibri"/>
+          <w:sz w:val="22"/>
+          <w:szCs w:val="22"/>
+        </w:rPr>
+        <w:t xml:space="preserve">, which is how three got into Units 5 and 6 after both had been passed individually.</w:t>
+      </w:r>
+    </w:p>
+    <w:p>
+      <w:pPr>
+        <w:pStyle w:val="ListParagraph"/>
+        <w:numPr>
+          <w:ilvl w:val="0"/>
+          <w:numId w:val="2"/>
+        </w:numPr>
+        <w:spacing w:after="60"/>
+      </w:pPr>
+      <w:r>
+        <w:rPr>
+          <w:rFonts w:ascii="Calibri" w:cs="Calibri" w:eastAsia="Calibri" w:hAnsi="Calibri"/>
+          <w:sz w:val="22"/>
+          <w:szCs w:val="22"/>
+        </w:rPr>
+        <w:t xml:space="preserve">⚠ </w:t>
+      </w:r>
+      <w:r>
+        <w:rPr>
+          <w:rFonts w:ascii="Calibri" w:cs="Calibri" w:eastAsia="Calibri" w:hAnsi="Calibri"/>
+          <w:b/>
+          <w:bCs/>
+          <w:sz w:val="22"/>
+          <w:szCs w:val="22"/>
+        </w:rPr>
+        <w:t xml:space="preserve">Two harness faults that any text-matching check will have, and the negative test that proves the repair.</w:t>
+      </w:r>
+      <w:r>
+        <w:rPr>
+          <w:rFonts w:ascii="Calibri" w:cs="Calibri" w:eastAsia="Calibri" w:hAnsi="Calibri"/>
+          <w:sz w:val="22"/>
+          <w:szCs w:val="22"/>
+        </w:rPr>
+        <w:t xml:space="preserve"> </w:t>
+      </w:r>
+      <w:r>
+        <w:rPr>
+          <w:rFonts w:ascii="Calibri" w:cs="Calibri" w:eastAsia="Calibri" w:hAnsi="Calibri"/>
+          <w:b/>
+          <w:bCs/>
+          <w:sz w:val="22"/>
+          <w:szCs w:val="22"/>
+        </w:rPr>
+        <w:t xml:space="preserve">(1)</w:t>
+      </w:r>
+      <w:r>
+        <w:rPr>
+          <w:rFonts w:ascii="Calibri" w:cs="Calibri" w:eastAsia="Calibri" w:hAnsi="Calibri"/>
+          <w:sz w:val="22"/>
+          <w:szCs w:val="22"/>
+        </w:rPr>
+        <w:t xml:space="preserve"> A regex reading a quoted title with </w:t>
+      </w:r>
+      <w:r>
+        <w:rPr>
+          <w:rFonts w:ascii="Consolas" w:cs="Consolas" w:eastAsia="Consolas" w:hAnsi="Consolas"/>
+          <w:sz w:val="20"/>
+          <w:szCs w:val="20"/>
+        </w:rPr>
+        <w:t xml:space="preserve">[^']*?</w:t>
+      </w:r>
+      <w:r>
+        <w:rPr>
+          <w:rFonts w:ascii="Calibri" w:cs="Calibri" w:eastAsia="Calibri" w:hAnsi="Calibri"/>
+          <w:sz w:val="22"/>
+          <w:szCs w:val="22"/>
+        </w:rPr>
+        <w:t xml:space="preserve"> stops dead at an </w:t>
+      </w:r>
+      <w:r>
+        <w:rPr>
+          <w:rFonts w:ascii="Calibri" w:cs="Calibri" w:eastAsia="Calibri" w:hAnsi="Calibri"/>
+          <w:b/>
+          <w:bCs/>
+          <w:sz w:val="22"/>
+          <w:szCs w:val="22"/>
+        </w:rPr>
+        <w:t xml:space="preserve">escaped apostrophe</w:t>
+      </w:r>
+      <w:r>
+        <w:rPr>
+          <w:rFonts w:ascii="Calibri" w:cs="Calibri" w:eastAsia="Calibri" w:hAnsi="Calibri"/>
+          <w:sz w:val="22"/>
+          <w:szCs w:val="22"/>
+        </w:rPr>
+        <w:t xml:space="preserve">: a test part called </w:t>
+      </w:r>
+      <w:r>
+        <w:rPr>
+          <w:rFonts w:ascii="Consolas" w:cs="Consolas" w:eastAsia="Consolas" w:hAnsi="Consolas"/>
+          <w:sz w:val="20"/>
+          <w:szCs w:val="20"/>
+        </w:rPr>
+        <w:t xml:space="preserve">Right, wrong or doesn\'t say</w:t>
+      </w:r>
+      <w:r>
+        <w:rPr>
+          <w:rFonts w:ascii="Calibri" w:cs="Calibri" w:eastAsia="Calibri" w:hAnsi="Calibri"/>
+          <w:sz w:val="22"/>
+          <w:szCs w:val="22"/>
+        </w:rPr>
+        <w:t xml:space="preserve"> was invisible and its paper added to 10 of 15. </w:t>
+      </w:r>
+      <w:r>
+        <w:rPr>
+          <w:rFonts w:ascii="Calibri" w:cs="Calibri" w:eastAsia="Calibri" w:hAnsi="Calibri"/>
+          <w:b/>
+          <w:bCs/>
+          <w:sz w:val="22"/>
+          <w:szCs w:val="22"/>
+        </w:rPr>
+        <w:t xml:space="preserve">(2)</w:t>
+      </w:r>
+      <w:r>
+        <w:rPr>
+          <w:rFonts w:ascii="Calibri" w:cs="Calibri" w:eastAsia="Calibri" w:hAnsi="Calibri"/>
+          <w:sz w:val="22"/>
+          <w:szCs w:val="22"/>
+        </w:rPr>
+        <w:t xml:space="preserve"> Counting a construct by splitting the source text counts it in </w:t>
+      </w:r>
+      <w:r>
+        <w:rPr>
+          <w:rFonts w:ascii="Calibri" w:cs="Calibri" w:eastAsia="Calibri" w:hAnsi="Calibri"/>
+          <w:b/>
+          <w:bCs/>
+          <w:sz w:val="22"/>
+          <w:szCs w:val="22"/>
+        </w:rPr>
+        <w:t xml:space="preserve">comments</w:t>
+      </w:r>
+      <w:r>
+        <w:rPr>
+          <w:rFonts w:ascii="Calibri" w:cs="Calibri" w:eastAsia="Calibri" w:hAnsi="Calibri"/>
+          <w:sz w:val="22"/>
+          <w:szCs w:val="22"/>
+        </w:rPr>
+        <w:t xml:space="preserve"> too: a unit failed its page-break count because of a comment line that mentioned </w:t>
+      </w:r>
+      <w:r>
+        <w:rPr>
+          <w:rFonts w:ascii="Consolas" w:cs="Consolas" w:eastAsia="Consolas" w:hAnsi="Consolas"/>
+          <w:sz w:val="20"/>
+          <w:szCs w:val="20"/>
+        </w:rPr>
+        <w:t xml:space="preserve">pb()</w:t>
+      </w:r>
+      <w:r>
+        <w:rPr>
+          <w:rFonts w:ascii="Calibri" w:cs="Calibri" w:eastAsia="Calibri" w:hAnsi="Calibri"/>
+          <w:sz w:val="22"/>
+          <w:szCs w:val="22"/>
+        </w:rPr>
+        <w:t xml:space="preserve">. Both were the check's fault and not the content's. ⚠ </w:t>
+      </w:r>
+      <w:r>
+        <w:rPr>
+          <w:rFonts w:ascii="Calibri" w:cs="Calibri" w:eastAsia="Calibri" w:hAnsi="Calibri"/>
+          <w:b/>
+          <w:bCs/>
+          <w:sz w:val="22"/>
+          <w:szCs w:val="22"/>
+        </w:rPr>
+        <w:t xml:space="preserve">Repair the check, then break the content on purpose to prove the repair still catches a real fault</w:t>
+      </w:r>
+      <w:r>
+        <w:rPr>
+          <w:rFonts w:ascii="Calibri" w:cs="Calibri" w:eastAsia="Calibri" w:hAnsi="Calibri"/>
+          <w:sz w:val="22"/>
+          <w:szCs w:val="22"/>
+        </w:rPr>
+        <w:t xml:space="preserve"> — both repairs were negative-tested in both directions, and the second one had to be, because stripping comments could have blinded every house-figure count at once.</w:t>
+      </w:r>
+    </w:p>
+    <w:p>
+      <w:pPr>
+        <w:pStyle w:val="ListParagraph"/>
+        <w:numPr>
+          <w:ilvl w:val="0"/>
+          <w:numId w:val="2"/>
+        </w:numPr>
+        <w:spacing w:after="60"/>
+      </w:pPr>
+      <w:r>
+        <w:rPr>
+          <w:rFonts w:ascii="Calibri" w:cs="Calibri" w:eastAsia="Calibri" w:hAnsi="Calibri"/>
+          <w:sz w:val="22"/>
+          <w:szCs w:val="22"/>
+        </w:rPr>
+        <w:t xml:space="preserve">⚠ </w:t>
+      </w:r>
+      <w:r>
+        <w:rPr>
+          <w:rFonts w:ascii="Calibri" w:cs="Calibri" w:eastAsia="Calibri" w:hAnsi="Calibri"/>
+          <w:b/>
+          <w:bCs/>
+          <w:sz w:val="22"/>
+          <w:szCs w:val="22"/>
+        </w:rPr>
+        <w:t xml:space="preserve">Block pricing happens between files as well as inside them, and the bound volume is the authority.</w:t>
+      </w:r>
+      <w:r>
+        <w:rPr>
+          <w:rFonts w:ascii="Calibri" w:cs="Calibri" w:eastAsia="Calibri" w:hAnsi="Calibri"/>
+          <w:sz w:val="22"/>
+          <w:szCs w:val="22"/>
+        </w:rPr>
+        <w:t xml:space="preserve"> The Business B1 Book 1 bound Student's Book measures </w:t>
+      </w:r>
+      <w:r>
+        <w:rPr>
+          <w:rFonts w:ascii="Calibri" w:cs="Calibri" w:eastAsia="Calibri" w:hAnsi="Calibri"/>
+          <w:b/>
+          <w:bCs/>
+          <w:sz w:val="22"/>
+          <w:szCs w:val="22"/>
+        </w:rPr>
+        <w:t xml:space="preserve">487</w:t>
+      </w:r>
+      <w:r>
+        <w:rPr>
+          <w:rFonts w:ascii="Calibri" w:cs="Calibri" w:eastAsia="Calibri" w:hAnsi="Calibri"/>
+          <w:sz w:val="22"/>
+          <w:szCs w:val="22"/>
+        </w:rPr>
+        <w:t xml:space="preserve"> against </w:t>
+      </w:r>
+      <w:r>
+        <w:rPr>
+          <w:rFonts w:ascii="Calibri" w:cs="Calibri" w:eastAsia="Calibri" w:hAnsi="Calibri"/>
+          <w:b/>
+          <w:bCs/>
+          <w:sz w:val="22"/>
+          <w:szCs w:val="22"/>
+        </w:rPr>
+        <w:t xml:space="preserve">486</w:t>
+      </w:r>
+      <w:r>
+        <w:rPr>
+          <w:rFonts w:ascii="Calibri" w:cs="Calibri" w:eastAsia="Calibri" w:hAnsi="Calibri"/>
+          <w:sz w:val="22"/>
+          <w:szCs w:val="22"/>
+        </w:rPr>
+        <w:t xml:space="preserve"> by arithmetic. Bisected to the </w:t>
+      </w:r>
+      <w:r>
+        <w:rPr>
+          <w:rFonts w:ascii="Calibri" w:cs="Calibri" w:eastAsia="Calibri" w:hAnsi="Calibri"/>
+          <w:b/>
+          <w:bCs/>
+          <w:sz w:val="22"/>
+          <w:szCs w:val="22"/>
+        </w:rPr>
+        <w:t xml:space="preserve">Unit 7 → Unit 8 boundary</w:t>
+      </w:r>
+      <w:r>
+        <w:rPr>
+          <w:rFonts w:ascii="Calibri" w:cs="Calibri" w:eastAsia="Calibri" w:hAnsi="Calibri"/>
+          <w:sz w:val="22"/>
+          <w:szCs w:val="22"/>
+        </w:rPr>
+        <w:t xml:space="preserve">: Unit 7's closing </w:t>
+      </w:r>
+      <w:r>
+        <w:rPr>
+          <w:rFonts w:ascii="Consolas" w:cs="Consolas" w:eastAsia="Consolas" w:hAnsi="Consolas"/>
+          <w:sz w:val="20"/>
+          <w:szCs w:val="20"/>
+        </w:rPr>
+        <w:t xml:space="preserve">box()</w:t>
+      </w:r>
+      <w:r>
+        <w:rPr>
+          <w:rFonts w:ascii="Calibri" w:cs="Calibri" w:eastAsia="Calibri" w:hAnsi="Calibri"/>
+          <w:sz w:val="22"/>
+          <w:szCs w:val="22"/>
+        </w:rPr>
+        <w:t xml:space="preserve"> is </w:t>
+      </w:r>
+      <w:r>
+        <w:rPr>
+          <w:rFonts w:ascii="Consolas" w:cs="Consolas" w:eastAsia="Consolas" w:hAnsi="Consolas"/>
+          <w:sz w:val="20"/>
+          <w:szCs w:val="20"/>
+        </w:rPr>
+        <w:t xml:space="preserve">cantSplit</w:t>
+      </w:r>
+      <w:r>
+        <w:rPr>
+          <w:rFonts w:ascii="Calibri" w:cs="Calibri" w:eastAsia="Calibri" w:hAnsi="Calibri"/>
+          <w:sz w:val="22"/>
+          <w:szCs w:val="22"/>
+        </w:rPr>
+        <w:t xml:space="preserve"> and moves whole to its own page there. Unit 7 is correct at 38 standing alone and occupies 39 in the volume. ⚠ </w:t>
+      </w:r>
+      <w:r>
+        <w:rPr>
+          <w:rFonts w:ascii="Calibri" w:cs="Calibri" w:eastAsia="Calibri" w:hAnsi="Calibri"/>
+          <w:b/>
+          <w:bCs/>
+          <w:sz w:val="22"/>
+          <w:szCs w:val="22"/>
+        </w:rPr>
+        <w:t xml:space="preserve">It was not trimmed</w:t>
+      </w:r>
+      <w:r>
+        <w:rPr>
+          <w:rFonts w:ascii="Calibri" w:cs="Calibri" w:eastAsia="Calibri" w:hAnsi="Calibri"/>
+          <w:sz w:val="22"/>
+          <w:szCs w:val="22"/>
+        </w:rPr>
+        <w:t xml:space="preserve"> — trimming it would make the unit worse in the only form a learner holds. </w:t>
+      </w:r>
+      <w:r>
+        <w:rPr>
+          <w:rFonts w:ascii="Calibri" w:cs="Calibri" w:eastAsia="Calibri" w:hAnsi="Calibri"/>
+          <w:b/>
+          <w:bCs/>
+          <w:sz w:val="22"/>
+          <w:szCs w:val="22"/>
+        </w:rPr>
+        <w:t xml:space="preserve">Eighth measurement of block pricing in the series and the first taken at a file boundary; the Answer Key, which has fewer boxes falling at boundaries, was exact.</w:t>
       </w:r>
     </w:p>
     <w:p>

--- a/proactive-english-a2-b2-sy/out/PE-SY_SERIES_BIBLE.docx
+++ b/proactive-english-a2-b2-sy/out/PE-SY_SERIES_BIBLE.docx
@@ -27,7 +27,7 @@
           <w:sz w:val="22"/>
           <w:szCs w:val="22"/>
         </w:rPr>
-        <w:t xml:space="preserve">Syria Edition · Version 1.6 · 23 October 2026 · Author: Mo (Mohamad Khorbatli)</w:t>
+        <w:t xml:space="preserve">Syria Edition · Version 1.7 · 24 October 2026 · Author: Mo (Mohamad Khorbatli)</w:t>
       </w:r>
     </w:p>
     <w:p>
@@ -1257,20 +1257,20 @@
             <w:r>
               <w:rPr>
                 <w:rFonts w:ascii="Calibri" w:cs="Calibri" w:eastAsia="Calibri" w:hAnsi="Calibri"/>
+                <w:sz w:val="20"/>
+                <w:szCs w:val="20"/>
+              </w:rPr>
+              <w:t xml:space="preserve">⚠ </w:t>
+            </w:r>
+            <w:r>
+              <w:rPr>
+                <w:rFonts w:ascii="Calibri" w:cs="Calibri" w:eastAsia="Calibri" w:hAnsi="Calibri"/>
                 <w:b/>
                 <w:bCs/>
                 <w:sz w:val="20"/>
                 <w:szCs w:val="20"/>
               </w:rPr>
-              <w:t xml:space="preserve">Book 1 DELIVERED</w:t>
-            </w:r>
-            <w:r>
-              <w:rPr>
-                <w:rFonts w:ascii="Calibri" w:cs="Calibri" w:eastAsia="Calibri" w:hAnsi="Calibri"/>
-                <w:sz w:val="20"/>
-                <w:szCs w:val="20"/>
-              </w:rPr>
-              <w:t xml:space="preserve"> · Book 2 planned, Unit 13 next</w:t>
+              <w:t xml:space="preserve">BOTH BOOKS DELIVERED — the level is closed</w:t>
             </w:r>
           </w:p>
         </w:tc>
@@ -5891,6 +5891,201 @@
           </w:p>
         </w:tc>
       </w:tr>
+      <w:tr>
+        <w:tc>
+          <w:tcPr>
+            <w:tcW w:type="dxa" w:w="2476"/>
+            <w:tcBorders>
+              <w:top w:val="single" w:color="A6A6A6" w:sz="4"/>
+              <w:left w:val="single" w:color="A6A6A6" w:sz="4"/>
+              <w:bottom w:val="single" w:color="A6A6A6" w:sz="4"/>
+              <w:right w:val="single" w:color="A6A6A6" w:sz="4"/>
+            </w:tcBorders>
+            <w:tcMar>
+              <w:top w:type="dxa" w:w="50"/>
+              <w:left w:type="dxa" w:w="90"/>
+              <w:bottom w:type="dxa" w:w="50"/>
+              <w:right w:type="dxa" w:w="90"/>
+            </w:tcMar>
+          </w:tcPr>
+          <w:p>
+            <w:r>
+              <w:rPr>
+                <w:rFonts w:ascii="Calibri" w:cs="Calibri" w:eastAsia="Calibri" w:hAnsi="Calibri"/>
+                <w:b/>
+                <w:bCs/>
+                <w:sz w:val="20"/>
+                <w:szCs w:val="20"/>
+              </w:rPr>
+              <w:t xml:space="preserve">Business B1 Book 2</w:t>
+            </w:r>
+            <w:r>
+              <w:rPr>
+                <w:rFonts w:ascii="Calibri" w:cs="Calibri" w:eastAsia="Calibri" w:hAnsi="Calibri"/>
+                <w:sz w:val="20"/>
+                <w:szCs w:val="20"/>
+              </w:rPr>
+              <w:t xml:space="preserve"> (Units 13–24)</w:t>
+            </w:r>
+          </w:p>
+        </w:tc>
+        <w:tc>
+          <w:tcPr>
+            <w:tcW w:type="dxa" w:w="3128"/>
+            <w:tcBorders>
+              <w:top w:val="single" w:color="A6A6A6" w:sz="4"/>
+              <w:left w:val="single" w:color="A6A6A6" w:sz="4"/>
+              <w:bottom w:val="single" w:color="A6A6A6" w:sz="4"/>
+              <w:right w:val="single" w:color="A6A6A6" w:sz="4"/>
+            </w:tcBorders>
+            <w:tcMar>
+              <w:top w:type="dxa" w:w="50"/>
+              <w:left w:type="dxa" w:w="90"/>
+              <w:bottom w:type="dxa" w:w="50"/>
+              <w:right w:type="dxa" w:w="90"/>
+            </w:tcMar>
+          </w:tcPr>
+          <w:p>
+            <w:r>
+              <w:rPr>
+                <w:rFonts w:ascii="Calibri" w:cs="Calibri" w:eastAsia="Calibri" w:hAnsi="Calibri"/>
+                <w:b/>
+                <w:bCs/>
+                <w:sz w:val="20"/>
+                <w:szCs w:val="20"/>
+              </w:rPr>
+              <w:t xml:space="preserve">40–45</w:t>
+            </w:r>
+            <w:r>
+              <w:rPr>
+                <w:rFonts w:ascii="Calibri" w:cs="Calibri" w:eastAsia="Calibri" w:hAnsi="Calibri"/>
+                <w:sz w:val="20"/>
+                <w:szCs w:val="20"/>
+              </w:rPr>
+              <w:t xml:space="preserve"> (Unit 24 = 45)</w:t>
+            </w:r>
+          </w:p>
+        </w:tc>
+        <w:tc>
+          <w:tcPr>
+            <w:tcW w:type="dxa" w:w="1955"/>
+            <w:tcBorders>
+              <w:top w:val="single" w:color="A6A6A6" w:sz="4"/>
+              <w:left w:val="single" w:color="A6A6A6" w:sz="4"/>
+              <w:bottom w:val="single" w:color="A6A6A6" w:sz="4"/>
+              <w:right w:val="single" w:color="A6A6A6" w:sz="4"/>
+            </w:tcBorders>
+            <w:tcMar>
+              <w:top w:type="dxa" w:w="50"/>
+              <w:left w:type="dxa" w:w="90"/>
+              <w:bottom w:type="dxa" w:w="50"/>
+              <w:right w:type="dxa" w:w="90"/>
+            </w:tcMar>
+          </w:tcPr>
+          <w:p>
+            <w:r>
+              <w:rPr>
+                <w:rFonts w:ascii="Calibri" w:cs="Calibri" w:eastAsia="Calibri" w:hAnsi="Calibri"/>
+                <w:sz w:val="20"/>
+                <w:szCs w:val="20"/>
+              </w:rPr>
+              <w:t xml:space="preserve">⚠ </w:t>
+            </w:r>
+            <w:r>
+              <w:rPr>
+                <w:rFonts w:ascii="Calibri" w:cs="Calibri" w:eastAsia="Calibri" w:hAnsi="Calibri"/>
+                <w:b/>
+                <w:bCs/>
+                <w:sz w:val="20"/>
+                <w:szCs w:val="20"/>
+              </w:rPr>
+              <w:t xml:space="preserve">24–29</w:t>
+            </w:r>
+            <w:r>
+              <w:rPr>
+                <w:rFonts w:ascii="Calibri" w:cs="Calibri" w:eastAsia="Calibri" w:hAnsi="Calibri"/>
+                <w:sz w:val="20"/>
+                <w:szCs w:val="20"/>
+              </w:rPr>
+              <w:t xml:space="preserve"> (widened at Unit 20)</w:t>
+            </w:r>
+          </w:p>
+        </w:tc>
+        <w:tc>
+          <w:tcPr>
+            <w:tcW w:type="dxa" w:w="1173"/>
+            <w:tcBorders>
+              <w:top w:val="single" w:color="A6A6A6" w:sz="4"/>
+              <w:left w:val="single" w:color="A6A6A6" w:sz="4"/>
+              <w:bottom w:val="single" w:color="A6A6A6" w:sz="4"/>
+              <w:right w:val="single" w:color="A6A6A6" w:sz="4"/>
+            </w:tcBorders>
+            <w:tcMar>
+              <w:top w:type="dxa" w:w="50"/>
+              <w:left w:type="dxa" w:w="90"/>
+              <w:bottom w:type="dxa" w:w="50"/>
+              <w:right w:type="dxa" w:w="90"/>
+            </w:tcMar>
+          </w:tcPr>
+          <w:p>
+            <w:r>
+              <w:rPr>
+                <w:rFonts w:ascii="Calibri" w:cs="Calibri" w:eastAsia="Calibri" w:hAnsi="Calibri"/>
+                <w:b/>
+                <w:bCs/>
+                <w:sz w:val="20"/>
+                <w:szCs w:val="20"/>
+              </w:rPr>
+              <w:t xml:space="preserve">538</w:t>
+            </w:r>
+            <w:r>
+              <w:rPr>
+                <w:rFonts w:ascii="Calibri" w:cs="Calibri" w:eastAsia="Calibri" w:hAnsi="Calibri"/>
+                <w:sz w:val="20"/>
+                <w:szCs w:val="20"/>
+              </w:rPr>
+              <w:t xml:space="preserve"> (exact)</w:t>
+            </w:r>
+          </w:p>
+        </w:tc>
+        <w:tc>
+          <w:tcPr>
+            <w:tcW w:type="dxa" w:w="1174"/>
+            <w:tcBorders>
+              <w:top w:val="single" w:color="A6A6A6" w:sz="4"/>
+              <w:left w:val="single" w:color="A6A6A6" w:sz="4"/>
+              <w:bottom w:val="single" w:color="A6A6A6" w:sz="4"/>
+              <w:right w:val="single" w:color="A6A6A6" w:sz="4"/>
+            </w:tcBorders>
+            <w:tcMar>
+              <w:top w:type="dxa" w:w="50"/>
+              <w:left w:type="dxa" w:w="90"/>
+              <w:bottom w:type="dxa" w:w="50"/>
+              <w:right w:type="dxa" w:w="90"/>
+            </w:tcMar>
+          </w:tcPr>
+          <w:p>
+            <w:r>
+              <w:rPr>
+                <w:rFonts w:ascii="Calibri" w:cs="Calibri" w:eastAsia="Calibri" w:hAnsi="Calibri"/>
+                <w:b/>
+                <w:bCs/>
+                <w:sz w:val="20"/>
+                <w:szCs w:val="20"/>
+              </w:rPr>
+              <w:t xml:space="preserve">327</w:t>
+            </w:r>
+            <w:r>
+              <w:rPr>
+                <w:rFonts w:ascii="Calibri" w:cs="Calibri" w:eastAsia="Calibri" w:hAnsi="Calibri"/>
+                <w:sz w:val="20"/>
+                <w:szCs w:val="20"/>
+              </w:rPr>
+              <w:t xml:space="preserve"> (exact)</w:t>
+            </w:r>
+          </w:p>
+        </w:tc>
+      </w:tr>
     </w:tbl>
     <w:p>
       <w:pPr>
@@ -7454,6 +7649,159 @@
           </w:p>
         </w:tc>
       </w:tr>
+      <w:tr>
+        <w:tc>
+          <w:tcPr>
+            <w:tcW w:type="dxa" w:w="2323"/>
+            <w:tcBorders>
+              <w:top w:val="single" w:color="A6A6A6" w:sz="4"/>
+              <w:left w:val="single" w:color="A6A6A6" w:sz="4"/>
+              <w:bottom w:val="single" w:color="A6A6A6" w:sz="4"/>
+              <w:right w:val="single" w:color="A6A6A6" w:sz="4"/>
+            </w:tcBorders>
+            <w:tcMar>
+              <w:top w:type="dxa" w:w="50"/>
+              <w:left w:type="dxa" w:w="90"/>
+              <w:bottom w:type="dxa" w:w="50"/>
+              <w:right w:type="dxa" w:w="90"/>
+            </w:tcMar>
+          </w:tcPr>
+          <w:p>
+            <w:r>
+              <w:rPr>
+                <w:rFonts w:ascii="Calibri" w:cs="Calibri" w:eastAsia="Calibri" w:hAnsi="Calibri"/>
+                <w:b/>
+                <w:bCs/>
+                <w:sz w:val="20"/>
+                <w:szCs w:val="20"/>
+              </w:rPr>
+              <w:t xml:space="preserve">Business B1 Book 2</w:t>
+            </w:r>
+          </w:p>
+        </w:tc>
+        <w:tc>
+          <w:tcPr>
+            <w:tcW w:type="dxa" w:w="2079"/>
+            <w:tcBorders>
+              <w:top w:val="single" w:color="A6A6A6" w:sz="4"/>
+              <w:left w:val="single" w:color="A6A6A6" w:sz="4"/>
+              <w:bottom w:val="single" w:color="A6A6A6" w:sz="4"/>
+              <w:right w:val="single" w:color="A6A6A6" w:sz="4"/>
+            </w:tcBorders>
+            <w:tcMar>
+              <w:top w:type="dxa" w:w="50"/>
+              <w:left w:type="dxa" w:w="90"/>
+              <w:bottom w:type="dxa" w:w="50"/>
+              <w:right w:type="dxa" w:w="90"/>
+            </w:tcMar>
+          </w:tcPr>
+          <w:p>
+            <w:r>
+              <w:rPr>
+                <w:rFonts w:ascii="Calibri" w:cs="Calibri" w:eastAsia="Calibri" w:hAnsi="Calibri"/>
+                <w:b/>
+                <w:bCs/>
+                <w:sz w:val="20"/>
+                <w:szCs w:val="20"/>
+              </w:rPr>
+              <w:t xml:space="preserve">8 + 7</w:t>
+            </w:r>
+          </w:p>
+        </w:tc>
+        <w:tc>
+          <w:tcPr>
+            <w:tcW w:type="dxa" w:w="2323"/>
+            <w:tcBorders>
+              <w:top w:val="single" w:color="A6A6A6" w:sz="4"/>
+              <w:left w:val="single" w:color="A6A6A6" w:sz="4"/>
+              <w:bottom w:val="single" w:color="A6A6A6" w:sz="4"/>
+              <w:right w:val="single" w:color="A6A6A6" w:sz="4"/>
+            </w:tcBorders>
+            <w:tcMar>
+              <w:top w:type="dxa" w:w="50"/>
+              <w:left w:type="dxa" w:w="90"/>
+              <w:bottom w:type="dxa" w:w="50"/>
+              <w:right w:type="dxa" w:w="90"/>
+            </w:tcMar>
+          </w:tcPr>
+          <w:p>
+            <w:r>
+              <w:rPr>
+                <w:rFonts w:ascii="Calibri" w:cs="Calibri" w:eastAsia="Calibri" w:hAnsi="Calibri"/>
+                <w:b/>
+                <w:bCs/>
+                <w:sz w:val="20"/>
+                <w:szCs w:val="20"/>
+              </w:rPr>
+              <w:t xml:space="preserve">12 + 7</w:t>
+            </w:r>
+          </w:p>
+        </w:tc>
+        <w:tc>
+          <w:tcPr>
+            <w:tcW w:type="dxa" w:w="1345"/>
+            <w:tcBorders>
+              <w:top w:val="single" w:color="A6A6A6" w:sz="4"/>
+              <w:left w:val="single" w:color="A6A6A6" w:sz="4"/>
+              <w:bottom w:val="single" w:color="A6A6A6" w:sz="4"/>
+              <w:right w:val="single" w:color="A6A6A6" w:sz="4"/>
+            </w:tcBorders>
+            <w:tcMar>
+              <w:top w:type="dxa" w:w="50"/>
+              <w:left w:type="dxa" w:w="90"/>
+              <w:bottom w:type="dxa" w:w="50"/>
+              <w:right w:type="dxa" w:w="90"/>
+            </w:tcMar>
+          </w:tcPr>
+          <w:p>
+            <w:r>
+              <w:rPr>
+                <w:rFonts w:ascii="Calibri" w:cs="Calibri" w:eastAsia="Calibri" w:hAnsi="Calibri"/>
+                <w:sz w:val="20"/>
+                <w:szCs w:val="20"/>
+              </w:rPr>
+              <w:t xml:space="preserve">60 / 100</w:t>
+            </w:r>
+          </w:p>
+        </w:tc>
+        <w:tc>
+          <w:tcPr>
+            <w:tcW w:type="dxa" w:w="1836"/>
+            <w:tcBorders>
+              <w:top w:val="single" w:color="A6A6A6" w:sz="4"/>
+              <w:left w:val="single" w:color="A6A6A6" w:sz="4"/>
+              <w:bottom w:val="single" w:color="A6A6A6" w:sz="4"/>
+              <w:right w:val="single" w:color="A6A6A6" w:sz="4"/>
+            </w:tcBorders>
+            <w:tcMar>
+              <w:top w:type="dxa" w:w="50"/>
+              <w:left w:type="dxa" w:w="90"/>
+              <w:bottom w:type="dxa" w:w="50"/>
+              <w:right w:type="dxa" w:w="90"/>
+            </w:tcMar>
+          </w:tcPr>
+          <w:p>
+            <w:r>
+              <w:rPr>
+                <w:rFonts w:ascii="Calibri" w:cs="Calibri" w:eastAsia="Calibri" w:hAnsi="Calibri"/>
+                <w:sz w:val="20"/>
+                <w:szCs w:val="20"/>
+              </w:rPr>
+              <w:t xml:space="preserve">⚠ </w:t>
+            </w:r>
+            <w:r>
+              <w:rPr>
+                <w:rFonts w:ascii="Calibri" w:cs="Calibri" w:eastAsia="Calibri" w:hAnsi="Calibri"/>
+                <w:b/>
+                <w:bCs/>
+                <w:sz w:val="20"/>
+                <w:szCs w:val="20"/>
+              </w:rPr>
+              <w:t xml:space="preserve">25 · 25 · 25 · 25</w:t>
+            </w:r>
+          </w:p>
+        </w:tc>
+      </w:tr>
     </w:tbl>
     <w:p>
       <w:pPr>
@@ -10975,6 +11323,596 @@
           <w:szCs w:val="22"/>
         </w:rPr>
         <w:t xml:space="preserve">Eighth measurement of block pricing in the series and the first taken at a file boundary; the Answer Key, which has fewer boxes falling at boundaries, was exact.</w:t>
+      </w:r>
+    </w:p>
+    <w:p>
+      <w:pPr>
+        <w:pStyle w:val="ListParagraph"/>
+        <w:numPr>
+          <w:ilvl w:val="0"/>
+          <w:numId w:val="2"/>
+        </w:numPr>
+        <w:spacing w:after="60"/>
+      </w:pPr>
+      <w:r>
+        <w:rPr>
+          <w:rFonts w:ascii="Calibri" w:cs="Calibri" w:eastAsia="Calibri" w:hAnsi="Calibri"/>
+          <w:sz w:val="22"/>
+          <w:szCs w:val="22"/>
+        </w:rPr>
+        <w:t xml:space="preserve">⚠ </w:t>
+      </w:r>
+      <w:r>
+        <w:rPr>
+          <w:rFonts w:ascii="Calibri" w:cs="Calibri" w:eastAsia="Calibri" w:hAnsi="Calibri"/>
+          <w:b/>
+          <w:bCs/>
+          <w:sz w:val="22"/>
+          <w:szCs w:val="22"/>
+        </w:rPr>
+        <w:t xml:space="preserve">A page projection built from a measured band one book earlier at the same level is the only kind that has ever held.</w:t>
+      </w:r>
+      <w:r>
+        <w:rPr>
+          <w:rFonts w:ascii="Calibri" w:cs="Calibri" w:eastAsia="Calibri" w:hAnsi="Calibri"/>
+          <w:sz w:val="22"/>
+          <w:szCs w:val="22"/>
+        </w:rPr>
+        <w:t xml:space="preserve"> Business B1 Book 2 was projected at </w:t>
+      </w:r>
+      <w:r>
+        <w:rPr>
+          <w:rFonts w:ascii="Calibri" w:cs="Calibri" w:eastAsia="Calibri" w:hAnsi="Calibri"/>
+          <w:b/>
+          <w:bCs/>
+          <w:sz w:val="22"/>
+          <w:szCs w:val="22"/>
+        </w:rPr>
+        <w:t xml:space="preserve">SB 40–45</w:t>
+      </w:r>
+      <w:r>
+        <w:rPr>
+          <w:rFonts w:ascii="Calibri" w:cs="Calibri" w:eastAsia="Calibri" w:hAnsi="Calibri"/>
+          <w:sz w:val="22"/>
+          <w:szCs w:val="22"/>
+        </w:rPr>
+        <w:t xml:space="preserve"> in Book 1's handover and every one of its twelve units measured inside it — </w:t>
+      </w:r>
+      <w:r>
+        <w:rPr>
+          <w:rFonts w:ascii="Calibri" w:cs="Calibri" w:eastAsia="Calibri" w:hAnsi="Calibri"/>
+          <w:b/>
+          <w:bCs/>
+          <w:sz w:val="22"/>
+          <w:szCs w:val="22"/>
+        </w:rPr>
+        <w:t xml:space="preserve">the first page projection in this series that has not been wrong.</w:t>
+      </w:r>
+      <w:r>
+        <w:rPr>
+          <w:rFonts w:ascii="Calibri" w:cs="Calibri" w:eastAsia="Calibri" w:hAnsi="Calibri"/>
+          <w:sz w:val="22"/>
+          <w:szCs w:val="22"/>
+        </w:rPr>
+        <w:t xml:space="preserve"> Every projection that failed, and there have been six, was built from another level's structure plus a step. ⚠ </w:t>
+      </w:r>
+      <w:r>
+        <w:rPr>
+          <w:rFonts w:ascii="Calibri" w:cs="Calibri" w:eastAsia="Calibri" w:hAnsi="Calibri"/>
+          <w:b/>
+          <w:bCs/>
+          <w:sz w:val="22"/>
+          <w:szCs w:val="22"/>
+        </w:rPr>
+        <w:t xml:space="preserve">The method is the finding, not the number: project from the nearest measurement in the same strand and level, and then measure the first unit anyway before writing the second.</w:t>
+      </w:r>
+    </w:p>
+    <w:p>
+      <w:pPr>
+        <w:pStyle w:val="ListParagraph"/>
+        <w:numPr>
+          <w:ilvl w:val="0"/>
+          <w:numId w:val="2"/>
+        </w:numPr>
+        <w:spacing w:after="60"/>
+      </w:pPr>
+      <w:r>
+        <w:rPr>
+          <w:rFonts w:ascii="Calibri" w:cs="Calibri" w:eastAsia="Calibri" w:hAnsi="Calibri"/>
+          <w:sz w:val="22"/>
+          <w:szCs w:val="22"/>
+        </w:rPr>
+        <w:t xml:space="preserve">⚠ </w:t>
+      </w:r>
+      <w:r>
+        <w:rPr>
+          <w:rFonts w:ascii="Calibri" w:cs="Calibri" w:eastAsia="Calibri" w:hAnsi="Calibri"/>
+          <w:b/>
+          <w:bCs/>
+          <w:sz w:val="22"/>
+          <w:szCs w:val="22"/>
+        </w:rPr>
+        <w:t xml:space="preserve">A band widening may be earned by removing duplication rather than writing.</w:t>
+      </w:r>
+      <w:r>
+        <w:rPr>
+          <w:rFonts w:ascii="Calibri" w:cs="Calibri" w:eastAsia="Calibri" w:hAnsi="Calibri"/>
+          <w:sz w:val="22"/>
+          <w:szCs w:val="22"/>
+        </w:rPr>
+        <w:t xml:space="preserve"> Business B1 Unit 20's key measured </w:t>
+      </w:r>
+      <w:r>
+        <w:rPr>
+          <w:rFonts w:ascii="Calibri" w:cs="Calibri" w:eastAsia="Calibri" w:hAnsi="Calibri"/>
+          <w:b/>
+          <w:bCs/>
+          <w:sz w:val="22"/>
+          <w:szCs w:val="22"/>
+        </w:rPr>
+        <w:t xml:space="preserve">30</w:t>
+      </w:r>
+      <w:r>
+        <w:rPr>
+          <w:rFonts w:ascii="Calibri" w:cs="Calibri" w:eastAsia="Calibri" w:hAnsi="Calibri"/>
+          <w:sz w:val="22"/>
+          <w:szCs w:val="22"/>
+        </w:rPr>
+        <w:t xml:space="preserve"> against a band top of 27. The trim that moved a page was the deletion of a second printing of the same bench page — it stood in the cycle's Read text and again in the free-writing sample — and the unit came to </w:t>
+      </w:r>
+      <w:r>
+        <w:rPr>
+          <w:rFonts w:ascii="Calibri" w:cs="Calibri" w:eastAsia="Calibri" w:hAnsi="Calibri"/>
+          <w:b/>
+          <w:bCs/>
+          <w:sz w:val="22"/>
+          <w:szCs w:val="22"/>
+        </w:rPr>
+        <w:t xml:space="preserve">29</w:t>
+      </w:r>
+      <w:r>
+        <w:rPr>
+          <w:rFonts w:ascii="Calibri" w:cs="Calibri" w:eastAsia="Calibri" w:hAnsi="Calibri"/>
+          <w:sz w:val="22"/>
+          <w:szCs w:val="22"/>
+        </w:rPr>
+        <w:t xml:space="preserve">. A second trim was tested, </w:t>
+      </w:r>
+      <w:r>
+        <w:rPr>
+          <w:rFonts w:ascii="Calibri" w:cs="Calibri" w:eastAsia="Calibri" w:hAnsi="Calibri"/>
+          <w:b/>
+          <w:bCs/>
+          <w:sz w:val="22"/>
+          <w:szCs w:val="22"/>
+        </w:rPr>
+        <w:t xml:space="preserve">did not move a page, and was reverted</w:t>
+      </w:r>
+      <w:r>
+        <w:rPr>
+          <w:rFonts w:ascii="Calibri" w:cs="Calibri" w:eastAsia="Calibri" w:hAnsi="Calibri"/>
+          <w:sz w:val="22"/>
+          <w:szCs w:val="22"/>
+        </w:rPr>
+        <w:t xml:space="preserve"> per the series rule. </w:t>
+      </w:r>
+      <w:r>
+        <w:rPr>
+          <w:rFonts w:ascii="Calibri" w:cs="Calibri" w:eastAsia="Calibri" w:hAnsi="Calibri"/>
+          <w:b/>
+          <w:bCs/>
+          <w:sz w:val="22"/>
+          <w:szCs w:val="22"/>
+        </w:rPr>
+        <w:t xml:space="preserve">Look for the duplicated object before looking for long paragraphs</w:t>
+      </w:r>
+      <w:r>
+        <w:rPr>
+          <w:rFonts w:ascii="Calibri" w:cs="Calibri" w:eastAsia="Calibri" w:hAnsi="Calibri"/>
+          <w:sz w:val="22"/>
+          <w:szCs w:val="22"/>
+        </w:rPr>
+        <w:t xml:space="preserve">, and widen the band only after the duplication is gone.</w:t>
+      </w:r>
+    </w:p>
+    <w:p>
+      <w:pPr>
+        <w:pStyle w:val="ListParagraph"/>
+        <w:numPr>
+          <w:ilvl w:val="0"/>
+          <w:numId w:val="2"/>
+        </w:numPr>
+        <w:spacing w:after="60"/>
+      </w:pPr>
+      <w:r>
+        <w:rPr>
+          <w:rFonts w:ascii="Calibri" w:cs="Calibri" w:eastAsia="Calibri" w:hAnsi="Calibri"/>
+          <w:sz w:val="22"/>
+          <w:szCs w:val="22"/>
+        </w:rPr>
+        <w:t xml:space="preserve">⚠ </w:t>
+      </w:r>
+      <w:r>
+        <w:rPr>
+          <w:rFonts w:ascii="Calibri" w:cs="Calibri" w:eastAsia="Calibri" w:hAnsi="Calibri"/>
+          <w:b/>
+          <w:bCs/>
+          <w:sz w:val="22"/>
+          <w:szCs w:val="22"/>
+        </w:rPr>
+        <w:t xml:space="preserve">The exact-string lexis matcher cannot see an article, and it must not be taught to.</w:t>
+      </w:r>
+      <w:r>
+        <w:rPr>
+          <w:rFonts w:ascii="Calibri" w:cs="Calibri" w:eastAsia="Calibri" w:hAnsi="Calibri"/>
+          <w:sz w:val="22"/>
+          <w:szCs w:val="22"/>
+        </w:rPr>
+        <w:t xml:space="preserve"> Business B1 Unit 22's candidate list cleared *a trainee*, *a line manager* and *a duty* against A2's *trainee*, *line manager* and *duty*. All three were moved out of </w:t>
+      </w:r>
+      <w:r>
+        <w:rPr>
+          <w:rFonts w:ascii="Consolas" w:cs="Consolas" w:eastAsia="Consolas" w:hAnsi="Consolas"/>
+          <w:sz w:val="20"/>
+          <w:szCs w:val="20"/>
+        </w:rPr>
+        <w:t xml:space="preserve">LEXIS</w:t>
+      </w:r>
+      <w:r>
+        <w:rPr>
+          <w:rFonts w:ascii="Calibri" w:cs="Calibri" w:eastAsia="Calibri" w:hAnsi="Calibri"/>
+          <w:sz w:val="22"/>
+          <w:szCs w:val="22"/>
+        </w:rPr>
+        <w:t xml:space="preserve"> and the A2 forms put on the </w:t>
+      </w:r>
+      <w:r>
+        <w:rPr>
+          <w:rFonts w:ascii="Consolas" w:cs="Consolas" w:eastAsia="Consolas" w:hAnsi="Consolas"/>
+          <w:sz w:val="20"/>
+          <w:szCs w:val="20"/>
+        </w:rPr>
+        <w:t xml:space="preserve">BACK_AT_B1</w:t>
+      </w:r>
+      <w:r>
+        <w:rPr>
+          <w:rFonts w:ascii="Calibri" w:cs="Calibri" w:eastAsia="Calibri" w:hAnsi="Calibri"/>
+          <w:sz w:val="22"/>
+          <w:szCs w:val="22"/>
+        </w:rPr>
+        <w:t xml:space="preserve"> line, which is where they belonged. ⚠ </w:t>
+      </w:r>
+      <w:r>
+        <w:rPr>
+          <w:rFonts w:ascii="Calibri" w:cs="Calibri" w:eastAsia="Calibri" w:hAnsi="Calibri"/>
+          <w:b/>
+          <w:bCs/>
+          <w:sz w:val="22"/>
+          <w:szCs w:val="22"/>
+        </w:rPr>
+        <w:t xml:space="preserve">The check was not changed</w:t>
+      </w:r>
+      <w:r>
+        <w:rPr>
+          <w:rFonts w:ascii="Calibri" w:cs="Calibri" w:eastAsia="Calibri" w:hAnsi="Calibri"/>
+          <w:sz w:val="22"/>
+          <w:szCs w:val="22"/>
+        </w:rPr>
+        <w:t xml:space="preserve">: stripping articles would produce false positives where the article carries the sense (*a concession* against *to concede*). </w:t>
+      </w:r>
+      <w:r>
+        <w:rPr>
+          <w:rFonts w:ascii="Calibri" w:cs="Calibri" w:eastAsia="Calibri" w:hAnsi="Calibri"/>
+          <w:b/>
+          <w:bCs/>
+          <w:sz w:val="22"/>
+          <w:szCs w:val="22"/>
+        </w:rPr>
+        <w:t xml:space="preserve">The remedy is procedural — skim a cleared list for bare-noun forms of your own candidates — and it belongs here rather than in the harness.</w:t>
+      </w:r>
+    </w:p>
+    <w:p>
+      <w:pPr>
+        <w:pStyle w:val="ListParagraph"/>
+        <w:numPr>
+          <w:ilvl w:val="0"/>
+          <w:numId w:val="2"/>
+        </w:numPr>
+        <w:spacing w:after="60"/>
+      </w:pPr>
+      <w:r>
+        <w:rPr>
+          <w:rFonts w:ascii="Calibri" w:cs="Calibri" w:eastAsia="Calibri" w:hAnsi="Calibri"/>
+          <w:sz w:val="22"/>
+          <w:szCs w:val="22"/>
+        </w:rPr>
+        <w:t xml:space="preserve">⚠ </w:t>
+      </w:r>
+      <w:r>
+        <w:rPr>
+          <w:rFonts w:ascii="Calibri" w:cs="Calibri" w:eastAsia="Calibri" w:hAnsi="Calibri"/>
+          <w:b/>
+          <w:bCs/>
+          <w:sz w:val="22"/>
+          <w:szCs w:val="22"/>
+        </w:rPr>
+        <w:t xml:space="preserve">A warning in a handover that the harness does not enforce will be ignored by its own author.</w:t>
+      </w:r>
+      <w:r>
+        <w:rPr>
+          <w:rFonts w:ascii="Calibri" w:cs="Calibri" w:eastAsia="Calibri" w:hAnsi="Calibri"/>
+          <w:sz w:val="22"/>
+          <w:szCs w:val="22"/>
+        </w:rPr>
+        <w:t xml:space="preserve"> The Business B1 Book 1 handover stated, in terms, that gap-answer tables in a test key must carry the question numbers in the </w:t>
+      </w:r>
+      <w:r>
+        <w:rPr>
+          <w:rFonts w:ascii="Calibri" w:cs="Calibri" w:eastAsia="Calibri" w:hAnsi="Calibri"/>
+          <w:b/>
+          <w:bCs/>
+          <w:sz w:val="22"/>
+          <w:szCs w:val="22"/>
+        </w:rPr>
+        <w:t xml:space="preserve">headings</w:t>
+      </w:r>
+      <w:r>
+        <w:rPr>
+          <w:rFonts w:ascii="Calibri" w:cs="Calibri" w:eastAsia="Calibri" w:hAnsi="Calibri"/>
+          <w:sz w:val="22"/>
+          <w:szCs w:val="22"/>
+        </w:rPr>
+        <w:t xml:space="preserve"> and not in the cells, or </w:t>
+      </w:r>
+      <w:r>
+        <w:rPr>
+          <w:rFonts w:ascii="Consolas" w:cs="Consolas" w:eastAsia="Consolas" w:hAnsi="Consolas"/>
+          <w:sz w:val="20"/>
+          <w:szCs w:val="20"/>
+        </w:rPr>
+        <w:t xml:space="preserve">qa.js</w:t>
+      </w:r>
+      <w:r>
+        <w:rPr>
+          <w:rFonts w:ascii="Calibri" w:cs="Calibri" w:eastAsia="Calibri" w:hAnsi="Calibri"/>
+          <w:sz w:val="22"/>
+          <w:szCs w:val="22"/>
+        </w:rPr>
+        <w:t xml:space="preserve"> cannot see them. Book 2's </w:t>
+      </w:r>
+      <w:r>
+        <w:rPr>
+          <w:rFonts w:ascii="Consolas" w:cs="Consolas" w:eastAsia="Consolas" w:hAnsi="Consolas"/>
+          <w:sz w:val="20"/>
+          <w:szCs w:val="20"/>
+        </w:rPr>
+        <w:t xml:space="preserve">endkey2.js</w:t>
+      </w:r>
+      <w:r>
+        <w:rPr>
+          <w:rFonts w:ascii="Calibri" w:cs="Calibri" w:eastAsia="Calibri" w:hAnsi="Calibri"/>
+          <w:sz w:val="22"/>
+          <w:szCs w:val="22"/>
+        </w:rPr>
+        <w:t xml:space="preserve"> was written the other way and reported ten unanswered questions. ⚠ </w:t>
+      </w:r>
+      <w:r>
+        <w:rPr>
+          <w:rFonts w:ascii="Calibri" w:cs="Calibri" w:eastAsia="Calibri" w:hAnsi="Calibri"/>
+          <w:b/>
+          <w:bCs/>
+          <w:sz w:val="22"/>
+          <w:szCs w:val="22"/>
+        </w:rPr>
+        <w:t xml:space="preserve">Either make the convention a check or expect to pay for it once a book.</w:t>
+      </w:r>
+    </w:p>
+    <w:p>
+      <w:pPr>
+        <w:pStyle w:val="ListParagraph"/>
+        <w:numPr>
+          <w:ilvl w:val="0"/>
+          <w:numId w:val="2"/>
+        </w:numPr>
+        <w:spacing w:after="60"/>
+      </w:pPr>
+      <w:r>
+        <w:rPr>
+          <w:rFonts w:ascii="Calibri" w:cs="Calibri" w:eastAsia="Calibri" w:hAnsi="Calibri"/>
+          <w:sz w:val="22"/>
+          <w:szCs w:val="22"/>
+        </w:rPr>
+        <w:t xml:space="preserve">⚠ </w:t>
+      </w:r>
+      <w:r>
+        <w:rPr>
+          <w:rFonts w:ascii="Calibri" w:cs="Calibri" w:eastAsia="Calibri" w:hAnsi="Calibri"/>
+          <w:b/>
+          <w:bCs/>
+          <w:sz w:val="22"/>
+          <w:szCs w:val="22"/>
+        </w:rPr>
+        <w:t xml:space="preserve">Load every script before building it.</w:t>
+      </w:r>
+      <w:r>
+        <w:rPr>
+          <w:rFonts w:ascii="Calibri" w:cs="Calibri" w:eastAsia="Calibri" w:hAnsi="Calibri"/>
+          <w:sz w:val="22"/>
+          <w:szCs w:val="22"/>
+        </w:rPr>
+        <w:t xml:space="preserve"> Two authoring faults in Business B1 Book 2 — a heredoc that broke a string literal across two lines, and a </w:t>
+      </w:r>
+      <w:r>
+        <w:rPr>
+          <w:rFonts w:ascii="Consolas" w:cs="Consolas" w:eastAsia="Consolas" w:hAnsi="Consolas"/>
+          <w:sz w:val="20"/>
+          <w:szCs w:val="20"/>
+        </w:rPr>
+        <w:t xml:space="preserve">table(…)</w:t>
+      </w:r>
+      <w:r>
+        <w:rPr>
+          <w:rFonts w:ascii="Calibri" w:cs="Calibri" w:eastAsia="Calibri" w:hAnsi="Calibri"/>
+          <w:sz w:val="22"/>
+          <w:szCs w:val="22"/>
+        </w:rPr>
+        <w:t xml:space="preserve"> closed with </w:t>
+      </w:r>
+      <w:r>
+        <w:rPr>
+          <w:rFonts w:ascii="Consolas" w:cs="Consolas" w:eastAsia="Consolas" w:hAnsi="Consolas"/>
+          <w:sz w:val="20"/>
+          <w:szCs w:val="20"/>
+        </w:rPr>
+        <w:t xml:space="preserve">)</w:t>
+      </w:r>
+      <w:r>
+        <w:rPr>
+          <w:rFonts w:ascii="Calibri" w:cs="Calibri" w:eastAsia="Calibri" w:hAnsi="Calibri"/>
+          <w:sz w:val="22"/>
+          <w:szCs w:val="22"/>
+        </w:rPr>
+        <w:t xml:space="preserve"> instead of </w:t>
+      </w:r>
+      <w:r>
+        <w:rPr>
+          <w:rFonts w:ascii="Consolas" w:cs="Consolas" w:eastAsia="Consolas" w:hAnsi="Consolas"/>
+          <w:sz w:val="20"/>
+          <w:szCs w:val="20"/>
+        </w:rPr>
+        <w:t xml:space="preserve">])</w:t>
+      </w:r>
+      <w:r>
+        <w:rPr>
+          <w:rFonts w:ascii="Calibri" w:cs="Calibri" w:eastAsia="Calibri" w:hAnsi="Calibri"/>
+          <w:sz w:val="22"/>
+          <w:szCs w:val="22"/>
+        </w:rPr>
+        <w:t xml:space="preserve"> — were each caught by </w:t>
+      </w:r>
+      <w:r>
+        <w:rPr>
+          <w:rFonts w:ascii="Consolas" w:cs="Consolas" w:eastAsia="Consolas" w:hAnsi="Consolas"/>
+          <w:sz w:val="20"/>
+          <w:szCs w:val="20"/>
+        </w:rPr>
+        <w:t xml:space="preserve">node -e "require('./file.js')"</w:t>
+      </w:r>
+      <w:r>
+        <w:rPr>
+          <w:rFonts w:ascii="Calibri" w:cs="Calibri" w:eastAsia="Calibri" w:hAnsi="Calibri"/>
+          <w:sz w:val="22"/>
+          <w:szCs w:val="22"/>
+        </w:rPr>
+        <w:t xml:space="preserve"> in a second, with the line named. </w:t>
+      </w:r>
+      <w:r>
+        <w:rPr>
+          <w:rFonts w:ascii="Calibri" w:cs="Calibri" w:eastAsia="Calibri" w:hAnsi="Calibri"/>
+          <w:b/>
+          <w:bCs/>
+          <w:sz w:val="22"/>
+          <w:szCs w:val="22"/>
+        </w:rPr>
+        <w:t xml:space="preserve">The renderer's error does not name the line.</w:t>
+      </w:r>
+      <w:r>
+        <w:rPr>
+          <w:rFonts w:ascii="Calibri" w:cs="Calibri" w:eastAsia="Calibri" w:hAnsi="Calibri"/>
+          <w:sz w:val="22"/>
+          <w:szCs w:val="22"/>
+        </w:rPr>
+        <w:t xml:space="preserve"> This is now the standing order for the series: load, then build.</w:t>
+      </w:r>
+    </w:p>
+    <w:p>
+      <w:pPr>
+        <w:pStyle w:val="ListParagraph"/>
+        <w:numPr>
+          <w:ilvl w:val="0"/>
+          <w:numId w:val="2"/>
+        </w:numPr>
+        <w:spacing w:after="60"/>
+      </w:pPr>
+      <w:r>
+        <w:rPr>
+          <w:rFonts w:ascii="Calibri" w:cs="Calibri" w:eastAsia="Calibri" w:hAnsi="Calibri"/>
+          <w:sz w:val="22"/>
+          <w:szCs w:val="22"/>
+        </w:rPr>
+        <w:t xml:space="preserve">⚠ </w:t>
+      </w:r>
+      <w:r>
+        <w:rPr>
+          <w:rFonts w:ascii="Calibri" w:cs="Calibri" w:eastAsia="Calibri" w:hAnsi="Calibri"/>
+          <w:b/>
+          <w:bCs/>
+          <w:sz w:val="22"/>
+          <w:szCs w:val="22"/>
+        </w:rPr>
+        <w:t xml:space="preserve">A level may change an inherited canon fact, and the way it does so is itself the teaching.</w:t>
+      </w:r>
+      <w:r>
+        <w:rPr>
+          <w:rFonts w:ascii="Calibri" w:cs="Calibri" w:eastAsia="Calibri" w:hAnsi="Calibri"/>
+          <w:sz w:val="22"/>
+          <w:szCs w:val="22"/>
+        </w:rPr>
+        <w:t xml:space="preserve"> Business B1 Unit 17 moves the Ghouta run from A2's Tuesdays and Thursdays to </w:t>
+      </w:r>
+      <w:r>
+        <w:rPr>
+          <w:rFonts w:ascii="Calibri" w:cs="Calibri" w:eastAsia="Calibri" w:hAnsi="Calibri"/>
+          <w:b/>
+          <w:bCs/>
+          <w:sz w:val="22"/>
+          <w:szCs w:val="22"/>
+        </w:rPr>
+        <w:t xml:space="preserve">Mondays and Wednesdays on 1 March</w:t>
+      </w:r>
+      <w:r>
+        <w:rPr>
+          <w:rFonts w:ascii="Calibri" w:cs="Calibri" w:eastAsia="Calibri" w:hAnsi="Calibri"/>
+          <w:sz w:val="22"/>
+          <w:szCs w:val="22"/>
+        </w:rPr>
+        <w:t xml:space="preserve"> — written as a dated change note whose finding is that </w:t>
+      </w:r>
+      <w:r>
+        <w:rPr>
+          <w:rFonts w:ascii="Calibri" w:cs="Calibri" w:eastAsia="Calibri" w:hAnsi="Calibri"/>
+          <w:b/>
+          <w:bCs/>
+          <w:sz w:val="22"/>
+          <w:szCs w:val="22"/>
+        </w:rPr>
+        <w:t xml:space="preserve">nobody now there knows why it was Tuesdays and Thursdays.</w:t>
+      </w:r>
+      <w:r>
+        <w:rPr>
+          <w:rFonts w:ascii="Calibri" w:cs="Calibri" w:eastAsia="Calibri" w:hAnsi="Calibri"/>
+          <w:sz w:val="22"/>
+          <w:szCs w:val="22"/>
+        </w:rPr>
+        <w:t xml:space="preserve"> ⚠ </w:t>
+      </w:r>
+      <w:r>
+        <w:rPr>
+          <w:rFonts w:ascii="Calibri" w:cs="Calibri" w:eastAsia="Calibri" w:hAnsi="Calibri"/>
+          <w:b/>
+          <w:bCs/>
+          <w:sz w:val="22"/>
+          <w:szCs w:val="22"/>
+        </w:rPr>
+        <w:t xml:space="preserve">A date, a reason, and an admission of what is not known</w:t>
+      </w:r>
+      <w:r>
+        <w:rPr>
+          <w:rFonts w:ascii="Calibri" w:cs="Calibri" w:eastAsia="Calibri" w:hAnsi="Calibri"/>
+          <w:sz w:val="22"/>
+          <w:szCs w:val="22"/>
+        </w:rPr>
+        <w:t xml:space="preserve">: that is the form in which a later level is allowed to overwrite an earlier one, and the canon check should fire so that the writer has to choose it deliberately.</w:t>
       </w:r>
     </w:p>
     <w:p>

--- a/proactive-english-a2-b2-sy/out/PE-SY_SERIES_BIBLE.docx
+++ b/proactive-english-a2-b2-sy/out/PE-SY_SERIES_BIBLE.docx
@@ -27,7 +27,7 @@
           <w:sz w:val="22"/>
           <w:szCs w:val="22"/>
         </w:rPr>
-        <w:t xml:space="preserve">Syria Edition · Version 1.7 · 24 October 2026 · Author: Mo (Mohamad Khorbatli)</w:t>
+        <w:t xml:space="preserve">Syria Edition · Version 1.8 · 24 October 2026 · Author: Mo (Mohamad Khorbatli)</w:t>
       </w:r>
     </w:p>
     <w:p>
@@ -1234,6 +1234,136 @@
                 <w:szCs w:val="20"/>
               </w:rPr>
               <w:t xml:space="preserve">Syria Edition — the ESP strand at B1</w:t>
+            </w:r>
+          </w:p>
+        </w:tc>
+        <w:tc>
+          <w:tcPr>
+            <w:tcW w:type="dxa" w:w="2703"/>
+            <w:tcBorders>
+              <w:top w:val="single" w:color="A6A6A6" w:sz="4"/>
+              <w:left w:val="single" w:color="A6A6A6" w:sz="4"/>
+              <w:bottom w:val="single" w:color="A6A6A6" w:sz="4"/>
+              <w:right w:val="single" w:color="A6A6A6" w:sz="4"/>
+            </w:tcBorders>
+            <w:tcMar>
+              <w:top w:type="dxa" w:w="50"/>
+              <w:left w:type="dxa" w:w="90"/>
+              <w:bottom w:type="dxa" w:w="50"/>
+              <w:right w:type="dxa" w:w="90"/>
+            </w:tcMar>
+          </w:tcPr>
+          <w:p>
+            <w:r>
+              <w:rPr>
+                <w:rFonts w:ascii="Calibri" w:cs="Calibri" w:eastAsia="Calibri" w:hAnsi="Calibri"/>
+                <w:sz w:val="20"/>
+                <w:szCs w:val="20"/>
+              </w:rPr>
+              <w:t xml:space="preserve">⚠ </w:t>
+            </w:r>
+            <w:r>
+              <w:rPr>
+                <w:rFonts w:ascii="Calibri" w:cs="Calibri" w:eastAsia="Calibri" w:hAnsi="Calibri"/>
+                <w:b/>
+                <w:bCs/>
+                <w:sz w:val="20"/>
+                <w:szCs w:val="20"/>
+              </w:rPr>
+              <w:t xml:space="preserve">BOTH BOOKS DELIVERED — the level is closed</w:t>
+            </w:r>
+          </w:p>
+        </w:tc>
+      </w:tr>
+      <w:tr>
+        <w:tc>
+          <w:tcPr>
+            <w:tcW w:type="dxa" w:w="900"/>
+            <w:tcBorders>
+              <w:top w:val="single" w:color="A6A6A6" w:sz="4"/>
+              <w:left w:val="single" w:color="A6A6A6" w:sz="4"/>
+              <w:bottom w:val="single" w:color="A6A6A6" w:sz="4"/>
+              <w:right w:val="single" w:color="A6A6A6" w:sz="4"/>
+            </w:tcBorders>
+            <w:tcMar>
+              <w:top w:type="dxa" w:w="50"/>
+              <w:left w:type="dxa" w:w="90"/>
+              <w:bottom w:type="dxa" w:w="50"/>
+              <w:right w:type="dxa" w:w="90"/>
+            </w:tcMar>
+          </w:tcPr>
+          <w:p>
+            <w:r>
+              <w:rPr>
+                <w:rFonts w:ascii="Calibri" w:cs="Calibri" w:eastAsia="Calibri" w:hAnsi="Calibri"/>
+                <w:sz w:val="20"/>
+                <w:szCs w:val="20"/>
+              </w:rPr>
+              <w:t xml:space="preserve">—</w:t>
+            </w:r>
+          </w:p>
+        </w:tc>
+        <w:tc>
+          <w:tcPr>
+            <w:tcW w:type="dxa" w:w="2701"/>
+            <w:tcBorders>
+              <w:top w:val="single" w:color="A6A6A6" w:sz="4"/>
+              <w:left w:val="single" w:color="A6A6A6" w:sz="4"/>
+              <w:bottom w:val="single" w:color="A6A6A6" w:sz="4"/>
+              <w:right w:val="single" w:color="A6A6A6" w:sz="4"/>
+            </w:tcBorders>
+            <w:tcMar>
+              <w:top w:type="dxa" w:w="50"/>
+              <w:left w:type="dxa" w:w="90"/>
+              <w:bottom w:type="dxa" w:w="50"/>
+              <w:right w:type="dxa" w:w="90"/>
+            </w:tcMar>
+          </w:tcPr>
+          <w:p>
+            <w:r>
+              <w:rPr>
+                <w:rFonts w:ascii="Calibri" w:cs="Calibri" w:eastAsia="Calibri" w:hAnsi="Calibri"/>
+                <w:b/>
+                <w:bCs/>
+                <w:sz w:val="20"/>
+                <w:szCs w:val="20"/>
+              </w:rPr>
+              <w:t xml:space="preserve">Proactive Business English B2</w:t>
+            </w:r>
+            <w:r>
+              <w:rPr>
+                <w:rFonts w:ascii="Calibri" w:cs="Calibri" w:eastAsia="Calibri" w:hAnsi="Calibri"/>
+                <w:sz w:val="20"/>
+                <w:szCs w:val="20"/>
+              </w:rPr>
+              <w:t xml:space="preserve"> (Books 1–2, 24 units)</w:t>
+            </w:r>
+          </w:p>
+        </w:tc>
+        <w:tc>
+          <w:tcPr>
+            <w:tcW w:type="dxa" w:w="3602"/>
+            <w:tcBorders>
+              <w:top w:val="single" w:color="A6A6A6" w:sz="4"/>
+              <w:left w:val="single" w:color="A6A6A6" w:sz="4"/>
+              <w:bottom w:val="single" w:color="A6A6A6" w:sz="4"/>
+              <w:right w:val="single" w:color="A6A6A6" w:sz="4"/>
+            </w:tcBorders>
+            <w:tcMar>
+              <w:top w:type="dxa" w:w="50"/>
+              <w:left w:type="dxa" w:w="90"/>
+              <w:bottom w:type="dxa" w:w="50"/>
+              <w:right w:type="dxa" w:w="90"/>
+            </w:tcMar>
+          </w:tcPr>
+          <w:p>
+            <w:r>
+              <w:rPr>
+                <w:rFonts w:ascii="Calibri" w:cs="Calibri" w:eastAsia="Calibri" w:hAnsi="Calibri"/>
+                <w:sz w:val="20"/>
+                <w:szCs w:val="20"/>
+              </w:rPr>
+              <w:t xml:space="preserve">Syria Edition — the ESP strand at B2, anchored to B2 Business Vantage</w:t>
             </w:r>
           </w:p>
         </w:tc>
@@ -6086,6 +6216,372 @@
           </w:p>
         </w:tc>
       </w:tr>
+      <w:tr>
+        <w:tc>
+          <w:tcPr>
+            <w:tcW w:type="dxa" w:w="2476"/>
+            <w:tcBorders>
+              <w:top w:val="single" w:color="A6A6A6" w:sz="4"/>
+              <w:left w:val="single" w:color="A6A6A6" w:sz="4"/>
+              <w:bottom w:val="single" w:color="A6A6A6" w:sz="4"/>
+              <w:right w:val="single" w:color="A6A6A6" w:sz="4"/>
+            </w:tcBorders>
+            <w:tcMar>
+              <w:top w:type="dxa" w:w="50"/>
+              <w:left w:type="dxa" w:w="90"/>
+              <w:bottom w:type="dxa" w:w="50"/>
+              <w:right w:type="dxa" w:w="90"/>
+            </w:tcMar>
+          </w:tcPr>
+          <w:p>
+            <w:r>
+              <w:rPr>
+                <w:rFonts w:ascii="Calibri" w:cs="Calibri" w:eastAsia="Calibri" w:hAnsi="Calibri"/>
+                <w:b/>
+                <w:bCs/>
+                <w:sz w:val="20"/>
+                <w:szCs w:val="20"/>
+              </w:rPr>
+              <w:t xml:space="preserve">Business B2 Book 1</w:t>
+            </w:r>
+            <w:r>
+              <w:rPr>
+                <w:rFonts w:ascii="Calibri" w:cs="Calibri" w:eastAsia="Calibri" w:hAnsi="Calibri"/>
+                <w:sz w:val="20"/>
+                <w:szCs w:val="20"/>
+              </w:rPr>
+              <w:t xml:space="preserve"> (Units 1–12)</w:t>
+            </w:r>
+          </w:p>
+        </w:tc>
+        <w:tc>
+          <w:tcPr>
+            <w:tcW w:type="dxa" w:w="3128"/>
+            <w:tcBorders>
+              <w:top w:val="single" w:color="A6A6A6" w:sz="4"/>
+              <w:left w:val="single" w:color="A6A6A6" w:sz="4"/>
+              <w:bottom w:val="single" w:color="A6A6A6" w:sz="4"/>
+              <w:right w:val="single" w:color="A6A6A6" w:sz="4"/>
+            </w:tcBorders>
+            <w:tcMar>
+              <w:top w:type="dxa" w:w="50"/>
+              <w:left w:type="dxa" w:w="90"/>
+              <w:bottom w:type="dxa" w:w="50"/>
+              <w:right w:type="dxa" w:w="90"/>
+            </w:tcMar>
+          </w:tcPr>
+          <w:p>
+            <w:r>
+              <w:rPr>
+                <w:rFonts w:ascii="Calibri" w:cs="Calibri" w:eastAsia="Calibri" w:hAnsi="Calibri"/>
+                <w:sz w:val="20"/>
+                <w:szCs w:val="20"/>
+              </w:rPr>
+              <w:t xml:space="preserve">⚠ </w:t>
+            </w:r>
+            <w:r>
+              <w:rPr>
+                <w:rFonts w:ascii="Calibri" w:cs="Calibri" w:eastAsia="Calibri" w:hAnsi="Calibri"/>
+                <w:b/>
+                <w:bCs/>
+                <w:sz w:val="20"/>
+                <w:szCs w:val="20"/>
+              </w:rPr>
+              <w:t xml:space="preserve">44–45</w:t>
+            </w:r>
+            <w:r>
+              <w:rPr>
+                <w:rFonts w:ascii="Calibri" w:cs="Calibri" w:eastAsia="Calibri" w:hAnsi="Calibri"/>
+                <w:sz w:val="20"/>
+                <w:szCs w:val="20"/>
+              </w:rPr>
+              <w:t xml:space="preserve"> (floor moved at Unit 1)</w:t>
+            </w:r>
+          </w:p>
+        </w:tc>
+        <w:tc>
+          <w:tcPr>
+            <w:tcW w:type="dxa" w:w="1955"/>
+            <w:tcBorders>
+              <w:top w:val="single" w:color="A6A6A6" w:sz="4"/>
+              <w:left w:val="single" w:color="A6A6A6" w:sz="4"/>
+              <w:bottom w:val="single" w:color="A6A6A6" w:sz="4"/>
+              <w:right w:val="single" w:color="A6A6A6" w:sz="4"/>
+            </w:tcBorders>
+            <w:tcMar>
+              <w:top w:type="dxa" w:w="50"/>
+              <w:left w:type="dxa" w:w="90"/>
+              <w:bottom w:type="dxa" w:w="50"/>
+              <w:right w:type="dxa" w:w="90"/>
+            </w:tcMar>
+          </w:tcPr>
+          <w:p>
+            <w:r>
+              <w:rPr>
+                <w:rFonts w:ascii="Calibri" w:cs="Calibri" w:eastAsia="Calibri" w:hAnsi="Calibri"/>
+                <w:b/>
+                <w:bCs/>
+                <w:sz w:val="20"/>
+                <w:szCs w:val="20"/>
+              </w:rPr>
+              <w:t xml:space="preserve">29–31</w:t>
+            </w:r>
+          </w:p>
+        </w:tc>
+        <w:tc>
+          <w:tcPr>
+            <w:tcW w:type="dxa" w:w="1173"/>
+            <w:tcBorders>
+              <w:top w:val="single" w:color="A6A6A6" w:sz="4"/>
+              <w:left w:val="single" w:color="A6A6A6" w:sz="4"/>
+              <w:bottom w:val="single" w:color="A6A6A6" w:sz="4"/>
+              <w:right w:val="single" w:color="A6A6A6" w:sz="4"/>
+            </w:tcBorders>
+            <w:tcMar>
+              <w:top w:type="dxa" w:w="50"/>
+              <w:left w:type="dxa" w:w="90"/>
+              <w:bottom w:type="dxa" w:w="50"/>
+              <w:right w:type="dxa" w:w="90"/>
+            </w:tcMar>
+          </w:tcPr>
+          <w:p>
+            <w:r>
+              <w:rPr>
+                <w:rFonts w:ascii="Calibri" w:cs="Calibri" w:eastAsia="Calibri" w:hAnsi="Calibri"/>
+                <w:b/>
+                <w:bCs/>
+                <w:sz w:val="20"/>
+                <w:szCs w:val="20"/>
+              </w:rPr>
+              <w:t xml:space="preserve">555</w:t>
+            </w:r>
+            <w:r>
+              <w:rPr>
+                <w:rFonts w:ascii="Calibri" w:cs="Calibri" w:eastAsia="Calibri" w:hAnsi="Calibri"/>
+                <w:sz w:val="20"/>
+                <w:szCs w:val="20"/>
+              </w:rPr>
+              <w:t xml:space="preserve"> (exact)</w:t>
+            </w:r>
+          </w:p>
+        </w:tc>
+        <w:tc>
+          <w:tcPr>
+            <w:tcW w:type="dxa" w:w="1174"/>
+            <w:tcBorders>
+              <w:top w:val="single" w:color="A6A6A6" w:sz="4"/>
+              <w:left w:val="single" w:color="A6A6A6" w:sz="4"/>
+              <w:bottom w:val="single" w:color="A6A6A6" w:sz="4"/>
+              <w:right w:val="single" w:color="A6A6A6" w:sz="4"/>
+            </w:tcBorders>
+            <w:tcMar>
+              <w:top w:type="dxa" w:w="50"/>
+              <w:left w:type="dxa" w:w="90"/>
+              <w:bottom w:type="dxa" w:w="50"/>
+              <w:right w:type="dxa" w:w="90"/>
+            </w:tcMar>
+          </w:tcPr>
+          <w:p>
+            <w:r>
+              <w:rPr>
+                <w:rFonts w:ascii="Calibri" w:cs="Calibri" w:eastAsia="Calibri" w:hAnsi="Calibri"/>
+                <w:b/>
+                <w:bCs/>
+                <w:sz w:val="20"/>
+                <w:szCs w:val="20"/>
+              </w:rPr>
+              <w:t xml:space="preserve">376</w:t>
+            </w:r>
+            <w:r>
+              <w:rPr>
+                <w:rFonts w:ascii="Calibri" w:cs="Calibri" w:eastAsia="Calibri" w:hAnsi="Calibri"/>
+                <w:sz w:val="20"/>
+                <w:szCs w:val="20"/>
+              </w:rPr>
+              <w:t xml:space="preserve"> (exact)</w:t>
+            </w:r>
+          </w:p>
+        </w:tc>
+      </w:tr>
+      <w:tr>
+        <w:tc>
+          <w:tcPr>
+            <w:tcW w:type="dxa" w:w="2476"/>
+            <w:tcBorders>
+              <w:top w:val="single" w:color="A6A6A6" w:sz="4"/>
+              <w:left w:val="single" w:color="A6A6A6" w:sz="4"/>
+              <w:bottom w:val="single" w:color="A6A6A6" w:sz="4"/>
+              <w:right w:val="single" w:color="A6A6A6" w:sz="4"/>
+            </w:tcBorders>
+            <w:tcMar>
+              <w:top w:type="dxa" w:w="50"/>
+              <w:left w:type="dxa" w:w="90"/>
+              <w:bottom w:type="dxa" w:w="50"/>
+              <w:right w:type="dxa" w:w="90"/>
+            </w:tcMar>
+          </w:tcPr>
+          <w:p>
+            <w:r>
+              <w:rPr>
+                <w:rFonts w:ascii="Calibri" w:cs="Calibri" w:eastAsia="Calibri" w:hAnsi="Calibri"/>
+                <w:b/>
+                <w:bCs/>
+                <w:sz w:val="20"/>
+                <w:szCs w:val="20"/>
+              </w:rPr>
+              <w:t xml:space="preserve">Business B2 Book 2</w:t>
+            </w:r>
+            <w:r>
+              <w:rPr>
+                <w:rFonts w:ascii="Calibri" w:cs="Calibri" w:eastAsia="Calibri" w:hAnsi="Calibri"/>
+                <w:sz w:val="20"/>
+                <w:szCs w:val="20"/>
+              </w:rPr>
+              <w:t xml:space="preserve"> (Units 13–24)</w:t>
+            </w:r>
+          </w:p>
+        </w:tc>
+        <w:tc>
+          <w:tcPr>
+            <w:tcW w:type="dxa" w:w="3128"/>
+            <w:tcBorders>
+              <w:top w:val="single" w:color="A6A6A6" w:sz="4"/>
+              <w:left w:val="single" w:color="A6A6A6" w:sz="4"/>
+              <w:bottom w:val="single" w:color="A6A6A6" w:sz="4"/>
+              <w:right w:val="single" w:color="A6A6A6" w:sz="4"/>
+            </w:tcBorders>
+            <w:tcMar>
+              <w:top w:type="dxa" w:w="50"/>
+              <w:left w:type="dxa" w:w="90"/>
+              <w:bottom w:type="dxa" w:w="50"/>
+              <w:right w:type="dxa" w:w="90"/>
+            </w:tcMar>
+          </w:tcPr>
+          <w:p>
+            <w:r>
+              <w:rPr>
+                <w:rFonts w:ascii="Calibri" w:cs="Calibri" w:eastAsia="Calibri" w:hAnsi="Calibri"/>
+                <w:b/>
+                <w:bCs/>
+                <w:sz w:val="20"/>
+                <w:szCs w:val="20"/>
+              </w:rPr>
+              <w:t xml:space="preserve">44–46</w:t>
+            </w:r>
+            <w:r>
+              <w:rPr>
+                <w:rFonts w:ascii="Calibri" w:cs="Calibri" w:eastAsia="Calibri" w:hAnsi="Calibri"/>
+                <w:sz w:val="20"/>
+                <w:szCs w:val="20"/>
+              </w:rPr>
+              <w:t xml:space="preserve"> (Unit 24 = 46)</w:t>
+            </w:r>
+          </w:p>
+        </w:tc>
+        <w:tc>
+          <w:tcPr>
+            <w:tcW w:type="dxa" w:w="1955"/>
+            <w:tcBorders>
+              <w:top w:val="single" w:color="A6A6A6" w:sz="4"/>
+              <w:left w:val="single" w:color="A6A6A6" w:sz="4"/>
+              <w:bottom w:val="single" w:color="A6A6A6" w:sz="4"/>
+              <w:right w:val="single" w:color="A6A6A6" w:sz="4"/>
+            </w:tcBorders>
+            <w:tcMar>
+              <w:top w:type="dxa" w:w="50"/>
+              <w:left w:type="dxa" w:w="90"/>
+              <w:bottom w:type="dxa" w:w="50"/>
+              <w:right w:type="dxa" w:w="90"/>
+            </w:tcMar>
+          </w:tcPr>
+          <w:p>
+            <w:r>
+              <w:rPr>
+                <w:rFonts w:ascii="Calibri" w:cs="Calibri" w:eastAsia="Calibri" w:hAnsi="Calibri"/>
+                <w:b/>
+                <w:bCs/>
+                <w:sz w:val="20"/>
+                <w:szCs w:val="20"/>
+              </w:rPr>
+              <w:t xml:space="preserve">29–31</w:t>
+            </w:r>
+          </w:p>
+        </w:tc>
+        <w:tc>
+          <w:tcPr>
+            <w:tcW w:type="dxa" w:w="1173"/>
+            <w:tcBorders>
+              <w:top w:val="single" w:color="A6A6A6" w:sz="4"/>
+              <w:left w:val="single" w:color="A6A6A6" w:sz="4"/>
+              <w:bottom w:val="single" w:color="A6A6A6" w:sz="4"/>
+              <w:right w:val="single" w:color="A6A6A6" w:sz="4"/>
+            </w:tcBorders>
+            <w:tcMar>
+              <w:top w:type="dxa" w:w="50"/>
+              <w:left w:type="dxa" w:w="90"/>
+              <w:bottom w:type="dxa" w:w="50"/>
+              <w:right w:type="dxa" w:w="90"/>
+            </w:tcMar>
+          </w:tcPr>
+          <w:p>
+            <w:r>
+              <w:rPr>
+                <w:rFonts w:ascii="Calibri" w:cs="Calibri" w:eastAsia="Calibri" w:hAnsi="Calibri"/>
+                <w:b/>
+                <w:bCs/>
+                <w:sz w:val="20"/>
+                <w:szCs w:val="20"/>
+              </w:rPr>
+              <w:t xml:space="preserve">559</w:t>
+            </w:r>
+            <w:r>
+              <w:rPr>
+                <w:rFonts w:ascii="Calibri" w:cs="Calibri" w:eastAsia="Calibri" w:hAnsi="Calibri"/>
+                <w:sz w:val="20"/>
+                <w:szCs w:val="20"/>
+              </w:rPr>
+              <w:t xml:space="preserve"> (exact)</w:t>
+            </w:r>
+          </w:p>
+        </w:tc>
+        <w:tc>
+          <w:tcPr>
+            <w:tcW w:type="dxa" w:w="1174"/>
+            <w:tcBorders>
+              <w:top w:val="single" w:color="A6A6A6" w:sz="4"/>
+              <w:left w:val="single" w:color="A6A6A6" w:sz="4"/>
+              <w:bottom w:val="single" w:color="A6A6A6" w:sz="4"/>
+              <w:right w:val="single" w:color="A6A6A6" w:sz="4"/>
+            </w:tcBorders>
+            <w:tcMar>
+              <w:top w:type="dxa" w:w="50"/>
+              <w:left w:type="dxa" w:w="90"/>
+              <w:bottom w:type="dxa" w:w="50"/>
+              <w:right w:type="dxa" w:w="90"/>
+            </w:tcMar>
+          </w:tcPr>
+          <w:p>
+            <w:r>
+              <w:rPr>
+                <w:rFonts w:ascii="Calibri" w:cs="Calibri" w:eastAsia="Calibri" w:hAnsi="Calibri"/>
+                <w:b/>
+                <w:bCs/>
+                <w:sz w:val="20"/>
+                <w:szCs w:val="20"/>
+              </w:rPr>
+              <w:t xml:space="preserve">377</w:t>
+            </w:r>
+            <w:r>
+              <w:rPr>
+                <w:rFonts w:ascii="Calibri" w:cs="Calibri" w:eastAsia="Calibri" w:hAnsi="Calibri"/>
+                <w:sz w:val="20"/>
+                <w:szCs w:val="20"/>
+              </w:rPr>
+              <w:t xml:space="preserve"> (exact)</w:t>
+            </w:r>
+          </w:p>
+        </w:tc>
+      </w:tr>
     </w:tbl>
     <w:p>
       <w:pPr>
@@ -7802,6 +8298,320 @@
           </w:p>
         </w:tc>
       </w:tr>
+      <w:tr>
+        <w:tc>
+          <w:tcPr>
+            <w:tcW w:type="dxa" w:w="2323"/>
+            <w:tcBorders>
+              <w:top w:val="single" w:color="A6A6A6" w:sz="4"/>
+              <w:left w:val="single" w:color="A6A6A6" w:sz="4"/>
+              <w:bottom w:val="single" w:color="A6A6A6" w:sz="4"/>
+              <w:right w:val="single" w:color="A6A6A6" w:sz="4"/>
+            </w:tcBorders>
+            <w:tcMar>
+              <w:top w:type="dxa" w:w="50"/>
+              <w:left w:type="dxa" w:w="90"/>
+              <w:bottom w:type="dxa" w:w="50"/>
+              <w:right w:type="dxa" w:w="90"/>
+            </w:tcMar>
+          </w:tcPr>
+          <w:p>
+            <w:r>
+              <w:rPr>
+                <w:rFonts w:ascii="Calibri" w:cs="Calibri" w:eastAsia="Calibri" w:hAnsi="Calibri"/>
+                <w:b/>
+                <w:bCs/>
+                <w:sz w:val="20"/>
+                <w:szCs w:val="20"/>
+              </w:rPr>
+              <w:t xml:space="preserve">Business B2 Book 1</w:t>
+            </w:r>
+          </w:p>
+        </w:tc>
+        <w:tc>
+          <w:tcPr>
+            <w:tcW w:type="dxa" w:w="2079"/>
+            <w:tcBorders>
+              <w:top w:val="single" w:color="A6A6A6" w:sz="4"/>
+              <w:left w:val="single" w:color="A6A6A6" w:sz="4"/>
+              <w:bottom w:val="single" w:color="A6A6A6" w:sz="4"/>
+              <w:right w:val="single" w:color="A6A6A6" w:sz="4"/>
+            </w:tcBorders>
+            <w:tcMar>
+              <w:top w:type="dxa" w:w="50"/>
+              <w:left w:type="dxa" w:w="90"/>
+              <w:bottom w:type="dxa" w:w="50"/>
+              <w:right w:type="dxa" w:w="90"/>
+            </w:tcMar>
+          </w:tcPr>
+          <w:p>
+            <w:r>
+              <w:rPr>
+                <w:rFonts w:ascii="Calibri" w:cs="Calibri" w:eastAsia="Calibri" w:hAnsi="Calibri"/>
+                <w:b/>
+                <w:bCs/>
+                <w:sz w:val="20"/>
+                <w:szCs w:val="20"/>
+              </w:rPr>
+              <w:t xml:space="preserve">10 + 7</w:t>
+            </w:r>
+          </w:p>
+        </w:tc>
+        <w:tc>
+          <w:tcPr>
+            <w:tcW w:type="dxa" w:w="2323"/>
+            <w:tcBorders>
+              <w:top w:val="single" w:color="A6A6A6" w:sz="4"/>
+              <w:left w:val="single" w:color="A6A6A6" w:sz="4"/>
+              <w:bottom w:val="single" w:color="A6A6A6" w:sz="4"/>
+              <w:right w:val="single" w:color="A6A6A6" w:sz="4"/>
+            </w:tcBorders>
+            <w:tcMar>
+              <w:top w:type="dxa" w:w="50"/>
+              <w:left w:type="dxa" w:w="90"/>
+              <w:bottom w:type="dxa" w:w="50"/>
+              <w:right w:type="dxa" w:w="90"/>
+            </w:tcMar>
+          </w:tcPr>
+          <w:p>
+            <w:r>
+              <w:rPr>
+                <w:rFonts w:ascii="Calibri" w:cs="Calibri" w:eastAsia="Calibri" w:hAnsi="Calibri"/>
+                <w:b/>
+                <w:bCs/>
+                <w:sz w:val="20"/>
+                <w:szCs w:val="20"/>
+              </w:rPr>
+              <w:t xml:space="preserve">13 + 9</w:t>
+            </w:r>
+          </w:p>
+        </w:tc>
+        <w:tc>
+          <w:tcPr>
+            <w:tcW w:type="dxa" w:w="1345"/>
+            <w:tcBorders>
+              <w:top w:val="single" w:color="A6A6A6" w:sz="4"/>
+              <w:left w:val="single" w:color="A6A6A6" w:sz="4"/>
+              <w:bottom w:val="single" w:color="A6A6A6" w:sz="4"/>
+              <w:right w:val="single" w:color="A6A6A6" w:sz="4"/>
+            </w:tcBorders>
+            <w:tcMar>
+              <w:top w:type="dxa" w:w="50"/>
+              <w:left w:type="dxa" w:w="90"/>
+              <w:bottom w:type="dxa" w:w="50"/>
+              <w:right w:type="dxa" w:w="90"/>
+            </w:tcMar>
+          </w:tcPr>
+          <w:p>
+            <w:r>
+              <w:rPr>
+                <w:rFonts w:ascii="Calibri" w:cs="Calibri" w:eastAsia="Calibri" w:hAnsi="Calibri"/>
+                <w:sz w:val="20"/>
+                <w:szCs w:val="20"/>
+              </w:rPr>
+              <w:t xml:space="preserve">60 / 100</w:t>
+            </w:r>
+          </w:p>
+        </w:tc>
+        <w:tc>
+          <w:tcPr>
+            <w:tcW w:type="dxa" w:w="1836"/>
+            <w:tcBorders>
+              <w:top w:val="single" w:color="A6A6A6" w:sz="4"/>
+              <w:left w:val="single" w:color="A6A6A6" w:sz="4"/>
+              <w:bottom w:val="single" w:color="A6A6A6" w:sz="4"/>
+              <w:right w:val="single" w:color="A6A6A6" w:sz="4"/>
+            </w:tcBorders>
+            <w:tcMar>
+              <w:top w:type="dxa" w:w="50"/>
+              <w:left w:type="dxa" w:w="90"/>
+              <w:bottom w:type="dxa" w:w="50"/>
+              <w:right w:type="dxa" w:w="90"/>
+            </w:tcMar>
+          </w:tcPr>
+          <w:p>
+            <w:r>
+              <w:rPr>
+                <w:rFonts w:ascii="Calibri" w:cs="Calibri" w:eastAsia="Calibri" w:hAnsi="Calibri"/>
+                <w:sz w:val="20"/>
+                <w:szCs w:val="20"/>
+              </w:rPr>
+              <w:t xml:space="preserve">⚠ </w:t>
+            </w:r>
+            <w:r>
+              <w:rPr>
+                <w:rFonts w:ascii="Calibri" w:cs="Calibri" w:eastAsia="Calibri" w:hAnsi="Calibri"/>
+                <w:b/>
+                <w:bCs/>
+                <w:sz w:val="20"/>
+                <w:szCs w:val="20"/>
+              </w:rPr>
+              <w:t xml:space="preserve">25 · 25 · 25 · 25</w:t>
+            </w:r>
+          </w:p>
+        </w:tc>
+      </w:tr>
+      <w:tr>
+        <w:tc>
+          <w:tcPr>
+            <w:tcW w:type="dxa" w:w="2323"/>
+            <w:tcBorders>
+              <w:top w:val="single" w:color="A6A6A6" w:sz="4"/>
+              <w:left w:val="single" w:color="A6A6A6" w:sz="4"/>
+              <w:bottom w:val="single" w:color="A6A6A6" w:sz="4"/>
+              <w:right w:val="single" w:color="A6A6A6" w:sz="4"/>
+            </w:tcBorders>
+            <w:tcMar>
+              <w:top w:type="dxa" w:w="50"/>
+              <w:left w:type="dxa" w:w="90"/>
+              <w:bottom w:type="dxa" w:w="50"/>
+              <w:right w:type="dxa" w:w="90"/>
+            </w:tcMar>
+          </w:tcPr>
+          <w:p>
+            <w:r>
+              <w:rPr>
+                <w:rFonts w:ascii="Calibri" w:cs="Calibri" w:eastAsia="Calibri" w:hAnsi="Calibri"/>
+                <w:b/>
+                <w:bCs/>
+                <w:sz w:val="20"/>
+                <w:szCs w:val="20"/>
+              </w:rPr>
+              <w:t xml:space="preserve">Business B2 Book 2</w:t>
+            </w:r>
+          </w:p>
+        </w:tc>
+        <w:tc>
+          <w:tcPr>
+            <w:tcW w:type="dxa" w:w="2079"/>
+            <w:tcBorders>
+              <w:top w:val="single" w:color="A6A6A6" w:sz="4"/>
+              <w:left w:val="single" w:color="A6A6A6" w:sz="4"/>
+              <w:bottom w:val="single" w:color="A6A6A6" w:sz="4"/>
+              <w:right w:val="single" w:color="A6A6A6" w:sz="4"/>
+            </w:tcBorders>
+            <w:tcMar>
+              <w:top w:type="dxa" w:w="50"/>
+              <w:left w:type="dxa" w:w="90"/>
+              <w:bottom w:type="dxa" w:w="50"/>
+              <w:right w:type="dxa" w:w="90"/>
+            </w:tcMar>
+          </w:tcPr>
+          <w:p>
+            <w:r>
+              <w:rPr>
+                <w:rFonts w:ascii="Calibri" w:cs="Calibri" w:eastAsia="Calibri" w:hAnsi="Calibri"/>
+                <w:sz w:val="20"/>
+                <w:szCs w:val="20"/>
+              </w:rPr>
+              <w:t xml:space="preserve">⚠ </w:t>
+            </w:r>
+            <w:r>
+              <w:rPr>
+                <w:rFonts w:ascii="Calibri" w:cs="Calibri" w:eastAsia="Calibri" w:hAnsi="Calibri"/>
+                <w:b/>
+                <w:bCs/>
+                <w:sz w:val="20"/>
+                <w:szCs w:val="20"/>
+              </w:rPr>
+              <w:t xml:space="preserve">7 + 8</w:t>
+            </w:r>
+          </w:p>
+        </w:tc>
+        <w:tc>
+          <w:tcPr>
+            <w:tcW w:type="dxa" w:w="2323"/>
+            <w:tcBorders>
+              <w:top w:val="single" w:color="A6A6A6" w:sz="4"/>
+              <w:left w:val="single" w:color="A6A6A6" w:sz="4"/>
+              <w:bottom w:val="single" w:color="A6A6A6" w:sz="4"/>
+              <w:right w:val="single" w:color="A6A6A6" w:sz="4"/>
+            </w:tcBorders>
+            <w:tcMar>
+              <w:top w:type="dxa" w:w="50"/>
+              <w:left w:type="dxa" w:w="90"/>
+              <w:bottom w:type="dxa" w:w="50"/>
+              <w:right w:type="dxa" w:w="90"/>
+            </w:tcMar>
+          </w:tcPr>
+          <w:p>
+            <w:r>
+              <w:rPr>
+                <w:rFonts w:ascii="Calibri" w:cs="Calibri" w:eastAsia="Calibri" w:hAnsi="Calibri"/>
+                <w:b/>
+                <w:bCs/>
+                <w:sz w:val="20"/>
+                <w:szCs w:val="20"/>
+              </w:rPr>
+              <w:t xml:space="preserve">13 + 9</w:t>
+            </w:r>
+          </w:p>
+        </w:tc>
+        <w:tc>
+          <w:tcPr>
+            <w:tcW w:type="dxa" w:w="1345"/>
+            <w:tcBorders>
+              <w:top w:val="single" w:color="A6A6A6" w:sz="4"/>
+              <w:left w:val="single" w:color="A6A6A6" w:sz="4"/>
+              <w:bottom w:val="single" w:color="A6A6A6" w:sz="4"/>
+              <w:right w:val="single" w:color="A6A6A6" w:sz="4"/>
+            </w:tcBorders>
+            <w:tcMar>
+              <w:top w:type="dxa" w:w="50"/>
+              <w:left w:type="dxa" w:w="90"/>
+              <w:bottom w:type="dxa" w:w="50"/>
+              <w:right w:type="dxa" w:w="90"/>
+            </w:tcMar>
+          </w:tcPr>
+          <w:p>
+            <w:r>
+              <w:rPr>
+                <w:rFonts w:ascii="Calibri" w:cs="Calibri" w:eastAsia="Calibri" w:hAnsi="Calibri"/>
+                <w:sz w:val="20"/>
+                <w:szCs w:val="20"/>
+              </w:rPr>
+              <w:t xml:space="preserve">60 / 100</w:t>
+            </w:r>
+          </w:p>
+        </w:tc>
+        <w:tc>
+          <w:tcPr>
+            <w:tcW w:type="dxa" w:w="1836"/>
+            <w:tcBorders>
+              <w:top w:val="single" w:color="A6A6A6" w:sz="4"/>
+              <w:left w:val="single" w:color="A6A6A6" w:sz="4"/>
+              <w:bottom w:val="single" w:color="A6A6A6" w:sz="4"/>
+              <w:right w:val="single" w:color="A6A6A6" w:sz="4"/>
+            </w:tcBorders>
+            <w:tcMar>
+              <w:top w:type="dxa" w:w="50"/>
+              <w:left w:type="dxa" w:w="90"/>
+              <w:bottom w:type="dxa" w:w="50"/>
+              <w:right w:type="dxa" w:w="90"/>
+            </w:tcMar>
+          </w:tcPr>
+          <w:p>
+            <w:r>
+              <w:rPr>
+                <w:rFonts w:ascii="Calibri" w:cs="Calibri" w:eastAsia="Calibri" w:hAnsi="Calibri"/>
+                <w:sz w:val="20"/>
+                <w:szCs w:val="20"/>
+              </w:rPr>
+              <w:t xml:space="preserve">⚠ </w:t>
+            </w:r>
+            <w:r>
+              <w:rPr>
+                <w:rFonts w:ascii="Calibri" w:cs="Calibri" w:eastAsia="Calibri" w:hAnsi="Calibri"/>
+                <w:b/>
+                <w:bCs/>
+                <w:sz w:val="20"/>
+                <w:szCs w:val="20"/>
+              </w:rPr>
+              <w:t xml:space="preserve">25 · 25 · 25 · 25</w:t>
+            </w:r>
+          </w:p>
+        </w:tc>
+      </w:tr>
     </w:tbl>
     <w:p>
       <w:pPr>
@@ -11913,6 +12723,1136 @@
           <w:szCs w:val="22"/>
         </w:rPr>
         <w:t xml:space="preserve">: that is the form in which a later level is allowed to overwrite an earlier one, and the canon check should fire so that the writer has to choose it deliberately.</w:t>
+      </w:r>
+    </w:p>
+    <w:p>
+      <w:pPr>
+        <w:pStyle w:val="ListParagraph"/>
+        <w:numPr>
+          <w:ilvl w:val="0"/>
+          <w:numId w:val="2"/>
+        </w:numPr>
+        <w:spacing w:after="60"/>
+      </w:pPr>
+      <w:r>
+        <w:rPr>
+          <w:rFonts w:ascii="Calibri" w:cs="Calibri" w:eastAsia="Calibri" w:hAnsi="Calibri"/>
+          <w:sz w:val="22"/>
+          <w:szCs w:val="22"/>
+        </w:rPr>
+        <w:t xml:space="preserve">⚠ </w:t>
+      </w:r>
+      <w:r>
+        <w:rPr>
+          <w:rFonts w:ascii="Calibri" w:cs="Calibri" w:eastAsia="Calibri" w:hAnsi="Calibri"/>
+          <w:b/>
+          <w:bCs/>
+          <w:sz w:val="22"/>
+          <w:szCs w:val="22"/>
+        </w:rPr>
+        <w:t xml:space="preserve">A check that tests the SOURCE of a document rather than the document is the family of harness fault that keeps shipping, and the Business B2 strand found four more of them.</w:t>
+      </w:r>
+      <w:r>
+        <w:rPr>
+          <w:rFonts w:ascii="Calibri" w:cs="Calibri" w:eastAsia="Calibri" w:hAnsi="Calibri"/>
+          <w:sz w:val="22"/>
+          <w:szCs w:val="22"/>
+        </w:rPr>
+        <w:t xml:space="preserve"> </w:t>
+      </w:r>
+      <w:r>
+        <w:rPr>
+          <w:rFonts w:ascii="Calibri" w:cs="Calibri" w:eastAsia="Calibri" w:hAnsi="Calibri"/>
+          <w:b/>
+          <w:bCs/>
+          <w:sz w:val="22"/>
+          <w:szCs w:val="22"/>
+        </w:rPr>
+        <w:t xml:space="preserve">(1)</w:t>
+      </w:r>
+      <w:r>
+        <w:rPr>
+          <w:rFonts w:ascii="Calibri" w:cs="Calibri" w:eastAsia="Calibri" w:hAnsi="Calibri"/>
+          <w:sz w:val="22"/>
+          <w:szCs w:val="22"/>
+        </w:rPr>
+        <w:t xml:space="preserve"> A word-list regex using </w:t>
+      </w:r>
+      <w:r>
+        <w:rPr>
+          <w:rFonts w:ascii="Consolas" w:cs="Consolas" w:eastAsia="Consolas" w:hAnsi="Consolas"/>
+          <w:sz w:val="20"/>
+          <w:szCs w:val="20"/>
+        </w:rPr>
+        <w:t xml:space="preserve">[^']*</w:t>
+      </w:r>
+      <w:r>
+        <w:rPr>
+          <w:rFonts w:ascii="Calibri" w:cs="Calibri" w:eastAsia="Calibri" w:hAnsi="Calibri"/>
+          <w:sz w:val="22"/>
+          <w:szCs w:val="22"/>
+        </w:rPr>
+        <w:t xml:space="preserve"> truncates at an </w:t>
+      </w:r>
+      <w:r>
+        <w:rPr>
+          <w:rFonts w:ascii="Calibri" w:cs="Calibri" w:eastAsia="Calibri" w:hAnsi="Calibri"/>
+          <w:b/>
+          <w:bCs/>
+          <w:sz w:val="22"/>
+          <w:szCs w:val="22"/>
+        </w:rPr>
+        <w:t xml:space="preserve">escaped apostrophe</w:t>
+      </w:r>
+      <w:r>
+        <w:rPr>
+          <w:rFonts w:ascii="Calibri" w:cs="Calibri" w:eastAsia="Calibri" w:hAnsi="Calibri"/>
+          <w:sz w:val="22"/>
+          <w:szCs w:val="22"/>
+        </w:rPr>
+        <w:t xml:space="preserve">, so seven units of twenty-four were short in the clearance pool — one by twelve of its thirty-two items — and the tool reported zero collisions truthfully against a pool smaller than the book. </w:t>
+      </w:r>
+      <w:r>
+        <w:rPr>
+          <w:rFonts w:ascii="Calibri" w:cs="Calibri" w:eastAsia="Calibri" w:hAnsi="Calibri"/>
+          <w:b/>
+          <w:bCs/>
+          <w:sz w:val="22"/>
+          <w:szCs w:val="22"/>
+        </w:rPr>
+        <w:t xml:space="preserve">(2)</w:t>
+      </w:r>
+      <w:r>
+        <w:rPr>
+          <w:rFonts w:ascii="Calibri" w:cs="Calibri" w:eastAsia="Calibri" w:hAnsi="Calibri"/>
+          <w:sz w:val="22"/>
+          <w:szCs w:val="22"/>
+        </w:rPr>
+        <w:t xml:space="preserve"> The same tool had </w:t>
+      </w:r>
+      <w:r>
+        <w:rPr>
+          <w:rFonts w:ascii="Calibri" w:cs="Calibri" w:eastAsia="Calibri" w:hAnsi="Calibri"/>
+          <w:b/>
+          <w:bCs/>
+          <w:sz w:val="22"/>
+          <w:szCs w:val="22"/>
+        </w:rPr>
+        <w:t xml:space="preserve">no collocation pool at all</w:t>
+      </w:r>
+      <w:r>
+        <w:rPr>
+          <w:rFonts w:ascii="Calibri" w:cs="Calibri" w:eastAsia="Calibri" w:hAnsi="Calibri"/>
+          <w:sz w:val="22"/>
+          <w:szCs w:val="22"/>
+        </w:rPr>
+        <w:t xml:space="preserve">, so a collision could only be found after a unit was written; it was, at Unit 21, against Unit 03. </w:t>
+      </w:r>
+      <w:r>
+        <w:rPr>
+          <w:rFonts w:ascii="Calibri" w:cs="Calibri" w:eastAsia="Calibri" w:hAnsi="Calibri"/>
+          <w:b/>
+          <w:bCs/>
+          <w:sz w:val="22"/>
+          <w:szCs w:val="22"/>
+        </w:rPr>
+        <w:t xml:space="preserve">(3)</w:t>
+      </w:r>
+      <w:r>
+        <w:rPr>
+          <w:rFonts w:ascii="Calibri" w:cs="Calibri" w:eastAsia="Calibri" w:hAnsi="Calibri"/>
+          <w:sz w:val="22"/>
+          <w:szCs w:val="22"/>
+        </w:rPr>
+        <w:t xml:space="preserve"> Both pools were </w:t>
+      </w:r>
+      <w:r>
+        <w:rPr>
+          <w:rFonts w:ascii="Calibri" w:cs="Calibri" w:eastAsia="Calibri" w:hAnsi="Calibri"/>
+          <w:b/>
+          <w:bCs/>
+          <w:sz w:val="22"/>
+          <w:szCs w:val="22"/>
+        </w:rPr>
+        <w:t xml:space="preserve">last-writer-wins</w:t>
+      </w:r>
+      <w:r>
+        <w:rPr>
+          <w:rFonts w:ascii="Calibri" w:cs="Calibri" w:eastAsia="Calibri" w:hAnsi="Calibri"/>
+          <w:sz w:val="22"/>
+          <w:szCs w:val="22"/>
+        </w:rPr>
+        <w:t xml:space="preserve">, which was discovered because the first negative test of the new pool </w:t>
+      </w:r>
+      <w:r>
+        <w:rPr>
+          <w:rFonts w:ascii="Calibri" w:cs="Calibri" w:eastAsia="Calibri" w:hAnsi="Calibri"/>
+          <w:b/>
+          <w:bCs/>
+          <w:sz w:val="22"/>
+          <w:szCs w:val="22"/>
+        </w:rPr>
+        <w:t xml:space="preserve">did not fire</w:t>
+      </w:r>
+      <w:r>
+        <w:rPr>
+          <w:rFonts w:ascii="Calibri" w:cs="Calibri" w:eastAsia="Calibri" w:hAnsi="Calibri"/>
+          <w:sz w:val="22"/>
+          <w:szCs w:val="22"/>
+        </w:rPr>
+        <w:t xml:space="preserve"> — a later unit overwrote an earlier one, so re-checking a written unit compared its list against itself. </w:t>
+      </w:r>
+      <w:r>
+        <w:rPr>
+          <w:rFonts w:ascii="Calibri" w:cs="Calibri" w:eastAsia="Calibri" w:hAnsi="Calibri"/>
+          <w:b/>
+          <w:bCs/>
+          <w:sz w:val="22"/>
+          <w:szCs w:val="22"/>
+        </w:rPr>
+        <w:t xml:space="preserve">(4)</w:t>
+      </w:r>
+      <w:r>
+        <w:rPr>
+          <w:rFonts w:ascii="Calibri" w:cs="Calibri" w:eastAsia="Calibri" w:hAnsi="Calibri"/>
+          <w:sz w:val="22"/>
+          <w:szCs w:val="22"/>
+        </w:rPr>
+        <w:t xml:space="preserve"> A check for a teacher's note whose regex spells the apostrophe as an escaped single quote cannot match a note written in double quotes, which is how a key deliberately writes it to avoid an escaping fault elsewhere. ⚠ </w:t>
+      </w:r>
+      <w:r>
+        <w:rPr>
+          <w:rFonts w:ascii="Calibri" w:cs="Calibri" w:eastAsia="Calibri" w:hAnsi="Calibri"/>
+          <w:b/>
+          <w:bCs/>
+          <w:sz w:val="22"/>
+          <w:szCs w:val="22"/>
+        </w:rPr>
+        <w:t xml:space="preserve">The standing instruction: negative-test every repair, and a test that does not fire is a finding about the test.</w:t>
+      </w:r>
+    </w:p>
+    <w:p>
+      <w:pPr>
+        <w:pStyle w:val="ListParagraph"/>
+        <w:numPr>
+          <w:ilvl w:val="0"/>
+          <w:numId w:val="2"/>
+        </w:numPr>
+        <w:spacing w:after="60"/>
+      </w:pPr>
+      <w:r>
+        <w:rPr>
+          <w:rFonts w:ascii="Calibri" w:cs="Calibri" w:eastAsia="Calibri" w:hAnsi="Calibri"/>
+          <w:sz w:val="22"/>
+          <w:szCs w:val="22"/>
+        </w:rPr>
+        <w:t xml:space="preserve">⚠ </w:t>
+      </w:r>
+      <w:r>
+        <w:rPr>
+          <w:rFonts w:ascii="Calibri" w:cs="Calibri" w:eastAsia="Calibri" w:hAnsi="Calibri"/>
+          <w:b/>
+          <w:bCs/>
+          <w:sz w:val="22"/>
+          <w:szCs w:val="22"/>
+        </w:rPr>
+        <w:t xml:space="preserve">Words per page is not a constant and no page projection should be built from one.</w:t>
+      </w:r>
+      <w:r>
+        <w:rPr>
+          <w:rFonts w:ascii="Calibri" w:cs="Calibri" w:eastAsia="Calibri" w:hAnsi="Calibri"/>
+          <w:sz w:val="22"/>
+          <w:szCs w:val="22"/>
+        </w:rPr>
+        <w:t xml:space="preserve"> Across the eight test documents of Business B2 it varies by a factor of </w:t>
+      </w:r>
+      <w:r>
+        <w:rPr>
+          <w:rFonts w:ascii="Calibri" w:cs="Calibri" w:eastAsia="Calibri" w:hAnsi="Calibri"/>
+          <w:b/>
+          <w:bCs/>
+          <w:sz w:val="22"/>
+          <w:szCs w:val="22"/>
+        </w:rPr>
+        <w:t xml:space="preserve">2.6</w:t>
+      </w:r>
+      <w:r>
+        <w:rPr>
+          <w:rFonts w:ascii="Calibri" w:cs="Calibri" w:eastAsia="Calibri" w:hAnsi="Calibri"/>
+          <w:sz w:val="22"/>
+          <w:szCs w:val="22"/>
+        </w:rPr>
+        <w:t xml:space="preserve"> — </w:t>
+      </w:r>
+      <w:r>
+        <w:rPr>
+          <w:rFonts w:ascii="Calibri" w:cs="Calibri" w:eastAsia="Calibri" w:hAnsi="Calibri"/>
+          <w:b/>
+          <w:bCs/>
+          <w:sz w:val="22"/>
+          <w:szCs w:val="22"/>
+        </w:rPr>
+        <w:t xml:space="preserve">papers run 520–665 words a page and keys run 998–1,330</w:t>
+      </w:r>
+      <w:r>
+        <w:rPr>
+          <w:rFonts w:ascii="Calibri" w:cs="Calibri" w:eastAsia="Calibri" w:hAnsi="Calibri"/>
+          <w:sz w:val="22"/>
+          <w:szCs w:val="22"/>
+        </w:rPr>
+        <w:t xml:space="preserve"> — because a paper spends page area on ruled lines, question stems and answer boxes while a key spends it on prose and tables. ⚠ </w:t>
+      </w:r>
+      <w:r>
+        <w:rPr>
+          <w:rFonts w:ascii="Calibri" w:cs="Calibri" w:eastAsia="Calibri" w:hAnsi="Calibri"/>
+          <w:b/>
+          <w:bCs/>
+          <w:sz w:val="22"/>
+          <w:szCs w:val="22"/>
+        </w:rPr>
+        <w:t xml:space="preserve">And in every one of the four pairs the heavier document is the denser one</w:t>
+      </w:r>
+      <w:r>
+        <w:rPr>
+          <w:rFonts w:ascii="Calibri" w:cs="Calibri" w:eastAsia="Calibri" w:hAnsi="Calibri"/>
+          <w:sz w:val="22"/>
+          <w:szCs w:val="22"/>
+        </w:rPr>
+        <w:t xml:space="preserve">, so material added to a test is denser than that test's average page and a word-ratio projection always over-predicts an increase. </w:t>
+      </w:r>
+      <w:r>
+        <w:rPr>
+          <w:rFonts w:ascii="Calibri" w:cs="Calibri" w:eastAsia="Calibri" w:hAnsi="Calibri"/>
+          <w:b/>
+          <w:bCs/>
+          <w:sz w:val="22"/>
+          <w:szCs w:val="22"/>
+        </w:rPr>
+        <w:t xml:space="preserve">It over-predicted both Business B2 Book 2 end-of-book documents by a page, while the unadjusted previous measurement was exactly right on both.</w:t>
+      </w:r>
+    </w:p>
+    <w:p>
+      <w:pPr>
+        <w:pStyle w:val="ListParagraph"/>
+        <w:numPr>
+          <w:ilvl w:val="0"/>
+          <w:numId w:val="2"/>
+        </w:numPr>
+        <w:spacing w:after="60"/>
+      </w:pPr>
+      <w:r>
+        <w:rPr>
+          <w:rFonts w:ascii="Calibri" w:cs="Calibri" w:eastAsia="Calibri" w:hAnsi="Calibri"/>
+          <w:sz w:val="22"/>
+          <w:szCs w:val="22"/>
+        </w:rPr>
+        <w:t xml:space="preserve">⚠ </w:t>
+      </w:r>
+      <w:r>
+        <w:rPr>
+          <w:rFonts w:ascii="Calibri" w:cs="Calibri" w:eastAsia="Calibri" w:hAnsi="Calibri"/>
+          <w:b/>
+          <w:bCs/>
+          <w:sz w:val="22"/>
+          <w:szCs w:val="22"/>
+        </w:rPr>
+        <w:t xml:space="preserve">The test-projection rule, as it now stands after three levels of measuring it.</w:t>
+      </w:r>
+      <w:r>
+        <w:rPr>
+          <w:rFonts w:ascii="Calibri" w:cs="Calibri" w:eastAsia="Calibri" w:hAnsi="Calibri"/>
+          <w:sz w:val="22"/>
+          <w:szCs w:val="22"/>
+        </w:rPr>
+        <w:t xml:space="preserve"> </w:t>
+      </w:r>
+      <w:r>
+        <w:rPr>
+          <w:rFonts w:ascii="Calibri" w:cs="Calibri" w:eastAsia="Calibri" w:hAnsi="Calibri"/>
+          <w:b/>
+          <w:bCs/>
+          <w:sz w:val="22"/>
+          <w:szCs w:val="22"/>
+        </w:rPr>
+        <w:t xml:space="preserve">Project a test from the same book's own measurement of a document of the same TYPE — paper or key — and the same shape. Adjust only where the text differs from the comparator by more than about a third, and then by less than the ratio implies; below about a fifth do not adjust at all, because page boundaries absorb it.</w:t>
+      </w:r>
+      <w:r>
+        <w:rPr>
+          <w:rFonts w:ascii="Calibri" w:cs="Calibri" w:eastAsia="Calibri" w:hAnsi="Calibri"/>
+          <w:sz w:val="22"/>
+          <w:szCs w:val="22"/>
+        </w:rPr>
+        <w:t xml:space="preserve"> ⚠ </w:t>
+      </w:r>
+      <w:r>
+        <w:rPr>
+          <w:rFonts w:ascii="Calibri" w:cs="Calibri" w:eastAsia="Calibri" w:hAnsi="Calibri"/>
+          <w:b/>
+          <w:bCs/>
+          <w:sz w:val="22"/>
+          <w:szCs w:val="22"/>
+        </w:rPr>
+        <w:t xml:space="preserve">Checked against four projections at one level: −35% of text → −30% of pages · +40% → +14% · +9% → 0% · +17% → 0%.</w:t>
+      </w:r>
+      <w:r>
+        <w:rPr>
+          <w:rFonts w:ascii="Calibri" w:cs="Calibri" w:eastAsia="Calibri" w:hAnsi="Calibri"/>
+          <w:sz w:val="22"/>
+          <w:szCs w:val="22"/>
+        </w:rPr>
+        <w:t xml:space="preserve"> </w:t>
+      </w:r>
+      <w:r>
+        <w:rPr>
+          <w:rFonts w:ascii="Calibri" w:cs="Calibri" w:eastAsia="Calibri" w:hAnsi="Calibri"/>
+          <w:b/>
+          <w:bCs/>
+          <w:sz w:val="22"/>
+          <w:szCs w:val="22"/>
+        </w:rPr>
+        <w:t xml:space="preserve">And the conclusion worth more than the rule: no test projection in this series has ever been better than plus or minus one page except where it was right by luck, so stop improving the projection and build earlier.</w:t>
+      </w:r>
+    </w:p>
+    <w:p>
+      <w:pPr>
+        <w:pStyle w:val="ListParagraph"/>
+        <w:numPr>
+          <w:ilvl w:val="0"/>
+          <w:numId w:val="2"/>
+        </w:numPr>
+        <w:spacing w:after="60"/>
+      </w:pPr>
+      <w:r>
+        <w:rPr>
+          <w:rFonts w:ascii="Calibri" w:cs="Calibri" w:eastAsia="Calibri" w:hAnsi="Calibri"/>
+          <w:sz w:val="22"/>
+          <w:szCs w:val="22"/>
+        </w:rPr>
+        <w:t xml:space="preserve">⚠ </w:t>
+      </w:r>
+      <w:r>
+        <w:rPr>
+          <w:rFonts w:ascii="Calibri" w:cs="Calibri" w:eastAsia="Calibri" w:hAnsi="Calibri"/>
+          <w:b/>
+          <w:bCs/>
+          <w:sz w:val="22"/>
+          <w:szCs w:val="22"/>
+        </w:rPr>
+        <w:t xml:space="preserve">A projection that is right can still be the wrong method, and a projection that is wrong can still be the right one.</w:t>
+      </w:r>
+      <w:r>
+        <w:rPr>
+          <w:rFonts w:ascii="Calibri" w:cs="Calibri" w:eastAsia="Calibri" w:hAnsi="Calibri"/>
+          <w:sz w:val="22"/>
+          <w:szCs w:val="22"/>
+        </w:rPr>
+        <w:t xml:space="preserve"> Business B2 Book 2's mid-book test was projected from the same book's own measurement — the rule that had never failed — and came in </w:t>
+      </w:r>
+      <w:r>
+        <w:rPr>
+          <w:rFonts w:ascii="Calibri" w:cs="Calibri" w:eastAsia="Calibri" w:hAnsi="Calibri"/>
+          <w:b/>
+          <w:bCs/>
+          <w:sz w:val="22"/>
+          <w:szCs w:val="22"/>
+        </w:rPr>
+        <w:t xml:space="preserve">three pages short</w:t>
+      </w:r>
+      <w:r>
+        <w:rPr>
+          <w:rFonts w:ascii="Calibri" w:cs="Calibri" w:eastAsia="Calibri" w:hAnsi="Calibri"/>
+          <w:sz w:val="22"/>
+          <w:szCs w:val="22"/>
+        </w:rPr>
+        <w:t xml:space="preserve">, which produced the word-ratio amendment. </w:t>
+      </w:r>
+      <w:r>
+        <w:rPr>
+          <w:rFonts w:ascii="Calibri" w:cs="Calibri" w:eastAsia="Calibri" w:hAnsi="Calibri"/>
+          <w:b/>
+          <w:bCs/>
+          <w:sz w:val="22"/>
+          <w:szCs w:val="22"/>
+        </w:rPr>
+        <w:t xml:space="preserve">The amendment then over-predicted the end-of-book test by a page in both documents while the rule it replaced was exact.</w:t>
+      </w:r>
+      <w:r>
+        <w:rPr>
+          <w:rFonts w:ascii="Calibri" w:cs="Calibri" w:eastAsia="Calibri" w:hAnsi="Calibri"/>
+          <w:sz w:val="22"/>
+          <w:szCs w:val="22"/>
+        </w:rPr>
+        <w:t xml:space="preserve"> ⚠ </w:t>
+      </w:r>
+      <w:r>
+        <w:rPr>
+          <w:rFonts w:ascii="Calibri" w:cs="Calibri" w:eastAsia="Calibri" w:hAnsi="Calibri"/>
+          <w:b/>
+          <w:bCs/>
+          <w:sz w:val="22"/>
+          <w:szCs w:val="22"/>
+        </w:rPr>
+        <w:t xml:space="preserve">Both facts belong in the record.</w:t>
+      </w:r>
+      <w:r>
+        <w:rPr>
+          <w:rFonts w:ascii="Calibri" w:cs="Calibri" w:eastAsia="Calibri" w:hAnsi="Calibri"/>
+          <w:sz w:val="22"/>
+          <w:szCs w:val="22"/>
+        </w:rPr>
+        <w:t xml:space="preserve"> </w:t>
+      </w:r>
+      <w:r>
+        <w:rPr>
+          <w:rFonts w:ascii="Calibri" w:cs="Calibri" w:eastAsia="Calibri" w:hAnsi="Calibri"/>
+          <w:b/>
+          <w:bCs/>
+          <w:sz w:val="22"/>
+          <w:szCs w:val="22"/>
+        </w:rPr>
+        <w:t xml:space="preserve">A single measurement that falsifies a rule does not establish its replacement, and the honest form of this section is a rule with its counter-examples attached rather than a rule that has survived by being rewritten after each failure.</w:t>
+      </w:r>
+    </w:p>
+    <w:p>
+      <w:pPr>
+        <w:pStyle w:val="ListParagraph"/>
+        <w:numPr>
+          <w:ilvl w:val="0"/>
+          <w:numId w:val="2"/>
+        </w:numPr>
+        <w:spacing w:after="60"/>
+      </w:pPr>
+      <w:r>
+        <w:rPr>
+          <w:rFonts w:ascii="Calibri" w:cs="Calibri" w:eastAsia="Calibri" w:hAnsi="Calibri"/>
+          <w:b/>
+          <w:bCs/>
+          <w:sz w:val="22"/>
+          <w:szCs w:val="22"/>
+        </w:rPr>
+        <w:t xml:space="preserve">The end-of-level block is a page-neutral convention and it has now held in four consecutive books.</w:t>
+      </w:r>
+      <w:r>
+        <w:rPr>
+          <w:rFonts w:ascii="Calibri" w:cs="Calibri" w:eastAsia="Calibri" w:hAnsi="Calibri"/>
+          <w:sz w:val="22"/>
+          <w:szCs w:val="22"/>
+        </w:rPr>
+        <w:t xml:space="preserve"> The closing unit of a level carries it with </w:t>
+      </w:r>
+      <w:r>
+        <w:rPr>
+          <w:rFonts w:ascii="Consolas" w:cs="Consolas" w:eastAsia="Consolas" w:hAnsi="Consolas"/>
+          <w:b/>
+          <w:bCs/>
+          <w:sz w:val="20"/>
+          <w:szCs w:val="20"/>
+        </w:rPr>
+        <w:t xml:space="preserve">sp()</w:t>
+      </w:r>
+      <w:r>
+        <w:rPr>
+          <w:rFonts w:ascii="Calibri" w:cs="Calibri" w:eastAsia="Calibri" w:hAnsi="Calibri"/>
+          <w:b/>
+          <w:bCs/>
+          <w:sz w:val="22"/>
+          <w:szCs w:val="22"/>
+        </w:rPr>
+        <w:t xml:space="preserve"> and no second </w:t>
+      </w:r>
+      <w:r>
+        <w:rPr>
+          <w:rFonts w:ascii="Consolas" w:cs="Consolas" w:eastAsia="Consolas" w:hAnsi="Consolas"/>
+          <w:b/>
+          <w:bCs/>
+          <w:sz w:val="20"/>
+          <w:szCs w:val="20"/>
+        </w:rPr>
+        <w:t xml:space="preserve">h1</w:t>
+      </w:r>
+      <w:r>
+        <w:rPr>
+          <w:rFonts w:ascii="Calibri" w:cs="Calibri" w:eastAsia="Calibri" w:hAnsi="Calibri"/>
+          <w:b/>
+          <w:bCs/>
+          <w:sz w:val="22"/>
+          <w:szCs w:val="22"/>
+        </w:rPr>
+        <w:t xml:space="preserve"> and no extra </w:t>
+      </w:r>
+      <w:r>
+        <w:rPr>
+          <w:rFonts w:ascii="Consolas" w:cs="Consolas" w:eastAsia="Consolas" w:hAnsi="Consolas"/>
+          <w:b/>
+          <w:bCs/>
+          <w:sz w:val="20"/>
+          <w:szCs w:val="20"/>
+        </w:rPr>
+        <w:t xml:space="preserve">pb()</w:t>
+      </w:r>
+      <w:r>
+        <w:rPr>
+          <w:rFonts w:ascii="Calibri" w:cs="Calibri" w:eastAsia="Calibri" w:hAnsi="Calibri"/>
+          <w:sz w:val="22"/>
+          <w:szCs w:val="22"/>
+        </w:rPr>
+        <w:t xml:space="preserve">, so the unit keeps the house page-break figure and the bound volume's arithmetic survives. ⚠ </w:t>
+      </w:r>
+      <w:r>
+        <w:rPr>
+          <w:rFonts w:ascii="Calibri" w:cs="Calibri" w:eastAsia="Calibri" w:hAnsi="Calibri"/>
+          <w:b/>
+          <w:bCs/>
+          <w:sz w:val="22"/>
+          <w:szCs w:val="22"/>
+        </w:rPr>
+        <w:t xml:space="preserve">Business B2's Unit 24 measured 46 against a band of 44–45 for every other unit in the book, which Phase 5 had predicted and reserved the top of the band for</w:t>
+      </w:r>
+      <w:r>
+        <w:rPr>
+          <w:rFonts w:ascii="Calibri" w:cs="Calibri" w:eastAsia="Calibri" w:hAnsi="Calibri"/>
+          <w:sz w:val="22"/>
+          <w:szCs w:val="22"/>
+        </w:rPr>
+        <w:t xml:space="preserve"> — </w:t>
+      </w:r>
+      <w:r>
+        <w:rPr>
+          <w:rFonts w:ascii="Calibri" w:cs="Calibri" w:eastAsia="Calibri" w:hAnsi="Calibri"/>
+          <w:b/>
+          <w:bCs/>
+          <w:sz w:val="22"/>
+          <w:szCs w:val="22"/>
+        </w:rPr>
+        <w:t xml:space="preserve">and it reached 46 with nothing added to get there, which is the only legitimate way a unit arrives at the top of its band.</w:t>
+      </w:r>
+    </w:p>
+    <w:p>
+      <w:pPr>
+        <w:pStyle w:val="ListParagraph"/>
+        <w:numPr>
+          <w:ilvl w:val="0"/>
+          <w:numId w:val="2"/>
+        </w:numPr>
+        <w:spacing w:after="60"/>
+      </w:pPr>
+      <w:r>
+        <w:rPr>
+          <w:rFonts w:ascii="Calibri" w:cs="Calibri" w:eastAsia="Calibri" w:hAnsi="Calibri"/>
+          <w:sz w:val="22"/>
+          <w:szCs w:val="22"/>
+        </w:rPr>
+        <w:t xml:space="preserve">⚠ </w:t>
+      </w:r>
+      <w:r>
+        <w:rPr>
+          <w:rFonts w:ascii="Calibri" w:cs="Calibri" w:eastAsia="Calibri" w:hAnsi="Calibri"/>
+          <w:b/>
+          <w:bCs/>
+          <w:sz w:val="22"/>
+          <w:szCs w:val="22"/>
+        </w:rPr>
+        <w:t xml:space="preserve">Block pricing at file boundaries did not occur at all in Business B2, across 54 files and four bound volumes, and that is worth recording as a negative result.</w:t>
+      </w:r>
+      <w:r>
+        <w:rPr>
+          <w:rFonts w:ascii="Calibri" w:cs="Calibri" w:eastAsia="Calibri" w:hAnsi="Calibri"/>
+          <w:sz w:val="22"/>
+          <w:szCs w:val="22"/>
+        </w:rPr>
+        <w:t xml:space="preserve"> </w:t>
+      </w:r>
+      <w:r>
+        <w:rPr>
+          <w:rFonts w:ascii="Calibri" w:cs="Calibri" w:eastAsia="Calibri" w:hAnsi="Calibri"/>
+          <w:b/>
+          <w:bCs/>
+          <w:sz w:val="22"/>
+          <w:szCs w:val="22"/>
+        </w:rPr>
+        <w:t xml:space="preserve">555 / 376 and 559 / 377, all four exact on the arithmetic.</w:t>
+      </w:r>
+      <w:r>
+        <w:rPr>
+          <w:rFonts w:ascii="Calibri" w:cs="Calibri" w:eastAsia="Calibri" w:hAnsi="Calibri"/>
+          <w:sz w:val="22"/>
+          <w:szCs w:val="22"/>
+        </w:rPr>
+        <w:t xml:space="preserve"> </w:t>
+      </w:r>
+      <w:r>
+        <w:rPr>
+          <w:rFonts w:ascii="Calibri" w:cs="Calibri" w:eastAsia="Calibri" w:hAnsi="Calibri"/>
+          <w:b/>
+          <w:bCs/>
+          <w:sz w:val="22"/>
+          <w:szCs w:val="22"/>
+        </w:rPr>
+        <w:t xml:space="preserve">The standing counter-example is still Business B1 Book 1's Unit 7 closing </w:t>
+      </w:r>
+      <w:r>
+        <w:rPr>
+          <w:rFonts w:ascii="Consolas" w:cs="Consolas" w:eastAsia="Consolas" w:hAnsi="Consolas"/>
+          <w:b/>
+          <w:bCs/>
+          <w:sz w:val="20"/>
+          <w:szCs w:val="20"/>
+        </w:rPr>
+        <w:t xml:space="preserve">box()</w:t>
+      </w:r>
+      <w:r>
+        <w:rPr>
+          <w:rFonts w:ascii="Calibri" w:cs="Calibri" w:eastAsia="Calibri" w:hAnsi="Calibri"/>
+          <w:b/>
+          <w:bCs/>
+          <w:sz w:val="22"/>
+          <w:szCs w:val="22"/>
+        </w:rPr>
+        <w:t xml:space="preserve">, which is </w:t>
+      </w:r>
+      <w:r>
+        <w:rPr>
+          <w:rFonts w:ascii="Consolas" w:cs="Consolas" w:eastAsia="Consolas" w:hAnsi="Consolas"/>
+          <w:b/>
+          <w:bCs/>
+          <w:sz w:val="20"/>
+          <w:szCs w:val="20"/>
+        </w:rPr>
+        <w:t xml:space="preserve">cantSplit</w:t>
+      </w:r>
+      <w:r>
+        <w:rPr>
+          <w:rFonts w:ascii="Calibri" w:cs="Calibri" w:eastAsia="Calibri" w:hAnsi="Calibri"/>
+          <w:b/>
+          <w:bCs/>
+          <w:sz w:val="22"/>
+          <w:szCs w:val="22"/>
+        </w:rPr>
+        <w:t xml:space="preserve"> and costs one page at the Unit 7 → Unit 8 boundary.</w:t>
+      </w:r>
+      <w:r>
+        <w:rPr>
+          <w:rFonts w:ascii="Calibri" w:cs="Calibri" w:eastAsia="Calibri" w:hAnsi="Calibri"/>
+          <w:sz w:val="22"/>
+          <w:szCs w:val="22"/>
+        </w:rPr>
+        <w:t xml:space="preserve"> ⚠ **A handover should therefore say *test this* rather than *assume it holds* or *assume it does not*</w:t>
+      </w:r>
+      <w:r>
+        <w:rPr>
+          <w:rFonts w:ascii="Calibri" w:cs="Calibri" w:eastAsia="Calibri" w:hAnsi="Calibri"/>
+          <w:b/>
+          <w:bCs/>
+          <w:sz w:val="22"/>
+          <w:szCs w:val="22"/>
+        </w:rPr>
+        <w:t xml:space="preserve"> — </w:t>
+      </w:r>
+      <w:r>
+        <w:rPr>
+          <w:rFonts w:ascii="Calibri" w:cs="Calibri" w:eastAsia="Calibri" w:hAnsi="Calibri"/>
+          <w:sz w:val="22"/>
+          <w:szCs w:val="22"/>
+        </w:rPr>
+        <w:t xml:space="preserve">Business B2 Book 1's handover said exactly that, and Book 2 tested it and it held.**</w:t>
+      </w:r>
+    </w:p>
+    <w:p>
+      <w:pPr>
+        <w:pStyle w:val="ListParagraph"/>
+        <w:numPr>
+          <w:ilvl w:val="0"/>
+          <w:numId w:val="2"/>
+        </w:numPr>
+        <w:spacing w:after="60"/>
+      </w:pPr>
+      <w:r>
+        <w:rPr>
+          <w:rFonts w:ascii="Calibri" w:cs="Calibri" w:eastAsia="Calibri" w:hAnsi="Calibri"/>
+          <w:sz w:val="22"/>
+          <w:szCs w:val="22"/>
+        </w:rPr>
+        <w:t xml:space="preserve">⚠ </w:t>
+      </w:r>
+      <w:r>
+        <w:rPr>
+          <w:rFonts w:ascii="Calibri" w:cs="Calibri" w:eastAsia="Calibri" w:hAnsi="Calibri"/>
+          <w:b/>
+          <w:bCs/>
+          <w:sz w:val="22"/>
+          <w:szCs w:val="22"/>
+        </w:rPr>
+        <w:t xml:space="preserve">A cycle marker with a suffix silently folds a cycle into its neighbour.</w:t>
+      </w:r>
+      <w:r>
+        <w:rPr>
+          <w:rFonts w:ascii="Calibri" w:cs="Calibri" w:eastAsia="Calibri" w:hAnsi="Calibri"/>
+          <w:sz w:val="22"/>
+          <w:szCs w:val="22"/>
+        </w:rPr>
+        <w:t xml:space="preserve"> The harness's cycle splitter matches </w:t>
+      </w:r>
+      <w:r>
+        <w:rPr>
+          <w:rFonts w:ascii="Consolas" w:cs="Consolas" w:eastAsia="Consolas" w:hAnsi="Consolas"/>
+          <w:sz w:val="20"/>
+          <w:szCs w:val="20"/>
+        </w:rPr>
+        <w:t xml:space="preserve">/\/\/ =+ ?(?:CYCLE )?(\d+\.\d+) ?=+/</w:t>
+      </w:r>
+      <w:r>
+        <w:rPr>
+          <w:rFonts w:ascii="Calibri" w:cs="Calibri" w:eastAsia="Calibri" w:hAnsi="Calibri"/>
+          <w:sz w:val="22"/>
+          <w:szCs w:val="22"/>
+        </w:rPr>
+        <w:t xml:space="preserve">, so a banner written </w:t>
+      </w:r>
+      <w:r>
+        <w:rPr>
+          <w:rFonts w:ascii="Consolas" w:cs="Consolas" w:eastAsia="Consolas" w:hAnsi="Consolas"/>
+          <w:sz w:val="20"/>
+          <w:szCs w:val="20"/>
+        </w:rPr>
+        <w:t xml:space="preserve">CYCLE 18.7 — REVIEW &amp; MEDIATE</w:t>
+      </w:r>
+      <w:r>
+        <w:rPr>
+          <w:rFonts w:ascii="Calibri" w:cs="Calibri" w:eastAsia="Calibri" w:hAnsi="Calibri"/>
+          <w:sz w:val="22"/>
+          <w:szCs w:val="22"/>
+        </w:rPr>
+        <w:t xml:space="preserve"> is not a banner: cycle 7's text joins cycle 6's region and every per-cycle check then passes on the wrong text. ⚠ </w:t>
+      </w:r>
+      <w:r>
+        <w:rPr>
+          <w:rFonts w:ascii="Calibri" w:cs="Calibri" w:eastAsia="Calibri" w:hAnsi="Calibri"/>
+          <w:b/>
+          <w:bCs/>
+          <w:sz w:val="22"/>
+          <w:szCs w:val="22"/>
+        </w:rPr>
+        <w:t xml:space="preserve">It cost one rebuild in Business B2 Book 2 and it produces no error of any kind.</w:t>
+      </w:r>
+      <w:r>
+        <w:rPr>
+          <w:rFonts w:ascii="Calibri" w:cs="Calibri" w:eastAsia="Calibri" w:hAnsi="Calibri"/>
+          <w:sz w:val="22"/>
+          <w:szCs w:val="22"/>
+        </w:rPr>
+        <w:t xml:space="preserve"> </w:t>
+      </w:r>
+      <w:r>
+        <w:rPr>
+          <w:rFonts w:ascii="Calibri" w:cs="Calibri" w:eastAsia="Calibri" w:hAnsi="Calibri"/>
+          <w:b/>
+          <w:bCs/>
+          <w:sz w:val="22"/>
+          <w:szCs w:val="22"/>
+        </w:rPr>
+        <w:t xml:space="preserve">Assert the count of cycle regions, not only their contents.</w:t>
+      </w:r>
+    </w:p>
+    <w:p>
+      <w:pPr>
+        <w:pStyle w:val="ListParagraph"/>
+        <w:numPr>
+          <w:ilvl w:val="0"/>
+          <w:numId w:val="2"/>
+        </w:numPr>
+        <w:spacing w:after="60"/>
+      </w:pPr>
+      <w:r>
+        <w:rPr>
+          <w:rFonts w:ascii="Calibri" w:cs="Calibri" w:eastAsia="Calibri" w:hAnsi="Calibri"/>
+          <w:sz w:val="22"/>
+          <w:szCs w:val="22"/>
+        </w:rPr>
+        <w:t xml:space="preserve">⚠ </w:t>
+      </w:r>
+      <w:r>
+        <w:rPr>
+          <w:rFonts w:ascii="Calibri" w:cs="Calibri" w:eastAsia="Calibri" w:hAnsi="Calibri"/>
+          <w:b/>
+          <w:bCs/>
+          <w:sz w:val="22"/>
+          <w:szCs w:val="22"/>
+        </w:rPr>
+        <w:t xml:space="preserve">The ESP strand's ordinal check must be computed from the rotation, not recalled, and this is the third level at which recalling it failed.</w:t>
+      </w:r>
+      <w:r>
+        <w:rPr>
+          <w:rFonts w:ascii="Calibri" w:cs="Calibri" w:eastAsia="Calibri" w:hAnsi="Calibri"/>
+          <w:sz w:val="22"/>
+          <w:szCs w:val="22"/>
+        </w:rPr>
+        <w:t xml:space="preserve"> Business B2 wrote *the third time in the level* for a Reading part that was the </w:t>
+      </w:r>
+      <w:r>
+        <w:rPr>
+          <w:rFonts w:ascii="Calibri" w:cs="Calibri" w:eastAsia="Calibri" w:hAnsi="Calibri"/>
+          <w:b/>
+          <w:bCs/>
+          <w:sz w:val="22"/>
+          <w:szCs w:val="22"/>
+        </w:rPr>
+        <w:t xml:space="preserve">fourth</w:t>
+      </w:r>
+      <w:r>
+        <w:rPr>
+          <w:rFonts w:ascii="Calibri" w:cs="Calibri" w:eastAsia="Calibri" w:hAnsi="Calibri"/>
+          <w:sz w:val="22"/>
+          <w:szCs w:val="22"/>
+        </w:rPr>
+        <w:t xml:space="preserve"> (Units 3, 7, 12, 18), and *the odd units take Part 1* without the strand's own declared Unit 20 / 21 exchange. </w:t>
+      </w:r>
+      <w:r>
+        <w:rPr>
+          <w:rFonts w:ascii="Calibri" w:cs="Calibri" w:eastAsia="Calibri" w:hAnsi="Calibri"/>
+          <w:b/>
+          <w:bCs/>
+          <w:sz w:val="22"/>
+          <w:szCs w:val="22"/>
+        </w:rPr>
+        <w:t xml:space="preserve">Both were corrected by computing the rotation; both would have printed.</w:t>
+      </w:r>
+      <w:r>
+        <w:rPr>
+          <w:rFonts w:ascii="Calibri" w:cs="Calibri" w:eastAsia="Calibri" w:hAnsi="Calibri"/>
+          <w:sz w:val="22"/>
+          <w:szCs w:val="22"/>
+        </w:rPr>
+        <w:t xml:space="preserve"> ⚠ </w:t>
+      </w:r>
+      <w:r>
+        <w:rPr>
+          <w:rFonts w:ascii="Calibri" w:cs="Calibri" w:eastAsia="Calibri" w:hAnsi="Calibri"/>
+          <w:b/>
+          <w:bCs/>
+          <w:sz w:val="22"/>
+          <w:szCs w:val="22"/>
+        </w:rPr>
+        <w:t xml:space="preserve">An examination anchor and an examination ordinal are the same kind of fact: looked up, then added up.</w:t>
+      </w:r>
+    </w:p>
+    <w:p>
+      <w:pPr>
+        <w:pStyle w:val="ListParagraph"/>
+        <w:numPr>
+          <w:ilvl w:val="0"/>
+          <w:numId w:val="2"/>
+        </w:numPr>
+        <w:spacing w:after="60"/>
+      </w:pPr>
+      <w:r>
+        <w:rPr>
+          <w:rFonts w:ascii="Calibri" w:cs="Calibri" w:eastAsia="Calibri" w:hAnsi="Calibri"/>
+          <w:sz w:val="22"/>
+          <w:szCs w:val="22"/>
+        </w:rPr>
+        <w:t xml:space="preserve">⚠ </w:t>
+      </w:r>
+      <w:r>
+        <w:rPr>
+          <w:rFonts w:ascii="Calibri" w:cs="Calibri" w:eastAsia="Calibri" w:hAnsi="Calibri"/>
+          <w:b/>
+          <w:bCs/>
+          <w:sz w:val="22"/>
+          <w:szCs w:val="22"/>
+        </w:rPr>
+        <w:t xml:space="preserve">A declared test-only emphasis should be two and not three, and this is now measured twice.</w:t>
+      </w:r>
+      <w:r>
+        <w:rPr>
+          <w:rFonts w:ascii="Calibri" w:cs="Calibri" w:eastAsia="Calibri" w:hAnsi="Calibri"/>
+          <w:sz w:val="22"/>
+          <w:szCs w:val="22"/>
+        </w:rPr>
+        <w:t xml:space="preserve"> Business B2 Book 1 proposed three and declared two; Book 2 proposed three and declared two. </w:t>
+      </w:r>
+      <w:r>
+        <w:rPr>
+          <w:rFonts w:ascii="Calibri" w:cs="Calibri" w:eastAsia="Calibri" w:hAnsi="Calibri"/>
+          <w:b/>
+          <w:bCs/>
+          <w:sz w:val="22"/>
+          <w:szCs w:val="22"/>
+        </w:rPr>
+        <w:t xml:space="preserve">The one dropped each time was dropped for the same reason: it was already a content point of the task it would have been declared on, and the series rule is that a test-only emphasis marks a move the units taught and did not score.</w:t>
+      </w:r>
+      <w:r>
+        <w:rPr>
+          <w:rFonts w:ascii="Calibri" w:cs="Calibri" w:eastAsia="Calibri" w:hAnsi="Calibri"/>
+          <w:sz w:val="22"/>
+          <w:szCs w:val="22"/>
+        </w:rPr>
+        <w:t xml:space="preserve"> ⚠ </w:t>
+      </w:r>
+      <w:r>
+        <w:rPr>
+          <w:rFonts w:ascii="Calibri" w:cs="Calibri" w:eastAsia="Calibri" w:hAnsi="Calibri"/>
+          <w:b/>
+          <w:bCs/>
+          <w:sz w:val="22"/>
+          <w:szCs w:val="22"/>
+        </w:rPr>
+        <w:t xml:space="preserve">Three declared emphases on one page is a paper that tells the candidate what to write rather than asking what they can do.</w:t>
+      </w:r>
+    </w:p>
+    <w:p>
+      <w:pPr>
+        <w:pStyle w:val="ListParagraph"/>
+        <w:numPr>
+          <w:ilvl w:val="0"/>
+          <w:numId w:val="2"/>
+        </w:numPr>
+        <w:spacing w:after="60"/>
+      </w:pPr>
+      <w:r>
+        <w:rPr>
+          <w:rFonts w:ascii="Calibri" w:cs="Calibri" w:eastAsia="Calibri" w:hAnsi="Calibri"/>
+          <w:sz w:val="22"/>
+          <w:szCs w:val="22"/>
+        </w:rPr>
+        <w:t xml:space="preserve">⚠ </w:t>
+      </w:r>
+      <w:r>
+        <w:rPr>
+          <w:rFonts w:ascii="Calibri" w:cs="Calibri" w:eastAsia="Calibri" w:hAnsi="Calibri"/>
+          <w:b/>
+          <w:bCs/>
+          <w:sz w:val="22"/>
+          <w:szCs w:val="22"/>
+        </w:rPr>
+        <w:t xml:space="preserve">A plan's cycle table may be departed from, and the departure belongs in the handover rather than in the plan's tables.</w:t>
+      </w:r>
+      <w:r>
+        <w:rPr>
+          <w:rFonts w:ascii="Calibri" w:cs="Calibri" w:eastAsia="Calibri" w:hAnsi="Calibri"/>
+          <w:sz w:val="22"/>
+          <w:szCs w:val="22"/>
+        </w:rPr>
+        <w:t xml:space="preserve"> Business B2 Book 2's Unit 23 kept two of the plan's seven functions and replaced five, which removed the level's only named epistemic scheme — *evidenced · reported · inferred · unknown* — leaving its working parts distributed across four cycles in two books. ⚠ </w:t>
+      </w:r>
+      <w:r>
+        <w:rPr>
+          <w:rFonts w:ascii="Calibri" w:cs="Calibri" w:eastAsia="Calibri" w:hAnsi="Calibri"/>
+          <w:b/>
+          <w:bCs/>
+          <w:sz w:val="22"/>
+          <w:szCs w:val="22"/>
+        </w:rPr>
+        <w:t xml:space="preserve">The loss is recorded in the handover with a table of where each dropped item's substance actually lives, checked rather than asserted, and with the one sentence that matters: a single named scheme is easier to teach and easier to examine than four habits in four units.</w:t>
+      </w:r>
+      <w:r>
+        <w:rPr>
+          <w:rFonts w:ascii="Calibri" w:cs="Calibri" w:eastAsia="Calibri" w:hAnsi="Calibri"/>
+          <w:sz w:val="22"/>
+          <w:szCs w:val="22"/>
+        </w:rPr>
+        <w:t xml:space="preserve"> </w:t>
+      </w:r>
+      <w:r>
+        <w:rPr>
+          <w:rFonts w:ascii="Calibri" w:cs="Calibri" w:eastAsia="Calibri" w:hAnsi="Calibri"/>
+          <w:b/>
+          <w:bCs/>
+          <w:sz w:val="22"/>
+          <w:szCs w:val="22"/>
+        </w:rPr>
+        <w:t xml:space="preserve">The convention is Book 1's: the plan describes the units as planned, the built books are the record, and the handover is the reconciliation.</w:t>
+      </w:r>
+    </w:p>
+    <w:p>
+      <w:pPr>
+        <w:pStyle w:val="ListParagraph"/>
+        <w:numPr>
+          <w:ilvl w:val="0"/>
+          <w:numId w:val="2"/>
+        </w:numPr>
+        <w:spacing w:after="60"/>
+      </w:pPr>
+      <w:r>
+        <w:rPr>
+          <w:rFonts w:ascii="Calibri" w:cs="Calibri" w:eastAsia="Calibri" w:hAnsi="Calibri"/>
+          <w:b/>
+          <w:bCs/>
+          <w:sz w:val="22"/>
+          <w:szCs w:val="22"/>
+        </w:rPr>
+        <w:t xml:space="preserve">A level that ends a strand needs one instruction that happens after the course, and it must be an obligation on somebody who is still there.</w:t>
+      </w:r>
+      <w:r>
+        <w:rPr>
+          <w:rFonts w:ascii="Calibri" w:cs="Calibri" w:eastAsia="Calibri" w:hAnsi="Calibri"/>
+          <w:sz w:val="22"/>
+          <w:szCs w:val="22"/>
+        </w:rPr>
+        <w:t xml:space="preserve"> Business B2's End-of-Book Test ends with every candidate writing three things on the teacher's list — </w:t>
+      </w:r>
+      <w:r>
+        <w:rPr>
+          <w:rFonts w:ascii="Calibri" w:cs="Calibri" w:eastAsia="Calibri" w:hAnsi="Calibri"/>
+          <w:b/>
+          <w:bCs/>
+          <w:sz w:val="22"/>
+          <w:szCs w:val="22"/>
+        </w:rPr>
+        <w:t xml:space="preserve">one document, one reader, one date in the following fortnight</w:t>
+      </w:r>
+      <w:r>
+        <w:rPr>
+          <w:rFonts w:ascii="Calibri" w:cs="Calibri" w:eastAsia="Calibri" w:hAnsi="Calibri"/>
+          <w:sz w:val="22"/>
+          <w:szCs w:val="22"/>
+        </w:rPr>
+        <w:t xml:space="preserve"> — and ⚠ </w:t>
+      </w:r>
+      <w:r>
+        <w:rPr>
+          <w:rFonts w:ascii="Calibri" w:cs="Calibri" w:eastAsia="Calibri" w:hAnsi="Calibri"/>
+          <w:b/>
+          <w:bCs/>
+          <w:sz w:val="22"/>
+          <w:szCs w:val="22"/>
+        </w:rPr>
+        <w:t xml:space="preserve">the teacher asks in October by reading the candidate's own line back to them and asking for the date it was written and who received it.</w:t>
+      </w:r>
+      <w:r>
+        <w:rPr>
+          <w:rFonts w:ascii="Calibri" w:cs="Calibri" w:eastAsia="Calibri" w:hAnsi="Calibri"/>
+          <w:sz w:val="22"/>
+          <w:szCs w:val="22"/>
+        </w:rPr>
+        <w:t xml:space="preserve"> </w:t>
+      </w:r>
+      <w:r>
+        <w:rPr>
+          <w:rFonts w:ascii="Calibri" w:cs="Calibri" w:eastAsia="Calibri" w:hAnsi="Calibri"/>
+          <w:b/>
+          <w:bCs/>
+          <w:sz w:val="22"/>
+          <w:szCs w:val="22"/>
+        </w:rPr>
+        <w:t xml:space="preserve">The key records the expected rate, about a third, so that the next teacher has a comparator.</w:t>
+      </w:r>
+      <w:r>
+        <w:rPr>
+          <w:rFonts w:ascii="Calibri" w:cs="Calibri" w:eastAsia="Calibri" w:hAnsi="Calibri"/>
+          <w:sz w:val="22"/>
+          <w:szCs w:val="22"/>
+        </w:rPr>
+        <w:t xml:space="preserve"> ⚠ </w:t>
+      </w:r>
+      <w:r>
+        <w:rPr>
+          <w:rFonts w:ascii="Calibri" w:cs="Calibri" w:eastAsia="Calibri" w:hAnsi="Calibri"/>
+          <w:b/>
+          <w:bCs/>
+          <w:sz w:val="22"/>
+          <w:szCs w:val="22"/>
+        </w:rPr>
+        <w:t xml:space="preserve">It is the apparatus of the level's own falsifying-condition cycle — a day, a document and a named person — turned on the candidates themselves, and that is why it is the last thing the course does.</w:t>
       </w:r>
     </w:p>
     <w:p>

--- a/proactive-english-a2-b2-sy/out/PE-SY_SERIES_BIBLE.docx
+++ b/proactive-english-a2-b2-sy/out/PE-SY_SERIES_BIBLE.docx
@@ -27,7 +27,7 @@
           <w:sz w:val="22"/>
           <w:szCs w:val="22"/>
         </w:rPr>
-        <w:t xml:space="preserve">Syria Edition · Version 1.8 · 24 October 2026 · Author: Mo (Mohamad Khorbatli)</w:t>
+        <w:t xml:space="preserve">Syria Edition · Version 1.9 · 25 October 2026 · Author: Mo (Mohamad Khorbatli)</w:t>
       </w:r>
     </w:p>
     <w:p>
@@ -1364,6 +1364,164 @@
                 <w:szCs w:val="20"/>
               </w:rPr>
               <w:t xml:space="preserve">Syria Edition — the ESP strand at B2, anchored to B2 Business Vantage</w:t>
+            </w:r>
+          </w:p>
+        </w:tc>
+        <w:tc>
+          <w:tcPr>
+            <w:tcW w:type="dxa" w:w="2703"/>
+            <w:tcBorders>
+              <w:top w:val="single" w:color="A6A6A6" w:sz="4"/>
+              <w:left w:val="single" w:color="A6A6A6" w:sz="4"/>
+              <w:bottom w:val="single" w:color="A6A6A6" w:sz="4"/>
+              <w:right w:val="single" w:color="A6A6A6" w:sz="4"/>
+            </w:tcBorders>
+            <w:tcMar>
+              <w:top w:type="dxa" w:w="50"/>
+              <w:left w:type="dxa" w:w="90"/>
+              <w:bottom w:type="dxa" w:w="50"/>
+              <w:right w:type="dxa" w:w="90"/>
+            </w:tcMar>
+          </w:tcPr>
+          <w:p>
+            <w:r>
+              <w:rPr>
+                <w:rFonts w:ascii="Calibri" w:cs="Calibri" w:eastAsia="Calibri" w:hAnsi="Calibri"/>
+                <w:sz w:val="20"/>
+                <w:szCs w:val="20"/>
+              </w:rPr>
+              <w:t xml:space="preserve">⚠ </w:t>
+            </w:r>
+            <w:r>
+              <w:rPr>
+                <w:rFonts w:ascii="Calibri" w:cs="Calibri" w:eastAsia="Calibri" w:hAnsi="Calibri"/>
+                <w:b/>
+                <w:bCs/>
+                <w:sz w:val="20"/>
+                <w:szCs w:val="20"/>
+              </w:rPr>
+              <w:t xml:space="preserve">BOTH BOOKS DELIVERED — the level is closed</w:t>
+            </w:r>
+          </w:p>
+        </w:tc>
+      </w:tr>
+      <w:tr>
+        <w:tc>
+          <w:tcPr>
+            <w:tcW w:type="dxa" w:w="900"/>
+            <w:tcBorders>
+              <w:top w:val="single" w:color="A6A6A6" w:sz="4"/>
+              <w:left w:val="single" w:color="A6A6A6" w:sz="4"/>
+              <w:bottom w:val="single" w:color="A6A6A6" w:sz="4"/>
+              <w:right w:val="single" w:color="A6A6A6" w:sz="4"/>
+            </w:tcBorders>
+            <w:tcMar>
+              <w:top w:type="dxa" w:w="50"/>
+              <w:left w:type="dxa" w:w="90"/>
+              <w:bottom w:type="dxa" w:w="50"/>
+              <w:right w:type="dxa" w:w="90"/>
+            </w:tcMar>
+          </w:tcPr>
+          <w:p>
+            <w:r>
+              <w:rPr>
+                <w:rFonts w:ascii="Calibri" w:cs="Calibri" w:eastAsia="Calibri" w:hAnsi="Calibri"/>
+                <w:sz w:val="20"/>
+                <w:szCs w:val="20"/>
+              </w:rPr>
+              <w:t xml:space="preserve">—</w:t>
+            </w:r>
+          </w:p>
+        </w:tc>
+        <w:tc>
+          <w:tcPr>
+            <w:tcW w:type="dxa" w:w="2701"/>
+            <w:tcBorders>
+              <w:top w:val="single" w:color="A6A6A6" w:sz="4"/>
+              <w:left w:val="single" w:color="A6A6A6" w:sz="4"/>
+              <w:bottom w:val="single" w:color="A6A6A6" w:sz="4"/>
+              <w:right w:val="single" w:color="A6A6A6" w:sz="4"/>
+            </w:tcBorders>
+            <w:tcMar>
+              <w:top w:type="dxa" w:w="50"/>
+              <w:left w:type="dxa" w:w="90"/>
+              <w:bottom w:type="dxa" w:w="50"/>
+              <w:right w:type="dxa" w:w="90"/>
+            </w:tcMar>
+          </w:tcPr>
+          <w:p>
+            <w:r>
+              <w:rPr>
+                <w:rFonts w:ascii="Calibri" w:cs="Calibri" w:eastAsia="Calibri" w:hAnsi="Calibri"/>
+                <w:b/>
+                <w:bCs/>
+                <w:sz w:val="20"/>
+                <w:szCs w:val="20"/>
+              </w:rPr>
+              <w:t xml:space="preserve">Proactive Business English A1</w:t>
+            </w:r>
+            <w:r>
+              <w:rPr>
+                <w:rFonts w:ascii="Calibri" w:cs="Calibri" w:eastAsia="Calibri" w:hAnsi="Calibri"/>
+                <w:sz w:val="20"/>
+                <w:szCs w:val="20"/>
+              </w:rPr>
+              <w:t xml:space="preserve"> (Books 1–2, </w:t>
+            </w:r>
+            <w:r>
+              <w:rPr>
+                <w:rFonts w:ascii="Calibri" w:cs="Calibri" w:eastAsia="Calibri" w:hAnsi="Calibri"/>
+                <w:b/>
+                <w:bCs/>
+                <w:sz w:val="20"/>
+                <w:szCs w:val="20"/>
+              </w:rPr>
+              <w:t xml:space="preserve">12 units</w:t>
+            </w:r>
+            <w:r>
+              <w:rPr>
+                <w:rFonts w:ascii="Calibri" w:cs="Calibri" w:eastAsia="Calibri" w:hAnsi="Calibri"/>
+                <w:sz w:val="20"/>
+                <w:szCs w:val="20"/>
+              </w:rPr>
+              <w:t xml:space="preserve">)</w:t>
+            </w:r>
+          </w:p>
+        </w:tc>
+        <w:tc>
+          <w:tcPr>
+            <w:tcW w:type="dxa" w:w="3602"/>
+            <w:tcBorders>
+              <w:top w:val="single" w:color="A6A6A6" w:sz="4"/>
+              <w:left w:val="single" w:color="A6A6A6" w:sz="4"/>
+              <w:bottom w:val="single" w:color="A6A6A6" w:sz="4"/>
+              <w:right w:val="single" w:color="A6A6A6" w:sz="4"/>
+            </w:tcBorders>
+            <w:tcMar>
+              <w:top w:type="dxa" w:w="50"/>
+              <w:left w:type="dxa" w:w="90"/>
+              <w:bottom w:type="dxa" w:w="50"/>
+              <w:right w:type="dxa" w:w="90"/>
+            </w:tcMar>
+          </w:tcPr>
+          <w:p>
+            <w:r>
+              <w:rPr>
+                <w:rFonts w:ascii="Calibri" w:cs="Calibri" w:eastAsia="Calibri" w:hAnsi="Calibri"/>
+                <w:sz w:val="20"/>
+                <w:szCs w:val="20"/>
+              </w:rPr>
+              <w:t xml:space="preserve">⚠ Syria Edition — </w:t>
+            </w:r>
+            <w:r>
+              <w:rPr>
+                <w:rFonts w:ascii="Calibri" w:cs="Calibri" w:eastAsia="Calibri" w:hAnsi="Calibri"/>
+                <w:b/>
+                <w:bCs/>
+                <w:sz w:val="20"/>
+                <w:szCs w:val="20"/>
+              </w:rPr>
+              <w:t xml:space="preserve">the first level in the series written DOWNWARDS from an existing level, and the first with SIX-unit books</w:t>
             </w:r>
           </w:p>
         </w:tc>
@@ -13761,6 +13919,1436 @@
           <w:szCs w:val="22"/>
         </w:rPr>
         <w:t xml:space="preserve">The convention is Book 1's: the plan describes the units as planned, the built books are the record, and the handover is the reconciliation.</w:t>
+      </w:r>
+    </w:p>
+    <w:p>
+      <w:pPr>
+        <w:pStyle w:val="ListParagraph"/>
+        <w:numPr>
+          <w:ilvl w:val="0"/>
+          <w:numId w:val="2"/>
+        </w:numPr>
+        <w:spacing w:after="60"/>
+      </w:pPr>
+      <w:r>
+        <w:rPr>
+          <w:rFonts w:ascii="Calibri" w:cs="Calibri" w:eastAsia="Calibri" w:hAnsi="Calibri"/>
+          <w:sz w:val="22"/>
+          <w:szCs w:val="22"/>
+        </w:rPr>
+        <w:t xml:space="preserve">— — — </w:t>
+      </w:r>
+      <w:r>
+        <w:rPr>
+          <w:rFonts w:ascii="Calibri" w:cs="Calibri" w:eastAsia="Calibri" w:hAnsi="Calibri"/>
+          <w:b/>
+          <w:bCs/>
+          <w:sz w:val="22"/>
+          <w:szCs w:val="22"/>
+        </w:rPr>
+        <w:t xml:space="preserve">PROACTIVE BUSINESS ENGLISH A1 — the first level written downwards</w:t>
+      </w:r>
+      <w:r>
+        <w:rPr>
+          <w:rFonts w:ascii="Calibri" w:cs="Calibri" w:eastAsia="Calibri" w:hAnsi="Calibri"/>
+          <w:sz w:val="22"/>
+          <w:szCs w:val="22"/>
+        </w:rPr>
+        <w:t xml:space="preserve"> — — —</w:t>
+      </w:r>
+    </w:p>
+    <w:p>
+      <w:pPr>
+        <w:pStyle w:val="ListParagraph"/>
+        <w:numPr>
+          <w:ilvl w:val="0"/>
+          <w:numId w:val="2"/>
+        </w:numPr>
+        <w:spacing w:after="60"/>
+      </w:pPr>
+      <w:r>
+        <w:rPr>
+          <w:rFonts w:ascii="Calibri" w:cs="Calibri" w:eastAsia="Calibri" w:hAnsi="Calibri"/>
+          <w:sz w:val="22"/>
+          <w:szCs w:val="22"/>
+        </w:rPr>
+        <w:t xml:space="preserve">⚠ </w:t>
+      </w:r>
+      <w:r>
+        <w:rPr>
+          <w:rFonts w:ascii="Calibri" w:cs="Calibri" w:eastAsia="Calibri" w:hAnsi="Calibri"/>
+          <w:b/>
+          <w:bCs/>
+          <w:sz w:val="22"/>
+          <w:szCs w:val="22"/>
+        </w:rPr>
+        <w:t xml:space="preserve">A level written DOWNWARDS must invert the cross-level lexis rule, and this is the single most important finding of the A1 build.</w:t>
+      </w:r>
+      <w:r>
+        <w:rPr>
+          <w:rFonts w:ascii="Calibri" w:cs="Calibri" w:eastAsia="Calibri" w:hAnsi="Calibri"/>
+          <w:sz w:val="22"/>
+          <w:szCs w:val="22"/>
+        </w:rPr>
+        <w:t xml:space="preserve"> Everywhere else in this strand the rule is *no repeat inside the level and none against any level below*, and it works because the levels were written bottom-up. </w:t>
+      </w:r>
+      <w:r>
+        <w:rPr>
+          <w:rFonts w:ascii="Calibri" w:cs="Calibri" w:eastAsia="Calibri" w:hAnsi="Calibri"/>
+          <w:b/>
+          <w:bCs/>
+          <w:sz w:val="22"/>
+          <w:szCs w:val="22"/>
+        </w:rPr>
+        <w:t xml:space="preserve">A1 came last.</w:t>
+      </w:r>
+      <w:r>
+        <w:rPr>
+          <w:rFonts w:ascii="Calibri" w:cs="Calibri" w:eastAsia="Calibri" w:hAnsi="Calibri"/>
+          <w:sz w:val="22"/>
+          <w:szCs w:val="22"/>
+        </w:rPr>
+        <w:t xml:space="preserve"> A2 Business had already declared *box*, *invoice*, *driver*, *shelf*, *delivery* and about six hundred others, and a rule forbidding A1 from declaring them forbids A1 from teaching the words it exists to teach. ⚠ </w:t>
+      </w:r>
+      <w:r>
+        <w:rPr>
+          <w:rFonts w:ascii="Calibri" w:cs="Calibri" w:eastAsia="Calibri" w:hAnsi="Calibri"/>
+          <w:b/>
+          <w:bCs/>
+          <w:sz w:val="22"/>
+          <w:szCs w:val="22"/>
+        </w:rPr>
+        <w:t xml:space="preserve">So at A1 the cross-level pool is REPORT-ONLY: a collision with A2, B1 or B2 is a finding and not a fault</w:t>
+      </w:r>
+      <w:r>
+        <w:rPr>
+          <w:rFonts w:ascii="Calibri" w:cs="Calibri" w:eastAsia="Calibri" w:hAnsi="Calibri"/>
+          <w:sz w:val="22"/>
+          <w:szCs w:val="22"/>
+        </w:rPr>
+        <w:t xml:space="preserve"> — printed as an arrow, and </w:t>
+      </w:r>
+      <w:r>
+        <w:rPr>
+          <w:rFonts w:ascii="Calibri" w:cs="Calibri" w:eastAsia="Calibri" w:hAnsi="Calibri"/>
+          <w:b/>
+          <w:bCs/>
+          <w:sz w:val="22"/>
+          <w:szCs w:val="22"/>
+        </w:rPr>
+        <w:t xml:space="preserve">it is what writes each unit's closing “Ahead at A2 — three things you will meet again” box.</w:t>
+      </w:r>
+      <w:r>
+        <w:rPr>
+          <w:rFonts w:ascii="Calibri" w:cs="Calibri" w:eastAsia="Calibri" w:hAnsi="Calibri"/>
+          <w:sz w:val="22"/>
+          <w:szCs w:val="22"/>
+        </w:rPr>
+        <w:t xml:space="preserve"> </w:t>
+      </w:r>
+      <w:r>
+        <w:rPr>
+          <w:rFonts w:ascii="Calibri" w:cs="Calibri" w:eastAsia="Calibri" w:hAnsi="Calibri"/>
+          <w:b/>
+          <w:bCs/>
+          <w:sz w:val="22"/>
+          <w:szCs w:val="22"/>
+        </w:rPr>
+        <w:t xml:space="preserve">A harness output became a page of the book.</w:t>
+      </w:r>
+      <w:r>
+        <w:rPr>
+          <w:rFonts w:ascii="Calibri" w:cs="Calibri" w:eastAsia="Calibri" w:hAnsi="Calibri"/>
+          <w:sz w:val="22"/>
+          <w:szCs w:val="22"/>
+        </w:rPr>
+        <w:t xml:space="preserve"> The within-level rule stays absolute. </w:t>
+      </w:r>
+      <w:r>
+        <w:rPr>
+          <w:rFonts w:ascii="Calibri" w:cs="Calibri" w:eastAsia="Calibri" w:hAnsi="Calibri"/>
+          <w:b/>
+          <w:bCs/>
+          <w:sz w:val="22"/>
+          <w:szCs w:val="22"/>
+        </w:rPr>
+        <w:t xml:space="preserve">Any future level written downwards inherits this inversion; do not fix it.</w:t>
+      </w:r>
+    </w:p>
+    <w:p>
+      <w:pPr>
+        <w:pStyle w:val="ListParagraph"/>
+        <w:numPr>
+          <w:ilvl w:val="0"/>
+          <w:numId w:val="2"/>
+        </w:numPr>
+        <w:spacing w:after="60"/>
+      </w:pPr>
+      <w:r>
+        <w:rPr>
+          <w:rFonts w:ascii="Calibri" w:cs="Calibri" w:eastAsia="Calibri" w:hAnsi="Calibri"/>
+          <w:sz w:val="22"/>
+          <w:szCs w:val="22"/>
+        </w:rPr>
+        <w:t xml:space="preserve">⚠ </w:t>
+      </w:r>
+      <w:r>
+        <w:rPr>
+          <w:rFonts w:ascii="Calibri" w:cs="Calibri" w:eastAsia="Calibri" w:hAnsi="Calibri"/>
+          <w:b/>
+          <w:bCs/>
+          <w:sz w:val="22"/>
+          <w:szCs w:val="22"/>
+        </w:rPr>
+        <w:t xml:space="preserve">A level's book length is a page-count decision, not a pedagogical one, and A1 is the first level in the series where it changed the architecture.</w:t>
+      </w:r>
+      <w:r>
+        <w:rPr>
+          <w:rFonts w:ascii="Calibri" w:cs="Calibri" w:eastAsia="Calibri" w:hAnsi="Calibri"/>
+          <w:sz w:val="22"/>
+          <w:szCs w:val="22"/>
+        </w:rPr>
+        <w:t xml:space="preserve"> An A1 unit runs </w:t>
+      </w:r>
+      <w:r>
+        <w:rPr>
+          <w:rFonts w:ascii="Calibri" w:cs="Calibri" w:eastAsia="Calibri" w:hAnsi="Calibri"/>
+          <w:b/>
+          <w:bCs/>
+          <w:sz w:val="22"/>
+          <w:szCs w:val="22"/>
+        </w:rPr>
+        <w:t xml:space="preserve">23–30 pages</w:t>
+      </w:r>
+      <w:r>
+        <w:rPr>
+          <w:rFonts w:ascii="Calibri" w:cs="Calibri" w:eastAsia="Calibri" w:hAnsi="Calibri"/>
+          <w:sz w:val="22"/>
+          <w:szCs w:val="22"/>
+        </w:rPr>
+        <w:t xml:space="preserve"> because an A1 cycle needs more furniture per idea than a B2 one — a model dialogue, a Language box, a worked practice and a ruled area for a task whose answer is fifteen words. </w:t>
+      </w:r>
+      <w:r>
+        <w:rPr>
+          <w:rFonts w:ascii="Calibri" w:cs="Calibri" w:eastAsia="Calibri" w:hAnsi="Calibri"/>
+          <w:b/>
+          <w:bCs/>
+          <w:sz w:val="22"/>
+          <w:szCs w:val="22"/>
+        </w:rPr>
+        <w:t xml:space="preserve">Twelve such units is a 358-page student's book, which is not a book a learner carries.</w:t>
+      </w:r>
+      <w:r>
+        <w:rPr>
+          <w:rFonts w:ascii="Calibri" w:cs="Calibri" w:eastAsia="Calibri" w:hAnsi="Calibri"/>
+          <w:sz w:val="22"/>
+          <w:szCs w:val="22"/>
+        </w:rPr>
+        <w:t xml:space="preserve"> A1 therefore ships as </w:t>
+      </w:r>
+      <w:r>
+        <w:rPr>
+          <w:rFonts w:ascii="Calibri" w:cs="Calibri" w:eastAsia="Calibri" w:hAnsi="Calibri"/>
+          <w:b/>
+          <w:bCs/>
+          <w:sz w:val="22"/>
+          <w:szCs w:val="22"/>
+        </w:rPr>
+        <w:t xml:space="preserve">two books of six units</w:t>
+      </w:r>
+      <w:r>
+        <w:rPr>
+          <w:rFonts w:ascii="Calibri" w:cs="Calibri" w:eastAsia="Calibri" w:hAnsi="Calibri"/>
+          <w:sz w:val="22"/>
+          <w:szCs w:val="22"/>
+        </w:rPr>
+        <w:t xml:space="preserve"> at </w:t>
+      </w:r>
+      <w:r>
+        <w:rPr>
+          <w:rFonts w:ascii="Calibri" w:cs="Calibri" w:eastAsia="Calibri" w:hAnsi="Calibri"/>
+          <w:b/>
+          <w:bCs/>
+          <w:sz w:val="22"/>
+          <w:szCs w:val="22"/>
+        </w:rPr>
+        <w:t xml:space="preserve">165</w:t>
+      </w:r>
+      <w:r>
+        <w:rPr>
+          <w:rFonts w:ascii="Calibri" w:cs="Calibri" w:eastAsia="Calibri" w:hAnsi="Calibri"/>
+          <w:sz w:val="22"/>
+          <w:szCs w:val="22"/>
+        </w:rPr>
+        <w:t xml:space="preserve"> and </w:t>
+      </w:r>
+      <w:r>
+        <w:rPr>
+          <w:rFonts w:ascii="Calibri" w:cs="Calibri" w:eastAsia="Calibri" w:hAnsi="Calibri"/>
+          <w:b/>
+          <w:bCs/>
+          <w:sz w:val="22"/>
+          <w:szCs w:val="22"/>
+        </w:rPr>
+        <w:t xml:space="preserve">193</w:t>
+      </w:r>
+      <w:r>
+        <w:rPr>
+          <w:rFonts w:ascii="Calibri" w:cs="Calibri" w:eastAsia="Calibri" w:hAnsi="Calibri"/>
+          <w:sz w:val="22"/>
+          <w:szCs w:val="22"/>
+        </w:rPr>
+        <w:t xml:space="preserve"> pages. ⚠ </w:t>
+      </w:r>
+      <w:r>
+        <w:rPr>
+          <w:rFonts w:ascii="Calibri" w:cs="Calibri" w:eastAsia="Calibri" w:hAnsi="Calibri"/>
+          <w:b/>
+          <w:bCs/>
+          <w:sz w:val="22"/>
+          <w:szCs w:val="22"/>
+        </w:rPr>
+        <w:t xml:space="preserve">Three consequences the harness must carry: the ordinal helper counts within the book, so Unit 7 is the FIRST of Book 2; there is NO mid-book test in either volume, because at six units the test at the end of a book IS the mid-point of the course; and the bound-volume builder needs a documented special case.</w:t>
+      </w:r>
+      <w:r>
+        <w:rPr>
+          <w:rFonts w:ascii="Calibri" w:cs="Calibri" w:eastAsia="Calibri" w:hAnsi="Calibri"/>
+          <w:sz w:val="22"/>
+          <w:szCs w:val="22"/>
+        </w:rPr>
+        <w:t xml:space="preserve"> </w:t>
+      </w:r>
+      <w:r>
+        <w:rPr>
+          <w:rFonts w:ascii="Calibri" w:cs="Calibri" w:eastAsia="Calibri" w:hAnsi="Calibri"/>
+          <w:b/>
+          <w:bCs/>
+          <w:sz w:val="22"/>
+          <w:szCs w:val="22"/>
+        </w:rPr>
+        <w:t xml:space="preserve">Decide book length from the measured unit, before writing unit two.</w:t>
+      </w:r>
+    </w:p>
+    <w:p>
+      <w:pPr>
+        <w:pStyle w:val="ListParagraph"/>
+        <w:numPr>
+          <w:ilvl w:val="0"/>
+          <w:numId w:val="2"/>
+        </w:numPr>
+        <w:spacing w:after="60"/>
+      </w:pPr>
+      <w:r>
+        <w:rPr>
+          <w:rFonts w:ascii="Calibri" w:cs="Calibri" w:eastAsia="Calibri" w:hAnsi="Calibri"/>
+          <w:sz w:val="22"/>
+          <w:szCs w:val="22"/>
+        </w:rPr>
+        <w:t xml:space="preserve">⚠ </w:t>
+      </w:r>
+      <w:r>
+        <w:rPr>
+          <w:rFonts w:ascii="Calibri" w:cs="Calibri" w:eastAsia="Calibri" w:hAnsi="Calibri"/>
+          <w:b/>
+          <w:bCs/>
+          <w:sz w:val="22"/>
+          <w:szCs w:val="22"/>
+        </w:rPr>
+        <w:t xml:space="preserve">House figures do not predict pages. Documents do.</w:t>
+      </w:r>
+      <w:r>
+        <w:rPr>
+          <w:rFonts w:ascii="Calibri" w:cs="Calibri" w:eastAsia="Calibri" w:hAnsi="Calibri"/>
+          <w:sz w:val="22"/>
+          <w:szCs w:val="22"/>
+        </w:rPr>
+        <w:t xml:space="preserve"> Every one of the twelve A1 units hits the house figures </w:t>
+      </w:r>
+      <w:r>
+        <w:rPr>
+          <w:rFonts w:ascii="Calibri" w:cs="Calibri" w:eastAsia="Calibri" w:hAnsi="Calibri"/>
+          <w:b/>
+          <w:bCs/>
+          <w:sz w:val="22"/>
+          <w:szCs w:val="22"/>
+        </w:rPr>
+        <w:t xml:space="preserve">exactly</w:t>
+      </w:r>
+      <w:r>
+        <w:rPr>
+          <w:rFonts w:ascii="Calibri" w:cs="Calibri" w:eastAsia="Calibri" w:hAnsi="Calibri"/>
+          <w:sz w:val="22"/>
+          <w:szCs w:val="22"/>
+        </w:rPr>
+        <w:t xml:space="preserve"> — 89 stage headings, 14 dialogues, 7 Language boxes, 7 page breaks — </w:t>
+      </w:r>
+      <w:r>
+        <w:rPr>
+          <w:rFonts w:ascii="Calibri" w:cs="Calibri" w:eastAsia="Calibri" w:hAnsi="Calibri"/>
+          <w:b/>
+          <w:bCs/>
+          <w:sz w:val="22"/>
+          <w:szCs w:val="22"/>
+        </w:rPr>
+        <w:t xml:space="preserve">and they range from 23 to 30 pages.</w:t>
+      </w:r>
+      <w:r>
+        <w:rPr>
+          <w:rFonts w:ascii="Calibri" w:cs="Calibri" w:eastAsia="Calibri" w:hAnsi="Calibri"/>
+          <w:sz w:val="22"/>
+          <w:szCs w:val="22"/>
+        </w:rPr>
+        <w:t xml:space="preserve"> A band must be measured from built documents and never derived from structural counts, however exact those counts are.</w:t>
+      </w:r>
+    </w:p>
+    <w:p>
+      <w:pPr>
+        <w:pStyle w:val="ListParagraph"/>
+        <w:numPr>
+          <w:ilvl w:val="0"/>
+          <w:numId w:val="2"/>
+        </w:numPr>
+        <w:spacing w:after="60"/>
+      </w:pPr>
+      <w:r>
+        <w:rPr>
+          <w:rFonts w:ascii="Calibri" w:cs="Calibri" w:eastAsia="Calibri" w:hAnsi="Calibri"/>
+          <w:sz w:val="22"/>
+          <w:szCs w:val="22"/>
+        </w:rPr>
+        <w:t xml:space="preserve">⚠ </w:t>
+      </w:r>
+      <w:r>
+        <w:rPr>
+          <w:rFonts w:ascii="Calibri" w:cs="Calibri" w:eastAsia="Calibri" w:hAnsi="Calibri"/>
+          <w:b/>
+          <w:bCs/>
+          <w:sz w:val="22"/>
+          <w:szCs w:val="22"/>
+        </w:rPr>
+        <w:t xml:space="preserve">Prose about the harness, written inside a file the harness reads, is code as far as the harness is concerned.</w:t>
+      </w:r>
+      <w:r>
+        <w:rPr>
+          <w:rFonts w:ascii="Calibri" w:cs="Calibri" w:eastAsia="Calibri" w:hAnsi="Calibri"/>
+          <w:sz w:val="22"/>
+          <w:szCs w:val="22"/>
+        </w:rPr>
+        <w:t xml:space="preserve"> A1's Unit 12 carries the end-of-level block, and its header comment explained this by naming the page-break and top-level-heading calls in code form. The harness refused the unit: eight page breaks where the figure is seven, and two top-level headings. </w:t>
+      </w:r>
+      <w:r>
+        <w:rPr>
+          <w:rFonts w:ascii="Calibri" w:cs="Calibri" w:eastAsia="Calibri" w:hAnsi="Calibri"/>
+          <w:b/>
+          <w:bCs/>
+          <w:sz w:val="22"/>
+          <w:szCs w:val="22"/>
+        </w:rPr>
+        <w:t xml:space="preserve">The house-figure check counts TEXT matches and cannot tell a call from a comment about a call.</w:t>
+      </w:r>
+      <w:r>
+        <w:rPr>
+          <w:rFonts w:ascii="Calibri" w:cs="Calibri" w:eastAsia="Calibri" w:hAnsi="Calibri"/>
+          <w:sz w:val="22"/>
+          <w:szCs w:val="22"/>
+        </w:rPr>
+        <w:t xml:space="preserve"> ⚠ </w:t>
+      </w:r>
+      <w:r>
+        <w:rPr>
+          <w:rFonts w:ascii="Calibri" w:cs="Calibri" w:eastAsia="Calibri" w:hAnsi="Calibri"/>
+          <w:b/>
+          <w:bCs/>
+          <w:sz w:val="22"/>
+          <w:szCs w:val="22"/>
+        </w:rPr>
+        <w:t xml:space="preserve">Name call sites in words, never in their code form, inside any file the harness reads</w:t>
+      </w:r>
+      <w:r>
+        <w:rPr>
+          <w:rFonts w:ascii="Calibri" w:cs="Calibri" w:eastAsia="Calibri" w:hAnsi="Calibri"/>
+          <w:sz w:val="22"/>
+          <w:szCs w:val="22"/>
+        </w:rPr>
+        <w:t xml:space="preserve"> — and this is the second time in the series a comment has broken a check.</w:t>
+      </w:r>
+    </w:p>
+    <w:p>
+      <w:pPr>
+        <w:pStyle w:val="ListParagraph"/>
+        <w:numPr>
+          <w:ilvl w:val="0"/>
+          <w:numId w:val="2"/>
+        </w:numPr>
+        <w:spacing w:after="60"/>
+      </w:pPr>
+      <w:r>
+        <w:rPr>
+          <w:rFonts w:ascii="Calibri" w:cs="Calibri" w:eastAsia="Calibri" w:hAnsi="Calibri"/>
+          <w:sz w:val="22"/>
+          <w:szCs w:val="22"/>
+        </w:rPr>
+        <w:t xml:space="preserve">⚠ </w:t>
+      </w:r>
+      <w:r>
+        <w:rPr>
+          <w:rFonts w:ascii="Calibri" w:cs="Calibri" w:eastAsia="Calibri" w:hAnsi="Calibri"/>
+          <w:b/>
+          <w:bCs/>
+          <w:sz w:val="22"/>
+          <w:szCs w:val="22"/>
+        </w:rPr>
+        <w:t xml:space="preserve">Two lists that should be one will drift, and the fix is to report the gap rather than to reconcile them by hand.</w:t>
+      </w:r>
+      <w:r>
+        <w:rPr>
+          <w:rFonts w:ascii="Calibri" w:cs="Calibri" w:eastAsia="Calibri" w:hAnsi="Calibri"/>
+          <w:sz w:val="22"/>
+          <w:szCs w:val="22"/>
+        </w:rPr>
+        <w:t xml:space="preserve"> A1's cast check fired </w:t>
+      </w:r>
+      <w:r>
+        <w:rPr>
+          <w:rFonts w:ascii="Calibri" w:cs="Calibri" w:eastAsia="Calibri" w:hAnsi="Calibri"/>
+          <w:b/>
+          <w:bCs/>
+          <w:sz w:val="22"/>
+          <w:szCs w:val="22"/>
+        </w:rPr>
+        <w:t xml:space="preserve">four times</w:t>
+      </w:r>
+      <w:r>
+        <w:rPr>
+          <w:rFonts w:ascii="Calibri" w:cs="Calibri" w:eastAsia="Calibri" w:hAnsi="Calibri"/>
+          <w:sz w:val="22"/>
+          <w:szCs w:val="22"/>
+        </w:rPr>
+        <w:t xml:space="preserve"> — Samih, Fouad, Hani, Hala — and </w:t>
+      </w:r>
+      <w:r>
+        <w:rPr>
+          <w:rFonts w:ascii="Calibri" w:cs="Calibri" w:eastAsia="Calibri" w:hAnsi="Calibri"/>
+          <w:b/>
+          <w:bCs/>
+          <w:sz w:val="22"/>
+          <w:szCs w:val="22"/>
+        </w:rPr>
+        <w:t xml:space="preserve">every one of the four was a name already registered in the surname map for consistency.</w:t>
+      </w:r>
+      <w:r>
+        <w:rPr>
+          <w:rFonts w:ascii="Calibri" w:cs="Calibri" w:eastAsia="Calibri" w:hAnsi="Calibri"/>
+          <w:sz w:val="22"/>
+          <w:szCs w:val="22"/>
+        </w:rPr>
+        <w:t xml:space="preserve"> The fault was not four oversights; it was that the surname map and the cast list are two lists maintained separately. A new gap-reporter now names every character registered for surnames who cannot yet speak. ⚠ </w:t>
+      </w:r>
+      <w:r>
+        <w:rPr>
+          <w:rFonts w:ascii="Calibri" w:cs="Calibri" w:eastAsia="Calibri" w:hAnsi="Calibri"/>
+          <w:b/>
+          <w:bCs/>
+          <w:sz w:val="22"/>
+          <w:szCs w:val="22"/>
+        </w:rPr>
+        <w:t xml:space="preserve">Its first version listed Raed and Yasser, who are in the cast as Abu Raed and Abu Yasser and can speak: a warning that names people who can speak is a warning nobody reads</w:t>
+      </w:r>
+      <w:r>
+        <w:rPr>
+          <w:rFonts w:ascii="Calibri" w:cs="Calibri" w:eastAsia="Calibri" w:hAnsi="Calibri"/>
+          <w:sz w:val="22"/>
+          <w:szCs w:val="22"/>
+        </w:rPr>
+        <w:t xml:space="preserve">, so the Abu form now covers the bare name. </w:t>
+      </w:r>
+      <w:r>
+        <w:rPr>
+          <w:rFonts w:ascii="Calibri" w:cs="Calibri" w:eastAsia="Calibri" w:hAnsi="Calibri"/>
+          <w:b/>
+          <w:bCs/>
+          <w:sz w:val="22"/>
+          <w:szCs w:val="22"/>
+        </w:rPr>
+        <w:t xml:space="preserve">If you are starting a level fresh, keep them as one list.</w:t>
+      </w:r>
+    </w:p>
+    <w:p>
+      <w:pPr>
+        <w:pStyle w:val="ListParagraph"/>
+        <w:numPr>
+          <w:ilvl w:val="0"/>
+          <w:numId w:val="2"/>
+        </w:numPr>
+        <w:spacing w:after="60"/>
+      </w:pPr>
+      <w:r>
+        <w:rPr>
+          <w:rFonts w:ascii="Calibri" w:cs="Calibri" w:eastAsia="Calibri" w:hAnsi="Calibri"/>
+          <w:sz w:val="22"/>
+          <w:szCs w:val="22"/>
+        </w:rPr>
+        <w:t xml:space="preserve">⚠ </w:t>
+      </w:r>
+      <w:r>
+        <w:rPr>
+          <w:rFonts w:ascii="Calibri" w:cs="Calibri" w:eastAsia="Calibri" w:hAnsi="Calibri"/>
+          <w:b/>
+          <w:bCs/>
+          <w:sz w:val="22"/>
+          <w:szCs w:val="22"/>
+        </w:rPr>
+        <w:t xml:space="preserve">A batch clearance that does not cross-check the batch is not a clearance.</w:t>
+      </w:r>
+      <w:r>
+        <w:rPr>
+          <w:rFonts w:ascii="Calibri" w:cs="Calibri" w:eastAsia="Calibri" w:hAnsi="Calibri"/>
+          <w:sz w:val="22"/>
+          <w:szCs w:val="22"/>
+        </w:rPr>
+        <w:t xml:space="preserve"> All six of A1 Book 2's lexis lists were cleared in one pass, each against the units already on disk — and because </w:t>
+      </w:r>
+      <w:r>
+        <w:rPr>
+          <w:rFonts w:ascii="Calibri" w:cs="Calibri" w:eastAsia="Calibri" w:hAnsi="Calibri"/>
+          <w:b/>
+          <w:bCs/>
+          <w:sz w:val="22"/>
+          <w:szCs w:val="22"/>
+        </w:rPr>
+        <w:t xml:space="preserve">none of the six was written yet, none was checked against the other five.</w:t>
+      </w:r>
+      <w:r>
+        <w:rPr>
+          <w:rFonts w:ascii="Calibri" w:cs="Calibri" w:eastAsia="Calibri" w:hAnsi="Calibri"/>
+          <w:sz w:val="22"/>
+          <w:szCs w:val="22"/>
+        </w:rPr>
+        <w:t xml:space="preserve"> The word *light* went into Unit 7 as *not heavy* and Unit 10 as *a lamp*, and only a whole-tree run caught it, </w:t>
+      </w:r>
+      <w:r>
+        <w:rPr>
+          <w:rFonts w:ascii="Calibri" w:cs="Calibri" w:eastAsia="Calibri" w:hAnsi="Calibri"/>
+          <w:b/>
+          <w:bCs/>
+          <w:sz w:val="22"/>
+          <w:szCs w:val="22"/>
+        </w:rPr>
+        <w:t xml:space="preserve">after both units had built.</w:t>
+      </w:r>
+      <w:r>
+        <w:rPr>
+          <w:rFonts w:ascii="Calibri" w:cs="Calibri" w:eastAsia="Calibri" w:hAnsi="Calibri"/>
+          <w:sz w:val="22"/>
+          <w:szCs w:val="22"/>
+        </w:rPr>
+        <w:t xml:space="preserve"> The clearance tool now cross-checks the candidate lists against each other as well as against the tree, and the miss was replayed to prove it fires.</w:t>
+      </w:r>
+    </w:p>
+    <w:p>
+      <w:pPr>
+        <w:pStyle w:val="ListParagraph"/>
+        <w:numPr>
+          <w:ilvl w:val="0"/>
+          <w:numId w:val="2"/>
+        </w:numPr>
+        <w:spacing w:after="60"/>
+      </w:pPr>
+      <w:r>
+        <w:rPr>
+          <w:rFonts w:ascii="Calibri" w:cs="Calibri" w:eastAsia="Calibri" w:hAnsi="Calibri"/>
+          <w:sz w:val="22"/>
+          <w:szCs w:val="22"/>
+        </w:rPr>
+        <w:t xml:space="preserve">⚠ </w:t>
+      </w:r>
+      <w:r>
+        <w:rPr>
+          <w:rFonts w:ascii="Calibri" w:cs="Calibri" w:eastAsia="Calibri" w:hAnsi="Calibri"/>
+          <w:b/>
+          <w:bCs/>
+          <w:sz w:val="22"/>
+          <w:szCs w:val="22"/>
+        </w:rPr>
+        <w:t xml:space="preserve">A defect the answer key has to warn the teacher about is a defect that should have been removed.</w:t>
+      </w:r>
+      <w:r>
+        <w:rPr>
+          <w:rFonts w:ascii="Calibri" w:cs="Calibri" w:eastAsia="Calibri" w:hAnsi="Calibri"/>
+          <w:sz w:val="22"/>
+          <w:szCs w:val="22"/>
+        </w:rPr>
+        <w:t xml:space="preserve"> A1 Unit 5's unit check had </w:t>
+      </w:r>
+      <w:r>
+        <w:rPr>
+          <w:rFonts w:ascii="Calibri" w:cs="Calibri" w:eastAsia="Calibri" w:hAnsi="Calibri"/>
+          <w:b/>
+          <w:bCs/>
+          <w:sz w:val="22"/>
+          <w:szCs w:val="22"/>
+        </w:rPr>
+        <w:t xml:space="preserve">seven of its eight answers on (b)</w:t>
+      </w:r>
+      <w:r>
+        <w:rPr>
+          <w:rFonts w:ascii="Calibri" w:cs="Calibri" w:eastAsia="Calibri" w:hAnsi="Calibri"/>
+          <w:sz w:val="22"/>
+          <w:szCs w:val="22"/>
+        </w:rPr>
+        <w:t xml:space="preserve">, found while writing the key — whose first draft told the teacher how to work around it. </w:t>
+      </w:r>
+      <w:r>
+        <w:rPr>
+          <w:rFonts w:ascii="Calibri" w:cs="Calibri" w:eastAsia="Calibri" w:hAnsi="Calibri"/>
+          <w:b/>
+          <w:bCs/>
+          <w:sz w:val="22"/>
+          <w:szCs w:val="22"/>
+        </w:rPr>
+        <w:t xml:space="preserve">It was fixed instead:</w:t>
+      </w:r>
+      <w:r>
+        <w:rPr>
+          <w:rFonts w:ascii="Calibri" w:cs="Calibri" w:eastAsia="Calibri" w:hAnsi="Calibri"/>
+          <w:sz w:val="22"/>
+          <w:szCs w:val="22"/>
+        </w:rPr>
+        <w:t xml:space="preserve"> the options were reordered and the letters crossed between the last two questions, so a learner who gets one right by position gets the other wrong. </w:t>
+      </w:r>
+      <w:r>
+        <w:rPr>
+          <w:rFonts w:ascii="Calibri" w:cs="Calibri" w:eastAsia="Calibri" w:hAnsi="Calibri"/>
+          <w:b/>
+          <w:bCs/>
+          <w:sz w:val="22"/>
+          <w:szCs w:val="22"/>
+        </w:rPr>
+        <w:t xml:space="preserve">When the key starts explaining a flaw, stop writing the key.</w:t>
+      </w:r>
+    </w:p>
+    <w:p>
+      <w:pPr>
+        <w:pStyle w:val="ListParagraph"/>
+        <w:numPr>
+          <w:ilvl w:val="0"/>
+          <w:numId w:val="2"/>
+        </w:numPr>
+        <w:spacing w:after="60"/>
+      </w:pPr>
+      <w:r>
+        <w:rPr>
+          <w:rFonts w:ascii="Calibri" w:cs="Calibri" w:eastAsia="Calibri" w:hAnsi="Calibri"/>
+          <w:sz w:val="22"/>
+          <w:szCs w:val="22"/>
+        </w:rPr>
+        <w:t xml:space="preserve">⚠ </w:t>
+      </w:r>
+      <w:r>
+        <w:rPr>
+          <w:rFonts w:ascii="Calibri" w:cs="Calibri" w:eastAsia="Calibri" w:hAnsi="Calibri"/>
+          <w:b/>
+          <w:bCs/>
+          <w:sz w:val="22"/>
+          <w:szCs w:val="22"/>
+        </w:rPr>
+        <w:t xml:space="preserve">The rubric check fired on twelve units out of twelve and is the most useful check in the A1 harness.</w:t>
+      </w:r>
+      <w:r>
+        <w:rPr>
+          <w:rFonts w:ascii="Calibri" w:cs="Calibri" w:eastAsia="Calibri" w:hAnsi="Calibri"/>
+          <w:sz w:val="22"/>
+          <w:szCs w:val="22"/>
+        </w:rPr>
+        <w:t xml:space="preserve"> Every single unit needed its *Say it. Write it. Check it.* line added after the first run. ⚠ </w:t>
+      </w:r>
+      <w:r>
+        <w:rPr>
+          <w:rFonts w:ascii="Calibri" w:cs="Calibri" w:eastAsia="Calibri" w:hAnsi="Calibri"/>
+          <w:b/>
+          <w:bCs/>
+          <w:sz w:val="22"/>
+          <w:szCs w:val="22"/>
+        </w:rPr>
+        <w:t xml:space="preserve">A check that fires on every unit is not a check that is too strict — it is a check that has found a real and systematic omission</w:t>
+      </w:r>
+      <w:r>
+        <w:rPr>
+          <w:rFonts w:ascii="Calibri" w:cs="Calibri" w:eastAsia="Calibri" w:hAnsi="Calibri"/>
+          <w:sz w:val="22"/>
+          <w:szCs w:val="22"/>
+        </w:rPr>
+        <w:t xml:space="preserve">, and it was nearly not written on the grounds that the rubric words were obvious.</w:t>
+      </w:r>
+    </w:p>
+    <w:p>
+      <w:pPr>
+        <w:pStyle w:val="ListParagraph"/>
+        <w:numPr>
+          <w:ilvl w:val="0"/>
+          <w:numId w:val="2"/>
+        </w:numPr>
+        <w:spacing w:after="60"/>
+      </w:pPr>
+      <w:r>
+        <w:rPr>
+          <w:rFonts w:ascii="Calibri" w:cs="Calibri" w:eastAsia="Calibri" w:hAnsi="Calibri"/>
+          <w:sz w:val="22"/>
+          <w:szCs w:val="22"/>
+        </w:rPr>
+        <w:t xml:space="preserve">⚠ </w:t>
+      </w:r>
+      <w:r>
+        <w:rPr>
+          <w:rFonts w:ascii="Calibri" w:cs="Calibri" w:eastAsia="Calibri" w:hAnsi="Calibri"/>
+          <w:b/>
+          <w:bCs/>
+          <w:sz w:val="22"/>
+          <w:szCs w:val="22"/>
+        </w:rPr>
+        <w:t xml:space="preserve">THE TEST-PROJECTION RULE, FOURTH AMENDMENT — and it supersedes the words-per-page counter-example recorded at B2.</w:t>
+      </w:r>
+      <w:r>
+        <w:rPr>
+          <w:rFonts w:ascii="Calibri" w:cs="Calibri" w:eastAsia="Calibri" w:hAnsi="Calibri"/>
+          <w:sz w:val="22"/>
+          <w:szCs w:val="22"/>
+        </w:rPr>
+        <w:t xml:space="preserve"> Two findings, measured on four pairs across two levels. </w:t>
+      </w:r>
+      <w:r>
+        <w:rPr>
+          <w:rFonts w:ascii="Calibri" w:cs="Calibri" w:eastAsia="Calibri" w:hAnsi="Calibri"/>
+          <w:b/>
+          <w:bCs/>
+          <w:sz w:val="22"/>
+          <w:szCs w:val="22"/>
+        </w:rPr>
+        <w:t xml:space="preserve">(1) Every projection in this series counted words in the SOURCE</w:t>
+      </w:r>
+      <w:r>
+        <w:rPr>
+          <w:rFonts w:ascii="Calibri" w:cs="Calibri" w:eastAsia="Calibri" w:hAnsi="Calibri"/>
+          <w:sz w:val="22"/>
+          <w:szCs w:val="22"/>
+        </w:rPr>
+        <w:t xml:space="preserve">, with an expression that strips a token to its opening parenthesis — which includes identifiers and colour constants and mangles every table. ⚠ </w:t>
+      </w:r>
+      <w:r>
+        <w:rPr>
+          <w:rFonts w:ascii="Calibri" w:cs="Calibri" w:eastAsia="Calibri" w:hAnsi="Calibri"/>
+          <w:b/>
+          <w:bCs/>
+          <w:sz w:val="22"/>
+          <w:szCs w:val="22"/>
+        </w:rPr>
+        <w:t xml:space="preserve">A quantity the reader never sees cannot predict a page. Measure the rendered text of the built PDF.</w:t>
+      </w:r>
+      <w:r>
+        <w:rPr>
+          <w:rFonts w:ascii="Calibri" w:cs="Calibri" w:eastAsia="Calibri" w:hAnsi="Calibri"/>
+          <w:sz w:val="22"/>
+          <w:szCs w:val="22"/>
+        </w:rPr>
+        <w:t xml:space="preserve"> </w:t>
+      </w:r>
+      <w:r>
+        <w:rPr>
+          <w:rFonts w:ascii="Calibri" w:cs="Calibri" w:eastAsia="Calibri" w:hAnsi="Calibri"/>
+          <w:b/>
+          <w:bCs/>
+          <w:sz w:val="22"/>
+          <w:szCs w:val="22"/>
+        </w:rPr>
+        <w:t xml:space="preserve">(2) A test paper and a key do not behave the same way.</w:t>
+      </w:r>
+      <w:r>
+        <w:rPr>
+          <w:rFonts w:ascii="Calibri" w:cs="Calibri" w:eastAsia="Calibri" w:hAnsi="Calibri"/>
+          <w:sz w:val="22"/>
+          <w:szCs w:val="22"/>
+        </w:rPr>
+        <w:t xml:space="preserve"> A </w:t>
+      </w:r>
+      <w:r>
+        <w:rPr>
+          <w:rFonts w:ascii="Calibri" w:cs="Calibri" w:eastAsia="Calibri" w:hAnsi="Calibri"/>
+          <w:b/>
+          <w:bCs/>
+          <w:sz w:val="22"/>
+          <w:szCs w:val="22"/>
+        </w:rPr>
+        <w:t xml:space="preserve">test paper has a fixed words-per-page</w:t>
+      </w:r>
+      <w:r>
+        <w:rPr>
+          <w:rFonts w:ascii="Calibri" w:cs="Calibri" w:eastAsia="Calibri" w:hAnsi="Calibri"/>
+          <w:sz w:val="22"/>
+          <w:szCs w:val="22"/>
+        </w:rPr>
+        <w:t xml:space="preserve"> — A2's went from 277 to 277 — because its page is paced by layout furniture that does not vary with content: one box per notice, one indented paragraph per question, a ruled answer area. A </w:t>
+      </w:r>
+      <w:r>
+        <w:rPr>
+          <w:rFonts w:ascii="Calibri" w:cs="Calibri" w:eastAsia="Calibri" w:hAnsi="Calibri"/>
+          <w:b/>
+          <w:bCs/>
+          <w:sz w:val="22"/>
+          <w:szCs w:val="22"/>
+        </w:rPr>
+        <w:t xml:space="preserve">key's words-per-page rises in step with its words-per-block</w:t>
+      </w:r>
+      <w:r>
+        <w:rPr>
+          <w:rFonts w:ascii="Calibri" w:cs="Calibri" w:eastAsia="Calibri" w:hAnsi="Calibri"/>
+          <w:sz w:val="22"/>
+          <w:szCs w:val="22"/>
+        </w:rPr>
+        <w:t xml:space="preserve">: +28% gave +17%, +24% gave +24%, because a longer paragraph amortises one block's fixed overhead over more text. ⚠ </w:t>
+      </w:r>
+      <w:r>
+        <w:rPr>
+          <w:rFonts w:ascii="Calibri" w:cs="Calibri" w:eastAsia="Calibri" w:hAnsi="Calibri"/>
+          <w:b/>
+          <w:bCs/>
+          <w:sz w:val="22"/>
+          <w:szCs w:val="22"/>
+        </w:rPr>
+        <w:t xml:space="preserve">So: project a test from a test and a key from a key, on rendered words — and for a key, scale the base words-per-page by the change in words-per-block.</w:t>
+      </w:r>
+      <w:r>
+        <w:rPr>
+          <w:rFonts w:ascii="Calibri" w:cs="Calibri" w:eastAsia="Calibri" w:hAnsi="Calibri"/>
+          <w:sz w:val="22"/>
+          <w:szCs w:val="22"/>
+        </w:rPr>
+        <w:t xml:space="preserve"> </w:t>
+      </w:r>
+      <w:r>
+        <w:rPr>
+          <w:rFonts w:ascii="Calibri" w:cs="Calibri" w:eastAsia="Calibri" w:hAnsi="Calibri"/>
+          <w:b/>
+          <w:bCs/>
+          <w:sz w:val="22"/>
+          <w:szCs w:val="22"/>
+        </w:rPr>
+        <w:t xml:space="preserve">Two of four predictions exact, two within a page, nothing trimmed.</w:t>
+      </w:r>
+      <w:r>
+        <w:rPr>
+          <w:rFonts w:ascii="Calibri" w:cs="Calibri" w:eastAsia="Calibri" w:hAnsi="Calibri"/>
+          <w:sz w:val="22"/>
+          <w:szCs w:val="22"/>
+        </w:rPr>
+        <w:t xml:space="preserve"> ⚠ </w:t>
+      </w:r>
+      <w:r>
+        <w:rPr>
+          <w:rFonts w:ascii="Calibri" w:cs="Calibri" w:eastAsia="Calibri" w:hAnsi="Calibri"/>
+          <w:b/>
+          <w:bCs/>
+          <w:sz w:val="22"/>
+          <w:szCs w:val="22"/>
+        </w:rPr>
+        <w:t xml:space="preserve">And the B2 record's 2.6-fold variation in words-per-page is now explained rather than quoted: it was three document types averaged into one density. Block count was only ever a proxy for words-per-block, and a poor one — it counts a fifteen-row table and a one-line notice alike.</w:t>
+      </w:r>
+    </w:p>
+    <w:p>
+      <w:pPr>
+        <w:pStyle w:val="ListParagraph"/>
+        <w:numPr>
+          <w:ilvl w:val="0"/>
+          <w:numId w:val="2"/>
+        </w:numPr>
+        <w:spacing w:after="60"/>
+      </w:pPr>
+      <w:r>
+        <w:rPr>
+          <w:rFonts w:ascii="Calibri" w:cs="Calibri" w:eastAsia="Calibri" w:hAnsi="Calibri"/>
+          <w:sz w:val="22"/>
+          <w:szCs w:val="22"/>
+        </w:rPr>
+        <w:t xml:space="preserve">⚠ </w:t>
+      </w:r>
+      <w:r>
+        <w:rPr>
+          <w:rFonts w:ascii="Calibri" w:cs="Calibri" w:eastAsia="Calibri" w:hAnsi="Calibri"/>
+          <w:b/>
+          <w:bCs/>
+          <w:sz w:val="22"/>
+          <w:szCs w:val="22"/>
+        </w:rPr>
+        <w:t xml:space="preserve">THE BOUND-ARITHMETIC RULE, MADE EXACT.</w:t>
+      </w:r>
+      <w:r>
+        <w:rPr>
+          <w:rFonts w:ascii="Calibri" w:cs="Calibri" w:eastAsia="Calibri" w:hAnsi="Calibri"/>
+          <w:sz w:val="22"/>
+          <w:szCs w:val="22"/>
+        </w:rPr>
+        <w:t xml:space="preserve"> </w:t>
+      </w:r>
+      <w:r>
+        <w:rPr>
+          <w:rFonts w:ascii="Calibri" w:cs="Calibri" w:eastAsia="Calibri" w:hAnsi="Calibri"/>
+          <w:b/>
+          <w:bCs/>
+          <w:sz w:val="22"/>
+          <w:szCs w:val="22"/>
+        </w:rPr>
+        <w:t xml:space="preserve">bound total = 1 title page + the sum of the standalone page counts + one page for each document that ends flush with its last page bottom.</w:t>
+      </w:r>
+      <w:r>
+        <w:rPr>
+          <w:rFonts w:ascii="Calibri" w:cs="Calibri" w:eastAsia="Calibri" w:hAnsi="Calibri"/>
+          <w:sz w:val="22"/>
+          <w:szCs w:val="22"/>
+        </w:rPr>
+        <w:t xml:space="preserve"> ⚠ </w:t>
+      </w:r>
+      <w:r>
+        <w:rPr>
+          <w:rFonts w:ascii="Calibri" w:cs="Calibri" w:eastAsia="Calibri" w:hAnsi="Calibri"/>
+          <w:b/>
+          <w:bCs/>
+          <w:sz w:val="22"/>
+          <w:szCs w:val="22"/>
+        </w:rPr>
+        <w:t xml:space="preserve">An INTERNAL blank page belongs to the document</w:t>
+      </w:r>
+      <w:r>
+        <w:rPr>
+          <w:rFonts w:ascii="Calibri" w:cs="Calibri" w:eastAsia="Calibri" w:hAnsi="Calibri"/>
+          <w:sz w:val="22"/>
+          <w:szCs w:val="22"/>
+        </w:rPr>
+        <w:t xml:space="preserve"> — it is present standalone and the binding reproduces it faithfully at the same relative position. ⚠ </w:t>
+      </w:r>
+      <w:r>
+        <w:rPr>
+          <w:rFonts w:ascii="Calibri" w:cs="Calibri" w:eastAsia="Calibri" w:hAnsi="Calibri"/>
+          <w:b/>
+          <w:bCs/>
+          <w:sz w:val="22"/>
+          <w:szCs w:val="22"/>
+        </w:rPr>
+        <w:t xml:space="preserve">A TRAILING blank is created by binding alone.</w:t>
+      </w:r>
+      <w:r>
+        <w:rPr>
+          <w:rFonts w:ascii="Calibri" w:cs="Calibri" w:eastAsia="Calibri" w:hAnsi="Calibri"/>
+          <w:sz w:val="22"/>
+          <w:szCs w:val="22"/>
+        </w:rPr>
+        <w:t xml:space="preserve"> Measured: A1 Book 1's Unit 2 is 23 pages standalone and 24 bound; Book 2's Unit 7 key is 21 and 22; Unit 8 and the End-of-Course Test each carry their own internal blank and gain nothing. </w:t>
+      </w:r>
+      <w:r>
+        <w:rPr>
+          <w:rFonts w:ascii="Calibri" w:cs="Calibri" w:eastAsia="Calibri" w:hAnsi="Calibri"/>
+          <w:b/>
+          <w:bCs/>
+          <w:sz w:val="22"/>
+          <w:szCs w:val="22"/>
+        </w:rPr>
+        <w:t xml:space="preserve">Four volumes, four exact predictions — 165, 125, 193, 142.</w:t>
+      </w:r>
+      <w:r>
+        <w:rPr>
+          <w:rFonts w:ascii="Calibri" w:cs="Calibri" w:eastAsia="Calibri" w:hAnsi="Calibri"/>
+          <w:sz w:val="22"/>
+          <w:szCs w:val="22"/>
+        </w:rPr>
+        <w:t xml:space="preserve"> </w:t>
+      </w:r>
+      <w:r>
+        <w:rPr>
+          <w:rFonts w:ascii="Calibri" w:cs="Calibri" w:eastAsia="Calibri" w:hAnsi="Calibri"/>
+          <w:b/>
+          <w:bCs/>
+          <w:sz w:val="22"/>
+          <w:szCs w:val="22"/>
+        </w:rPr>
+        <w:t xml:space="preserve">This replaces “exact once blank pages are counted”, which was right in direction and wrong in mechanism: only the trailing ones are added by binding.</w:t>
+      </w:r>
+    </w:p>
+    <w:p>
+      <w:pPr>
+        <w:pStyle w:val="ListParagraph"/>
+        <w:numPr>
+          <w:ilvl w:val="0"/>
+          <w:numId w:val="2"/>
+        </w:numPr>
+        <w:spacing w:after="60"/>
+      </w:pPr>
+      <w:r>
+        <w:rPr>
+          <w:rFonts w:ascii="Calibri" w:cs="Calibri" w:eastAsia="Calibri" w:hAnsi="Calibri"/>
+          <w:sz w:val="22"/>
+          <w:szCs w:val="22"/>
+        </w:rPr>
+        <w:t xml:space="preserve">⚠ </w:t>
+      </w:r>
+      <w:r>
+        <w:rPr>
+          <w:rFonts w:ascii="Calibri" w:cs="Calibri" w:eastAsia="Calibri" w:hAnsi="Calibri"/>
+          <w:b/>
+          <w:bCs/>
+          <w:sz w:val="22"/>
+          <w:szCs w:val="22"/>
+        </w:rPr>
+        <w:t xml:space="preserve">A rule nobody has seen fire is not a rule — and A1 found two that had been written down and never run.</w:t>
+      </w:r>
+      <w:r>
+        <w:rPr>
+          <w:rFonts w:ascii="Calibri" w:cs="Calibri" w:eastAsia="Calibri" w:hAnsi="Calibri"/>
+          <w:sz w:val="22"/>
+          <w:szCs w:val="22"/>
+        </w:rPr>
+        <w:t xml:space="preserve"> </w:t>
+      </w:r>
+      <w:r>
+        <w:rPr>
+          <w:rFonts w:ascii="Calibri" w:cs="Calibri" w:eastAsia="Calibri" w:hAnsi="Calibri"/>
+          <w:b/>
+          <w:bCs/>
+          <w:sz w:val="22"/>
+          <w:szCs w:val="22"/>
+        </w:rPr>
+        <w:t xml:space="preserve">(1)</w:t>
+      </w:r>
+      <w:r>
+        <w:rPr>
+          <w:rFonts w:ascii="Calibri" w:cs="Calibri" w:eastAsia="Calibri" w:hAnsi="Calibri"/>
+          <w:sz w:val="22"/>
+          <w:szCs w:val="22"/>
+        </w:rPr>
+        <w:t xml:space="preserve"> The blank-page check that the bound-arithmetic amendment specified </w:t>
+      </w:r>
+      <w:r>
+        <w:rPr>
+          <w:rFonts w:ascii="Calibri" w:cs="Calibri" w:eastAsia="Calibri" w:hAnsi="Calibri"/>
+          <w:b/>
+          <w:bCs/>
+          <w:sz w:val="22"/>
+          <w:szCs w:val="22"/>
+        </w:rPr>
+        <w:t xml:space="preserve">cannot fire</w:t>
+      </w:r>
+      <w:r>
+        <w:rPr>
+          <w:rFonts w:ascii="Calibri" w:cs="Calibri" w:eastAsia="Calibri" w:hAnsi="Calibri"/>
+          <w:sz w:val="22"/>
+          <w:szCs w:val="22"/>
+        </w:rPr>
+        <w:t xml:space="preserve">: a page with no content is never true in a bound volume, because every page carries the running header and the footer. Run it on the very volume it was written from and it reports no blank where there is one. The new tool strips the furniture first, classifies a blank by </w:t>
+      </w:r>
+      <w:r>
+        <w:rPr>
+          <w:rFonts w:ascii="Calibri" w:cs="Calibri" w:eastAsia="Calibri" w:hAnsi="Calibri"/>
+          <w:b/>
+          <w:bCs/>
+          <w:sz w:val="22"/>
+          <w:szCs w:val="22"/>
+        </w:rPr>
+        <w:t xml:space="preserve">whether the next page opens something</w:t>
+      </w:r>
+      <w:r>
+        <w:rPr>
+          <w:rFonts w:ascii="Calibri" w:cs="Calibri" w:eastAsia="Calibri" w:hAnsi="Calibri"/>
+          <w:sz w:val="22"/>
+          <w:szCs w:val="22"/>
+        </w:rPr>
+        <w:t xml:space="preserve"> — a unit, a numbered cycle, a paper or a test, because this book page-breaks at all four and the original rule assumed only units — and treats two in a row, or a blank not at a break, as a fault. ⚠ </w:t>
+      </w:r>
+      <w:r>
+        <w:rPr>
+          <w:rFonts w:ascii="Calibri" w:cs="Calibri" w:eastAsia="Calibri" w:hAnsi="Calibri"/>
+          <w:b/>
+          <w:bCs/>
+          <w:sz w:val="22"/>
+          <w:szCs w:val="22"/>
+        </w:rPr>
+        <w:t xml:space="preserve">Both fault branches were made to fire against a deliberately broken fixture before the tool was trusted.</w:t>
+      </w:r>
+      <w:r>
+        <w:rPr>
+          <w:rFonts w:ascii="Calibri" w:cs="Calibri" w:eastAsia="Calibri" w:hAnsi="Calibri"/>
+          <w:sz w:val="22"/>
+          <w:szCs w:val="22"/>
+        </w:rPr>
+        <w:t xml:space="preserve"> </w:t>
+      </w:r>
+      <w:r>
+        <w:rPr>
+          <w:rFonts w:ascii="Calibri" w:cs="Calibri" w:eastAsia="Calibri" w:hAnsi="Calibri"/>
+          <w:b/>
+          <w:bCs/>
+          <w:sz w:val="22"/>
+          <w:szCs w:val="22"/>
+        </w:rPr>
+        <w:t xml:space="preserve">(2)</w:t>
+      </w:r>
+      <w:r>
+        <w:rPr>
+          <w:rFonts w:ascii="Calibri" w:cs="Calibri" w:eastAsia="Calibri" w:hAnsi="Calibri"/>
+          <w:sz w:val="22"/>
+          <w:szCs w:val="22"/>
+        </w:rPr>
+        <w:t xml:space="preserve"> A hand-written shell loop used to spot-check two standalone documents returned a confident </w:t>
+      </w:r>
+      <w:r>
+        <w:rPr>
+          <w:rFonts w:ascii="Calibri" w:cs="Calibri" w:eastAsia="Calibri" w:hAnsi="Calibri"/>
+          <w:b/>
+          <w:bCs/>
+          <w:sz w:val="22"/>
+          <w:szCs w:val="22"/>
+        </w:rPr>
+        <w:t xml:space="preserve">false negative twice</w:t>
+      </w:r>
+      <w:r>
+        <w:rPr>
+          <w:rFonts w:ascii="Calibri" w:cs="Calibri" w:eastAsia="Calibri" w:hAnsi="Calibri"/>
+          <w:sz w:val="22"/>
+          <w:szCs w:val="22"/>
+        </w:rPr>
+        <w:t xml:space="preserve">, and the wrong conclusion drawn from it survived until the proper tool contradicted it. ⚠ </w:t>
+      </w:r>
+      <w:r>
+        <w:rPr>
+          <w:rFonts w:ascii="Calibri" w:cs="Calibri" w:eastAsia="Calibri" w:hAnsi="Calibri"/>
+          <w:b/>
+          <w:bCs/>
+          <w:sz w:val="22"/>
+          <w:szCs w:val="22"/>
+        </w:rPr>
+        <w:t xml:space="preserve">Measure with the tool, not with a loop written in the moment</w:t>
+      </w:r>
+      <w:r>
+        <w:rPr>
+          <w:rFonts w:ascii="Calibri" w:cs="Calibri" w:eastAsia="Calibri" w:hAnsi="Calibri"/>
+          <w:sz w:val="22"/>
+          <w:szCs w:val="22"/>
+        </w:rPr>
+        <w:t xml:space="preserve"> — the same class of error as counting source words instead of rendered words, twice in one level.</w:t>
+      </w:r>
+    </w:p>
+    <w:p>
+      <w:pPr>
+        <w:pStyle w:val="ListParagraph"/>
+        <w:numPr>
+          <w:ilvl w:val="0"/>
+          <w:numId w:val="2"/>
+        </w:numPr>
+        <w:spacing w:after="60"/>
+      </w:pPr>
+      <w:r>
+        <w:rPr>
+          <w:rFonts w:ascii="Calibri" w:cs="Calibri" w:eastAsia="Calibri" w:hAnsi="Calibri"/>
+          <w:b/>
+          <w:bCs/>
+          <w:sz w:val="22"/>
+          <w:szCs w:val="22"/>
+        </w:rPr>
+        <w:t xml:space="preserve">A1's own figures, for the next downward level.</w:t>
+      </w:r>
+      <w:r>
+        <w:rPr>
+          <w:rFonts w:ascii="Calibri" w:cs="Calibri" w:eastAsia="Calibri" w:hAnsi="Calibri"/>
+          <w:sz w:val="22"/>
+          <w:szCs w:val="22"/>
+        </w:rPr>
+        <w:t xml:space="preserve"> Units </w:t>
+      </w:r>
+      <w:r>
+        <w:rPr>
+          <w:rFonts w:ascii="Calibri" w:cs="Calibri" w:eastAsia="Calibri" w:hAnsi="Calibri"/>
+          <w:b/>
+          <w:bCs/>
+          <w:sz w:val="22"/>
+          <w:szCs w:val="22"/>
+        </w:rPr>
+        <w:t xml:space="preserve">23–30pp</w:t>
+      </w:r>
+      <w:r>
+        <w:rPr>
+          <w:rFonts w:ascii="Calibri" w:cs="Calibri" w:eastAsia="Calibri" w:hAnsi="Calibri"/>
+          <w:sz w:val="22"/>
+          <w:szCs w:val="22"/>
+        </w:rPr>
+        <w:t xml:space="preserve">, keys </w:t>
+      </w:r>
+      <w:r>
+        <w:rPr>
+          <w:rFonts w:ascii="Calibri" w:cs="Calibri" w:eastAsia="Calibri" w:hAnsi="Calibri"/>
+          <w:b/>
+          <w:bCs/>
+          <w:sz w:val="22"/>
+          <w:szCs w:val="22"/>
+        </w:rPr>
+        <w:t xml:space="preserve">16–22pp</w:t>
+      </w:r>
+      <w:r>
+        <w:rPr>
+          <w:rFonts w:ascii="Calibri" w:cs="Calibri" w:eastAsia="Calibri" w:hAnsi="Calibri"/>
+          <w:sz w:val="22"/>
+          <w:szCs w:val="22"/>
+        </w:rPr>
+        <w:t xml:space="preserve">. Per unit: 89 stage headings · 14 lesson banners · 14 dialogues · 7 Language boxes · 7 Writer's boxes · 7 Homework boxes · 7 guided-writing tasks · 7 free-writing tasks · 8 ruled blocks · 7 page breaks. Per key: </w:t>
+      </w:r>
+      <w:r>
+        <w:rPr>
+          <w:rFonts w:ascii="Calibri" w:cs="Calibri" w:eastAsia="Calibri" w:hAnsi="Calibri"/>
+          <w:b/>
+          <w:bCs/>
+          <w:sz w:val="22"/>
+          <w:szCs w:val="22"/>
+        </w:rPr>
+        <w:t xml:space="preserve">95</w:t>
+      </w:r>
+      <w:r>
+        <w:rPr>
+          <w:rFonts w:ascii="Calibri" w:cs="Calibri" w:eastAsia="Calibri" w:hAnsi="Calibri"/>
+          <w:sz w:val="22"/>
+          <w:szCs w:val="22"/>
+        </w:rPr>
+        <w:t xml:space="preserve"> stage headings · 27–33 sample boxes · 6–15 teacher notes · 6 dialogues · 7 cycle headings · 6 page breaks · </w:t>
+      </w:r>
+      <w:r>
+        <w:rPr>
+          <w:rFonts w:ascii="Calibri" w:cs="Calibri" w:eastAsia="Calibri" w:hAnsi="Calibri"/>
+          <w:b/>
+          <w:bCs/>
+          <w:sz w:val="22"/>
+          <w:szCs w:val="22"/>
+        </w:rPr>
+        <w:t xml:space="preserve">no third-level headings</w:t>
+      </w:r>
+      <w:r>
+        <w:rPr>
+          <w:rFonts w:ascii="Calibri" w:cs="Calibri" w:eastAsia="Calibri" w:hAnsi="Calibri"/>
+          <w:sz w:val="22"/>
+          <w:szCs w:val="22"/>
+        </w:rPr>
+        <w:t xml:space="preserve">. </w:t>
+      </w:r>
+      <w:r>
+        <w:rPr>
+          <w:rFonts w:ascii="Calibri" w:cs="Calibri" w:eastAsia="Calibri" w:hAnsi="Calibri"/>
+          <w:b/>
+          <w:bCs/>
+          <w:sz w:val="22"/>
+          <w:szCs w:val="22"/>
+        </w:rPr>
+        <w:t xml:space="preserve">22 lexis items a unit, 264 a level, three forward references per unit.</w:t>
+      </w:r>
+      <w:r>
+        <w:rPr>
+          <w:rFonts w:ascii="Calibri" w:cs="Calibri" w:eastAsia="Calibri" w:hAnsi="Calibri"/>
+          <w:sz w:val="22"/>
+          <w:szCs w:val="22"/>
+        </w:rPr>
+        <w:t xml:space="preserve"> Word counts: guided </w:t>
+      </w:r>
+      <w:r>
+        <w:rPr>
+          <w:rFonts w:ascii="Calibri" w:cs="Calibri" w:eastAsia="Calibri" w:hAnsi="Calibri"/>
+          <w:b/>
+          <w:bCs/>
+          <w:sz w:val="22"/>
+          <w:szCs w:val="22"/>
+        </w:rPr>
+        <w:t xml:space="preserve">15 or more</w:t>
+      </w:r>
+      <w:r>
+        <w:rPr>
+          <w:rFonts w:ascii="Calibri" w:cs="Calibri" w:eastAsia="Calibri" w:hAnsi="Calibri"/>
+          <w:sz w:val="22"/>
+          <w:szCs w:val="22"/>
+        </w:rPr>
+        <w:t xml:space="preserve"> · free </w:t>
+      </w:r>
+      <w:r>
+        <w:rPr>
+          <w:rFonts w:ascii="Calibri" w:cs="Calibri" w:eastAsia="Calibri" w:hAnsi="Calibri"/>
+          <w:b/>
+          <w:bCs/>
+          <w:sz w:val="22"/>
+          <w:szCs w:val="22"/>
+        </w:rPr>
+        <w:t xml:space="preserve">20–35</w:t>
+      </w:r>
+      <w:r>
+        <w:rPr>
+          <w:rFonts w:ascii="Calibri" w:cs="Calibri" w:eastAsia="Calibri" w:hAnsi="Calibri"/>
+          <w:sz w:val="22"/>
+          <w:szCs w:val="22"/>
+        </w:rPr>
+        <w:t xml:space="preserve"> · models </w:t>
+      </w:r>
+      <w:r>
+        <w:rPr>
+          <w:rFonts w:ascii="Calibri" w:cs="Calibri" w:eastAsia="Calibri" w:hAnsi="Calibri"/>
+          <w:b/>
+          <w:bCs/>
+          <w:sz w:val="22"/>
+          <w:szCs w:val="22"/>
+        </w:rPr>
+        <w:t xml:space="preserve">30–60</w:t>
+      </w:r>
+      <w:r>
+        <w:rPr>
+          <w:rFonts w:ascii="Calibri" w:cs="Calibri" w:eastAsia="Calibri" w:hAnsi="Calibri"/>
+          <w:sz w:val="22"/>
+          <w:szCs w:val="22"/>
+        </w:rPr>
+        <w:t xml:space="preserve"> · cycle 7's written task </w:t>
+      </w:r>
+      <w:r>
+        <w:rPr>
+          <w:rFonts w:ascii="Calibri" w:cs="Calibri" w:eastAsia="Calibri" w:hAnsi="Calibri"/>
+          <w:b/>
+          <w:bCs/>
+          <w:sz w:val="22"/>
+          <w:szCs w:val="22"/>
+        </w:rPr>
+        <w:t xml:space="preserve">four sentences in about 30 words</w:t>
+      </w:r>
+      <w:r>
+        <w:rPr>
+          <w:rFonts w:ascii="Calibri" w:cs="Calibri" w:eastAsia="Calibri" w:hAnsi="Calibri"/>
+          <w:sz w:val="22"/>
+          <w:szCs w:val="22"/>
+        </w:rPr>
+        <w:t xml:space="preserve">. </w:t>
+      </w:r>
+      <w:r>
+        <w:rPr>
+          <w:rFonts w:ascii="Calibri" w:cs="Calibri" w:eastAsia="Calibri" w:hAnsi="Calibri"/>
+          <w:b/>
+          <w:bCs/>
+          <w:sz w:val="22"/>
+          <w:szCs w:val="22"/>
+        </w:rPr>
+        <w:t xml:space="preserve">Both tests carry the A2 Key weighting of 30 · 30 · 20 · 20</w:t>
+      </w:r>
+      <w:r>
+        <w:rPr>
+          <w:rFonts w:ascii="Calibri" w:cs="Calibri" w:eastAsia="Calibri" w:hAnsi="Calibri"/>
+          <w:sz w:val="22"/>
+          <w:szCs w:val="22"/>
+        </w:rPr>
+        <w:t xml:space="preserve"> — the Book 1 Test at 60 marks and 30 questions, the End-of-Course Test at 100 and 50 — </w:t>
+      </w:r>
+      <w:r>
+        <w:rPr>
+          <w:rFonts w:ascii="Calibri" w:cs="Calibri" w:eastAsia="Calibri" w:hAnsi="Calibri"/>
+          <w:b/>
+          <w:bCs/>
+          <w:sz w:val="22"/>
+          <w:szCs w:val="22"/>
+        </w:rPr>
+        <w:t xml:space="preserve">and the numbered questions are Reading's plus Listening's, with Writing and Speaking carrying marks and no numbers.</w:t>
       </w:r>
     </w:p>
     <w:p>
